--- a/TS Jatai Ghanam Project/TS 2.6/TS 2.6 Jatai Tamil Corrections.docx
+++ b/TS Jatai Ghanam Project/TS 2.6/TS 2.6 Jatai Tamil Corrections.docx
@@ -1,7 +1,2603 @@
 
 <file path=word/document.xml><?xml version="1.0" encoding="utf-8"?>
-<w:document xmlns:wpc="http://schemas.microsoft.com/office/word/2010/wordprocessingCanvas" xmlns:cx="http://schemas.microsoft.com/office/drawing/2014/chartex" xmlns:cx1="http://schemas.microsoft.com/office/drawing/2015/9/8/chartex" xmlns:cx2="http://schemas.microsoft.com/office/drawing/2015/10/21/chartex" xmlns:cx3="http://schemas.microsoft.com/office/drawing/2016/5/9/chartex" xmlns:cx4="http://schemas.microsoft.com/office/drawing/2016/5/10/chartex" xmlns:cx5="http://schemas.microsoft.com/office/drawing/2016/5/11/chartex" xmlns:cx6="http://schemas.microsoft.com/office/drawing/2016/5/12/chartex" xmlns:cx7="http://schemas.microsoft.com/office/drawing/2016/5/13/chartex" xmlns:cx8="http://schemas.microsoft.com/office/drawing/2016/5/14/chartex" xmlns:mc="http://schemas.openxmlformats.org/markup-compatibility/2006" xmlns:aink="http://schemas.microsoft.com/office/drawing/2016/ink" xmlns:am3d="http://schemas.microsoft.com/office/drawing/2017/model3d" xmlns:o="urn:schemas-microsoft-com:office:office" xmlns:oel="http://schemas.microsoft.com/office/2019/extlst" xmlns:r="http://schemas.openxmlformats.org/officeDocument/2006/relationships" xmlns:m="http://schemas.openxmlformats.org/officeDocument/2006/math" xmlns:v="urn:schemas-microsoft-com:vml" xmlns:wp14="http://schemas.microsoft.com/office/word/2010/wordprocessingDrawing" xmlns:wp="http://schemas.openxmlformats.org/drawingml/2006/wordprocessingDrawing" xmlns:w10="urn:schemas-microsoft-com:office:word" xmlns:w="http://schemas.openxmlformats.org/wordprocessingml/2006/main" xmlns:w14="http://schemas.microsoft.com/office/word/2010/wordml" xmlns:w15="http://schemas.microsoft.com/office/word/2012/wordml" xmlns:w16cex="http://schemas.microsoft.com/office/word/2018/wordml/cex" xmlns:w16cid="http://schemas.microsoft.com/office/word/2016/wordml/cid" xmlns:w16="http://schemas.microsoft.com/office/word/2018/wordml" xmlns:w16sdtdh="http://schemas.microsoft.com/office/word/2020/wordml/sdtdatahash" xmlns:w16se="http://schemas.microsoft.com/office/word/2015/wordml/symex" xmlns:wpg="http://schemas.microsoft.com/office/word/2010/wordprocessingGroup" xmlns:wpi="http://schemas.microsoft.com/office/word/2010/wordprocessingInk" xmlns:wne="http://schemas.microsoft.com/office/word/2006/wordml" xmlns:wps="http://schemas.microsoft.com/office/word/2010/wordprocessingShape" mc:Ignorable="w14 w15 w16se w16cid w16 w16cex w16sdtdh wp14">
+<w:document xmlns:wpc="http://schemas.microsoft.com/office/word/2010/wordprocessingCanvas" xmlns:cx="http://schemas.microsoft.com/office/drawing/2014/chartex" xmlns:cx1="http://schemas.microsoft.com/office/drawing/2015/9/8/chartex" xmlns:cx2="http://schemas.microsoft.com/office/drawing/2015/10/21/chartex" xmlns:cx3="http://schemas.microsoft.com/office/drawing/2016/5/9/chartex" xmlns:cx4="http://schemas.microsoft.com/office/drawing/2016/5/10/chartex" xmlns:cx5="http://schemas.microsoft.com/office/drawing/2016/5/11/chartex" xmlns:cx6="http://schemas.microsoft.com/office/drawing/2016/5/12/chartex" xmlns:cx7="http://schemas.microsoft.com/office/drawing/2016/5/13/chartex" xmlns:cx8="http://schemas.microsoft.com/office/drawing/2016/5/14/chartex" xmlns:mc="http://schemas.openxmlformats.org/markup-compatibility/2006" xmlns:aink="http://schemas.microsoft.com/office/drawing/2016/ink" xmlns:am3d="http://schemas.microsoft.com/office/drawing/2017/model3d" xmlns:o="urn:schemas-microsoft-com:office:office" xmlns:oel="http://schemas.microsoft.com/office/2019/extlst" xmlns:r="http://schemas.openxmlformats.org/officeDocument/2006/relationships" xmlns:m="http://schemas.openxmlformats.org/officeDocument/2006/math" xmlns:v="urn:schemas-microsoft-com:vml" xmlns:wp14="http://schemas.microsoft.com/office/word/2010/wordprocessingDrawing" xmlns:wp="http://schemas.openxmlformats.org/drawingml/2006/wordprocessingDrawing" xmlns:w10="urn:schemas-microsoft-com:office:word" xmlns:w="http://schemas.openxmlformats.org/wordprocessingml/2006/main" xmlns:w14="http://schemas.microsoft.com/office/word/2010/wordml" xmlns:w15="http://schemas.microsoft.com/office/word/2012/wordml" xmlns:w16cex="http://schemas.microsoft.com/office/word/2018/wordml/cex" xmlns:w16cid="http://schemas.microsoft.com/office/word/2016/wordml/cid" xmlns:w16="http://schemas.microsoft.com/office/word/2018/wordml" xmlns:w16du="http://schemas.microsoft.com/office/word/2023/wordml/word16du" xmlns:w16sdtdh="http://schemas.microsoft.com/office/word/2020/wordml/sdtdatahash" xmlns:w16sdtfl="http://schemas.microsoft.com/office/word/2024/wordml/sdtformatlock" xmlns:w16se="http://schemas.microsoft.com/office/word/2015/wordml/symex" xmlns:wpg="http://schemas.microsoft.com/office/word/2010/wordprocessingGroup" xmlns:wpi="http://schemas.microsoft.com/office/word/2010/wordprocessingInk" xmlns:wne="http://schemas.microsoft.com/office/word/2006/wordml" xmlns:wps="http://schemas.microsoft.com/office/word/2010/wordprocessingShape" mc:Ignorable="w14 w15 w16se w16cid w16 w16cex w16sdtdh w16sdtfl w16du wp14">
   <w:body>
+    <w:p>
+      <w:pPr>
+        <w:spacing w:before="0" w:line="240" w:lineRule="auto"/>
+        <w:jc w:val="center"/>
+        <w:rPr>
+          <w:b/>
+          <w:bCs/>
+          <w:sz w:val="32"/>
+          <w:szCs w:val="32"/>
+          <w:u w:val="single"/>
+        </w:rPr>
+      </w:pPr>
+      <w:r>
+        <w:rPr>
+          <w:b/>
+          <w:bCs/>
+          <w:sz w:val="32"/>
+          <w:szCs w:val="32"/>
+          <w:u w:val="single"/>
+        </w:rPr>
+        <w:t xml:space="preserve">TS </w:t>
+      </w:r>
+      <w:r>
+        <w:rPr>
+          <w:b/>
+          <w:bCs/>
+          <w:sz w:val="32"/>
+          <w:szCs w:val="32"/>
+          <w:u w:val="single"/>
+        </w:rPr>
+        <w:t>Jatai</w:t>
+      </w:r>
+      <w:r>
+        <w:rPr>
+          <w:b/>
+          <w:bCs/>
+          <w:sz w:val="32"/>
+          <w:szCs w:val="32"/>
+          <w:u w:val="single"/>
+        </w:rPr>
+        <w:t xml:space="preserve"> </w:t>
+      </w:r>
+      <w:r>
+        <w:rPr>
+          <w:b/>
+          <w:bCs/>
+          <w:sz w:val="32"/>
+          <w:szCs w:val="32"/>
+          <w:u w:val="single"/>
+        </w:rPr>
+        <w:t xml:space="preserve">– TS </w:t>
+      </w:r>
+      <w:r>
+        <w:rPr>
+          <w:b/>
+          <w:bCs/>
+          <w:sz w:val="32"/>
+          <w:szCs w:val="32"/>
+          <w:u w:val="single"/>
+        </w:rPr>
+        <w:t>2.6</w:t>
+      </w:r>
+      <w:r>
+        <w:rPr>
+          <w:b/>
+          <w:bCs/>
+          <w:sz w:val="32"/>
+          <w:szCs w:val="32"/>
+          <w:u w:val="single"/>
+        </w:rPr>
+        <w:t xml:space="preserve"> </w:t>
+      </w:r>
+      <w:r>
+        <w:rPr>
+          <w:b/>
+          <w:bCs/>
+          <w:sz w:val="32"/>
+          <w:szCs w:val="32"/>
+          <w:u w:val="single"/>
+        </w:rPr>
+        <w:t>Tamil</w:t>
+      </w:r>
+      <w:r>
+        <w:rPr>
+          <w:b/>
+          <w:bCs/>
+          <w:sz w:val="32"/>
+          <w:szCs w:val="32"/>
+          <w:u w:val="single"/>
+        </w:rPr>
+        <w:t xml:space="preserve"> </w:t>
+      </w:r>
+      <w:r>
+        <w:rPr>
+          <w:b/>
+          <w:bCs/>
+          <w:sz w:val="32"/>
+          <w:szCs w:val="32"/>
+          <w:u w:val="single"/>
+        </w:rPr>
+        <w:t>Corrections –</w:t>
+      </w:r>
+      <w:r>
+        <w:rPr>
+          <w:b/>
+          <w:bCs/>
+          <w:sz w:val="32"/>
+          <w:szCs w:val="32"/>
+          <w:u w:val="single"/>
+        </w:rPr>
+        <w:t xml:space="preserve"> </w:t>
+      </w:r>
+      <w:r>
+        <w:rPr>
+          <w:b/>
+          <w:bCs/>
+          <w:sz w:val="32"/>
+          <w:szCs w:val="32"/>
+          <w:u w:val="single"/>
+        </w:rPr>
+        <w:t xml:space="preserve">Observed till </w:t>
+      </w:r>
+      <w:r>
+        <w:rPr>
+          <w:b/>
+          <w:bCs/>
+          <w:sz w:val="32"/>
+          <w:szCs w:val="32"/>
+          <w:highlight w:val="red"/>
+          <w:u w:val="single"/>
+        </w:rPr>
+        <w:t>?????</w:t>
+      </w:r>
+    </w:p>
+    <w:p>
+      <w:pPr>
+        <w:spacing w:before="0" w:line="240" w:lineRule="auto"/>
+        <w:jc w:val="center"/>
+        <w:rPr>
+          <w:b/>
+          <w:bCs/>
+          <w:sz w:val="28"/>
+          <w:szCs w:val="32"/>
+        </w:rPr>
+      </w:pPr>
+      <w:r>
+        <w:rPr>
+          <w:b/>
+          <w:bCs/>
+          <w:sz w:val="28"/>
+          <w:szCs w:val="32"/>
+        </w:rPr>
+        <w:t>(ignore those which are already incorporated in your book’s version and date)</w:t>
+      </w:r>
+    </w:p>
+    <w:tbl>
+      <w:tblPr>
+        <w:tblW w:w="14537" w:type="dxa"/>
+        <w:tblInd w:w="-792" w:type="dxa"/>
+        <w:tblBorders>
+          <w:top w:val="single" w:sz="4" w:space="0" w:color="000000"/>
+          <w:left w:val="single" w:sz="4" w:space="0" w:color="000000"/>
+          <w:bottom w:val="single" w:sz="4" w:space="0" w:color="000000"/>
+          <w:right w:val="single" w:sz="4" w:space="0" w:color="000000"/>
+          <w:insideH w:val="single" w:sz="4" w:space="0" w:color="000000"/>
+          <w:insideV w:val="single" w:sz="4" w:space="0" w:color="000000"/>
+        </w:tblBorders>
+        <w:tblLook w:val="04A0" w:firstRow="1" w:lastRow="0" w:firstColumn="1" w:lastColumn="0" w:noHBand="0" w:noVBand="1"/>
+      </w:tblPr>
+      <w:tblGrid>
+        <w:gridCol w:w="7166"/>
+        <w:gridCol w:w="7371"/>
+      </w:tblGrid>
+      <w:tr>
+        <w:tc>
+          <w:tcPr>
+            <w:tcW w:w="7166" w:type="dxa"/>
+          </w:tcPr>
+          <w:p>
+            <w:pPr>
+              <w:spacing w:before="0" w:line="240" w:lineRule="auto"/>
+              <w:jc w:val="center"/>
+              <w:rPr>
+                <w:b/>
+                <w:sz w:val="32"/>
+                <w:szCs w:val="32"/>
+              </w:rPr>
+            </w:pPr>
+            <w:r>
+              <w:rPr>
+                <w:b/>
+                <w:sz w:val="32"/>
+                <w:szCs w:val="32"/>
+              </w:rPr>
+              <w:t>As Printed</w:t>
+            </w:r>
+          </w:p>
+        </w:tc>
+        <w:tc>
+          <w:tcPr>
+            <w:tcW w:w="7371" w:type="dxa"/>
+          </w:tcPr>
+          <w:p>
+            <w:pPr>
+              <w:spacing w:before="0" w:line="240" w:lineRule="auto"/>
+              <w:ind w:right="-18"/>
+              <w:jc w:val="center"/>
+              <w:rPr>
+                <w:b/>
+                <w:sz w:val="32"/>
+                <w:szCs w:val="32"/>
+              </w:rPr>
+            </w:pPr>
+            <w:r>
+              <w:rPr>
+                <w:b/>
+                <w:sz w:val="32"/>
+                <w:szCs w:val="32"/>
+              </w:rPr>
+              <w:t>To be read as or corrected as</w:t>
+            </w:r>
+            <w:r>
+              <w:rPr>
+                <w:b/>
+                <w:sz w:val="32"/>
+                <w:szCs w:val="32"/>
+              </w:rPr>
+              <w:t xml:space="preserve"> </w:t>
+            </w:r>
+          </w:p>
+        </w:tc>
+      </w:tr>
+      <w:tr>
+        <w:trPr>
+          <w:trHeight w:val="2614"/>
+        </w:trPr>
+        <w:tc>
+          <w:tcPr>
+            <w:tcW w:w="7166" w:type="dxa"/>
+          </w:tcPr>
+          <w:p>
+            <w:pPr>
+              <w:autoSpaceDE w:val="0"/>
+              <w:autoSpaceDN w:val="0"/>
+              <w:adjustRightInd w:val="0"/>
+              <w:spacing w:before="0" w:line="240" w:lineRule="auto"/>
+              <w:rPr>
+                <w:rFonts w:ascii="Latha" w:hAnsi="Latha" w:cs="Latha"/>
+                <w:szCs w:val="24"/>
+                <w:lang w:bidi="ta-IN"/>
+              </w:rPr>
+            </w:pPr>
+            <w:r>
+              <w:rPr>
+                <w:rFonts w:ascii="Latha" w:hAnsi="Latha" w:cs="Latha"/>
+                <w:b/>
+                <w:bCs/>
+                <w:szCs w:val="24"/>
+                <w:cs/>
+                <w:lang w:bidi="ta-IN"/>
+              </w:rPr>
+              <w:t>5</w:t>
+            </w:r>
+            <w:r>
+              <w:rPr>
+                <w:rFonts w:ascii="Latha" w:hAnsi="Latha" w:cs="Latha"/>
+                <w:b/>
+                <w:bCs/>
+                <w:szCs w:val="24"/>
+                <w:lang w:bidi="ta-IN"/>
+              </w:rPr>
+              <w:t>0</w:t>
+            </w:r>
+            <w:r>
+              <w:rPr>
+                <w:rFonts w:ascii="Latha" w:hAnsi="Latha" w:cs="Latha"/>
+                <w:b/>
+                <w:bCs/>
+                <w:szCs w:val="24"/>
+                <w:lang w:bidi="ta-IN"/>
+              </w:rPr>
+              <w:t>)</w:t>
+            </w:r>
+            <w:r>
+              <w:rPr>
+                <w:rFonts w:ascii="Latha" w:hAnsi="Latha" w:cs="Latha"/>
+                <w:szCs w:val="24"/>
+                <w:lang w:bidi="ta-IN"/>
+              </w:rPr>
+              <w:tab/>
+            </w:r>
+            <w:r>
+              <w:rPr>
+                <w:rFonts w:ascii="Latha" w:hAnsi="Latha" w:cs="Latha"/>
+                <w:b/>
+                <w:bCs/>
+                <w:szCs w:val="24"/>
+                <w:cs/>
+                <w:lang w:bidi="ta-IN"/>
+              </w:rPr>
+              <w:t>2.6</w:t>
+            </w:r>
+            <w:r>
+              <w:rPr>
+                <w:rFonts w:ascii="Latha" w:hAnsi="Latha" w:cs="Latha"/>
+                <w:b/>
+                <w:bCs/>
+                <w:szCs w:val="24"/>
+                <w:lang w:bidi="ta-IN"/>
+              </w:rPr>
+              <w:t>.</w:t>
+            </w:r>
+            <w:r>
+              <w:rPr>
+                <w:rFonts w:ascii="Latha" w:hAnsi="Latha" w:cs="Latha"/>
+                <w:b/>
+                <w:bCs/>
+                <w:szCs w:val="24"/>
+                <w:cs/>
+                <w:lang w:bidi="ta-IN"/>
+              </w:rPr>
+              <w:t>5</w:t>
+            </w:r>
+            <w:r>
+              <w:rPr>
+                <w:rFonts w:ascii="Latha" w:hAnsi="Latha" w:cs="Latha"/>
+                <w:b/>
+                <w:bCs/>
+                <w:szCs w:val="24"/>
+                <w:lang w:bidi="ta-IN"/>
+              </w:rPr>
+              <w:t>.</w:t>
+            </w:r>
+            <w:r>
+              <w:rPr>
+                <w:rFonts w:ascii="Latha" w:hAnsi="Latha" w:cs="Latha"/>
+                <w:b/>
+                <w:bCs/>
+                <w:szCs w:val="24"/>
+                <w:cs/>
+                <w:lang w:bidi="ta-IN"/>
+              </w:rPr>
+              <w:t>6</w:t>
+            </w:r>
+            <w:r>
+              <w:rPr>
+                <w:rFonts w:ascii="Latha" w:hAnsi="Latha" w:cs="Latha"/>
+                <w:b/>
+                <w:bCs/>
+                <w:szCs w:val="24"/>
+                <w:lang w:bidi="ta-IN"/>
+              </w:rPr>
+              <w:t>(4</w:t>
+            </w:r>
+            <w:r>
+              <w:rPr>
+                <w:rFonts w:ascii="Latha" w:hAnsi="Latha" w:cs="Latha"/>
+                <w:b/>
+                <w:bCs/>
+                <w:szCs w:val="24"/>
+                <w:cs/>
+                <w:lang w:bidi="ta-IN"/>
+              </w:rPr>
+              <w:t>6</w:t>
+            </w:r>
+            <w:r>
+              <w:rPr>
+                <w:rFonts w:ascii="Latha" w:hAnsi="Latha" w:cs="Latha"/>
+                <w:b/>
+                <w:bCs/>
+                <w:szCs w:val="24"/>
+                <w:lang w:bidi="ta-IN"/>
+              </w:rPr>
+              <w:t>)</w:t>
+            </w:r>
+            <w:r>
+              <w:rPr>
+                <w:rFonts w:ascii="Latha" w:hAnsi="Latha" w:cs="Latha"/>
+                <w:szCs w:val="24"/>
+                <w:lang w:bidi="ta-IN"/>
+              </w:rPr>
+              <w:t xml:space="preserve">-  </w:t>
+            </w:r>
+            <w:r>
+              <w:rPr>
+                <w:rFonts w:ascii="Latha" w:hAnsi="Latha" w:cs="Latha"/>
+                <w:szCs w:val="24"/>
+                <w:cs/>
+                <w:lang w:bidi="ta-IN"/>
+              </w:rPr>
+              <w:t xml:space="preserve">யத் </w:t>
+            </w:r>
+            <w:r>
+              <w:rPr>
+                <w:rFonts w:ascii="Latha" w:hAnsi="Latha" w:cs="Latha"/>
+                <w:szCs w:val="24"/>
+                <w:lang w:bidi="ta-IN"/>
+              </w:rPr>
+              <w:t xml:space="preserve">| </w:t>
+            </w:r>
+            <w:r>
+              <w:rPr>
+                <w:rFonts w:ascii="Latha" w:hAnsi="Latha" w:cs="Latha"/>
+                <w:szCs w:val="24"/>
+                <w:cs/>
+                <w:lang w:bidi="ta-IN"/>
+              </w:rPr>
+              <w:t>ப்</w:t>
+            </w:r>
+            <w:r>
+              <w:rPr>
+                <w:rFonts w:ascii="Latha" w:hAnsi="Latha" w:cs="Latha"/>
+                <w:b/>
+                <w:bCs/>
+                <w:position w:val="-12"/>
+                <w:szCs w:val="24"/>
+                <w:cs/>
+                <w:lang w:bidi="ta-IN"/>
+              </w:rPr>
+              <w:t>3</w:t>
+            </w:r>
+            <w:r>
+              <w:rPr>
+                <w:rFonts w:ascii="Latha" w:hAnsi="Latha" w:cs="Latha"/>
+                <w:szCs w:val="24"/>
+                <w:cs/>
+                <w:lang w:bidi="ta-IN"/>
+              </w:rPr>
+              <w:t>ரூ</w:t>
+            </w:r>
+            <w:r>
+              <w:rPr>
+                <w:rFonts w:ascii="BRH Tamil Tab Extra" w:hAnsi="BRH Tamil Tab Extra" w:cs="Latha"/>
+                <w:b/>
+                <w:bCs/>
+                <w:szCs w:val="28"/>
+                <w:lang w:bidi="ta-IN"/>
+              </w:rPr>
+              <w:t>…</w:t>
+            </w:r>
+            <w:r>
+              <w:rPr>
+                <w:rFonts w:ascii="Latha" w:hAnsi="Latha" w:cs="Latha"/>
+                <w:szCs w:val="24"/>
+                <w:highlight w:val="yellow"/>
+                <w:cs/>
+                <w:lang w:bidi="ta-IN"/>
+              </w:rPr>
+              <w:t>யா</w:t>
+            </w:r>
+            <w:r>
+              <w:rPr>
+                <w:rFonts w:ascii="BRH Tamil Tab Extra" w:hAnsi="BRH Tamil Tab Extra" w:cs="Latha"/>
+                <w:b/>
+                <w:bCs/>
+                <w:szCs w:val="28"/>
+                <w:lang w:bidi="ta-IN"/>
+              </w:rPr>
+              <w:t>…</w:t>
+            </w:r>
+            <w:r>
+              <w:rPr>
+                <w:rFonts w:ascii="Latha" w:hAnsi="Latha" w:cs="Latha"/>
+                <w:szCs w:val="24"/>
+                <w:cs/>
+                <w:lang w:bidi="ta-IN"/>
+              </w:rPr>
+              <w:t xml:space="preserve">த் </w:t>
+            </w:r>
+            <w:r>
+              <w:rPr>
+                <w:rFonts w:ascii="Latha" w:hAnsi="Latha" w:cs="Latha"/>
+                <w:szCs w:val="24"/>
+                <w:lang w:bidi="ta-IN"/>
+              </w:rPr>
+              <w:t>|</w:t>
+            </w:r>
+          </w:p>
+          <w:p>
+            <w:pPr>
+              <w:autoSpaceDE w:val="0"/>
+              <w:autoSpaceDN w:val="0"/>
+              <w:adjustRightInd w:val="0"/>
+              <w:spacing w:before="0" w:line="240" w:lineRule="auto"/>
+              <w:rPr>
+                <w:rFonts w:ascii="Latha" w:hAnsi="Latha" w:cs="Latha"/>
+                <w:szCs w:val="24"/>
+                <w:lang w:bidi="ta-IN"/>
+              </w:rPr>
+            </w:pPr>
+            <w:r>
+              <w:rPr>
+                <w:rFonts w:ascii="Latha" w:hAnsi="Latha" w:cs="Latha"/>
+                <w:szCs w:val="24"/>
+                <w:cs/>
+                <w:lang w:bidi="ta-IN"/>
+              </w:rPr>
+              <w:t>யத்</w:t>
+            </w:r>
+            <w:r>
+              <w:rPr>
+                <w:rFonts w:ascii="Latha" w:hAnsi="Latha" w:cs="Latha"/>
+                <w:b/>
+                <w:bCs/>
+                <w:position w:val="-12"/>
+                <w:szCs w:val="24"/>
+                <w:cs/>
+                <w:lang w:bidi="ta-IN"/>
+              </w:rPr>
+              <w:t>3</w:t>
+            </w:r>
+            <w:r>
+              <w:rPr>
+                <w:rFonts w:ascii="Latha" w:hAnsi="Latha" w:cs="Latha"/>
+                <w:szCs w:val="24"/>
+                <w:cs/>
+                <w:lang w:bidi="ta-IN"/>
+              </w:rPr>
+              <w:t xml:space="preserve"> ப்</w:t>
+            </w:r>
+            <w:r>
+              <w:rPr>
+                <w:rFonts w:ascii="Latha" w:hAnsi="Latha" w:cs="Latha"/>
+                <w:b/>
+                <w:bCs/>
+                <w:position w:val="-12"/>
+                <w:szCs w:val="24"/>
+                <w:cs/>
+                <w:lang w:bidi="ta-IN"/>
+              </w:rPr>
+              <w:t>3</w:t>
+            </w:r>
+            <w:r>
+              <w:rPr>
+                <w:rFonts w:ascii="Latha" w:hAnsi="Latha" w:cs="Latha"/>
+                <w:szCs w:val="24"/>
+                <w:highlight w:val="yellow"/>
+                <w:cs/>
+                <w:lang w:bidi="ta-IN"/>
+              </w:rPr>
+              <w:t>ரூ</w:t>
+            </w:r>
+            <w:r>
+              <w:rPr>
+                <w:rFonts w:ascii="BRH Tamil Tab Extra" w:hAnsi="BRH Tamil Tab Extra" w:cs="Latha"/>
+                <w:b/>
+                <w:bCs/>
+                <w:szCs w:val="28"/>
+                <w:lang w:bidi="ta-IN"/>
+              </w:rPr>
+              <w:t>†</w:t>
+            </w:r>
+            <w:r>
+              <w:rPr>
+                <w:rFonts w:ascii="Latha" w:hAnsi="Latha" w:cs="Latha"/>
+                <w:szCs w:val="24"/>
+                <w:cs/>
+                <w:lang w:bidi="ta-IN"/>
+              </w:rPr>
+              <w:t>யாத்</w:t>
+            </w:r>
+            <w:r>
+              <w:rPr>
+                <w:rFonts w:ascii="Latha" w:hAnsi="Latha" w:cs="Latha"/>
+                <w:b/>
+                <w:bCs/>
+                <w:position w:val="-12"/>
+                <w:szCs w:val="24"/>
+                <w:cs/>
+                <w:lang w:bidi="ta-IN"/>
+              </w:rPr>
+              <w:t>3</w:t>
+            </w:r>
+            <w:r>
+              <w:rPr>
+                <w:rFonts w:ascii="Latha" w:hAnsi="Latha" w:cs="Latha"/>
+                <w:szCs w:val="24"/>
+                <w:cs/>
+                <w:lang w:bidi="ta-IN"/>
+              </w:rPr>
+              <w:t xml:space="preserve"> </w:t>
+            </w:r>
+            <w:r>
+              <w:rPr>
+                <w:rFonts w:ascii="Latha" w:hAnsi="Latha" w:cs="Latha"/>
+                <w:szCs w:val="24"/>
+                <w:highlight w:val="yellow"/>
+                <w:cs/>
+                <w:lang w:bidi="ta-IN"/>
+              </w:rPr>
+              <w:t>ப்</w:t>
+            </w:r>
+            <w:r>
+              <w:rPr>
+                <w:rFonts w:ascii="Latha" w:hAnsi="Latha" w:cs="Latha"/>
+                <w:b/>
+                <w:bCs/>
+                <w:position w:val="-12"/>
+                <w:szCs w:val="24"/>
+                <w:highlight w:val="yellow"/>
+                <w:cs/>
+                <w:lang w:bidi="ta-IN"/>
+              </w:rPr>
+              <w:t>3</w:t>
+            </w:r>
+            <w:r>
+              <w:rPr>
+                <w:rFonts w:ascii="Latha" w:hAnsi="Latha" w:cs="Latha"/>
+                <w:szCs w:val="24"/>
+                <w:highlight w:val="yellow"/>
+                <w:cs/>
+                <w:lang w:bidi="ta-IN"/>
+              </w:rPr>
+              <w:t>ரூயா</w:t>
+            </w:r>
+            <w:r>
+              <w:rPr>
+                <w:rFonts w:ascii="BRH Tamil Tab Extra" w:hAnsi="BRH Tamil Tab Extra" w:cs="Latha"/>
+                <w:b/>
+                <w:bCs/>
+                <w:szCs w:val="28"/>
+                <w:lang w:bidi="ta-IN"/>
+              </w:rPr>
+              <w:t>…</w:t>
+            </w:r>
+            <w:r>
+              <w:rPr>
+                <w:rFonts w:ascii="Latha" w:hAnsi="Latha" w:cs="Latha"/>
+                <w:szCs w:val="24"/>
+                <w:cs/>
+                <w:lang w:bidi="ta-IN"/>
+              </w:rPr>
+              <w:t>த்</w:t>
+            </w:r>
+            <w:r>
+              <w:rPr>
+                <w:rFonts w:ascii="Latha" w:hAnsi="Latha" w:cs="Latha"/>
+                <w:b/>
+                <w:bCs/>
+                <w:position w:val="-12"/>
+                <w:szCs w:val="24"/>
+                <w:cs/>
+                <w:lang w:bidi="ta-IN"/>
+              </w:rPr>
+              <w:t>3</w:t>
+            </w:r>
+            <w:r>
+              <w:rPr>
+                <w:rFonts w:ascii="Latha" w:hAnsi="Latha" w:cs="Latha"/>
+                <w:szCs w:val="24"/>
+                <w:cs/>
+                <w:lang w:bidi="ta-IN"/>
+              </w:rPr>
+              <w:t xml:space="preserve"> யத்</w:t>
+            </w:r>
+            <w:r>
+              <w:rPr>
+                <w:rFonts w:ascii="Latha" w:hAnsi="Latha" w:cs="Latha"/>
+                <w:b/>
+                <w:bCs/>
+                <w:position w:val="-12"/>
+                <w:szCs w:val="24"/>
+                <w:cs/>
+                <w:lang w:bidi="ta-IN"/>
+              </w:rPr>
+              <w:t>3</w:t>
+            </w:r>
+            <w:r>
+              <w:rPr>
+                <w:rFonts w:ascii="Latha" w:hAnsi="Latha" w:cs="Latha"/>
+                <w:szCs w:val="24"/>
+                <w:cs/>
+                <w:lang w:bidi="ta-IN"/>
+              </w:rPr>
+              <w:t xml:space="preserve"> யத்</w:t>
+            </w:r>
+            <w:r>
+              <w:rPr>
+                <w:rFonts w:ascii="Latha" w:hAnsi="Latha" w:cs="Latha"/>
+                <w:b/>
+                <w:bCs/>
+                <w:position w:val="-12"/>
+                <w:szCs w:val="24"/>
+                <w:cs/>
+                <w:lang w:bidi="ta-IN"/>
+              </w:rPr>
+              <w:t>3</w:t>
+            </w:r>
+            <w:r>
+              <w:rPr>
+                <w:rFonts w:ascii="Latha" w:hAnsi="Latha" w:cs="Latha"/>
+                <w:szCs w:val="24"/>
+                <w:cs/>
+                <w:lang w:bidi="ta-IN"/>
+              </w:rPr>
+              <w:t xml:space="preserve"> </w:t>
+            </w:r>
+            <w:r>
+              <w:rPr>
+                <w:rFonts w:ascii="Latha" w:hAnsi="Latha" w:cs="Latha"/>
+                <w:szCs w:val="24"/>
+                <w:highlight w:val="yellow"/>
+                <w:cs/>
+                <w:lang w:bidi="ta-IN"/>
+              </w:rPr>
+              <w:t>ப்</w:t>
+            </w:r>
+            <w:r>
+              <w:rPr>
+                <w:rFonts w:ascii="Latha" w:hAnsi="Latha" w:cs="Latha"/>
+                <w:b/>
+                <w:bCs/>
+                <w:position w:val="-12"/>
+                <w:szCs w:val="24"/>
+                <w:highlight w:val="yellow"/>
+                <w:cs/>
+                <w:lang w:bidi="ta-IN"/>
+              </w:rPr>
+              <w:t>3</w:t>
+            </w:r>
+            <w:r>
+              <w:rPr>
+                <w:rFonts w:ascii="Latha" w:hAnsi="Latha" w:cs="Latha"/>
+                <w:szCs w:val="24"/>
+                <w:highlight w:val="yellow"/>
+                <w:cs/>
+                <w:lang w:bidi="ta-IN"/>
+              </w:rPr>
+              <w:t>ரூ</w:t>
+            </w:r>
+            <w:r>
+              <w:rPr>
+                <w:rFonts w:ascii="BRH Tamil Tab Extra" w:hAnsi="BRH Tamil Tab Extra" w:cs="Latha"/>
+                <w:b/>
+                <w:bCs/>
+                <w:szCs w:val="28"/>
+                <w:lang w:bidi="ta-IN"/>
+              </w:rPr>
+              <w:t>†</w:t>
+            </w:r>
+            <w:r>
+              <w:rPr>
+                <w:rFonts w:ascii="Latha" w:hAnsi="Latha" w:cs="Latha"/>
+                <w:szCs w:val="24"/>
+                <w:cs/>
+                <w:lang w:bidi="ta-IN"/>
+              </w:rPr>
+              <w:t xml:space="preserve">யாத் </w:t>
+            </w:r>
+            <w:r>
+              <w:rPr>
+                <w:rFonts w:ascii="Latha" w:hAnsi="Latha" w:cs="Latha"/>
+                <w:szCs w:val="24"/>
+                <w:lang w:bidi="ta-IN"/>
+              </w:rPr>
+              <w:t xml:space="preserve">| </w:t>
+            </w:r>
+          </w:p>
+          <w:p>
+            <w:pPr>
+              <w:autoSpaceDE w:val="0"/>
+              <w:autoSpaceDN w:val="0"/>
+              <w:adjustRightInd w:val="0"/>
+              <w:spacing w:before="0" w:line="240" w:lineRule="auto"/>
+              <w:rPr>
+                <w:rFonts w:ascii="Latha" w:hAnsi="Latha" w:cs="Latha"/>
+                <w:szCs w:val="24"/>
+                <w:lang w:bidi="ta-IN"/>
+              </w:rPr>
+            </w:pPr>
+            <w:r>
+              <w:rPr>
+                <w:rFonts w:ascii="Latha" w:hAnsi="Latha" w:cs="Latha"/>
+                <w:b/>
+                <w:bCs/>
+                <w:szCs w:val="24"/>
+                <w:cs/>
+                <w:lang w:bidi="ta-IN"/>
+              </w:rPr>
+              <w:t>51</w:t>
+            </w:r>
+            <w:r>
+              <w:rPr>
+                <w:rFonts w:ascii="Latha" w:hAnsi="Latha" w:cs="Latha"/>
+                <w:b/>
+                <w:bCs/>
+                <w:szCs w:val="24"/>
+                <w:lang w:bidi="ta-IN"/>
+              </w:rPr>
+              <w:t>)</w:t>
+            </w:r>
+            <w:r>
+              <w:rPr>
+                <w:rFonts w:ascii="Latha" w:hAnsi="Latha" w:cs="Latha"/>
+                <w:szCs w:val="24"/>
+                <w:lang w:bidi="ta-IN"/>
+              </w:rPr>
+              <w:tab/>
+            </w:r>
+            <w:r>
+              <w:rPr>
+                <w:rFonts w:ascii="Latha" w:hAnsi="Latha" w:cs="Latha"/>
+                <w:b/>
+                <w:bCs/>
+                <w:szCs w:val="24"/>
+                <w:cs/>
+                <w:lang w:bidi="ta-IN"/>
+              </w:rPr>
+              <w:t>2.6</w:t>
+            </w:r>
+            <w:r>
+              <w:rPr>
+                <w:rFonts w:ascii="Latha" w:hAnsi="Latha" w:cs="Latha"/>
+                <w:b/>
+                <w:bCs/>
+                <w:szCs w:val="24"/>
+                <w:lang w:bidi="ta-IN"/>
+              </w:rPr>
+              <w:t>.</w:t>
+            </w:r>
+            <w:r>
+              <w:rPr>
+                <w:rFonts w:ascii="Latha" w:hAnsi="Latha" w:cs="Latha"/>
+                <w:b/>
+                <w:bCs/>
+                <w:szCs w:val="24"/>
+                <w:cs/>
+                <w:lang w:bidi="ta-IN"/>
+              </w:rPr>
+              <w:t>5</w:t>
+            </w:r>
+            <w:r>
+              <w:rPr>
+                <w:rFonts w:ascii="Latha" w:hAnsi="Latha" w:cs="Latha"/>
+                <w:b/>
+                <w:bCs/>
+                <w:szCs w:val="24"/>
+                <w:lang w:bidi="ta-IN"/>
+              </w:rPr>
+              <w:t>.</w:t>
+            </w:r>
+            <w:r>
+              <w:rPr>
+                <w:rFonts w:ascii="Latha" w:hAnsi="Latha" w:cs="Latha"/>
+                <w:b/>
+                <w:bCs/>
+                <w:szCs w:val="24"/>
+                <w:cs/>
+                <w:lang w:bidi="ta-IN"/>
+              </w:rPr>
+              <w:t>6</w:t>
+            </w:r>
+            <w:r>
+              <w:rPr>
+                <w:rFonts w:ascii="Latha" w:hAnsi="Latha" w:cs="Latha"/>
+                <w:b/>
+                <w:bCs/>
+                <w:szCs w:val="24"/>
+                <w:lang w:bidi="ta-IN"/>
+              </w:rPr>
+              <w:t>(4</w:t>
+            </w:r>
+            <w:r>
+              <w:rPr>
+                <w:rFonts w:ascii="Latha" w:hAnsi="Latha" w:cs="Latha"/>
+                <w:b/>
+                <w:bCs/>
+                <w:szCs w:val="24"/>
+                <w:cs/>
+                <w:lang w:bidi="ta-IN"/>
+              </w:rPr>
+              <w:t>7</w:t>
+            </w:r>
+            <w:r>
+              <w:rPr>
+                <w:rFonts w:ascii="Latha" w:hAnsi="Latha" w:cs="Latha"/>
+                <w:b/>
+                <w:bCs/>
+                <w:szCs w:val="24"/>
+                <w:lang w:bidi="ta-IN"/>
+              </w:rPr>
+              <w:t>)</w:t>
+            </w:r>
+            <w:r>
+              <w:rPr>
+                <w:rFonts w:ascii="Latha" w:hAnsi="Latha" w:cs="Latha"/>
+                <w:szCs w:val="24"/>
+                <w:lang w:bidi="ta-IN"/>
+              </w:rPr>
+              <w:t xml:space="preserve">-  </w:t>
+            </w:r>
+            <w:r>
+              <w:rPr>
+                <w:rFonts w:ascii="Latha" w:hAnsi="Latha" w:cs="Latha"/>
+                <w:szCs w:val="24"/>
+                <w:cs/>
+                <w:lang w:bidi="ta-IN"/>
+              </w:rPr>
+              <w:t>ப்</w:t>
+            </w:r>
+            <w:r>
+              <w:rPr>
+                <w:rFonts w:ascii="Latha" w:hAnsi="Latha" w:cs="Latha"/>
+                <w:b/>
+                <w:bCs/>
+                <w:position w:val="-12"/>
+                <w:szCs w:val="24"/>
+                <w:cs/>
+                <w:lang w:bidi="ta-IN"/>
+              </w:rPr>
+              <w:t>3</w:t>
+            </w:r>
+            <w:r>
+              <w:rPr>
+                <w:rFonts w:ascii="Latha" w:hAnsi="Latha" w:cs="Latha"/>
+                <w:szCs w:val="24"/>
+                <w:cs/>
+                <w:lang w:bidi="ta-IN"/>
+              </w:rPr>
+              <w:t>ரூ</w:t>
+            </w:r>
+            <w:r>
+              <w:rPr>
+                <w:rFonts w:ascii="BRH Tamil Tab Extra" w:hAnsi="BRH Tamil Tab Extra" w:cs="Latha"/>
+                <w:b/>
+                <w:bCs/>
+                <w:szCs w:val="28"/>
+                <w:highlight w:val="yellow"/>
+                <w:lang w:bidi="ta-IN"/>
+              </w:rPr>
+              <w:t>…</w:t>
+            </w:r>
+            <w:r>
+              <w:rPr>
+                <w:rFonts w:ascii="Latha" w:hAnsi="Latha" w:cs="Latha"/>
+                <w:szCs w:val="24"/>
+                <w:highlight w:val="yellow"/>
+                <w:cs/>
+                <w:lang w:bidi="ta-IN"/>
+              </w:rPr>
+              <w:t>யா</w:t>
+            </w:r>
+            <w:r>
+              <w:rPr>
+                <w:rFonts w:ascii="BRH Tamil Tab Extra" w:hAnsi="BRH Tamil Tab Extra" w:cs="Latha"/>
+                <w:b/>
+                <w:bCs/>
+                <w:szCs w:val="28"/>
+                <w:lang w:bidi="ta-IN"/>
+              </w:rPr>
+              <w:t>…</w:t>
+            </w:r>
+            <w:r>
+              <w:rPr>
+                <w:rFonts w:ascii="Latha" w:hAnsi="Latha" w:cs="Latha"/>
+                <w:szCs w:val="24"/>
+                <w:cs/>
+                <w:lang w:bidi="ta-IN"/>
+              </w:rPr>
+              <w:t xml:space="preserve">த் </w:t>
+            </w:r>
+            <w:r>
+              <w:rPr>
+                <w:rFonts w:ascii="Latha" w:hAnsi="Latha" w:cs="Latha"/>
+                <w:szCs w:val="24"/>
+                <w:lang w:bidi="ta-IN"/>
+              </w:rPr>
+              <w:t xml:space="preserve">| </w:t>
+            </w:r>
+            <w:r>
+              <w:rPr>
+                <w:rFonts w:ascii="Latha" w:hAnsi="Latha" w:cs="Latha"/>
+                <w:szCs w:val="24"/>
+                <w:cs/>
+                <w:lang w:bidi="ta-IN"/>
+              </w:rPr>
+              <w:t>அக</w:t>
+            </w:r>
+            <w:r>
+              <w:rPr>
+                <w:rFonts w:ascii="Latha" w:hAnsi="Latha" w:cs="Latha"/>
+                <w:b/>
+                <w:bCs/>
+                <w:position w:val="-12"/>
+                <w:szCs w:val="24"/>
+                <w:cs/>
+                <w:lang w:bidi="ta-IN"/>
+              </w:rPr>
+              <w:t>3</w:t>
+            </w:r>
+            <w:r>
+              <w:rPr>
+                <w:rFonts w:ascii="Latha" w:hAnsi="Latha" w:cs="Latha"/>
+                <w:szCs w:val="24"/>
+                <w:cs/>
+                <w:lang w:bidi="ta-IN"/>
+              </w:rPr>
+              <w:t>ன்ன்</w:t>
+            </w:r>
+            <w:r>
+              <w:rPr>
+                <w:rFonts w:ascii="BRH Tamil Tab Extra" w:hAnsi="BRH Tamil Tab Extra" w:cs="Latha"/>
+                <w:b/>
+                <w:bCs/>
+                <w:szCs w:val="28"/>
+                <w:lang w:bidi="ta-IN"/>
+              </w:rPr>
+              <w:t>†</w:t>
+            </w:r>
+            <w:r>
+              <w:rPr>
+                <w:rFonts w:ascii="Latha" w:hAnsi="Latha" w:cs="Latha"/>
+                <w:szCs w:val="24"/>
+                <w:lang w:bidi="ta-IN"/>
+              </w:rPr>
+              <w:t xml:space="preserve"> |</w:t>
+            </w:r>
+          </w:p>
+          <w:p>
+            <w:pPr>
+              <w:autoSpaceDE w:val="0"/>
+              <w:autoSpaceDN w:val="0"/>
+              <w:adjustRightInd w:val="0"/>
+              <w:spacing w:before="0" w:line="240" w:lineRule="auto"/>
+              <w:rPr>
+                <w:rFonts w:cs="BRH Malayalam Extra"/>
+                <w:szCs w:val="40"/>
+              </w:rPr>
+            </w:pPr>
+            <w:r>
+              <w:rPr>
+                <w:rFonts w:ascii="Latha" w:hAnsi="Latha" w:cs="Latha"/>
+                <w:szCs w:val="24"/>
+                <w:cs/>
+                <w:lang w:bidi="ta-IN"/>
+              </w:rPr>
+              <w:t>ப்</w:t>
+            </w:r>
+            <w:r>
+              <w:rPr>
+                <w:rFonts w:ascii="Latha" w:hAnsi="Latha" w:cs="Latha"/>
+                <w:b/>
+                <w:bCs/>
+                <w:position w:val="-12"/>
+                <w:szCs w:val="24"/>
+                <w:cs/>
+                <w:lang w:bidi="ta-IN"/>
+              </w:rPr>
+              <w:t>3</w:t>
+            </w:r>
+            <w:r>
+              <w:rPr>
+                <w:rFonts w:ascii="Latha" w:hAnsi="Latha" w:cs="Latha"/>
+                <w:szCs w:val="24"/>
+                <w:cs/>
+                <w:lang w:bidi="ta-IN"/>
+              </w:rPr>
+              <w:t>ரூ</w:t>
+            </w:r>
+            <w:r>
+              <w:rPr>
+                <w:rFonts w:ascii="BRH Tamil Tab Extra" w:hAnsi="BRH Tamil Tab Extra" w:cs="Latha"/>
+                <w:b/>
+                <w:bCs/>
+                <w:szCs w:val="28"/>
+                <w:lang w:bidi="ta-IN"/>
+              </w:rPr>
+              <w:t>…</w:t>
+            </w:r>
+            <w:r>
+              <w:rPr>
+                <w:rFonts w:ascii="Latha" w:hAnsi="Latha" w:cs="Latha"/>
+                <w:szCs w:val="24"/>
+                <w:highlight w:val="yellow"/>
+                <w:cs/>
+                <w:lang w:bidi="ta-IN"/>
+              </w:rPr>
+              <w:t>யா</w:t>
+            </w:r>
+            <w:r>
+              <w:rPr>
+                <w:rFonts w:ascii="BRH Tamil Tab Extra" w:hAnsi="BRH Tamil Tab Extra" w:cs="Latha"/>
+                <w:b/>
+                <w:bCs/>
+                <w:szCs w:val="28"/>
+                <w:lang w:bidi="ta-IN"/>
+              </w:rPr>
+              <w:t>…</w:t>
+            </w:r>
+            <w:r>
+              <w:rPr>
+                <w:rFonts w:ascii="Latha" w:hAnsi="Latha" w:cs="Latha"/>
+                <w:szCs w:val="24"/>
+                <w:lang w:bidi="ta-IN"/>
+              </w:rPr>
+              <w:t xml:space="preserve"> </w:t>
+            </w:r>
+            <w:r>
+              <w:rPr>
+                <w:rFonts w:ascii="Latha" w:hAnsi="Latha" w:cs="Latha"/>
+                <w:szCs w:val="24"/>
+                <w:cs/>
+                <w:lang w:bidi="ta-IN"/>
+              </w:rPr>
+              <w:t>த</w:t>
+            </w:r>
+            <w:r>
+              <w:rPr>
+                <w:rFonts w:ascii="Latha" w:hAnsi="Latha" w:cs="Latha"/>
+                <w:b/>
+                <w:bCs/>
+                <w:position w:val="-12"/>
+                <w:szCs w:val="24"/>
+                <w:cs/>
+                <w:lang w:bidi="ta-IN"/>
+              </w:rPr>
+              <w:t>3</w:t>
+            </w:r>
+            <w:r>
+              <w:rPr>
+                <w:rFonts w:ascii="Latha" w:hAnsi="Latha" w:cs="Latha"/>
+                <w:szCs w:val="24"/>
+                <w:cs/>
+                <w:lang w:bidi="ta-IN"/>
+              </w:rPr>
+              <w:t>க</w:t>
+            </w:r>
+            <w:r>
+              <w:rPr>
+                <w:rFonts w:ascii="BRH Tamil Tab Extra" w:hAnsi="BRH Tamil Tab Extra" w:cs="Latha"/>
+                <w:b/>
+                <w:bCs/>
+                <w:szCs w:val="28"/>
+                <w:lang w:bidi="ta-IN"/>
+              </w:rPr>
+              <w:t>…</w:t>
+            </w:r>
+            <w:r>
+              <w:rPr>
+                <w:rFonts w:ascii="Latha" w:hAnsi="Latha" w:cs="Latha"/>
+                <w:b/>
+                <w:bCs/>
+                <w:position w:val="-12"/>
+                <w:szCs w:val="24"/>
+                <w:cs/>
+                <w:lang w:bidi="ta-IN"/>
+              </w:rPr>
+              <w:t>3</w:t>
+            </w:r>
+            <w:r>
+              <w:rPr>
+                <w:rFonts w:ascii="Latha" w:hAnsi="Latha" w:cs="Latha"/>
+                <w:szCs w:val="24"/>
+                <w:cs/>
+                <w:lang w:bidi="ta-IN"/>
+              </w:rPr>
+              <w:t>ன் நக</w:t>
+            </w:r>
+            <w:r>
+              <w:rPr>
+                <w:rFonts w:ascii="BRH Tamil Tab Extra" w:hAnsi="BRH Tamil Tab Extra" w:cs="Latha"/>
+                <w:b/>
+                <w:bCs/>
+                <w:szCs w:val="28"/>
+                <w:lang w:bidi="ta-IN"/>
+              </w:rPr>
+              <w:t>†</w:t>
+            </w:r>
+            <w:r>
+              <w:rPr>
+                <w:rFonts w:ascii="Latha" w:hAnsi="Latha" w:cs="Latha"/>
+                <w:b/>
+                <w:bCs/>
+                <w:position w:val="-12"/>
+                <w:szCs w:val="24"/>
+                <w:cs/>
+                <w:lang w:bidi="ta-IN"/>
+              </w:rPr>
+              <w:t>3</w:t>
+            </w:r>
+            <w:r>
+              <w:rPr>
+                <w:rFonts w:ascii="Latha" w:hAnsi="Latha" w:cs="Latha"/>
+                <w:szCs w:val="24"/>
+                <w:cs/>
+                <w:lang w:bidi="ta-IN"/>
+              </w:rPr>
+              <w:t xml:space="preserve">ன் </w:t>
+            </w:r>
+            <w:r>
+              <w:rPr>
+                <w:rFonts w:ascii="Latha" w:hAnsi="Latha" w:cs="Latha"/>
+                <w:szCs w:val="24"/>
+                <w:highlight w:val="yellow"/>
+                <w:cs/>
+                <w:lang w:bidi="ta-IN"/>
+              </w:rPr>
+              <w:t>ப்</w:t>
+            </w:r>
+            <w:r>
+              <w:rPr>
+                <w:rFonts w:ascii="Latha" w:hAnsi="Latha" w:cs="Latha"/>
+                <w:b/>
+                <w:bCs/>
+                <w:position w:val="-12"/>
+                <w:szCs w:val="24"/>
+                <w:highlight w:val="yellow"/>
+                <w:cs/>
+                <w:lang w:bidi="ta-IN"/>
+              </w:rPr>
+              <w:t>3</w:t>
+            </w:r>
+            <w:r>
+              <w:rPr>
+                <w:rFonts w:ascii="Latha" w:hAnsi="Latha" w:cs="Latha"/>
+                <w:szCs w:val="24"/>
+                <w:highlight w:val="yellow"/>
+                <w:cs/>
+                <w:lang w:bidi="ta-IN"/>
+              </w:rPr>
+              <w:t>ரூ</w:t>
+            </w:r>
+            <w:r>
+              <w:rPr>
+                <w:rFonts w:ascii="Latha" w:hAnsi="Latha" w:cs="Latha"/>
+                <w:szCs w:val="24"/>
+                <w:cs/>
+                <w:lang w:bidi="ta-IN"/>
+              </w:rPr>
+              <w:t>யாத்</w:t>
+            </w:r>
+            <w:r>
+              <w:rPr>
+                <w:rFonts w:ascii="Latha" w:hAnsi="Latha" w:cs="Latha"/>
+                <w:b/>
+                <w:bCs/>
+                <w:position w:val="-12"/>
+                <w:szCs w:val="24"/>
+                <w:cs/>
+                <w:lang w:bidi="ta-IN"/>
+              </w:rPr>
+              <w:t>3</w:t>
+            </w:r>
+            <w:r>
+              <w:rPr>
+                <w:rFonts w:ascii="Latha" w:hAnsi="Latha" w:cs="Latha"/>
+                <w:szCs w:val="24"/>
+                <w:cs/>
+                <w:lang w:bidi="ta-IN"/>
+              </w:rPr>
+              <w:t xml:space="preserve"> </w:t>
+            </w:r>
+            <w:r>
+              <w:rPr>
+                <w:rFonts w:ascii="Latha" w:hAnsi="Latha" w:cs="Latha"/>
+                <w:szCs w:val="24"/>
+                <w:highlight w:val="yellow"/>
+                <w:cs/>
+                <w:lang w:bidi="ta-IN"/>
+              </w:rPr>
+              <w:t>ப்</w:t>
+            </w:r>
+            <w:r>
+              <w:rPr>
+                <w:rFonts w:ascii="Latha" w:hAnsi="Latha" w:cs="Latha"/>
+                <w:b/>
+                <w:bCs/>
+                <w:position w:val="-12"/>
+                <w:szCs w:val="24"/>
+                <w:highlight w:val="yellow"/>
+                <w:cs/>
+                <w:lang w:bidi="ta-IN"/>
+              </w:rPr>
+              <w:t>3</w:t>
+            </w:r>
+            <w:r>
+              <w:rPr>
+                <w:rFonts w:ascii="Latha" w:hAnsi="Latha" w:cs="Latha"/>
+                <w:szCs w:val="24"/>
+                <w:highlight w:val="yellow"/>
+                <w:cs/>
+                <w:lang w:bidi="ta-IN"/>
+              </w:rPr>
+              <w:t>ரூயா</w:t>
+            </w:r>
+            <w:r>
+              <w:rPr>
+                <w:rFonts w:ascii="BRH Tamil Tab Extra" w:hAnsi="BRH Tamil Tab Extra" w:cs="Latha"/>
+                <w:b/>
+                <w:bCs/>
+                <w:szCs w:val="28"/>
+                <w:lang w:bidi="ta-IN"/>
+              </w:rPr>
+              <w:t>…</w:t>
+            </w:r>
+            <w:r>
+              <w:rPr>
+                <w:rFonts w:ascii="Latha" w:hAnsi="Latha" w:cs="Latha"/>
+                <w:szCs w:val="24"/>
+                <w:lang w:bidi="ta-IN"/>
+              </w:rPr>
+              <w:t xml:space="preserve"> </w:t>
+            </w:r>
+            <w:r>
+              <w:rPr>
+                <w:rFonts w:ascii="Latha" w:hAnsi="Latha" w:cs="Latha"/>
+                <w:szCs w:val="24"/>
+                <w:cs/>
+                <w:lang w:bidi="ta-IN"/>
+              </w:rPr>
+              <w:t>த</w:t>
+            </w:r>
+            <w:r>
+              <w:rPr>
+                <w:rFonts w:ascii="Latha" w:hAnsi="Latha" w:cs="Latha"/>
+                <w:b/>
+                <w:bCs/>
+                <w:position w:val="-12"/>
+                <w:szCs w:val="24"/>
+                <w:cs/>
+                <w:lang w:bidi="ta-IN"/>
+              </w:rPr>
+              <w:t>3</w:t>
+            </w:r>
+            <w:r>
+              <w:rPr>
+                <w:rFonts w:ascii="Latha" w:hAnsi="Latha" w:cs="Latha"/>
+                <w:szCs w:val="24"/>
+                <w:cs/>
+                <w:lang w:bidi="ta-IN"/>
+              </w:rPr>
+              <w:t>க</w:t>
+            </w:r>
+            <w:r>
+              <w:rPr>
+                <w:rFonts w:ascii="Latha" w:hAnsi="Latha" w:cs="Latha"/>
+                <w:b/>
+                <w:bCs/>
+                <w:position w:val="-12"/>
+                <w:szCs w:val="24"/>
+                <w:cs/>
+                <w:lang w:bidi="ta-IN"/>
+              </w:rPr>
+              <w:t>3</w:t>
+            </w:r>
+            <w:r>
+              <w:rPr>
+                <w:rFonts w:ascii="Latha" w:hAnsi="Latha" w:cs="Latha"/>
+                <w:szCs w:val="24"/>
+                <w:cs/>
+                <w:lang w:bidi="ta-IN"/>
+              </w:rPr>
+              <w:t>ன்ன்</w:t>
+            </w:r>
+            <w:r>
+              <w:rPr>
+                <w:rFonts w:ascii="BRH Tamil Tab Extra" w:hAnsi="BRH Tamil Tab Extra" w:cs="Latha"/>
+                <w:b/>
+                <w:bCs/>
+                <w:szCs w:val="28"/>
+                <w:lang w:bidi="ta-IN"/>
+              </w:rPr>
+              <w:t>†</w:t>
+            </w:r>
+            <w:r>
+              <w:rPr>
+                <w:rFonts w:ascii="Latha" w:hAnsi="Latha" w:cs="Latha"/>
+                <w:szCs w:val="24"/>
+                <w:lang w:bidi="ta-IN"/>
+              </w:rPr>
+              <w:t xml:space="preserve"> | </w:t>
+            </w:r>
+          </w:p>
+        </w:tc>
+        <w:tc>
+          <w:tcPr>
+            <w:tcW w:w="7371" w:type="dxa"/>
+          </w:tcPr>
+          <w:p>
+            <w:pPr>
+              <w:autoSpaceDE w:val="0"/>
+              <w:autoSpaceDN w:val="0"/>
+              <w:adjustRightInd w:val="0"/>
+              <w:spacing w:before="0" w:line="240" w:lineRule="auto"/>
+              <w:rPr>
+                <w:rFonts w:ascii="Latha" w:hAnsi="Latha" w:cs="Latha"/>
+                <w:szCs w:val="24"/>
+                <w:lang w:bidi="ta-IN"/>
+              </w:rPr>
+            </w:pPr>
+            <w:r>
+              <w:rPr>
+                <w:rFonts w:ascii="Latha" w:hAnsi="Latha" w:cs="Latha"/>
+                <w:b/>
+                <w:bCs/>
+                <w:szCs w:val="24"/>
+                <w:cs/>
+                <w:lang w:bidi="ta-IN"/>
+              </w:rPr>
+              <w:t>5</w:t>
+            </w:r>
+            <w:r>
+              <w:rPr>
+                <w:rFonts w:ascii="Latha" w:hAnsi="Latha" w:cs="Latha"/>
+                <w:b/>
+                <w:bCs/>
+                <w:szCs w:val="24"/>
+                <w:lang w:bidi="ta-IN"/>
+              </w:rPr>
+              <w:t>0</w:t>
+            </w:r>
+            <w:r>
+              <w:rPr>
+                <w:rFonts w:ascii="Latha" w:hAnsi="Latha" w:cs="Latha"/>
+                <w:b/>
+                <w:bCs/>
+                <w:szCs w:val="24"/>
+                <w:lang w:bidi="ta-IN"/>
+              </w:rPr>
+              <w:t>)</w:t>
+            </w:r>
+            <w:r>
+              <w:rPr>
+                <w:rFonts w:ascii="Latha" w:hAnsi="Latha" w:cs="Latha"/>
+                <w:szCs w:val="24"/>
+                <w:lang w:bidi="ta-IN"/>
+              </w:rPr>
+              <w:tab/>
+            </w:r>
+            <w:r>
+              <w:rPr>
+                <w:rFonts w:ascii="Latha" w:hAnsi="Latha" w:cs="Latha"/>
+                <w:b/>
+                <w:bCs/>
+                <w:szCs w:val="24"/>
+                <w:cs/>
+                <w:lang w:bidi="ta-IN"/>
+              </w:rPr>
+              <w:t>2.6</w:t>
+            </w:r>
+            <w:r>
+              <w:rPr>
+                <w:rFonts w:ascii="Latha" w:hAnsi="Latha" w:cs="Latha"/>
+                <w:b/>
+                <w:bCs/>
+                <w:szCs w:val="24"/>
+                <w:lang w:bidi="ta-IN"/>
+              </w:rPr>
+              <w:t>.</w:t>
+            </w:r>
+            <w:r>
+              <w:rPr>
+                <w:rFonts w:ascii="Latha" w:hAnsi="Latha" w:cs="Latha"/>
+                <w:b/>
+                <w:bCs/>
+                <w:szCs w:val="24"/>
+                <w:cs/>
+                <w:lang w:bidi="ta-IN"/>
+              </w:rPr>
+              <w:t>5</w:t>
+            </w:r>
+            <w:r>
+              <w:rPr>
+                <w:rFonts w:ascii="Latha" w:hAnsi="Latha" w:cs="Latha"/>
+                <w:b/>
+                <w:bCs/>
+                <w:szCs w:val="24"/>
+                <w:lang w:bidi="ta-IN"/>
+              </w:rPr>
+              <w:t>.</w:t>
+            </w:r>
+            <w:r>
+              <w:rPr>
+                <w:rFonts w:ascii="Latha" w:hAnsi="Latha" w:cs="Latha"/>
+                <w:b/>
+                <w:bCs/>
+                <w:szCs w:val="24"/>
+                <w:cs/>
+                <w:lang w:bidi="ta-IN"/>
+              </w:rPr>
+              <w:t>6</w:t>
+            </w:r>
+            <w:r>
+              <w:rPr>
+                <w:rFonts w:ascii="Latha" w:hAnsi="Latha" w:cs="Latha"/>
+                <w:b/>
+                <w:bCs/>
+                <w:szCs w:val="24"/>
+                <w:lang w:bidi="ta-IN"/>
+              </w:rPr>
+              <w:t>(4</w:t>
+            </w:r>
+            <w:r>
+              <w:rPr>
+                <w:rFonts w:ascii="Latha" w:hAnsi="Latha" w:cs="Latha"/>
+                <w:b/>
+                <w:bCs/>
+                <w:szCs w:val="24"/>
+                <w:cs/>
+                <w:lang w:bidi="ta-IN"/>
+              </w:rPr>
+              <w:t>6</w:t>
+            </w:r>
+            <w:r>
+              <w:rPr>
+                <w:rFonts w:ascii="Latha" w:hAnsi="Latha" w:cs="Latha"/>
+                <w:b/>
+                <w:bCs/>
+                <w:szCs w:val="24"/>
+                <w:lang w:bidi="ta-IN"/>
+              </w:rPr>
+              <w:t>)</w:t>
+            </w:r>
+            <w:r>
+              <w:rPr>
+                <w:rFonts w:ascii="Latha" w:hAnsi="Latha" w:cs="Latha"/>
+                <w:szCs w:val="24"/>
+                <w:lang w:bidi="ta-IN"/>
+              </w:rPr>
+              <w:t xml:space="preserve">-  </w:t>
+            </w:r>
+            <w:r>
+              <w:rPr>
+                <w:rFonts w:ascii="Latha" w:hAnsi="Latha" w:cs="Latha"/>
+                <w:szCs w:val="24"/>
+                <w:cs/>
+                <w:lang w:bidi="ta-IN"/>
+              </w:rPr>
+              <w:t xml:space="preserve">யத் </w:t>
+            </w:r>
+            <w:r>
+              <w:rPr>
+                <w:rFonts w:ascii="Latha" w:hAnsi="Latha" w:cs="Latha"/>
+                <w:szCs w:val="24"/>
+                <w:lang w:bidi="ta-IN"/>
+              </w:rPr>
+              <w:t xml:space="preserve">| </w:t>
+            </w:r>
+            <w:r>
+              <w:rPr>
+                <w:rFonts w:ascii="Latha" w:hAnsi="Latha" w:cs="Latha"/>
+                <w:szCs w:val="24"/>
+                <w:cs/>
+                <w:lang w:bidi="ta-IN"/>
+              </w:rPr>
+              <w:t>ப்</w:t>
+            </w:r>
+            <w:r>
+              <w:rPr>
+                <w:rFonts w:ascii="Latha" w:hAnsi="Latha" w:cs="Latha"/>
+                <w:b/>
+                <w:bCs/>
+                <w:position w:val="-12"/>
+                <w:szCs w:val="24"/>
+                <w:cs/>
+                <w:lang w:bidi="ta-IN"/>
+              </w:rPr>
+              <w:t>3</w:t>
+            </w:r>
+            <w:r>
+              <w:rPr>
+                <w:rFonts w:ascii="Latha" w:hAnsi="Latha" w:cs="Latha"/>
+                <w:szCs w:val="24"/>
+                <w:cs/>
+                <w:lang w:bidi="ta-IN"/>
+              </w:rPr>
+              <w:t>ரூ</w:t>
+            </w:r>
+            <w:r>
+              <w:rPr>
+                <w:rFonts w:ascii="BRH Tamil Tab Extra" w:hAnsi="BRH Tamil Tab Extra" w:cs="Latha"/>
+                <w:b/>
+                <w:bCs/>
+                <w:szCs w:val="28"/>
+                <w:lang w:bidi="ta-IN"/>
+              </w:rPr>
+              <w:t>…</w:t>
+            </w:r>
+            <w:r>
+              <w:rPr>
+                <w:rFonts w:ascii="Latha" w:hAnsi="Latha" w:cs="Latha"/>
+                <w:szCs w:val="24"/>
+                <w:highlight w:val="green"/>
+                <w:cs/>
+                <w:lang w:bidi="ta-IN"/>
+              </w:rPr>
+              <w:t>யா</w:t>
+            </w:r>
+            <w:r>
+              <w:rPr>
+                <w:rFonts w:ascii="Latha" w:hAnsi="Latha" w:cs="Latha"/>
+                <w:szCs w:val="24"/>
+                <w:cs/>
+                <w:lang w:bidi="ta-IN"/>
+              </w:rPr>
+              <w:t xml:space="preserve">த் </w:t>
+            </w:r>
+            <w:r>
+              <w:rPr>
+                <w:rFonts w:ascii="Latha" w:hAnsi="Latha" w:cs="Latha"/>
+                <w:szCs w:val="24"/>
+                <w:lang w:bidi="ta-IN"/>
+              </w:rPr>
+              <w:t>|</w:t>
+            </w:r>
+          </w:p>
+          <w:p>
+            <w:pPr>
+              <w:autoSpaceDE w:val="0"/>
+              <w:autoSpaceDN w:val="0"/>
+              <w:adjustRightInd w:val="0"/>
+              <w:spacing w:before="0" w:line="240" w:lineRule="auto"/>
+              <w:rPr>
+                <w:rFonts w:ascii="Latha" w:hAnsi="Latha" w:cs="Latha"/>
+                <w:szCs w:val="24"/>
+                <w:lang w:bidi="ta-IN"/>
+              </w:rPr>
+            </w:pPr>
+            <w:r>
+              <w:rPr>
+                <w:rFonts w:ascii="Latha" w:hAnsi="Latha" w:cs="Latha"/>
+                <w:szCs w:val="24"/>
+                <w:cs/>
+                <w:lang w:bidi="ta-IN"/>
+              </w:rPr>
+              <w:t>யத்</w:t>
+            </w:r>
+            <w:r>
+              <w:rPr>
+                <w:rFonts w:ascii="Latha" w:hAnsi="Latha" w:cs="Latha"/>
+                <w:b/>
+                <w:bCs/>
+                <w:position w:val="-12"/>
+                <w:szCs w:val="24"/>
+                <w:cs/>
+                <w:lang w:bidi="ta-IN"/>
+              </w:rPr>
+              <w:t>3</w:t>
+            </w:r>
+            <w:r>
+              <w:rPr>
+                <w:rFonts w:ascii="Latha" w:hAnsi="Latha" w:cs="Latha"/>
+                <w:szCs w:val="24"/>
+                <w:cs/>
+                <w:lang w:bidi="ta-IN"/>
+              </w:rPr>
+              <w:t xml:space="preserve"> ப்</w:t>
+            </w:r>
+            <w:r>
+              <w:rPr>
+                <w:rFonts w:ascii="Latha" w:hAnsi="Latha" w:cs="Latha"/>
+                <w:b/>
+                <w:bCs/>
+                <w:position w:val="-12"/>
+                <w:szCs w:val="24"/>
+                <w:cs/>
+                <w:lang w:bidi="ta-IN"/>
+              </w:rPr>
+              <w:t>3</w:t>
+            </w:r>
+            <w:r>
+              <w:rPr>
+                <w:rFonts w:ascii="Latha" w:hAnsi="Latha" w:cs="Latha"/>
+                <w:szCs w:val="24"/>
+                <w:highlight w:val="green"/>
+                <w:cs/>
+                <w:lang w:bidi="ta-IN"/>
+              </w:rPr>
+              <w:t>ரூ</w:t>
+            </w:r>
+            <w:r>
+              <w:rPr>
+                <w:rFonts w:ascii="BRH Tamil Tab Extra" w:hAnsi="BRH Tamil Tab Extra" w:cs="Latha"/>
+                <w:b/>
+                <w:bCs/>
+                <w:szCs w:val="28"/>
+                <w:lang w:bidi="ta-IN"/>
+              </w:rPr>
+              <w:t>…</w:t>
+            </w:r>
+            <w:r>
+              <w:rPr>
+                <w:rFonts w:ascii="Latha" w:hAnsi="Latha" w:cs="Latha"/>
+                <w:szCs w:val="24"/>
+                <w:cs/>
+                <w:lang w:bidi="ta-IN"/>
+              </w:rPr>
+              <w:t>யாத்</w:t>
+            </w:r>
+            <w:r>
+              <w:rPr>
+                <w:rFonts w:ascii="Latha" w:hAnsi="Latha" w:cs="Latha"/>
+                <w:b/>
+                <w:bCs/>
+                <w:position w:val="-12"/>
+                <w:szCs w:val="24"/>
+                <w:cs/>
+                <w:lang w:bidi="ta-IN"/>
+              </w:rPr>
+              <w:t>3</w:t>
+            </w:r>
+            <w:r>
+              <w:rPr>
+                <w:rFonts w:ascii="Latha" w:hAnsi="Latha" w:cs="Latha"/>
+                <w:szCs w:val="24"/>
+                <w:cs/>
+                <w:lang w:bidi="ta-IN"/>
+              </w:rPr>
+              <w:t xml:space="preserve"> </w:t>
+            </w:r>
+            <w:r>
+              <w:rPr>
+                <w:rFonts w:ascii="Latha" w:hAnsi="Latha" w:cs="Latha"/>
+                <w:szCs w:val="24"/>
+                <w:highlight w:val="green"/>
+                <w:cs/>
+                <w:lang w:bidi="ta-IN"/>
+              </w:rPr>
+              <w:t>ப்</w:t>
+            </w:r>
+            <w:r>
+              <w:rPr>
+                <w:rFonts w:ascii="Latha" w:hAnsi="Latha" w:cs="Latha"/>
+                <w:b/>
+                <w:bCs/>
+                <w:position w:val="-12"/>
+                <w:szCs w:val="24"/>
+                <w:highlight w:val="green"/>
+                <w:cs/>
+                <w:lang w:bidi="ta-IN"/>
+              </w:rPr>
+              <w:t>3</w:t>
+            </w:r>
+            <w:r>
+              <w:rPr>
+                <w:rFonts w:ascii="Latha" w:hAnsi="Latha" w:cs="Latha"/>
+                <w:szCs w:val="24"/>
+                <w:highlight w:val="green"/>
+                <w:cs/>
+                <w:lang w:bidi="ta-IN"/>
+              </w:rPr>
+              <w:t>ரூ</w:t>
+            </w:r>
+            <w:r>
+              <w:rPr>
+                <w:rFonts w:ascii="BRH Tamil Tab Extra" w:hAnsi="BRH Tamil Tab Extra" w:cs="Latha"/>
+                <w:b/>
+                <w:bCs/>
+                <w:szCs w:val="28"/>
+                <w:highlight w:val="green"/>
+                <w:lang w:bidi="ta-IN"/>
+              </w:rPr>
+              <w:t>…</w:t>
+            </w:r>
+            <w:r>
+              <w:rPr>
+                <w:rFonts w:ascii="Latha" w:hAnsi="Latha" w:cs="Latha"/>
+                <w:szCs w:val="24"/>
+                <w:highlight w:val="green"/>
+                <w:cs/>
+                <w:lang w:bidi="ta-IN"/>
+              </w:rPr>
+              <w:t>யா</w:t>
+            </w:r>
+            <w:r>
+              <w:rPr>
+                <w:rFonts w:ascii="Latha" w:hAnsi="Latha" w:cs="Latha"/>
+                <w:szCs w:val="24"/>
+                <w:cs/>
+                <w:lang w:bidi="ta-IN"/>
+              </w:rPr>
+              <w:t>த்</w:t>
+            </w:r>
+            <w:r>
+              <w:rPr>
+                <w:rFonts w:ascii="Latha" w:hAnsi="Latha" w:cs="Latha"/>
+                <w:b/>
+                <w:bCs/>
+                <w:position w:val="-12"/>
+                <w:szCs w:val="24"/>
+                <w:cs/>
+                <w:lang w:bidi="ta-IN"/>
+              </w:rPr>
+              <w:t>3</w:t>
+            </w:r>
+            <w:r>
+              <w:rPr>
+                <w:rFonts w:ascii="Latha" w:hAnsi="Latha" w:cs="Latha"/>
+                <w:szCs w:val="24"/>
+                <w:cs/>
+                <w:lang w:bidi="ta-IN"/>
+              </w:rPr>
+              <w:t xml:space="preserve"> யத்</w:t>
+            </w:r>
+            <w:r>
+              <w:rPr>
+                <w:rFonts w:ascii="Latha" w:hAnsi="Latha" w:cs="Latha"/>
+                <w:b/>
+                <w:bCs/>
+                <w:position w:val="-12"/>
+                <w:szCs w:val="24"/>
+                <w:cs/>
+                <w:lang w:bidi="ta-IN"/>
+              </w:rPr>
+              <w:t>3</w:t>
+            </w:r>
+            <w:r>
+              <w:rPr>
+                <w:rFonts w:ascii="Latha" w:hAnsi="Latha" w:cs="Latha"/>
+                <w:szCs w:val="24"/>
+                <w:cs/>
+                <w:lang w:bidi="ta-IN"/>
+              </w:rPr>
+              <w:t xml:space="preserve"> யத்</w:t>
+            </w:r>
+            <w:r>
+              <w:rPr>
+                <w:rFonts w:ascii="Latha" w:hAnsi="Latha" w:cs="Latha"/>
+                <w:b/>
+                <w:bCs/>
+                <w:position w:val="-12"/>
+                <w:szCs w:val="24"/>
+                <w:cs/>
+                <w:lang w:bidi="ta-IN"/>
+              </w:rPr>
+              <w:t>3</w:t>
+            </w:r>
+            <w:r>
+              <w:rPr>
+                <w:rFonts w:ascii="Latha" w:hAnsi="Latha" w:cs="Latha"/>
+                <w:szCs w:val="24"/>
+                <w:cs/>
+                <w:lang w:bidi="ta-IN"/>
+              </w:rPr>
+              <w:t xml:space="preserve"> </w:t>
+            </w:r>
+            <w:r>
+              <w:rPr>
+                <w:rFonts w:ascii="Latha" w:hAnsi="Latha" w:cs="Latha"/>
+                <w:szCs w:val="24"/>
+                <w:highlight w:val="green"/>
+                <w:cs/>
+                <w:lang w:bidi="ta-IN"/>
+              </w:rPr>
+              <w:t>ப்</w:t>
+            </w:r>
+            <w:r>
+              <w:rPr>
+                <w:rFonts w:ascii="Latha" w:hAnsi="Latha" w:cs="Latha"/>
+                <w:b/>
+                <w:bCs/>
+                <w:position w:val="-12"/>
+                <w:szCs w:val="24"/>
+                <w:highlight w:val="green"/>
+                <w:cs/>
+                <w:lang w:bidi="ta-IN"/>
+              </w:rPr>
+              <w:t>3</w:t>
+            </w:r>
+            <w:r>
+              <w:rPr>
+                <w:rFonts w:ascii="Latha" w:hAnsi="Latha" w:cs="Latha"/>
+                <w:szCs w:val="24"/>
+                <w:highlight w:val="green"/>
+                <w:cs/>
+                <w:lang w:bidi="ta-IN"/>
+              </w:rPr>
+              <w:t>ரூ</w:t>
+            </w:r>
+            <w:r>
+              <w:rPr>
+                <w:rFonts w:ascii="BRH Tamil Tab Extra" w:hAnsi="BRH Tamil Tab Extra" w:cs="Latha"/>
+                <w:b/>
+                <w:bCs/>
+                <w:szCs w:val="28"/>
+                <w:lang w:bidi="ta-IN"/>
+              </w:rPr>
+              <w:t>…</w:t>
+            </w:r>
+            <w:r>
+              <w:rPr>
+                <w:rFonts w:ascii="Latha" w:hAnsi="Latha" w:cs="Latha"/>
+                <w:szCs w:val="24"/>
+                <w:cs/>
+                <w:lang w:bidi="ta-IN"/>
+              </w:rPr>
+              <w:t xml:space="preserve">யாத் </w:t>
+            </w:r>
+            <w:r>
+              <w:rPr>
+                <w:rFonts w:ascii="Latha" w:hAnsi="Latha" w:cs="Latha"/>
+                <w:szCs w:val="24"/>
+                <w:lang w:bidi="ta-IN"/>
+              </w:rPr>
+              <w:t xml:space="preserve">| </w:t>
+            </w:r>
+          </w:p>
+          <w:p>
+            <w:pPr>
+              <w:autoSpaceDE w:val="0"/>
+              <w:autoSpaceDN w:val="0"/>
+              <w:adjustRightInd w:val="0"/>
+              <w:spacing w:before="0" w:line="240" w:lineRule="auto"/>
+              <w:rPr>
+                <w:rFonts w:ascii="Latha" w:hAnsi="Latha" w:cs="Latha"/>
+                <w:szCs w:val="24"/>
+                <w:lang w:bidi="ta-IN"/>
+              </w:rPr>
+            </w:pPr>
+            <w:r>
+              <w:rPr>
+                <w:rFonts w:ascii="Latha" w:hAnsi="Latha" w:cs="Latha"/>
+                <w:b/>
+                <w:bCs/>
+                <w:szCs w:val="24"/>
+                <w:cs/>
+                <w:lang w:bidi="ta-IN"/>
+              </w:rPr>
+              <w:t>51</w:t>
+            </w:r>
+            <w:r>
+              <w:rPr>
+                <w:rFonts w:ascii="Latha" w:hAnsi="Latha" w:cs="Latha"/>
+                <w:b/>
+                <w:bCs/>
+                <w:szCs w:val="24"/>
+                <w:lang w:bidi="ta-IN"/>
+              </w:rPr>
+              <w:t>)</w:t>
+            </w:r>
+            <w:r>
+              <w:rPr>
+                <w:rFonts w:ascii="Latha" w:hAnsi="Latha" w:cs="Latha"/>
+                <w:szCs w:val="24"/>
+                <w:lang w:bidi="ta-IN"/>
+              </w:rPr>
+              <w:tab/>
+            </w:r>
+            <w:r>
+              <w:rPr>
+                <w:rFonts w:ascii="Latha" w:hAnsi="Latha" w:cs="Latha"/>
+                <w:b/>
+                <w:bCs/>
+                <w:szCs w:val="24"/>
+                <w:cs/>
+                <w:lang w:bidi="ta-IN"/>
+              </w:rPr>
+              <w:t>2.6</w:t>
+            </w:r>
+            <w:r>
+              <w:rPr>
+                <w:rFonts w:ascii="Latha" w:hAnsi="Latha" w:cs="Latha"/>
+                <w:b/>
+                <w:bCs/>
+                <w:szCs w:val="24"/>
+                <w:lang w:bidi="ta-IN"/>
+              </w:rPr>
+              <w:t>.</w:t>
+            </w:r>
+            <w:r>
+              <w:rPr>
+                <w:rFonts w:ascii="Latha" w:hAnsi="Latha" w:cs="Latha"/>
+                <w:b/>
+                <w:bCs/>
+                <w:szCs w:val="24"/>
+                <w:cs/>
+                <w:lang w:bidi="ta-IN"/>
+              </w:rPr>
+              <w:t>5</w:t>
+            </w:r>
+            <w:r>
+              <w:rPr>
+                <w:rFonts w:ascii="Latha" w:hAnsi="Latha" w:cs="Latha"/>
+                <w:b/>
+                <w:bCs/>
+                <w:szCs w:val="24"/>
+                <w:lang w:bidi="ta-IN"/>
+              </w:rPr>
+              <w:t>.</w:t>
+            </w:r>
+            <w:r>
+              <w:rPr>
+                <w:rFonts w:ascii="Latha" w:hAnsi="Latha" w:cs="Latha"/>
+                <w:b/>
+                <w:bCs/>
+                <w:szCs w:val="24"/>
+                <w:cs/>
+                <w:lang w:bidi="ta-IN"/>
+              </w:rPr>
+              <w:t>6</w:t>
+            </w:r>
+            <w:r>
+              <w:rPr>
+                <w:rFonts w:ascii="Latha" w:hAnsi="Latha" w:cs="Latha"/>
+                <w:b/>
+                <w:bCs/>
+                <w:szCs w:val="24"/>
+                <w:lang w:bidi="ta-IN"/>
+              </w:rPr>
+              <w:t>(4</w:t>
+            </w:r>
+            <w:r>
+              <w:rPr>
+                <w:rFonts w:ascii="Latha" w:hAnsi="Latha" w:cs="Latha"/>
+                <w:b/>
+                <w:bCs/>
+                <w:szCs w:val="24"/>
+                <w:cs/>
+                <w:lang w:bidi="ta-IN"/>
+              </w:rPr>
+              <w:t>7</w:t>
+            </w:r>
+            <w:r>
+              <w:rPr>
+                <w:rFonts w:ascii="Latha" w:hAnsi="Latha" w:cs="Latha"/>
+                <w:b/>
+                <w:bCs/>
+                <w:szCs w:val="24"/>
+                <w:lang w:bidi="ta-IN"/>
+              </w:rPr>
+              <w:t>)</w:t>
+            </w:r>
+            <w:r>
+              <w:rPr>
+                <w:rFonts w:ascii="Latha" w:hAnsi="Latha" w:cs="Latha"/>
+                <w:szCs w:val="24"/>
+                <w:lang w:bidi="ta-IN"/>
+              </w:rPr>
+              <w:t xml:space="preserve">-  </w:t>
+            </w:r>
+            <w:r>
+              <w:rPr>
+                <w:rFonts w:ascii="Latha" w:hAnsi="Latha" w:cs="Latha"/>
+                <w:szCs w:val="24"/>
+                <w:cs/>
+                <w:lang w:bidi="ta-IN"/>
+              </w:rPr>
+              <w:t>ப்</w:t>
+            </w:r>
+            <w:r>
+              <w:rPr>
+                <w:rFonts w:ascii="Latha" w:hAnsi="Latha" w:cs="Latha"/>
+                <w:b/>
+                <w:bCs/>
+                <w:position w:val="-12"/>
+                <w:szCs w:val="24"/>
+                <w:cs/>
+                <w:lang w:bidi="ta-IN"/>
+              </w:rPr>
+              <w:t>3</w:t>
+            </w:r>
+            <w:r>
+              <w:rPr>
+                <w:rFonts w:ascii="Latha" w:hAnsi="Latha" w:cs="Latha"/>
+                <w:szCs w:val="24"/>
+                <w:cs/>
+                <w:lang w:bidi="ta-IN"/>
+              </w:rPr>
+              <w:t>ரூ</w:t>
+            </w:r>
+            <w:r>
+              <w:rPr>
+                <w:rFonts w:ascii="BRH Tamil Tab Extra" w:hAnsi="BRH Tamil Tab Extra" w:cs="Latha"/>
+                <w:b/>
+                <w:bCs/>
+                <w:szCs w:val="28"/>
+                <w:highlight w:val="yellow"/>
+                <w:lang w:bidi="ta-IN"/>
+              </w:rPr>
+              <w:t>…</w:t>
+            </w:r>
+            <w:r>
+              <w:rPr>
+                <w:rFonts w:ascii="Latha" w:hAnsi="Latha" w:cs="Latha"/>
+                <w:szCs w:val="24"/>
+                <w:highlight w:val="green"/>
+                <w:cs/>
+                <w:lang w:bidi="ta-IN"/>
+              </w:rPr>
+              <w:t>யா</w:t>
+            </w:r>
+            <w:r>
+              <w:rPr>
+                <w:rFonts w:ascii="Latha" w:hAnsi="Latha" w:cs="Latha"/>
+                <w:szCs w:val="24"/>
+                <w:cs/>
+                <w:lang w:bidi="ta-IN"/>
+              </w:rPr>
+              <w:t xml:space="preserve">த் </w:t>
+            </w:r>
+            <w:r>
+              <w:rPr>
+                <w:rFonts w:ascii="Latha" w:hAnsi="Latha" w:cs="Latha"/>
+                <w:szCs w:val="24"/>
+                <w:lang w:bidi="ta-IN"/>
+              </w:rPr>
+              <w:t xml:space="preserve">| </w:t>
+            </w:r>
+            <w:r>
+              <w:rPr>
+                <w:rFonts w:ascii="Latha" w:hAnsi="Latha" w:cs="Latha"/>
+                <w:szCs w:val="24"/>
+                <w:cs/>
+                <w:lang w:bidi="ta-IN"/>
+              </w:rPr>
+              <w:t>அக</w:t>
+            </w:r>
+            <w:r>
+              <w:rPr>
+                <w:rFonts w:ascii="Latha" w:hAnsi="Latha" w:cs="Latha"/>
+                <w:b/>
+                <w:bCs/>
+                <w:position w:val="-12"/>
+                <w:szCs w:val="24"/>
+                <w:cs/>
+                <w:lang w:bidi="ta-IN"/>
+              </w:rPr>
+              <w:t>3</w:t>
+            </w:r>
+            <w:r>
+              <w:rPr>
+                <w:rFonts w:ascii="Latha" w:hAnsi="Latha" w:cs="Latha"/>
+                <w:szCs w:val="24"/>
+                <w:cs/>
+                <w:lang w:bidi="ta-IN"/>
+              </w:rPr>
+              <w:t>ன்ன்</w:t>
+            </w:r>
+            <w:r>
+              <w:rPr>
+                <w:rFonts w:ascii="BRH Tamil Tab Extra" w:hAnsi="BRH Tamil Tab Extra" w:cs="Latha"/>
+                <w:b/>
+                <w:bCs/>
+                <w:szCs w:val="28"/>
+                <w:lang w:bidi="ta-IN"/>
+              </w:rPr>
+              <w:t>†</w:t>
+            </w:r>
+            <w:r>
+              <w:rPr>
+                <w:rFonts w:ascii="Latha" w:hAnsi="Latha" w:cs="Latha"/>
+                <w:szCs w:val="24"/>
+                <w:lang w:bidi="ta-IN"/>
+              </w:rPr>
+              <w:t xml:space="preserve"> |</w:t>
+            </w:r>
+          </w:p>
+          <w:p>
+            <w:pPr>
+              <w:autoSpaceDE w:val="0"/>
+              <w:autoSpaceDN w:val="0"/>
+              <w:adjustRightInd w:val="0"/>
+              <w:spacing w:before="0" w:line="240" w:lineRule="auto"/>
+              <w:rPr>
+                <w:rFonts w:ascii="Latha" w:hAnsi="Latha" w:cs="Latha"/>
+                <w:szCs w:val="24"/>
+                <w:lang w:bidi="ta-IN"/>
+              </w:rPr>
+            </w:pPr>
+            <w:r>
+              <w:rPr>
+                <w:rFonts w:ascii="Latha" w:hAnsi="Latha" w:cs="Latha"/>
+                <w:szCs w:val="24"/>
+                <w:cs/>
+                <w:lang w:bidi="ta-IN"/>
+              </w:rPr>
+              <w:t>ப்</w:t>
+            </w:r>
+            <w:r>
+              <w:rPr>
+                <w:rFonts w:ascii="Latha" w:hAnsi="Latha" w:cs="Latha"/>
+                <w:b/>
+                <w:bCs/>
+                <w:position w:val="-12"/>
+                <w:szCs w:val="24"/>
+                <w:cs/>
+                <w:lang w:bidi="ta-IN"/>
+              </w:rPr>
+              <w:t>3</w:t>
+            </w:r>
+            <w:r>
+              <w:rPr>
+                <w:rFonts w:ascii="Latha" w:hAnsi="Latha" w:cs="Latha"/>
+                <w:szCs w:val="24"/>
+                <w:cs/>
+                <w:lang w:bidi="ta-IN"/>
+              </w:rPr>
+              <w:t>ரூ</w:t>
+            </w:r>
+            <w:r>
+              <w:rPr>
+                <w:rFonts w:ascii="BRH Tamil Tab Extra" w:hAnsi="BRH Tamil Tab Extra" w:cs="Latha"/>
+                <w:b/>
+                <w:bCs/>
+                <w:szCs w:val="28"/>
+                <w:lang w:bidi="ta-IN"/>
+              </w:rPr>
+              <w:t>…</w:t>
+            </w:r>
+            <w:r>
+              <w:rPr>
+                <w:rFonts w:ascii="Latha" w:hAnsi="Latha" w:cs="Latha"/>
+                <w:szCs w:val="24"/>
+                <w:highlight w:val="green"/>
+                <w:cs/>
+                <w:lang w:bidi="ta-IN"/>
+              </w:rPr>
+              <w:t>யா</w:t>
+            </w:r>
+            <w:r>
+              <w:rPr>
+                <w:rFonts w:ascii="Latha" w:hAnsi="Latha" w:cs="Latha"/>
+                <w:szCs w:val="24"/>
+                <w:lang w:bidi="ta-IN"/>
+              </w:rPr>
+              <w:t xml:space="preserve"> </w:t>
+            </w:r>
+            <w:r>
+              <w:rPr>
+                <w:rFonts w:ascii="Latha" w:hAnsi="Latha" w:cs="Latha"/>
+                <w:szCs w:val="24"/>
+                <w:cs/>
+                <w:lang w:bidi="ta-IN"/>
+              </w:rPr>
+              <w:t>த</w:t>
+            </w:r>
+            <w:r>
+              <w:rPr>
+                <w:rFonts w:ascii="Latha" w:hAnsi="Latha" w:cs="Latha"/>
+                <w:b/>
+                <w:bCs/>
+                <w:position w:val="-12"/>
+                <w:szCs w:val="24"/>
+                <w:cs/>
+                <w:lang w:bidi="ta-IN"/>
+              </w:rPr>
+              <w:t>3</w:t>
+            </w:r>
+            <w:r>
+              <w:rPr>
+                <w:rFonts w:ascii="Latha" w:hAnsi="Latha" w:cs="Latha"/>
+                <w:szCs w:val="24"/>
+                <w:cs/>
+                <w:lang w:bidi="ta-IN"/>
+              </w:rPr>
+              <w:t>க</w:t>
+            </w:r>
+            <w:r>
+              <w:rPr>
+                <w:rFonts w:ascii="BRH Tamil Tab Extra" w:hAnsi="BRH Tamil Tab Extra" w:cs="Latha"/>
+                <w:b/>
+                <w:bCs/>
+                <w:szCs w:val="28"/>
+                <w:lang w:bidi="ta-IN"/>
+              </w:rPr>
+              <w:t>…</w:t>
+            </w:r>
+            <w:r>
+              <w:rPr>
+                <w:rFonts w:ascii="Latha" w:hAnsi="Latha" w:cs="Latha"/>
+                <w:b/>
+                <w:bCs/>
+                <w:position w:val="-12"/>
+                <w:szCs w:val="24"/>
+                <w:cs/>
+                <w:lang w:bidi="ta-IN"/>
+              </w:rPr>
+              <w:t>3</w:t>
+            </w:r>
+            <w:r>
+              <w:rPr>
+                <w:rFonts w:ascii="Latha" w:hAnsi="Latha" w:cs="Latha"/>
+                <w:szCs w:val="24"/>
+                <w:cs/>
+                <w:lang w:bidi="ta-IN"/>
+              </w:rPr>
+              <w:t>ன் நக</w:t>
+            </w:r>
+            <w:r>
+              <w:rPr>
+                <w:rFonts w:ascii="BRH Tamil Tab Extra" w:hAnsi="BRH Tamil Tab Extra" w:cs="Latha"/>
+                <w:b/>
+                <w:bCs/>
+                <w:szCs w:val="28"/>
+                <w:lang w:bidi="ta-IN"/>
+              </w:rPr>
+              <w:t>†</w:t>
+            </w:r>
+            <w:r>
+              <w:rPr>
+                <w:rFonts w:ascii="Latha" w:hAnsi="Latha" w:cs="Latha"/>
+                <w:b/>
+                <w:bCs/>
+                <w:position w:val="-12"/>
+                <w:szCs w:val="24"/>
+                <w:cs/>
+                <w:lang w:bidi="ta-IN"/>
+              </w:rPr>
+              <w:t>3</w:t>
+            </w:r>
+            <w:r>
+              <w:rPr>
+                <w:rFonts w:ascii="Latha" w:hAnsi="Latha" w:cs="Latha"/>
+                <w:szCs w:val="24"/>
+                <w:cs/>
+                <w:lang w:bidi="ta-IN"/>
+              </w:rPr>
+              <w:t xml:space="preserve">ன் </w:t>
+            </w:r>
+            <w:r>
+              <w:rPr>
+                <w:rFonts w:ascii="Latha" w:hAnsi="Latha" w:cs="Latha"/>
+                <w:szCs w:val="24"/>
+                <w:highlight w:val="green"/>
+                <w:cs/>
+                <w:lang w:bidi="ta-IN"/>
+              </w:rPr>
+              <w:t>ப்</w:t>
+            </w:r>
+            <w:r>
+              <w:rPr>
+                <w:rFonts w:ascii="Latha" w:hAnsi="Latha" w:cs="Latha"/>
+                <w:b/>
+                <w:bCs/>
+                <w:position w:val="-12"/>
+                <w:szCs w:val="24"/>
+                <w:highlight w:val="green"/>
+                <w:cs/>
+                <w:lang w:bidi="ta-IN"/>
+              </w:rPr>
+              <w:t>3</w:t>
+            </w:r>
+            <w:r>
+              <w:rPr>
+                <w:rFonts w:ascii="Latha" w:hAnsi="Latha" w:cs="Latha"/>
+                <w:szCs w:val="24"/>
+                <w:highlight w:val="green"/>
+                <w:cs/>
+                <w:lang w:bidi="ta-IN"/>
+              </w:rPr>
+              <w:t>ரூ</w:t>
+            </w:r>
+            <w:r>
+              <w:rPr>
+                <w:rFonts w:ascii="BRH Tamil Tab Extra" w:hAnsi="BRH Tamil Tab Extra" w:cs="Latha"/>
+                <w:b/>
+                <w:bCs/>
+                <w:szCs w:val="28"/>
+                <w:lang w:bidi="ta-IN"/>
+              </w:rPr>
+              <w:t>…</w:t>
+            </w:r>
+            <w:r>
+              <w:rPr>
+                <w:rFonts w:ascii="Latha" w:hAnsi="Latha" w:cs="Latha"/>
+                <w:szCs w:val="24"/>
+                <w:cs/>
+                <w:lang w:bidi="ta-IN"/>
+              </w:rPr>
+              <w:t>யாத்</w:t>
+            </w:r>
+            <w:r>
+              <w:rPr>
+                <w:rFonts w:ascii="Latha" w:hAnsi="Latha" w:cs="Latha"/>
+                <w:b/>
+                <w:bCs/>
+                <w:position w:val="-12"/>
+                <w:szCs w:val="24"/>
+                <w:cs/>
+                <w:lang w:bidi="ta-IN"/>
+              </w:rPr>
+              <w:t>3</w:t>
+            </w:r>
+            <w:r>
+              <w:rPr>
+                <w:rFonts w:ascii="Latha" w:hAnsi="Latha" w:cs="Latha"/>
+                <w:szCs w:val="24"/>
+                <w:cs/>
+                <w:lang w:bidi="ta-IN"/>
+              </w:rPr>
+              <w:t xml:space="preserve"> </w:t>
+            </w:r>
+            <w:r>
+              <w:rPr>
+                <w:rFonts w:ascii="Latha" w:hAnsi="Latha" w:cs="Latha"/>
+                <w:szCs w:val="24"/>
+                <w:highlight w:val="green"/>
+                <w:cs/>
+                <w:lang w:bidi="ta-IN"/>
+              </w:rPr>
+              <w:t>ப்</w:t>
+            </w:r>
+            <w:r>
+              <w:rPr>
+                <w:rFonts w:ascii="Latha" w:hAnsi="Latha" w:cs="Latha"/>
+                <w:b/>
+                <w:bCs/>
+                <w:position w:val="-12"/>
+                <w:szCs w:val="24"/>
+                <w:highlight w:val="green"/>
+                <w:cs/>
+                <w:lang w:bidi="ta-IN"/>
+              </w:rPr>
+              <w:t>3</w:t>
+            </w:r>
+            <w:r>
+              <w:rPr>
+                <w:rFonts w:ascii="Latha" w:hAnsi="Latha" w:cs="Latha"/>
+                <w:szCs w:val="24"/>
+                <w:highlight w:val="green"/>
+                <w:cs/>
+                <w:lang w:bidi="ta-IN"/>
+              </w:rPr>
+              <w:t>ரூ</w:t>
+            </w:r>
+            <w:r>
+              <w:rPr>
+                <w:rFonts w:ascii="BRH Tamil Tab Extra" w:hAnsi="BRH Tamil Tab Extra" w:cs="Latha"/>
+                <w:b/>
+                <w:bCs/>
+                <w:szCs w:val="28"/>
+                <w:highlight w:val="green"/>
+                <w:lang w:bidi="ta-IN"/>
+              </w:rPr>
+              <w:t>…</w:t>
+            </w:r>
+            <w:r>
+              <w:rPr>
+                <w:rFonts w:ascii="Latha" w:hAnsi="Latha" w:cs="Latha"/>
+                <w:szCs w:val="24"/>
+                <w:highlight w:val="green"/>
+                <w:cs/>
+                <w:lang w:bidi="ta-IN"/>
+              </w:rPr>
+              <w:t>யா</w:t>
+            </w:r>
+            <w:r>
+              <w:rPr>
+                <w:rFonts w:ascii="Latha" w:hAnsi="Latha" w:cs="Latha"/>
+                <w:szCs w:val="24"/>
+                <w:lang w:bidi="ta-IN"/>
+              </w:rPr>
+              <w:t xml:space="preserve"> </w:t>
+            </w:r>
+          </w:p>
+          <w:p>
+            <w:pPr>
+              <w:autoSpaceDE w:val="0"/>
+              <w:autoSpaceDN w:val="0"/>
+              <w:adjustRightInd w:val="0"/>
+              <w:spacing w:before="0" w:line="240" w:lineRule="auto"/>
+              <w:rPr>
+                <w:rFonts w:cs="BRH Malayalam Extra"/>
+                <w:szCs w:val="40"/>
+              </w:rPr>
+            </w:pPr>
+            <w:r>
+              <w:rPr>
+                <w:rFonts w:ascii="Latha" w:hAnsi="Latha" w:cs="Latha"/>
+                <w:szCs w:val="24"/>
+                <w:cs/>
+                <w:lang w:bidi="ta-IN"/>
+              </w:rPr>
+              <w:t>த</w:t>
+            </w:r>
+            <w:r>
+              <w:rPr>
+                <w:rFonts w:ascii="Latha" w:hAnsi="Latha" w:cs="Latha"/>
+                <w:b/>
+                <w:bCs/>
+                <w:position w:val="-12"/>
+                <w:szCs w:val="24"/>
+                <w:cs/>
+                <w:lang w:bidi="ta-IN"/>
+              </w:rPr>
+              <w:t>3</w:t>
+            </w:r>
+            <w:r>
+              <w:rPr>
+                <w:rFonts w:ascii="Latha" w:hAnsi="Latha" w:cs="Latha"/>
+                <w:szCs w:val="24"/>
+                <w:cs/>
+                <w:lang w:bidi="ta-IN"/>
+              </w:rPr>
+              <w:t>க</w:t>
+            </w:r>
+            <w:r>
+              <w:rPr>
+                <w:rFonts w:ascii="Latha" w:hAnsi="Latha" w:cs="Latha"/>
+                <w:b/>
+                <w:bCs/>
+                <w:position w:val="-12"/>
+                <w:szCs w:val="24"/>
+                <w:cs/>
+                <w:lang w:bidi="ta-IN"/>
+              </w:rPr>
+              <w:t>3</w:t>
+            </w:r>
+            <w:r>
+              <w:rPr>
+                <w:rFonts w:ascii="Latha" w:hAnsi="Latha" w:cs="Latha"/>
+                <w:szCs w:val="24"/>
+                <w:cs/>
+                <w:lang w:bidi="ta-IN"/>
+              </w:rPr>
+              <w:t>ன்ன்</w:t>
+            </w:r>
+            <w:r>
+              <w:rPr>
+                <w:rFonts w:ascii="BRH Tamil Tab Extra" w:hAnsi="BRH Tamil Tab Extra" w:cs="Latha"/>
+                <w:b/>
+                <w:bCs/>
+                <w:szCs w:val="28"/>
+                <w:lang w:bidi="ta-IN"/>
+              </w:rPr>
+              <w:t>†</w:t>
+            </w:r>
+            <w:r>
+              <w:rPr>
+                <w:rFonts w:ascii="Latha" w:hAnsi="Latha" w:cs="Latha"/>
+                <w:szCs w:val="24"/>
+                <w:lang w:bidi="ta-IN"/>
+              </w:rPr>
+              <w:t xml:space="preserve"> | </w:t>
+            </w:r>
+          </w:p>
+        </w:tc>
+      </w:tr>
+      <w:tr>
+        <w:trPr>
+          <w:trHeight w:val="488"/>
+        </w:trPr>
+        <w:tc>
+          <w:tcPr>
+            <w:tcW w:w="7166" w:type="dxa"/>
+          </w:tcPr>
+          <w:p>
+            <w:pPr>
+              <w:widowControl w:val="0"/>
+              <w:autoSpaceDE w:val="0"/>
+              <w:autoSpaceDN w:val="0"/>
+              <w:adjustRightInd w:val="0"/>
+              <w:spacing w:before="0" w:line="240" w:lineRule="auto"/>
+              <w:rPr>
+                <w:rFonts w:cs="BRH Malayalam Extra"/>
+                <w:szCs w:val="40"/>
+              </w:rPr>
+            </w:pPr>
+          </w:p>
+        </w:tc>
+        <w:tc>
+          <w:tcPr>
+            <w:tcW w:w="7371" w:type="dxa"/>
+          </w:tcPr>
+          <w:p>
+            <w:pPr>
+              <w:widowControl w:val="0"/>
+              <w:autoSpaceDE w:val="0"/>
+              <w:autoSpaceDN w:val="0"/>
+              <w:adjustRightInd w:val="0"/>
+              <w:spacing w:before="0" w:line="240" w:lineRule="auto"/>
+              <w:rPr>
+                <w:rFonts w:cs="BRH Malayalam Extra"/>
+                <w:szCs w:val="40"/>
+              </w:rPr>
+            </w:pPr>
+          </w:p>
+        </w:tc>
+      </w:tr>
+    </w:tbl>
+    <w:p>
+      <w:pPr>
+        <w:spacing w:before="0" w:line="240" w:lineRule="auto"/>
+        <w:jc w:val="center"/>
+        <w:rPr>
+          <w:b/>
+          <w:bCs/>
+          <w:sz w:val="32"/>
+          <w:szCs w:val="32"/>
+          <w:u w:val="single"/>
+        </w:rPr>
+      </w:pPr>
+    </w:p>
+    <w:p>
+      <w:pPr>
+        <w:spacing w:before="0" w:line="240" w:lineRule="auto"/>
+        <w:jc w:val="center"/>
+        <w:rPr>
+          <w:b/>
+          <w:bCs/>
+          <w:sz w:val="32"/>
+          <w:szCs w:val="32"/>
+          <w:u w:val="single"/>
+        </w:rPr>
+      </w:pPr>
+    </w:p>
     <w:p>
       <w:pPr>
         <w:spacing w:before="0" w:line="240" w:lineRule="auto"/>
@@ -1543,6 +4139,7 @@
                 <w:cs/>
                 <w:lang w:bidi="ta-IN"/>
               </w:rPr>
+              <w:lastRenderedPageBreak/>
               <w:t>37</w:t>
             </w:r>
             <w:r>
@@ -2641,6 +5238,7 @@
                 <w:cs/>
                 <w:lang w:bidi="ta-IN"/>
               </w:rPr>
+              <w:lastRenderedPageBreak/>
               <w:t>35</w:t>
             </w:r>
             <w:r>
@@ -3164,6 +5762,7 @@
                 <w:cs/>
                 <w:lang w:bidi="ta-IN"/>
               </w:rPr>
+              <w:lastRenderedPageBreak/>
               <w:t>37</w:t>
             </w:r>
             <w:r>
@@ -8385,7 +10984,6 @@
                 <w:cs/>
                 <w:lang w:bidi="ta-IN"/>
               </w:rPr>
-              <w:lastRenderedPageBreak/>
               <w:t>59</w:t>
             </w:r>
             <w:r>
@@ -8582,6 +11180,7 @@
                 <w:cs/>
                 <w:lang w:bidi="ta-IN"/>
               </w:rPr>
+              <w:lastRenderedPageBreak/>
               <w:t>உ</w:t>
             </w:r>
             <w:r>
@@ -9921,7 +12520,6 @@
                 <w:cs/>
                 <w:lang w:bidi="ta-IN"/>
               </w:rPr>
-              <w:lastRenderedPageBreak/>
               <w:t>59</w:t>
             </w:r>
             <w:r>
@@ -10108,6 +12706,7 @@
                 <w:cs/>
                 <w:lang w:bidi="ta-IN"/>
               </w:rPr>
+              <w:lastRenderedPageBreak/>
               <w:t>உ</w:t>
             </w:r>
             <w:r>
@@ -14285,7 +16884,6 @@
                 <w:cs/>
                 <w:lang w:bidi="ta-IN"/>
               </w:rPr>
-              <w:lastRenderedPageBreak/>
               <w:t>16</w:t>
             </w:r>
             <w:r>
@@ -14505,6 +17103,7 @@
                 <w:cs/>
                 <w:lang w:bidi="ta-IN"/>
               </w:rPr>
+              <w:lastRenderedPageBreak/>
               <w:t>உ</w:t>
             </w:r>
             <w:r>
@@ -15774,7 +18373,6 @@
                 <w:cs/>
                 <w:lang w:bidi="ta-IN"/>
               </w:rPr>
-              <w:lastRenderedPageBreak/>
               <w:t>16</w:t>
             </w:r>
             <w:r>
@@ -15987,6 +18585,7 @@
                 <w:cs/>
                 <w:lang w:bidi="ta-IN"/>
               </w:rPr>
+              <w:lastRenderedPageBreak/>
               <w:t>உ</w:t>
             </w:r>
             <w:r>
@@ -19887,7 +22486,6 @@
                 <w:cs/>
                 <w:lang w:bidi="ta-IN"/>
               </w:rPr>
-              <w:lastRenderedPageBreak/>
               <w:t>41</w:t>
             </w:r>
             <w:r>
@@ -20506,6 +23104,7 @@
                 <w:cs/>
                 <w:lang w:bidi="ta-IN"/>
               </w:rPr>
+              <w:lastRenderedPageBreak/>
               <w:t>42</w:t>
             </w:r>
             <w:r>
@@ -21441,6 +24040,7 @@
                 <w:cs/>
                 <w:lang w:bidi="ta-IN"/>
               </w:rPr>
+              <w:lastRenderedPageBreak/>
               <w:t>41</w:t>
             </w:r>
             <w:r>
@@ -22018,6 +24618,7 @@
                 <w:cs/>
                 <w:lang w:bidi="ta-IN"/>
               </w:rPr>
+              <w:lastRenderedPageBreak/>
               <w:t>42</w:t>
             </w:r>
             <w:r>
@@ -22934,6 +25535,7 @@
                 <w:cs/>
                 <w:lang w:bidi="ta-IN"/>
               </w:rPr>
+              <w:lastRenderedPageBreak/>
               <w:t>25</w:t>
             </w:r>
             <w:r>
@@ -23989,7 +26591,6 @@
                 <w:cs/>
                 <w:lang w:bidi="ta-IN"/>
               </w:rPr>
-              <w:lastRenderedPageBreak/>
               <w:t>25</w:t>
             </w:r>
             <w:r>
@@ -25434,6 +28035,7 @@
                 <w:cs/>
                 <w:lang w:bidi="ta-IN"/>
               </w:rPr>
+              <w:lastRenderedPageBreak/>
               <w:t>27</w:t>
             </w:r>
             <w:r>
@@ -25648,7 +28250,6 @@
                 <w:color w:val="000000"/>
                 <w:sz w:val="32"/>
                 <w:szCs w:val="40"/>
-                <w:lang w:val="it-IT"/>
               </w:rPr>
             </w:pPr>
             <w:r>
@@ -25871,7 +28472,6 @@
               <w:rPr>
                 <w:rFonts w:cs="BRH Malayalam Extra"/>
                 <w:szCs w:val="40"/>
-                <w:lang w:val="it-IT"/>
               </w:rPr>
             </w:pPr>
           </w:p>
@@ -25901,6 +28501,7 @@
                 <w:cs/>
                 <w:lang w:bidi="ta-IN"/>
               </w:rPr>
+              <w:lastRenderedPageBreak/>
               <w:t>25</w:t>
             </w:r>
             <w:r>
@@ -26867,7 +29468,6 @@
                 <w:color w:val="000000"/>
                 <w:sz w:val="32"/>
                 <w:szCs w:val="40"/>
-                <w:lang w:val="it-IT"/>
               </w:rPr>
             </w:pPr>
             <w:r>
@@ -27275,6 +29875,7 @@
                 <w:cs/>
                 <w:lang w:bidi="ta-IN"/>
               </w:rPr>
+              <w:lastRenderedPageBreak/>
               <w:t>27</w:t>
             </w:r>
             <w:r>
@@ -27478,7 +30079,6 @@
                 <w:color w:val="000000"/>
                 <w:sz w:val="32"/>
                 <w:szCs w:val="40"/>
-                <w:lang w:val="it-IT"/>
               </w:rPr>
             </w:pPr>
             <w:r>
@@ -27702,7 +30302,6 @@
               <w:rPr>
                 <w:rFonts w:cs="BRH Malayalam Extra"/>
                 <w:szCs w:val="40"/>
-                <w:lang w:val="it-IT"/>
               </w:rPr>
             </w:pPr>
           </w:p>
@@ -27736,6 +30335,7 @@
                 <w:cs/>
                 <w:lang w:bidi="ta-IN"/>
               </w:rPr>
+              <w:lastRenderedPageBreak/>
               <w:t>56</w:t>
             </w:r>
             <w:r>
@@ -27979,7 +30579,6 @@
                 <w:color w:val="000000"/>
                 <w:sz w:val="32"/>
                 <w:szCs w:val="40"/>
-                <w:lang w:val="it-IT"/>
               </w:rPr>
             </w:pPr>
             <w:r>
@@ -28377,7 +30976,6 @@
               <w:rPr>
                 <w:rFonts w:cs="BRH Malayalam Extra"/>
                 <w:szCs w:val="40"/>
-                <w:lang w:val="it-IT"/>
               </w:rPr>
             </w:pPr>
           </w:p>
@@ -28648,7 +31246,6 @@
               <w:rPr>
                 <w:rFonts w:cs="BRH Malayalam Extra"/>
                 <w:szCs w:val="40"/>
-                <w:lang w:val="it-IT"/>
               </w:rPr>
             </w:pPr>
             <w:r>
@@ -29347,7 +31944,6 @@
                 <w:color w:val="000000"/>
                 <w:sz w:val="32"/>
                 <w:szCs w:val="40"/>
-                <w:lang w:val="it-IT"/>
               </w:rPr>
             </w:pPr>
             <w:r>
@@ -30861,7 +33457,6 @@
               <w:rPr>
                 <w:rFonts w:cs="BRH Malayalam Extra"/>
                 <w:szCs w:val="40"/>
-                <w:lang w:val="it-IT"/>
               </w:rPr>
             </w:pPr>
             <w:r>
@@ -31409,7 +34004,6 @@
                 <w:color w:val="000000"/>
                 <w:sz w:val="32"/>
                 <w:szCs w:val="40"/>
-                <w:lang w:val="it-IT"/>
               </w:rPr>
             </w:pPr>
             <w:r>
@@ -32243,7 +34837,6 @@
                 <w:color w:val="000000"/>
                 <w:sz w:val="32"/>
                 <w:szCs w:val="40"/>
-                <w:lang w:val="it-IT"/>
               </w:rPr>
             </w:pPr>
             <w:r>
@@ -33016,7 +35609,6 @@
                 <w:color w:val="000000"/>
                 <w:sz w:val="32"/>
                 <w:szCs w:val="40"/>
-                <w:lang w:val="it-IT"/>
               </w:rPr>
             </w:pPr>
             <w:r>
@@ -33266,7 +35858,6 @@
               <w:rPr>
                 <w:rFonts w:cs="BRH Malayalam Extra"/>
                 <w:szCs w:val="40"/>
-                <w:lang w:val="it-IT"/>
               </w:rPr>
             </w:pPr>
             <w:r>
@@ -33275,7 +35866,6 @@
                 <w:color w:val="000000"/>
                 <w:sz w:val="32"/>
                 <w:szCs w:val="40"/>
-                <w:lang w:val="it-IT"/>
               </w:rPr>
               <w:t xml:space="preserve"> </w:t>
             </w:r>
@@ -33575,7 +36165,6 @@
               <w:rPr>
                 <w:rFonts w:cs="BRH Malayalam Extra"/>
                 <w:szCs w:val="40"/>
-                <w:lang w:val="it-IT"/>
               </w:rPr>
             </w:pPr>
             <w:r>
@@ -34248,7 +36837,6 @@
               <w:rPr>
                 <w:rFonts w:cs="BRH Malayalam Extra"/>
                 <w:szCs w:val="40"/>
-                <w:lang w:val="it-IT"/>
               </w:rPr>
             </w:pPr>
             <w:r>
@@ -35205,7 +37793,6 @@
               <w:rPr>
                 <w:rFonts w:cs="BRH Malayalam Extra"/>
                 <w:szCs w:val="40"/>
-                <w:lang w:val="it-IT"/>
               </w:rPr>
             </w:pPr>
           </w:p>
@@ -35509,7 +38096,6 @@
               <w:rPr>
                 <w:rFonts w:cs="BRH Malayalam Extra"/>
                 <w:szCs w:val="40"/>
-                <w:lang w:val="it-IT"/>
               </w:rPr>
             </w:pPr>
             <w:r>
@@ -35709,7 +38295,6 @@
                 <w:cs/>
                 <w:lang w:bidi="ta-IN"/>
               </w:rPr>
-              <w:lastRenderedPageBreak/>
               <w:t>28</w:t>
             </w:r>
             <w:r>
@@ -35899,7 +38484,6 @@
                 <w:color w:val="000000"/>
                 <w:sz w:val="32"/>
                 <w:szCs w:val="40"/>
-                <w:lang w:val="it-IT"/>
               </w:rPr>
             </w:pPr>
             <w:r>
@@ -35909,6 +38493,7 @@
                 <w:cs/>
                 <w:lang w:bidi="ta-IN"/>
               </w:rPr>
+              <w:lastRenderedPageBreak/>
               <w:t>ப்ர</w:t>
             </w:r>
             <w:r>
@@ -36051,7 +38636,6 @@
               <w:rPr>
                 <w:rFonts w:cs="BRH Malayalam Extra"/>
                 <w:szCs w:val="40"/>
-                <w:lang w:val="it-IT"/>
               </w:rPr>
             </w:pPr>
           </w:p>
@@ -36080,6 +38664,7 @@
                 <w:cs/>
                 <w:lang w:bidi="ta-IN"/>
               </w:rPr>
+              <w:lastRenderedPageBreak/>
               <w:t>28</w:t>
             </w:r>
             <w:r>
@@ -36269,7 +38854,6 @@
                 <w:color w:val="000000"/>
                 <w:sz w:val="32"/>
                 <w:szCs w:val="40"/>
-                <w:lang w:val="it-IT"/>
               </w:rPr>
             </w:pPr>
             <w:bookmarkStart w:id="6" w:name="_Hlk146483291"/>
@@ -36280,6 +38864,7 @@
                 <w:cs/>
                 <w:lang w:bidi="ta-IN"/>
               </w:rPr>
+              <w:lastRenderedPageBreak/>
               <w:t>ப்ர</w:t>
             </w:r>
             <w:r>
@@ -36435,7 +39020,6 @@
               <w:rPr>
                 <w:rFonts w:cs="BRH Malayalam Extra"/>
                 <w:szCs w:val="40"/>
-                <w:lang w:val="it-IT"/>
               </w:rPr>
             </w:pPr>
           </w:p>
@@ -36469,6 +39053,7 @@
                 <w:cs/>
                 <w:lang w:bidi="ta-IN"/>
               </w:rPr>
+              <w:lastRenderedPageBreak/>
               <w:t>30</w:t>
             </w:r>
             <w:r>
@@ -36640,7 +39225,6 @@
                 <w:color w:val="000000"/>
                 <w:sz w:val="32"/>
                 <w:szCs w:val="40"/>
-                <w:lang w:val="it-IT"/>
               </w:rPr>
             </w:pPr>
             <w:r>
@@ -36772,7 +39356,6 @@
               <w:rPr>
                 <w:rFonts w:cs="BRH Malayalam Extra"/>
                 <w:szCs w:val="40"/>
-                <w:lang w:val="it-IT"/>
               </w:rPr>
             </w:pPr>
           </w:p>
@@ -36972,7 +39555,6 @@
                 <w:color w:val="000000"/>
                 <w:sz w:val="32"/>
                 <w:szCs w:val="40"/>
-                <w:lang w:val="it-IT"/>
               </w:rPr>
             </w:pPr>
             <w:r>
@@ -37103,7 +39685,6 @@
               <w:rPr>
                 <w:rFonts w:cs="BRH Malayalam Extra"/>
                 <w:szCs w:val="40"/>
-                <w:lang w:val="it-IT"/>
               </w:rPr>
             </w:pPr>
           </w:p>
@@ -37308,7 +39889,6 @@
                 <w:color w:val="000000"/>
                 <w:sz w:val="32"/>
                 <w:szCs w:val="40"/>
-                <w:lang w:val="it-IT"/>
               </w:rPr>
             </w:pPr>
             <w:r>
@@ -37434,7 +40014,6 @@
                 <w:color w:val="000000"/>
                 <w:sz w:val="32"/>
                 <w:szCs w:val="40"/>
-                <w:lang w:val="it-IT"/>
               </w:rPr>
               <w:t xml:space="preserve"> </w:t>
             </w:r>
@@ -37449,7 +40028,6 @@
               <w:rPr>
                 <w:rFonts w:cs="BRH Malayalam Extra"/>
                 <w:szCs w:val="40"/>
-                <w:lang w:val="it-IT"/>
               </w:rPr>
             </w:pPr>
           </w:p>
@@ -37649,7 +40227,6 @@
                 <w:color w:val="000000"/>
                 <w:sz w:val="32"/>
                 <w:szCs w:val="40"/>
-                <w:lang w:val="it-IT"/>
               </w:rPr>
             </w:pPr>
             <w:r>
@@ -37775,7 +40352,6 @@
                 <w:color w:val="000000"/>
                 <w:sz w:val="32"/>
                 <w:szCs w:val="40"/>
-                <w:lang w:val="it-IT"/>
               </w:rPr>
               <w:t xml:space="preserve"> </w:t>
             </w:r>
@@ -37790,7 +40366,6 @@
               <w:rPr>
                 <w:rFonts w:cs="BRH Malayalam Extra"/>
                 <w:szCs w:val="40"/>
-                <w:lang w:val="it-IT"/>
               </w:rPr>
             </w:pPr>
           </w:p>
@@ -37806,7 +40381,6 @@
           <w:sz w:val="32"/>
           <w:szCs w:val="32"/>
           <w:u w:val="single"/>
-          <w:lang w:val="it-IT"/>
         </w:rPr>
       </w:pPr>
     </w:p>
@@ -38302,7 +40876,7 @@
 </file>
 
 <file path=word/endnotes.xml><?xml version="1.0" encoding="utf-8"?>
-<w:endnotes xmlns:wpc="http://schemas.microsoft.com/office/word/2010/wordprocessingCanvas" xmlns:cx="http://schemas.microsoft.com/office/drawing/2014/chartex" xmlns:cx1="http://schemas.microsoft.com/office/drawing/2015/9/8/chartex" xmlns:cx2="http://schemas.microsoft.com/office/drawing/2015/10/21/chartex" xmlns:cx3="http://schemas.microsoft.com/office/drawing/2016/5/9/chartex" xmlns:cx4="http://schemas.microsoft.com/office/drawing/2016/5/10/chartex" xmlns:cx5="http://schemas.microsoft.com/office/drawing/2016/5/11/chartex" xmlns:cx6="http://schemas.microsoft.com/office/drawing/2016/5/12/chartex" xmlns:cx7="http://schemas.microsoft.com/office/drawing/2016/5/13/chartex" xmlns:cx8="http://schemas.microsoft.com/office/drawing/2016/5/14/chartex" xmlns:mc="http://schemas.openxmlformats.org/markup-compatibility/2006" xmlns:aink="http://schemas.microsoft.com/office/drawing/2016/ink" xmlns:am3d="http://schemas.microsoft.com/office/drawing/2017/model3d" xmlns:o="urn:schemas-microsoft-com:office:office" xmlns:oel="http://schemas.microsoft.com/office/2019/extlst" xmlns:r="http://schemas.openxmlformats.org/officeDocument/2006/relationships" xmlns:m="http://schemas.openxmlformats.org/officeDocument/2006/math" xmlns:v="urn:schemas-microsoft-com:vml" xmlns:wp14="http://schemas.microsoft.com/office/word/2010/wordprocessingDrawing" xmlns:wp="http://schemas.openxmlformats.org/drawingml/2006/wordprocessingDrawing" xmlns:w10="urn:schemas-microsoft-com:office:word" xmlns:w="http://schemas.openxmlformats.org/wordprocessingml/2006/main" xmlns:w14="http://schemas.microsoft.com/office/word/2010/wordml" xmlns:w15="http://schemas.microsoft.com/office/word/2012/wordml" xmlns:w16cex="http://schemas.microsoft.com/office/word/2018/wordml/cex" xmlns:w16cid="http://schemas.microsoft.com/office/word/2016/wordml/cid" xmlns:w16="http://schemas.microsoft.com/office/word/2018/wordml" xmlns:w16sdtdh="http://schemas.microsoft.com/office/word/2020/wordml/sdtdatahash" xmlns:w16se="http://schemas.microsoft.com/office/word/2015/wordml/symex" xmlns:wpg="http://schemas.microsoft.com/office/word/2010/wordprocessingGroup" xmlns:wpi="http://schemas.microsoft.com/office/word/2010/wordprocessingInk" xmlns:wne="http://schemas.microsoft.com/office/word/2006/wordml" xmlns:wps="http://schemas.microsoft.com/office/word/2010/wordprocessingShape" mc:Ignorable="w14 w15 w16se w16cid w16 w16cex w16sdtdh wp14">
+<w:endnotes xmlns:wpc="http://schemas.microsoft.com/office/word/2010/wordprocessingCanvas" xmlns:cx="http://schemas.microsoft.com/office/drawing/2014/chartex" xmlns:cx1="http://schemas.microsoft.com/office/drawing/2015/9/8/chartex" xmlns:cx2="http://schemas.microsoft.com/office/drawing/2015/10/21/chartex" xmlns:cx3="http://schemas.microsoft.com/office/drawing/2016/5/9/chartex" xmlns:cx4="http://schemas.microsoft.com/office/drawing/2016/5/10/chartex" xmlns:cx5="http://schemas.microsoft.com/office/drawing/2016/5/11/chartex" xmlns:cx6="http://schemas.microsoft.com/office/drawing/2016/5/12/chartex" xmlns:cx7="http://schemas.microsoft.com/office/drawing/2016/5/13/chartex" xmlns:cx8="http://schemas.microsoft.com/office/drawing/2016/5/14/chartex" xmlns:mc="http://schemas.openxmlformats.org/markup-compatibility/2006" xmlns:aink="http://schemas.microsoft.com/office/drawing/2016/ink" xmlns:am3d="http://schemas.microsoft.com/office/drawing/2017/model3d" xmlns:o="urn:schemas-microsoft-com:office:office" xmlns:oel="http://schemas.microsoft.com/office/2019/extlst" xmlns:r="http://schemas.openxmlformats.org/officeDocument/2006/relationships" xmlns:m="http://schemas.openxmlformats.org/officeDocument/2006/math" xmlns:v="urn:schemas-microsoft-com:vml" xmlns:wp14="http://schemas.microsoft.com/office/word/2010/wordprocessingDrawing" xmlns:wp="http://schemas.openxmlformats.org/drawingml/2006/wordprocessingDrawing" xmlns:w10="urn:schemas-microsoft-com:office:word" xmlns:w="http://schemas.openxmlformats.org/wordprocessingml/2006/main" xmlns:w14="http://schemas.microsoft.com/office/word/2010/wordml" xmlns:w15="http://schemas.microsoft.com/office/word/2012/wordml" xmlns:w16cex="http://schemas.microsoft.com/office/word/2018/wordml/cex" xmlns:w16cid="http://schemas.microsoft.com/office/word/2016/wordml/cid" xmlns:w16="http://schemas.microsoft.com/office/word/2018/wordml" xmlns:w16du="http://schemas.microsoft.com/office/word/2023/wordml/word16du" xmlns:w16sdtdh="http://schemas.microsoft.com/office/word/2020/wordml/sdtdatahash" xmlns:w16sdtfl="http://schemas.microsoft.com/office/word/2024/wordml/sdtformatlock" xmlns:w16se="http://schemas.microsoft.com/office/word/2015/wordml/symex" xmlns:wpg="http://schemas.microsoft.com/office/word/2010/wordprocessingGroup" xmlns:wpi="http://schemas.microsoft.com/office/word/2010/wordprocessingInk" xmlns:wne="http://schemas.microsoft.com/office/word/2006/wordml" xmlns:wps="http://schemas.microsoft.com/office/word/2010/wordprocessingShape" mc:Ignorable="w14 w15 w16se w16cid w16 w16cex w16sdtdh w16sdtfl w16du wp14">
   <w:endnote w:type="separator" w:id="-1">
     <w:p>
       <w:pPr>
@@ -38327,7 +40901,7 @@
 </file>
 
 <file path=word/footer1.xml><?xml version="1.0" encoding="utf-8"?>
-<w:ftr xmlns:wpc="http://schemas.microsoft.com/office/word/2010/wordprocessingCanvas" xmlns:cx="http://schemas.microsoft.com/office/drawing/2014/chartex" xmlns:cx1="http://schemas.microsoft.com/office/drawing/2015/9/8/chartex" xmlns:cx2="http://schemas.microsoft.com/office/drawing/2015/10/21/chartex" xmlns:cx3="http://schemas.microsoft.com/office/drawing/2016/5/9/chartex" xmlns:cx4="http://schemas.microsoft.com/office/drawing/2016/5/10/chartex" xmlns:cx5="http://schemas.microsoft.com/office/drawing/2016/5/11/chartex" xmlns:cx6="http://schemas.microsoft.com/office/drawing/2016/5/12/chartex" xmlns:cx7="http://schemas.microsoft.com/office/drawing/2016/5/13/chartex" xmlns:cx8="http://schemas.microsoft.com/office/drawing/2016/5/14/chartex" xmlns:mc="http://schemas.openxmlformats.org/markup-compatibility/2006" xmlns:aink="http://schemas.microsoft.com/office/drawing/2016/ink" xmlns:am3d="http://schemas.microsoft.com/office/drawing/2017/model3d" xmlns:o="urn:schemas-microsoft-com:office:office" xmlns:oel="http://schemas.microsoft.com/office/2019/extlst" xmlns:r="http://schemas.openxmlformats.org/officeDocument/2006/relationships" xmlns:m="http://schemas.openxmlformats.org/officeDocument/2006/math" xmlns:v="urn:schemas-microsoft-com:vml" xmlns:wp14="http://schemas.microsoft.com/office/word/2010/wordprocessingDrawing" xmlns:wp="http://schemas.openxmlformats.org/drawingml/2006/wordprocessingDrawing" xmlns:w10="urn:schemas-microsoft-com:office:word" xmlns:w="http://schemas.openxmlformats.org/wordprocessingml/2006/main" xmlns:w14="http://schemas.microsoft.com/office/word/2010/wordml" xmlns:w15="http://schemas.microsoft.com/office/word/2012/wordml" xmlns:w16cex="http://schemas.microsoft.com/office/word/2018/wordml/cex" xmlns:w16cid="http://schemas.microsoft.com/office/word/2016/wordml/cid" xmlns:w16="http://schemas.microsoft.com/office/word/2018/wordml" xmlns:w16sdtdh="http://schemas.microsoft.com/office/word/2020/wordml/sdtdatahash" xmlns:w16se="http://schemas.microsoft.com/office/word/2015/wordml/symex" xmlns:wpg="http://schemas.microsoft.com/office/word/2010/wordprocessingGroup" xmlns:wpi="http://schemas.microsoft.com/office/word/2010/wordprocessingInk" xmlns:wne="http://schemas.microsoft.com/office/word/2006/wordml" xmlns:wps="http://schemas.microsoft.com/office/word/2010/wordprocessingShape" mc:Ignorable="w14 w15 w16se w16cid w16 w16cex w16sdtdh wp14">
+<w:ftr xmlns:wpc="http://schemas.microsoft.com/office/word/2010/wordprocessingCanvas" xmlns:cx="http://schemas.microsoft.com/office/drawing/2014/chartex" xmlns:cx1="http://schemas.microsoft.com/office/drawing/2015/9/8/chartex" xmlns:cx2="http://schemas.microsoft.com/office/drawing/2015/10/21/chartex" xmlns:cx3="http://schemas.microsoft.com/office/drawing/2016/5/9/chartex" xmlns:cx4="http://schemas.microsoft.com/office/drawing/2016/5/10/chartex" xmlns:cx5="http://schemas.microsoft.com/office/drawing/2016/5/11/chartex" xmlns:cx6="http://schemas.microsoft.com/office/drawing/2016/5/12/chartex" xmlns:cx7="http://schemas.microsoft.com/office/drawing/2016/5/13/chartex" xmlns:cx8="http://schemas.microsoft.com/office/drawing/2016/5/14/chartex" xmlns:mc="http://schemas.openxmlformats.org/markup-compatibility/2006" xmlns:aink="http://schemas.microsoft.com/office/drawing/2016/ink" xmlns:am3d="http://schemas.microsoft.com/office/drawing/2017/model3d" xmlns:o="urn:schemas-microsoft-com:office:office" xmlns:oel="http://schemas.microsoft.com/office/2019/extlst" xmlns:r="http://schemas.openxmlformats.org/officeDocument/2006/relationships" xmlns:m="http://schemas.openxmlformats.org/officeDocument/2006/math" xmlns:v="urn:schemas-microsoft-com:vml" xmlns:wp14="http://schemas.microsoft.com/office/word/2010/wordprocessingDrawing" xmlns:wp="http://schemas.openxmlformats.org/drawingml/2006/wordprocessingDrawing" xmlns:w10="urn:schemas-microsoft-com:office:word" xmlns:w="http://schemas.openxmlformats.org/wordprocessingml/2006/main" xmlns:w14="http://schemas.microsoft.com/office/word/2010/wordml" xmlns:w15="http://schemas.microsoft.com/office/word/2012/wordml" xmlns:w16cex="http://schemas.microsoft.com/office/word/2018/wordml/cex" xmlns:w16cid="http://schemas.microsoft.com/office/word/2016/wordml/cid" xmlns:w16="http://schemas.microsoft.com/office/word/2018/wordml" xmlns:w16du="http://schemas.microsoft.com/office/word/2023/wordml/word16du" xmlns:w16sdtdh="http://schemas.microsoft.com/office/word/2020/wordml/sdtdatahash" xmlns:w16sdtfl="http://schemas.microsoft.com/office/word/2024/wordml/sdtformatlock" xmlns:w16se="http://schemas.microsoft.com/office/word/2015/wordml/symex" xmlns:wpg="http://schemas.microsoft.com/office/word/2010/wordprocessingGroup" xmlns:wpi="http://schemas.microsoft.com/office/word/2010/wordprocessingInk" xmlns:wne="http://schemas.microsoft.com/office/word/2006/wordml" xmlns:wps="http://schemas.microsoft.com/office/word/2010/wordprocessingShape" mc:Ignorable="w14 w15 w16se w16cid w16 w16cex w16sdtdh w16sdtfl w16du wp14">
   <w:p>
     <w:pPr>
       <w:pBdr>
@@ -38509,7 +41083,7 @@
 </file>
 
 <file path=word/footer2.xml><?xml version="1.0" encoding="utf-8"?>
-<w:ftr xmlns:wpc="http://schemas.microsoft.com/office/word/2010/wordprocessingCanvas" xmlns:cx="http://schemas.microsoft.com/office/drawing/2014/chartex" xmlns:cx1="http://schemas.microsoft.com/office/drawing/2015/9/8/chartex" xmlns:cx2="http://schemas.microsoft.com/office/drawing/2015/10/21/chartex" xmlns:cx3="http://schemas.microsoft.com/office/drawing/2016/5/9/chartex" xmlns:cx4="http://schemas.microsoft.com/office/drawing/2016/5/10/chartex" xmlns:cx5="http://schemas.microsoft.com/office/drawing/2016/5/11/chartex" xmlns:cx6="http://schemas.microsoft.com/office/drawing/2016/5/12/chartex" xmlns:cx7="http://schemas.microsoft.com/office/drawing/2016/5/13/chartex" xmlns:cx8="http://schemas.microsoft.com/office/drawing/2016/5/14/chartex" xmlns:mc="http://schemas.openxmlformats.org/markup-compatibility/2006" xmlns:aink="http://schemas.microsoft.com/office/drawing/2016/ink" xmlns:am3d="http://schemas.microsoft.com/office/drawing/2017/model3d" xmlns:o="urn:schemas-microsoft-com:office:office" xmlns:oel="http://schemas.microsoft.com/office/2019/extlst" xmlns:r="http://schemas.openxmlformats.org/officeDocument/2006/relationships" xmlns:m="http://schemas.openxmlformats.org/officeDocument/2006/math" xmlns:v="urn:schemas-microsoft-com:vml" xmlns:wp14="http://schemas.microsoft.com/office/word/2010/wordprocessingDrawing" xmlns:wp="http://schemas.openxmlformats.org/drawingml/2006/wordprocessingDrawing" xmlns:w10="urn:schemas-microsoft-com:office:word" xmlns:w="http://schemas.openxmlformats.org/wordprocessingml/2006/main" xmlns:w14="http://schemas.microsoft.com/office/word/2010/wordml" xmlns:w15="http://schemas.microsoft.com/office/word/2012/wordml" xmlns:w16cex="http://schemas.microsoft.com/office/word/2018/wordml/cex" xmlns:w16cid="http://schemas.microsoft.com/office/word/2016/wordml/cid" xmlns:w16="http://schemas.microsoft.com/office/word/2018/wordml" xmlns:w16sdtdh="http://schemas.microsoft.com/office/word/2020/wordml/sdtdatahash" xmlns:w16se="http://schemas.microsoft.com/office/word/2015/wordml/symex" xmlns:wpg="http://schemas.microsoft.com/office/word/2010/wordprocessingGroup" xmlns:wpi="http://schemas.microsoft.com/office/word/2010/wordprocessingInk" xmlns:wne="http://schemas.microsoft.com/office/word/2006/wordml" xmlns:wps="http://schemas.microsoft.com/office/word/2010/wordprocessingShape" mc:Ignorable="w14 w15 w16se w16cid w16 w16cex w16sdtdh wp14">
+<w:ftr xmlns:wpc="http://schemas.microsoft.com/office/word/2010/wordprocessingCanvas" xmlns:cx="http://schemas.microsoft.com/office/drawing/2014/chartex" xmlns:cx1="http://schemas.microsoft.com/office/drawing/2015/9/8/chartex" xmlns:cx2="http://schemas.microsoft.com/office/drawing/2015/10/21/chartex" xmlns:cx3="http://schemas.microsoft.com/office/drawing/2016/5/9/chartex" xmlns:cx4="http://schemas.microsoft.com/office/drawing/2016/5/10/chartex" xmlns:cx5="http://schemas.microsoft.com/office/drawing/2016/5/11/chartex" xmlns:cx6="http://schemas.microsoft.com/office/drawing/2016/5/12/chartex" xmlns:cx7="http://schemas.microsoft.com/office/drawing/2016/5/13/chartex" xmlns:cx8="http://schemas.microsoft.com/office/drawing/2016/5/14/chartex" xmlns:mc="http://schemas.openxmlformats.org/markup-compatibility/2006" xmlns:aink="http://schemas.microsoft.com/office/drawing/2016/ink" xmlns:am3d="http://schemas.microsoft.com/office/drawing/2017/model3d" xmlns:o="urn:schemas-microsoft-com:office:office" xmlns:oel="http://schemas.microsoft.com/office/2019/extlst" xmlns:r="http://schemas.openxmlformats.org/officeDocument/2006/relationships" xmlns:m="http://schemas.openxmlformats.org/officeDocument/2006/math" xmlns:v="urn:schemas-microsoft-com:vml" xmlns:wp14="http://schemas.microsoft.com/office/word/2010/wordprocessingDrawing" xmlns:wp="http://schemas.openxmlformats.org/drawingml/2006/wordprocessingDrawing" xmlns:w10="urn:schemas-microsoft-com:office:word" xmlns:w="http://schemas.openxmlformats.org/wordprocessingml/2006/main" xmlns:w14="http://schemas.microsoft.com/office/word/2010/wordml" xmlns:w15="http://schemas.microsoft.com/office/word/2012/wordml" xmlns:w16cex="http://schemas.microsoft.com/office/word/2018/wordml/cex" xmlns:w16cid="http://schemas.microsoft.com/office/word/2016/wordml/cid" xmlns:w16="http://schemas.microsoft.com/office/word/2018/wordml" xmlns:w16du="http://schemas.microsoft.com/office/word/2023/wordml/word16du" xmlns:w16sdtdh="http://schemas.microsoft.com/office/word/2020/wordml/sdtdatahash" xmlns:w16sdtfl="http://schemas.microsoft.com/office/word/2024/wordml/sdtformatlock" xmlns:w16se="http://schemas.microsoft.com/office/word/2015/wordml/symex" xmlns:wpg="http://schemas.microsoft.com/office/word/2010/wordprocessingGroup" xmlns:wpi="http://schemas.microsoft.com/office/word/2010/wordprocessingInk" xmlns:wne="http://schemas.microsoft.com/office/word/2006/wordml" xmlns:wps="http://schemas.microsoft.com/office/word/2010/wordprocessingShape" mc:Ignorable="w14 w15 w16se w16cid w16 w16cex w16sdtdh w16sdtfl w16du wp14">
   <w:p>
     <w:pPr>
       <w:pBdr>
@@ -38716,7 +41290,7 @@
 </file>
 
 <file path=word/footnotes.xml><?xml version="1.0" encoding="utf-8"?>
-<w:footnotes xmlns:wpc="http://schemas.microsoft.com/office/word/2010/wordprocessingCanvas" xmlns:cx="http://schemas.microsoft.com/office/drawing/2014/chartex" xmlns:cx1="http://schemas.microsoft.com/office/drawing/2015/9/8/chartex" xmlns:cx2="http://schemas.microsoft.com/office/drawing/2015/10/21/chartex" xmlns:cx3="http://schemas.microsoft.com/office/drawing/2016/5/9/chartex" xmlns:cx4="http://schemas.microsoft.com/office/drawing/2016/5/10/chartex" xmlns:cx5="http://schemas.microsoft.com/office/drawing/2016/5/11/chartex" xmlns:cx6="http://schemas.microsoft.com/office/drawing/2016/5/12/chartex" xmlns:cx7="http://schemas.microsoft.com/office/drawing/2016/5/13/chartex" xmlns:cx8="http://schemas.microsoft.com/office/drawing/2016/5/14/chartex" xmlns:mc="http://schemas.openxmlformats.org/markup-compatibility/2006" xmlns:aink="http://schemas.microsoft.com/office/drawing/2016/ink" xmlns:am3d="http://schemas.microsoft.com/office/drawing/2017/model3d" xmlns:o="urn:schemas-microsoft-com:office:office" xmlns:oel="http://schemas.microsoft.com/office/2019/extlst" xmlns:r="http://schemas.openxmlformats.org/officeDocument/2006/relationships" xmlns:m="http://schemas.openxmlformats.org/officeDocument/2006/math" xmlns:v="urn:schemas-microsoft-com:vml" xmlns:wp14="http://schemas.microsoft.com/office/word/2010/wordprocessingDrawing" xmlns:wp="http://schemas.openxmlformats.org/drawingml/2006/wordprocessingDrawing" xmlns:w10="urn:schemas-microsoft-com:office:word" xmlns:w="http://schemas.openxmlformats.org/wordprocessingml/2006/main" xmlns:w14="http://schemas.microsoft.com/office/word/2010/wordml" xmlns:w15="http://schemas.microsoft.com/office/word/2012/wordml" xmlns:w16cex="http://schemas.microsoft.com/office/word/2018/wordml/cex" xmlns:w16cid="http://schemas.microsoft.com/office/word/2016/wordml/cid" xmlns:w16="http://schemas.microsoft.com/office/word/2018/wordml" xmlns:w16sdtdh="http://schemas.microsoft.com/office/word/2020/wordml/sdtdatahash" xmlns:w16se="http://schemas.microsoft.com/office/word/2015/wordml/symex" xmlns:wpg="http://schemas.microsoft.com/office/word/2010/wordprocessingGroup" xmlns:wpi="http://schemas.microsoft.com/office/word/2010/wordprocessingInk" xmlns:wne="http://schemas.microsoft.com/office/word/2006/wordml" xmlns:wps="http://schemas.microsoft.com/office/word/2010/wordprocessingShape" mc:Ignorable="w14 w15 w16se w16cid w16 w16cex w16sdtdh wp14">
+<w:footnotes xmlns:wpc="http://schemas.microsoft.com/office/word/2010/wordprocessingCanvas" xmlns:cx="http://schemas.microsoft.com/office/drawing/2014/chartex" xmlns:cx1="http://schemas.microsoft.com/office/drawing/2015/9/8/chartex" xmlns:cx2="http://schemas.microsoft.com/office/drawing/2015/10/21/chartex" xmlns:cx3="http://schemas.microsoft.com/office/drawing/2016/5/9/chartex" xmlns:cx4="http://schemas.microsoft.com/office/drawing/2016/5/10/chartex" xmlns:cx5="http://schemas.microsoft.com/office/drawing/2016/5/11/chartex" xmlns:cx6="http://schemas.microsoft.com/office/drawing/2016/5/12/chartex" xmlns:cx7="http://schemas.microsoft.com/office/drawing/2016/5/13/chartex" xmlns:cx8="http://schemas.microsoft.com/office/drawing/2016/5/14/chartex" xmlns:mc="http://schemas.openxmlformats.org/markup-compatibility/2006" xmlns:aink="http://schemas.microsoft.com/office/drawing/2016/ink" xmlns:am3d="http://schemas.microsoft.com/office/drawing/2017/model3d" xmlns:o="urn:schemas-microsoft-com:office:office" xmlns:oel="http://schemas.microsoft.com/office/2019/extlst" xmlns:r="http://schemas.openxmlformats.org/officeDocument/2006/relationships" xmlns:m="http://schemas.openxmlformats.org/officeDocument/2006/math" xmlns:v="urn:schemas-microsoft-com:vml" xmlns:wp14="http://schemas.microsoft.com/office/word/2010/wordprocessingDrawing" xmlns:wp="http://schemas.openxmlformats.org/drawingml/2006/wordprocessingDrawing" xmlns:w10="urn:schemas-microsoft-com:office:word" xmlns:w="http://schemas.openxmlformats.org/wordprocessingml/2006/main" xmlns:w14="http://schemas.microsoft.com/office/word/2010/wordml" xmlns:w15="http://schemas.microsoft.com/office/word/2012/wordml" xmlns:w16cex="http://schemas.microsoft.com/office/word/2018/wordml/cex" xmlns:w16cid="http://schemas.microsoft.com/office/word/2016/wordml/cid" xmlns:w16="http://schemas.microsoft.com/office/word/2018/wordml" xmlns:w16du="http://schemas.microsoft.com/office/word/2023/wordml/word16du" xmlns:w16sdtdh="http://schemas.microsoft.com/office/word/2020/wordml/sdtdatahash" xmlns:w16sdtfl="http://schemas.microsoft.com/office/word/2024/wordml/sdtformatlock" xmlns:w16se="http://schemas.microsoft.com/office/word/2015/wordml/symex" xmlns:wpg="http://schemas.microsoft.com/office/word/2010/wordprocessingGroup" xmlns:wpi="http://schemas.microsoft.com/office/word/2010/wordprocessingInk" xmlns:wne="http://schemas.microsoft.com/office/word/2006/wordml" xmlns:wps="http://schemas.microsoft.com/office/word/2010/wordprocessingShape" mc:Ignorable="w14 w15 w16se w16cid w16 w16cex w16sdtdh w16sdtfl w16du wp14">
   <w:footnote w:type="separator" w:id="-1">
     <w:p>
       <w:pPr>
@@ -38741,7 +41315,7 @@
 </file>
 
 <file path=word/header1.xml><?xml version="1.0" encoding="utf-8"?>
-<w:hdr xmlns:wpc="http://schemas.microsoft.com/office/word/2010/wordprocessingCanvas" xmlns:cx="http://schemas.microsoft.com/office/drawing/2014/chartex" xmlns:cx1="http://schemas.microsoft.com/office/drawing/2015/9/8/chartex" xmlns:cx2="http://schemas.microsoft.com/office/drawing/2015/10/21/chartex" xmlns:cx3="http://schemas.microsoft.com/office/drawing/2016/5/9/chartex" xmlns:cx4="http://schemas.microsoft.com/office/drawing/2016/5/10/chartex" xmlns:cx5="http://schemas.microsoft.com/office/drawing/2016/5/11/chartex" xmlns:cx6="http://schemas.microsoft.com/office/drawing/2016/5/12/chartex" xmlns:cx7="http://schemas.microsoft.com/office/drawing/2016/5/13/chartex" xmlns:cx8="http://schemas.microsoft.com/office/drawing/2016/5/14/chartex" xmlns:mc="http://schemas.openxmlformats.org/markup-compatibility/2006" xmlns:aink="http://schemas.microsoft.com/office/drawing/2016/ink" xmlns:am3d="http://schemas.microsoft.com/office/drawing/2017/model3d" xmlns:o="urn:schemas-microsoft-com:office:office" xmlns:oel="http://schemas.microsoft.com/office/2019/extlst" xmlns:r="http://schemas.openxmlformats.org/officeDocument/2006/relationships" xmlns:m="http://schemas.openxmlformats.org/officeDocument/2006/math" xmlns:v="urn:schemas-microsoft-com:vml" xmlns:wp14="http://schemas.microsoft.com/office/word/2010/wordprocessingDrawing" xmlns:wp="http://schemas.openxmlformats.org/drawingml/2006/wordprocessingDrawing" xmlns:w10="urn:schemas-microsoft-com:office:word" xmlns:w="http://schemas.openxmlformats.org/wordprocessingml/2006/main" xmlns:w14="http://schemas.microsoft.com/office/word/2010/wordml" xmlns:w15="http://schemas.microsoft.com/office/word/2012/wordml" xmlns:w16cex="http://schemas.microsoft.com/office/word/2018/wordml/cex" xmlns:w16cid="http://schemas.microsoft.com/office/word/2016/wordml/cid" xmlns:w16="http://schemas.microsoft.com/office/word/2018/wordml" xmlns:w16sdtdh="http://schemas.microsoft.com/office/word/2020/wordml/sdtdatahash" xmlns:w16se="http://schemas.microsoft.com/office/word/2015/wordml/symex" xmlns:wpg="http://schemas.microsoft.com/office/word/2010/wordprocessingGroup" xmlns:wpi="http://schemas.microsoft.com/office/word/2010/wordprocessingInk" xmlns:wne="http://schemas.microsoft.com/office/word/2006/wordml" xmlns:wps="http://schemas.microsoft.com/office/word/2010/wordprocessingShape" mc:Ignorable="w14 w15 w16se w16cid w16 w16cex w16sdtdh wp14">
+<w:hdr xmlns:wpc="http://schemas.microsoft.com/office/word/2010/wordprocessingCanvas" xmlns:cx="http://schemas.microsoft.com/office/drawing/2014/chartex" xmlns:cx1="http://schemas.microsoft.com/office/drawing/2015/9/8/chartex" xmlns:cx2="http://schemas.microsoft.com/office/drawing/2015/10/21/chartex" xmlns:cx3="http://schemas.microsoft.com/office/drawing/2016/5/9/chartex" xmlns:cx4="http://schemas.microsoft.com/office/drawing/2016/5/10/chartex" xmlns:cx5="http://schemas.microsoft.com/office/drawing/2016/5/11/chartex" xmlns:cx6="http://schemas.microsoft.com/office/drawing/2016/5/12/chartex" xmlns:cx7="http://schemas.microsoft.com/office/drawing/2016/5/13/chartex" xmlns:cx8="http://schemas.microsoft.com/office/drawing/2016/5/14/chartex" xmlns:mc="http://schemas.openxmlformats.org/markup-compatibility/2006" xmlns:aink="http://schemas.microsoft.com/office/drawing/2016/ink" xmlns:am3d="http://schemas.microsoft.com/office/drawing/2017/model3d" xmlns:o="urn:schemas-microsoft-com:office:office" xmlns:oel="http://schemas.microsoft.com/office/2019/extlst" xmlns:r="http://schemas.openxmlformats.org/officeDocument/2006/relationships" xmlns:m="http://schemas.openxmlformats.org/officeDocument/2006/math" xmlns:v="urn:schemas-microsoft-com:vml" xmlns:wp14="http://schemas.microsoft.com/office/word/2010/wordprocessingDrawing" xmlns:wp="http://schemas.openxmlformats.org/drawingml/2006/wordprocessingDrawing" xmlns:w10="urn:schemas-microsoft-com:office:word" xmlns:w="http://schemas.openxmlformats.org/wordprocessingml/2006/main" xmlns:w14="http://schemas.microsoft.com/office/word/2010/wordml" xmlns:w15="http://schemas.microsoft.com/office/word/2012/wordml" xmlns:w16cex="http://schemas.microsoft.com/office/word/2018/wordml/cex" xmlns:w16cid="http://schemas.microsoft.com/office/word/2016/wordml/cid" xmlns:w16="http://schemas.microsoft.com/office/word/2018/wordml" xmlns:w16du="http://schemas.microsoft.com/office/word/2023/wordml/word16du" xmlns:w16sdtdh="http://schemas.microsoft.com/office/word/2020/wordml/sdtdatahash" xmlns:w16sdtfl="http://schemas.microsoft.com/office/word/2024/wordml/sdtformatlock" xmlns:w16se="http://schemas.microsoft.com/office/word/2015/wordml/symex" xmlns:wpg="http://schemas.microsoft.com/office/word/2010/wordprocessingGroup" xmlns:wpi="http://schemas.microsoft.com/office/word/2010/wordprocessingInk" xmlns:wne="http://schemas.microsoft.com/office/word/2006/wordml" xmlns:wps="http://schemas.microsoft.com/office/word/2010/wordprocessingShape" mc:Ignorable="w14 w15 w16se w16cid w16 w16cex w16sdtdh w16sdtfl w16du wp14">
   <w:p>
     <w:pPr>
       <w:pStyle w:val="Header"/>
@@ -38762,7 +41336,7 @@
 </file>
 
 <file path=word/header2.xml><?xml version="1.0" encoding="utf-8"?>
-<w:hdr xmlns:wpc="http://schemas.microsoft.com/office/word/2010/wordprocessingCanvas" xmlns:cx="http://schemas.microsoft.com/office/drawing/2014/chartex" xmlns:cx1="http://schemas.microsoft.com/office/drawing/2015/9/8/chartex" xmlns:cx2="http://schemas.microsoft.com/office/drawing/2015/10/21/chartex" xmlns:cx3="http://schemas.microsoft.com/office/drawing/2016/5/9/chartex" xmlns:cx4="http://schemas.microsoft.com/office/drawing/2016/5/10/chartex" xmlns:cx5="http://schemas.microsoft.com/office/drawing/2016/5/11/chartex" xmlns:cx6="http://schemas.microsoft.com/office/drawing/2016/5/12/chartex" xmlns:cx7="http://schemas.microsoft.com/office/drawing/2016/5/13/chartex" xmlns:cx8="http://schemas.microsoft.com/office/drawing/2016/5/14/chartex" xmlns:mc="http://schemas.openxmlformats.org/markup-compatibility/2006" xmlns:aink="http://schemas.microsoft.com/office/drawing/2016/ink" xmlns:am3d="http://schemas.microsoft.com/office/drawing/2017/model3d" xmlns:o="urn:schemas-microsoft-com:office:office" xmlns:oel="http://schemas.microsoft.com/office/2019/extlst" xmlns:r="http://schemas.openxmlformats.org/officeDocument/2006/relationships" xmlns:m="http://schemas.openxmlformats.org/officeDocument/2006/math" xmlns:v="urn:schemas-microsoft-com:vml" xmlns:wp14="http://schemas.microsoft.com/office/word/2010/wordprocessingDrawing" xmlns:wp="http://schemas.openxmlformats.org/drawingml/2006/wordprocessingDrawing" xmlns:w10="urn:schemas-microsoft-com:office:word" xmlns:w="http://schemas.openxmlformats.org/wordprocessingml/2006/main" xmlns:w14="http://schemas.microsoft.com/office/word/2010/wordml" xmlns:w15="http://schemas.microsoft.com/office/word/2012/wordml" xmlns:w16cex="http://schemas.microsoft.com/office/word/2018/wordml/cex" xmlns:w16cid="http://schemas.microsoft.com/office/word/2016/wordml/cid" xmlns:w16="http://schemas.microsoft.com/office/word/2018/wordml" xmlns:w16sdtdh="http://schemas.microsoft.com/office/word/2020/wordml/sdtdatahash" xmlns:w16se="http://schemas.microsoft.com/office/word/2015/wordml/symex" xmlns:wpg="http://schemas.microsoft.com/office/word/2010/wordprocessingGroup" xmlns:wpi="http://schemas.microsoft.com/office/word/2010/wordprocessingInk" xmlns:wne="http://schemas.microsoft.com/office/word/2006/wordml" xmlns:wps="http://schemas.microsoft.com/office/word/2010/wordprocessingShape" mc:Ignorable="w14 w15 w16se w16cid w16 w16cex w16sdtdh wp14">
+<w:hdr xmlns:wpc="http://schemas.microsoft.com/office/word/2010/wordprocessingCanvas" xmlns:cx="http://schemas.microsoft.com/office/drawing/2014/chartex" xmlns:cx1="http://schemas.microsoft.com/office/drawing/2015/9/8/chartex" xmlns:cx2="http://schemas.microsoft.com/office/drawing/2015/10/21/chartex" xmlns:cx3="http://schemas.microsoft.com/office/drawing/2016/5/9/chartex" xmlns:cx4="http://schemas.microsoft.com/office/drawing/2016/5/10/chartex" xmlns:cx5="http://schemas.microsoft.com/office/drawing/2016/5/11/chartex" xmlns:cx6="http://schemas.microsoft.com/office/drawing/2016/5/12/chartex" xmlns:cx7="http://schemas.microsoft.com/office/drawing/2016/5/13/chartex" xmlns:cx8="http://schemas.microsoft.com/office/drawing/2016/5/14/chartex" xmlns:mc="http://schemas.openxmlformats.org/markup-compatibility/2006" xmlns:aink="http://schemas.microsoft.com/office/drawing/2016/ink" xmlns:am3d="http://schemas.microsoft.com/office/drawing/2017/model3d" xmlns:o="urn:schemas-microsoft-com:office:office" xmlns:oel="http://schemas.microsoft.com/office/2019/extlst" xmlns:r="http://schemas.openxmlformats.org/officeDocument/2006/relationships" xmlns:m="http://schemas.openxmlformats.org/officeDocument/2006/math" xmlns:v="urn:schemas-microsoft-com:vml" xmlns:wp14="http://schemas.microsoft.com/office/word/2010/wordprocessingDrawing" xmlns:wp="http://schemas.openxmlformats.org/drawingml/2006/wordprocessingDrawing" xmlns:w10="urn:schemas-microsoft-com:office:word" xmlns:w="http://schemas.openxmlformats.org/wordprocessingml/2006/main" xmlns:w14="http://schemas.microsoft.com/office/word/2010/wordml" xmlns:w15="http://schemas.microsoft.com/office/word/2012/wordml" xmlns:w16cex="http://schemas.microsoft.com/office/word/2018/wordml/cex" xmlns:w16cid="http://schemas.microsoft.com/office/word/2016/wordml/cid" xmlns:w16="http://schemas.microsoft.com/office/word/2018/wordml" xmlns:w16du="http://schemas.microsoft.com/office/word/2023/wordml/word16du" xmlns:w16sdtdh="http://schemas.microsoft.com/office/word/2020/wordml/sdtdatahash" xmlns:w16sdtfl="http://schemas.microsoft.com/office/word/2024/wordml/sdtformatlock" xmlns:w16se="http://schemas.microsoft.com/office/word/2015/wordml/symex" xmlns:wpg="http://schemas.microsoft.com/office/word/2010/wordprocessingGroup" xmlns:wpi="http://schemas.microsoft.com/office/word/2010/wordprocessingInk" xmlns:wne="http://schemas.microsoft.com/office/word/2006/wordml" xmlns:wps="http://schemas.microsoft.com/office/word/2010/wordprocessingShape" mc:Ignorable="w14 w15 w16se w16cid w16 w16cex w16sdtdh w16sdtfl w16du wp14">
   <w:p>
     <w:pPr>
       <w:pStyle w:val="Header"/>
@@ -38775,7 +41349,7 @@
 </file>
 
 <file path=word/styles.xml><?xml version="1.0" encoding="utf-8"?>
-<w:styles xmlns:mc="http://schemas.openxmlformats.org/markup-compatibility/2006" xmlns:r="http://schemas.openxmlformats.org/officeDocument/2006/relationships" xmlns:w="http://schemas.openxmlformats.org/wordprocessingml/2006/main" xmlns:w14="http://schemas.microsoft.com/office/word/2010/wordml" xmlns:w15="http://schemas.microsoft.com/office/word/2012/wordml" xmlns:w16cex="http://schemas.microsoft.com/office/word/2018/wordml/cex" xmlns:w16cid="http://schemas.microsoft.com/office/word/2016/wordml/cid" xmlns:w16="http://schemas.microsoft.com/office/word/2018/wordml" xmlns:w16sdtdh="http://schemas.microsoft.com/office/word/2020/wordml/sdtdatahash" xmlns:w16se="http://schemas.microsoft.com/office/word/2015/wordml/symex" mc:Ignorable="w14 w15 w16se w16cid w16 w16cex w16sdtdh">
+<w:styles xmlns:mc="http://schemas.openxmlformats.org/markup-compatibility/2006" xmlns:r="http://schemas.openxmlformats.org/officeDocument/2006/relationships" xmlns:w="http://schemas.openxmlformats.org/wordprocessingml/2006/main" xmlns:w14="http://schemas.microsoft.com/office/word/2010/wordml" xmlns:w15="http://schemas.microsoft.com/office/word/2012/wordml" xmlns:w16cex="http://schemas.microsoft.com/office/word/2018/wordml/cex" xmlns:w16cid="http://schemas.microsoft.com/office/word/2016/wordml/cid" xmlns:w16="http://schemas.microsoft.com/office/word/2018/wordml" xmlns:w16du="http://schemas.microsoft.com/office/word/2023/wordml/word16du" xmlns:w16sdtdh="http://schemas.microsoft.com/office/word/2020/wordml/sdtdatahash" xmlns:w16sdtfl="http://schemas.microsoft.com/office/word/2024/wordml/sdtformatlock" xmlns:w16se="http://schemas.microsoft.com/office/word/2015/wordml/symex" mc:Ignorable="w14 w15 w16se w16cid w16 w16cex w16sdtdh w16sdtfl w16du">
   <w:docDefaults>
     <w:rPrDefault>
       <w:rPr>

--- a/TS Jatai Ghanam Project/TS 2.6/TS 2.6 Jatai Tamil Corrections.docx
+++ b/TS Jatai Ghanam Project/TS 2.6/TS 2.6 Jatai Tamil Corrections.docx
@@ -82,7 +82,7 @@
           <w:szCs w:val="32"/>
           <w:u w:val="single"/>
         </w:rPr>
-        <w:t>Tamil</w:t>
+        <w:t>Tami</w:t>
       </w:r>
       <w:r>
         <w:rPr>
@@ -92,7 +92,7 @@
           <w:szCs w:val="32"/>
           <w:u w:val="single"/>
         </w:rPr>
-        <w:t xml:space="preserve"> </w:t>
+        <w:t xml:space="preserve">l </w:t>
       </w:r>
       <w:r>
         <w:rPr>
@@ -244,1136 +244,608 @@
           </w:tcPr>
           <w:p>
             <w:pPr>
+              <w:widowControl w:val="0"/>
               <w:autoSpaceDE w:val="0"/>
               <w:autoSpaceDN w:val="0"/>
               <w:adjustRightInd w:val="0"/>
               <w:spacing w:before="0" w:line="240" w:lineRule="auto"/>
               <w:rPr>
-                <w:rFonts w:ascii="Latha" w:hAnsi="Latha" w:cs="Latha"/>
-                <w:szCs w:val="24"/>
-                <w:lang w:bidi="ta-IN"/>
+                <w:rFonts w:ascii="BRH Devanagari Extra" w:hAnsi="BRH Devanagari Extra" w:cs="BRH Devanagari Extra"/>
+                <w:color w:val="000000"/>
+                <w:sz w:val="32"/>
+                <w:szCs w:val="40"/>
               </w:rPr>
             </w:pPr>
             <w:r>
               <w:rPr>
-                <w:rFonts w:ascii="Latha" w:hAnsi="Latha" w:cs="Latha"/>
-                <w:b/>
-                <w:bCs/>
-                <w:szCs w:val="24"/>
-                <w:cs/>
-                <w:lang w:bidi="ta-IN"/>
+                <w:rFonts w:cs="BRH Devanagari Extra"/>
+                <w:color w:val="000000"/>
+                <w:szCs w:val="40"/>
+              </w:rPr>
+              <w:t>50</w:t>
+            </w:r>
+            <w:r>
+              <w:rPr>
+                <w:rFonts w:ascii="BRH Devanagari Extra" w:hAnsi="BRH Devanagari Extra" w:cs="BRH Devanagari Extra"/>
+                <w:color w:val="000000"/>
+                <w:sz w:val="32"/>
+                <w:szCs w:val="40"/>
+              </w:rPr>
+              <w:t>)</w:t>
+            </w:r>
+            <w:r>
+              <w:rPr>
+                <w:rFonts w:ascii="BRH Devanagari Extra" w:hAnsi="BRH Devanagari Extra" w:cs="BRH Devanagari Extra"/>
+                <w:color w:val="000000"/>
+                <w:sz w:val="32"/>
+                <w:szCs w:val="40"/>
+              </w:rPr>
+              <w:tab/>
+            </w:r>
+            <w:r>
+              <w:rPr>
+                <w:rFonts w:cs="BRH Devanagari Extra"/>
+                <w:color w:val="000000"/>
+                <w:szCs w:val="40"/>
+              </w:rPr>
+              <w:t>2</w:t>
+            </w:r>
+            <w:r>
+              <w:rPr>
+                <w:rFonts w:ascii="BRH Devanagari Extra" w:hAnsi="BRH Devanagari Extra" w:cs="BRH Devanagari Extra"/>
+                <w:color w:val="000000"/>
+                <w:sz w:val="32"/>
+                <w:szCs w:val="40"/>
+              </w:rPr>
+              <w:t>.</w:t>
+            </w:r>
+            <w:r>
+              <w:rPr>
+                <w:rFonts w:cs="BRH Devanagari Extra"/>
+                <w:color w:val="000000"/>
+                <w:szCs w:val="40"/>
+              </w:rPr>
+              <w:t>6</w:t>
+            </w:r>
+            <w:r>
+              <w:rPr>
+                <w:rFonts w:ascii="BRH Devanagari Extra" w:hAnsi="BRH Devanagari Extra" w:cs="BRH Devanagari Extra"/>
+                <w:color w:val="000000"/>
+                <w:sz w:val="32"/>
+                <w:szCs w:val="40"/>
+              </w:rPr>
+              <w:t>.</w:t>
+            </w:r>
+            <w:r>
+              <w:rPr>
+                <w:rFonts w:cs="BRH Devanagari Extra"/>
+                <w:color w:val="000000"/>
+                <w:szCs w:val="40"/>
               </w:rPr>
               <w:t>5</w:t>
             </w:r>
             <w:r>
               <w:rPr>
-                <w:rFonts w:ascii="Latha" w:hAnsi="Latha" w:cs="Latha"/>
-                <w:b/>
-                <w:bCs/>
-                <w:szCs w:val="24"/>
-                <w:lang w:bidi="ta-IN"/>
-              </w:rPr>
-              <w:t>0</w:t>
-            </w:r>
-            <w:r>
-              <w:rPr>
-                <w:rFonts w:ascii="Latha" w:hAnsi="Latha" w:cs="Latha"/>
-                <w:b/>
-                <w:bCs/>
-                <w:szCs w:val="24"/>
-                <w:lang w:bidi="ta-IN"/>
+                <w:rFonts w:ascii="BRH Devanagari Extra" w:hAnsi="BRH Devanagari Extra" w:cs="BRH Devanagari Extra"/>
+                <w:color w:val="000000"/>
+                <w:sz w:val="32"/>
+                <w:szCs w:val="40"/>
+              </w:rPr>
+              <w:t>.</w:t>
+            </w:r>
+            <w:r>
+              <w:rPr>
+                <w:rFonts w:cs="BRH Devanagari Extra"/>
+                <w:color w:val="000000"/>
+                <w:szCs w:val="40"/>
+              </w:rPr>
+              <w:t>6</w:t>
+            </w:r>
+            <w:r>
+              <w:rPr>
+                <w:rFonts w:ascii="BRH Devanagari Extra" w:hAnsi="BRH Devanagari Extra" w:cs="BRH Devanagari Extra"/>
+                <w:color w:val="000000"/>
+                <w:sz w:val="32"/>
+                <w:szCs w:val="40"/>
+              </w:rPr>
+              <w:t>(</w:t>
+            </w:r>
+            <w:r>
+              <w:rPr>
+                <w:rFonts w:cs="BRH Devanagari Extra"/>
+                <w:color w:val="000000"/>
+                <w:szCs w:val="40"/>
+              </w:rPr>
+              <w:t>46</w:t>
+            </w:r>
+            <w:r>
+              <w:rPr>
+                <w:rFonts w:ascii="BRH Devanagari Extra" w:hAnsi="BRH Devanagari Extra" w:cs="BRH Devanagari Extra"/>
+                <w:color w:val="000000"/>
+                <w:sz w:val="32"/>
+                <w:szCs w:val="40"/>
               </w:rPr>
               <w:t>)</w:t>
             </w:r>
-            <w:r>
-              <w:rPr>
-                <w:rFonts w:ascii="Latha" w:hAnsi="Latha" w:cs="Latha"/>
-                <w:szCs w:val="24"/>
-                <w:lang w:bidi="ta-IN"/>
-              </w:rPr>
-              <w:tab/>
-            </w:r>
-            <w:r>
-              <w:rPr>
-                <w:rFonts w:ascii="Latha" w:hAnsi="Latha" w:cs="Latha"/>
-                <w:b/>
-                <w:bCs/>
-                <w:szCs w:val="24"/>
-                <w:cs/>
-                <w:lang w:bidi="ta-IN"/>
-              </w:rPr>
-              <w:t>2.6</w:t>
-            </w:r>
-            <w:r>
-              <w:rPr>
-                <w:rFonts w:ascii="Latha" w:hAnsi="Latha" w:cs="Latha"/>
-                <w:b/>
-                <w:bCs/>
-                <w:szCs w:val="24"/>
-                <w:lang w:bidi="ta-IN"/>
-              </w:rPr>
-              <w:t>.</w:t>
-            </w:r>
-            <w:r>
-              <w:rPr>
-                <w:rFonts w:ascii="Latha" w:hAnsi="Latha" w:cs="Latha"/>
-                <w:b/>
-                <w:bCs/>
-                <w:szCs w:val="24"/>
-                <w:cs/>
-                <w:lang w:bidi="ta-IN"/>
-              </w:rPr>
-              <w:t>5</w:t>
-            </w:r>
-            <w:r>
-              <w:rPr>
-                <w:rFonts w:ascii="Latha" w:hAnsi="Latha" w:cs="Latha"/>
-                <w:b/>
-                <w:bCs/>
-                <w:szCs w:val="24"/>
-                <w:lang w:bidi="ta-IN"/>
-              </w:rPr>
-              <w:t>.</w:t>
-            </w:r>
-            <w:r>
-              <w:rPr>
-                <w:rFonts w:ascii="Latha" w:hAnsi="Latha" w:cs="Latha"/>
-                <w:b/>
-                <w:bCs/>
-                <w:szCs w:val="24"/>
-                <w:cs/>
-                <w:lang w:bidi="ta-IN"/>
-              </w:rPr>
-              <w:t>6</w:t>
-            </w:r>
-            <w:r>
-              <w:rPr>
-                <w:rFonts w:ascii="Latha" w:hAnsi="Latha" w:cs="Latha"/>
-                <w:b/>
-                <w:bCs/>
-                <w:szCs w:val="24"/>
-                <w:lang w:bidi="ta-IN"/>
-              </w:rPr>
-              <w:t>(4</w:t>
-            </w:r>
-            <w:r>
-              <w:rPr>
-                <w:rFonts w:ascii="Latha" w:hAnsi="Latha" w:cs="Latha"/>
-                <w:b/>
-                <w:bCs/>
-                <w:szCs w:val="24"/>
-                <w:cs/>
-                <w:lang w:bidi="ta-IN"/>
-              </w:rPr>
-              <w:t>6</w:t>
-            </w:r>
-            <w:r>
-              <w:rPr>
-                <w:rFonts w:ascii="Latha" w:hAnsi="Latha" w:cs="Latha"/>
-                <w:b/>
-                <w:bCs/>
-                <w:szCs w:val="24"/>
-                <w:lang w:bidi="ta-IN"/>
-              </w:rPr>
-              <w:t>)</w:t>
-            </w:r>
-            <w:r>
-              <w:rPr>
-                <w:rFonts w:ascii="Latha" w:hAnsi="Latha" w:cs="Latha"/>
-                <w:szCs w:val="24"/>
-                <w:lang w:bidi="ta-IN"/>
-              </w:rPr>
-              <w:t xml:space="preserve">-  </w:t>
-            </w:r>
-            <w:r>
-              <w:rPr>
-                <w:rFonts w:ascii="Latha" w:hAnsi="Latha" w:cs="Latha"/>
-                <w:szCs w:val="24"/>
-                <w:cs/>
-                <w:lang w:bidi="ta-IN"/>
-              </w:rPr>
-              <w:t xml:space="preserve">யத் </w:t>
-            </w:r>
-            <w:r>
-              <w:rPr>
-                <w:rFonts w:ascii="Latha" w:hAnsi="Latha" w:cs="Latha"/>
-                <w:szCs w:val="24"/>
-                <w:lang w:bidi="ta-IN"/>
-              </w:rPr>
-              <w:t xml:space="preserve">| </w:t>
-            </w:r>
-            <w:r>
-              <w:rPr>
-                <w:rFonts w:ascii="Latha" w:hAnsi="Latha" w:cs="Latha"/>
-                <w:szCs w:val="24"/>
-                <w:cs/>
-                <w:lang w:bidi="ta-IN"/>
-              </w:rPr>
-              <w:t>ப்</w:t>
-            </w:r>
-            <w:r>
-              <w:rPr>
-                <w:rFonts w:ascii="Latha" w:hAnsi="Latha" w:cs="Latha"/>
-                <w:b/>
-                <w:bCs/>
-                <w:position w:val="-12"/>
-                <w:szCs w:val="24"/>
-                <w:cs/>
-                <w:lang w:bidi="ta-IN"/>
-              </w:rPr>
-              <w:t>3</w:t>
-            </w:r>
-            <w:r>
-              <w:rPr>
-                <w:rFonts w:ascii="Latha" w:hAnsi="Latha" w:cs="Latha"/>
-                <w:szCs w:val="24"/>
-                <w:cs/>
-                <w:lang w:bidi="ta-IN"/>
-              </w:rPr>
-              <w:t>ரூ</w:t>
-            </w:r>
-            <w:r>
-              <w:rPr>
-                <w:rFonts w:ascii="BRH Tamil Tab Extra" w:hAnsi="BRH Tamil Tab Extra" w:cs="Latha"/>
-                <w:b/>
-                <w:bCs/>
-                <w:szCs w:val="28"/>
-                <w:lang w:bidi="ta-IN"/>
-              </w:rPr>
-              <w:t>…</w:t>
-            </w:r>
-            <w:r>
-              <w:rPr>
-                <w:rFonts w:ascii="Latha" w:hAnsi="Latha" w:cs="Latha"/>
-                <w:szCs w:val="24"/>
+            <w:proofErr w:type="gramStart"/>
+            <w:r>
+              <w:rPr>
+                <w:rFonts w:ascii="BRH Devanagari Extra" w:hAnsi="BRH Devanagari Extra" w:cs="BRH Devanagari Extra"/>
+                <w:color w:val="000000"/>
+                <w:sz w:val="32"/>
+                <w:szCs w:val="40"/>
+              </w:rPr>
+              <w:t>-  rÉiÉç</w:t>
+            </w:r>
+            <w:proofErr w:type="gramEnd"/>
+            <w:r>
+              <w:rPr>
+                <w:rFonts w:ascii="BRH Devanagari Extra" w:hAnsi="BRH Devanagari Extra" w:cs="BRH Devanagari Extra"/>
+                <w:color w:val="000000"/>
+                <w:sz w:val="32"/>
+                <w:szCs w:val="40"/>
+              </w:rPr>
+              <w:t xml:space="preserve"> | oÉëÔ</w:t>
+            </w:r>
+            <w:r>
+              <w:rPr>
+                <w:rFonts w:ascii="BRH Malayalam Extra" w:hAnsi="BRH Malayalam Extra" w:cs="BRH Devanagari Extra"/>
+                <w:color w:val="000000"/>
+                <w:szCs w:val="40"/>
+              </w:rPr>
+              <w:t>–</w:t>
+            </w:r>
+            <w:r>
+              <w:rPr>
+                <w:rFonts w:ascii="BRH Devanagari Extra" w:hAnsi="BRH Devanagari Extra" w:cs="BRH Devanagari Extra"/>
+                <w:color w:val="000000"/>
+                <w:sz w:val="32"/>
+                <w:szCs w:val="40"/>
                 <w:highlight w:val="yellow"/>
-                <w:cs/>
-                <w:lang w:bidi="ta-IN"/>
-              </w:rPr>
-              <w:t>யா</w:t>
-            </w:r>
-            <w:r>
-              <w:rPr>
-                <w:rFonts w:ascii="BRH Tamil Tab Extra" w:hAnsi="BRH Tamil Tab Extra" w:cs="Latha"/>
-                <w:b/>
-                <w:bCs/>
-                <w:szCs w:val="28"/>
-                <w:lang w:bidi="ta-IN"/>
-              </w:rPr>
-              <w:t>…</w:t>
-            </w:r>
-            <w:r>
-              <w:rPr>
-                <w:rFonts w:ascii="Latha" w:hAnsi="Latha" w:cs="Latha"/>
-                <w:szCs w:val="24"/>
-                <w:cs/>
-                <w:lang w:bidi="ta-IN"/>
-              </w:rPr>
-              <w:t xml:space="preserve">த் </w:t>
-            </w:r>
-            <w:r>
-              <w:rPr>
-                <w:rFonts w:ascii="Latha" w:hAnsi="Latha" w:cs="Latha"/>
-                <w:szCs w:val="24"/>
-                <w:lang w:bidi="ta-IN"/>
-              </w:rPr>
-              <w:t>|</w:t>
+              </w:rPr>
+              <w:t>rÉ</w:t>
+            </w:r>
+            <w:r>
+              <w:rPr>
+                <w:rFonts w:ascii="BRH Devanagari Extra" w:hAnsi="BRH Devanagari Extra" w:cs="BRH Devanagari Extra"/>
+                <w:color w:val="000000"/>
+                <w:sz w:val="32"/>
+                <w:szCs w:val="40"/>
+              </w:rPr>
+              <w:t>É</w:t>
+            </w:r>
+            <w:r>
+              <w:rPr>
+                <w:rFonts w:ascii="BRH Malayalam Extra" w:hAnsi="BRH Malayalam Extra" w:cs="BRH Devanagari Extra"/>
+                <w:color w:val="000000"/>
+                <w:szCs w:val="40"/>
+              </w:rPr>
+              <w:t>–</w:t>
+            </w:r>
+            <w:r>
+              <w:rPr>
+                <w:rFonts w:ascii="BRH Devanagari Extra" w:hAnsi="BRH Devanagari Extra" w:cs="BRH Devanagari Extra"/>
+                <w:color w:val="000000"/>
+                <w:sz w:val="32"/>
+                <w:szCs w:val="40"/>
+              </w:rPr>
+              <w:t>iÉç |</w:t>
             </w:r>
           </w:p>
           <w:p>
             <w:pPr>
+              <w:widowControl w:val="0"/>
               <w:autoSpaceDE w:val="0"/>
               <w:autoSpaceDN w:val="0"/>
               <w:adjustRightInd w:val="0"/>
               <w:spacing w:before="0" w:line="240" w:lineRule="auto"/>
               <w:rPr>
-                <w:rFonts w:ascii="Latha" w:hAnsi="Latha" w:cs="Latha"/>
-                <w:szCs w:val="24"/>
-                <w:lang w:bidi="ta-IN"/>
+                <w:rFonts w:ascii="BRH Devanagari Extra" w:hAnsi="BRH Devanagari Extra" w:cs="BRH Devanagari Extra"/>
+                <w:color w:val="000000"/>
+                <w:sz w:val="32"/>
+                <w:szCs w:val="40"/>
               </w:rPr>
             </w:pPr>
             <w:r>
               <w:rPr>
-                <w:rFonts w:ascii="Latha" w:hAnsi="Latha" w:cs="Latha"/>
-                <w:szCs w:val="24"/>
-                <w:cs/>
-                <w:lang w:bidi="ta-IN"/>
-              </w:rPr>
-              <w:t>யத்</w:t>
-            </w:r>
-            <w:r>
-              <w:rPr>
-                <w:rFonts w:ascii="Latha" w:hAnsi="Latha" w:cs="Latha"/>
-                <w:b/>
-                <w:bCs/>
-                <w:position w:val="-12"/>
-                <w:szCs w:val="24"/>
-                <w:cs/>
-                <w:lang w:bidi="ta-IN"/>
-              </w:rPr>
-              <w:t>3</w:t>
-            </w:r>
-            <w:r>
-              <w:rPr>
-                <w:rFonts w:ascii="Latha" w:hAnsi="Latha" w:cs="Latha"/>
-                <w:szCs w:val="24"/>
-                <w:cs/>
-                <w:lang w:bidi="ta-IN"/>
-              </w:rPr>
-              <w:t xml:space="preserve"> ப்</w:t>
-            </w:r>
-            <w:r>
-              <w:rPr>
-                <w:rFonts w:ascii="Latha" w:hAnsi="Latha" w:cs="Latha"/>
-                <w:b/>
-                <w:bCs/>
-                <w:position w:val="-12"/>
-                <w:szCs w:val="24"/>
-                <w:cs/>
-                <w:lang w:bidi="ta-IN"/>
-              </w:rPr>
-              <w:t>3</w:t>
-            </w:r>
-            <w:r>
-              <w:rPr>
-                <w:rFonts w:ascii="Latha" w:hAnsi="Latha" w:cs="Latha"/>
-                <w:szCs w:val="24"/>
+                <w:rFonts w:ascii="BRH Devanagari Extra" w:hAnsi="BRH Devanagari Extra" w:cs="BRH Devanagari Extra"/>
+                <w:color w:val="000000"/>
+                <w:sz w:val="32"/>
+                <w:szCs w:val="40"/>
+              </w:rPr>
+              <w:t xml:space="preserve">rÉSè </w:t>
+            </w:r>
+            <w:r>
+              <w:rPr>
+                <w:rFonts w:ascii="BRH Devanagari Extra" w:hAnsi="BRH Devanagari Extra" w:cs="BRH Devanagari Extra"/>
+                <w:color w:val="000000"/>
+                <w:sz w:val="32"/>
+                <w:szCs w:val="40"/>
                 <w:highlight w:val="yellow"/>
-                <w:cs/>
-                <w:lang w:bidi="ta-IN"/>
-              </w:rPr>
-              <w:t>ரூ</w:t>
-            </w:r>
-            <w:r>
-              <w:rPr>
-                <w:rFonts w:ascii="BRH Tamil Tab Extra" w:hAnsi="BRH Tamil Tab Extra" w:cs="Latha"/>
-                <w:b/>
-                <w:bCs/>
-                <w:szCs w:val="28"/>
-                <w:lang w:bidi="ta-IN"/>
-              </w:rPr>
-              <w:t>†</w:t>
-            </w:r>
-            <w:r>
-              <w:rPr>
-                <w:rFonts w:ascii="Latha" w:hAnsi="Latha" w:cs="Latha"/>
-                <w:szCs w:val="24"/>
-                <w:cs/>
-                <w:lang w:bidi="ta-IN"/>
-              </w:rPr>
-              <w:t>யாத்</w:t>
-            </w:r>
-            <w:r>
-              <w:rPr>
-                <w:rFonts w:ascii="Latha" w:hAnsi="Latha" w:cs="Latha"/>
-                <w:b/>
-                <w:bCs/>
-                <w:position w:val="-12"/>
-                <w:szCs w:val="24"/>
-                <w:cs/>
-                <w:lang w:bidi="ta-IN"/>
-              </w:rPr>
-              <w:t>3</w:t>
-            </w:r>
-            <w:r>
-              <w:rPr>
-                <w:rFonts w:ascii="Latha" w:hAnsi="Latha" w:cs="Latha"/>
-                <w:szCs w:val="24"/>
-                <w:cs/>
-                <w:lang w:bidi="ta-IN"/>
-              </w:rPr>
-              <w:t xml:space="preserve"> </w:t>
-            </w:r>
-            <w:r>
-              <w:rPr>
-                <w:rFonts w:ascii="Latha" w:hAnsi="Latha" w:cs="Latha"/>
-                <w:szCs w:val="24"/>
+              </w:rPr>
+              <w:t>o</w:t>
+            </w:r>
+            <w:r>
+              <w:rPr>
+                <w:rFonts w:ascii="BRH Devanagari Extra" w:hAnsi="BRH Devanagari Extra" w:cs="BRH Devanagari Extra"/>
+                <w:color w:val="000000"/>
+                <w:sz w:val="32"/>
+                <w:szCs w:val="40"/>
+              </w:rPr>
+              <w:t xml:space="preserve">ÉëÔþrÉÉSè </w:t>
+            </w:r>
+            <w:r>
+              <w:rPr>
+                <w:rFonts w:ascii="BRH Devanagari Extra" w:hAnsi="BRH Devanagari Extra" w:cs="BRH Devanagari Extra"/>
+                <w:color w:val="000000"/>
+                <w:sz w:val="32"/>
+                <w:szCs w:val="40"/>
                 <w:highlight w:val="yellow"/>
-                <w:cs/>
-                <w:lang w:bidi="ta-IN"/>
-              </w:rPr>
-              <w:t>ப்</w:t>
-            </w:r>
-            <w:r>
-              <w:rPr>
-                <w:rFonts w:ascii="Latha" w:hAnsi="Latha" w:cs="Latha"/>
-                <w:b/>
-                <w:bCs/>
-                <w:position w:val="-12"/>
-                <w:szCs w:val="24"/>
+              </w:rPr>
+              <w:t>oÉëÔrÉ</w:t>
+            </w:r>
+            <w:r>
+              <w:rPr>
+                <w:rFonts w:ascii="BRH Devanagari Extra" w:hAnsi="BRH Devanagari Extra" w:cs="BRH Devanagari Extra"/>
+                <w:color w:val="000000"/>
+                <w:sz w:val="32"/>
+                <w:szCs w:val="40"/>
+              </w:rPr>
+              <w:t>É</w:t>
+            </w:r>
+            <w:r>
+              <w:rPr>
+                <w:rFonts w:ascii="BRH Malayalam Extra" w:hAnsi="BRH Malayalam Extra" w:cs="BRH Devanagari Extra"/>
+                <w:color w:val="000000"/>
+                <w:szCs w:val="40"/>
+              </w:rPr>
+              <w:t>–</w:t>
+            </w:r>
+            <w:r>
+              <w:rPr>
+                <w:rFonts w:ascii="BRH Devanagari Extra" w:hAnsi="BRH Devanagari Extra" w:cs="BRH Devanagari Extra"/>
+                <w:color w:val="000000"/>
+                <w:sz w:val="32"/>
+                <w:szCs w:val="40"/>
+              </w:rPr>
+              <w:t xml:space="preserve">Sè rÉSè rÉSè </w:t>
+            </w:r>
+            <w:r>
+              <w:rPr>
+                <w:rFonts w:ascii="BRH Devanagari Extra" w:hAnsi="BRH Devanagari Extra" w:cs="BRH Devanagari Extra"/>
+                <w:color w:val="000000"/>
+                <w:sz w:val="32"/>
+                <w:szCs w:val="40"/>
                 <w:highlight w:val="yellow"/>
-                <w:cs/>
-                <w:lang w:bidi="ta-IN"/>
-              </w:rPr>
-              <w:t>3</w:t>
-            </w:r>
-            <w:r>
-              <w:rPr>
-                <w:rFonts w:ascii="Latha" w:hAnsi="Latha" w:cs="Latha"/>
-                <w:szCs w:val="24"/>
-                <w:highlight w:val="yellow"/>
-                <w:cs/>
-                <w:lang w:bidi="ta-IN"/>
-              </w:rPr>
-              <w:t>ரூயா</w:t>
-            </w:r>
-            <w:r>
-              <w:rPr>
-                <w:rFonts w:ascii="BRH Tamil Tab Extra" w:hAnsi="BRH Tamil Tab Extra" w:cs="Latha"/>
-                <w:b/>
-                <w:bCs/>
-                <w:szCs w:val="28"/>
-                <w:lang w:bidi="ta-IN"/>
-              </w:rPr>
-              <w:t>…</w:t>
-            </w:r>
-            <w:r>
-              <w:rPr>
-                <w:rFonts w:ascii="Latha" w:hAnsi="Latha" w:cs="Latha"/>
-                <w:szCs w:val="24"/>
-                <w:cs/>
-                <w:lang w:bidi="ta-IN"/>
-              </w:rPr>
-              <w:t>த்</w:t>
-            </w:r>
-            <w:r>
-              <w:rPr>
-                <w:rFonts w:ascii="Latha" w:hAnsi="Latha" w:cs="Latha"/>
-                <w:b/>
-                <w:bCs/>
-                <w:position w:val="-12"/>
-                <w:szCs w:val="24"/>
-                <w:cs/>
-                <w:lang w:bidi="ta-IN"/>
-              </w:rPr>
-              <w:t>3</w:t>
-            </w:r>
-            <w:r>
-              <w:rPr>
-                <w:rFonts w:ascii="Latha" w:hAnsi="Latha" w:cs="Latha"/>
-                <w:szCs w:val="24"/>
-                <w:cs/>
-                <w:lang w:bidi="ta-IN"/>
-              </w:rPr>
-              <w:t xml:space="preserve"> யத்</w:t>
-            </w:r>
-            <w:r>
-              <w:rPr>
-                <w:rFonts w:ascii="Latha" w:hAnsi="Latha" w:cs="Latha"/>
-                <w:b/>
-                <w:bCs/>
-                <w:position w:val="-12"/>
-                <w:szCs w:val="24"/>
-                <w:cs/>
-                <w:lang w:bidi="ta-IN"/>
-              </w:rPr>
-              <w:t>3</w:t>
-            </w:r>
-            <w:r>
-              <w:rPr>
-                <w:rFonts w:ascii="Latha" w:hAnsi="Latha" w:cs="Latha"/>
-                <w:szCs w:val="24"/>
-                <w:cs/>
-                <w:lang w:bidi="ta-IN"/>
-              </w:rPr>
-              <w:t xml:space="preserve"> யத்</w:t>
-            </w:r>
-            <w:r>
-              <w:rPr>
-                <w:rFonts w:ascii="Latha" w:hAnsi="Latha" w:cs="Latha"/>
-                <w:b/>
-                <w:bCs/>
-                <w:position w:val="-12"/>
-                <w:szCs w:val="24"/>
-                <w:cs/>
-                <w:lang w:bidi="ta-IN"/>
-              </w:rPr>
-              <w:t>3</w:t>
-            </w:r>
-            <w:r>
-              <w:rPr>
-                <w:rFonts w:ascii="Latha" w:hAnsi="Latha" w:cs="Latha"/>
-                <w:szCs w:val="24"/>
-                <w:cs/>
-                <w:lang w:bidi="ta-IN"/>
-              </w:rPr>
-              <w:t xml:space="preserve"> </w:t>
-            </w:r>
-            <w:r>
-              <w:rPr>
-                <w:rFonts w:ascii="Latha" w:hAnsi="Latha" w:cs="Latha"/>
-                <w:szCs w:val="24"/>
-                <w:highlight w:val="yellow"/>
-                <w:cs/>
-                <w:lang w:bidi="ta-IN"/>
-              </w:rPr>
-              <w:t>ப்</w:t>
-            </w:r>
-            <w:r>
-              <w:rPr>
-                <w:rFonts w:ascii="Latha" w:hAnsi="Latha" w:cs="Latha"/>
-                <w:b/>
-                <w:bCs/>
-                <w:position w:val="-12"/>
-                <w:szCs w:val="24"/>
-                <w:highlight w:val="yellow"/>
-                <w:cs/>
-                <w:lang w:bidi="ta-IN"/>
-              </w:rPr>
-              <w:t>3</w:t>
-            </w:r>
-            <w:r>
-              <w:rPr>
-                <w:rFonts w:ascii="Latha" w:hAnsi="Latha" w:cs="Latha"/>
-                <w:szCs w:val="24"/>
-                <w:highlight w:val="yellow"/>
-                <w:cs/>
-                <w:lang w:bidi="ta-IN"/>
-              </w:rPr>
-              <w:t>ரூ</w:t>
-            </w:r>
-            <w:r>
-              <w:rPr>
-                <w:rFonts w:ascii="BRH Tamil Tab Extra" w:hAnsi="BRH Tamil Tab Extra" w:cs="Latha"/>
-                <w:b/>
-                <w:bCs/>
-                <w:szCs w:val="28"/>
-                <w:lang w:bidi="ta-IN"/>
-              </w:rPr>
-              <w:t>†</w:t>
-            </w:r>
-            <w:r>
-              <w:rPr>
-                <w:rFonts w:ascii="Latha" w:hAnsi="Latha" w:cs="Latha"/>
-                <w:szCs w:val="24"/>
-                <w:cs/>
-                <w:lang w:bidi="ta-IN"/>
-              </w:rPr>
-              <w:t xml:space="preserve">யாத் </w:t>
-            </w:r>
-            <w:r>
-              <w:rPr>
-                <w:rFonts w:ascii="Latha" w:hAnsi="Latha" w:cs="Latha"/>
-                <w:szCs w:val="24"/>
-                <w:lang w:bidi="ta-IN"/>
-              </w:rPr>
-              <w:t xml:space="preserve">| </w:t>
+              </w:rPr>
+              <w:t>oÉëÔ</w:t>
+            </w:r>
+            <w:r>
+              <w:rPr>
+                <w:rFonts w:ascii="BRH Devanagari Extra" w:hAnsi="BRH Devanagari Extra" w:cs="BRH Devanagari Extra"/>
+                <w:color w:val="000000"/>
+                <w:sz w:val="32"/>
+                <w:szCs w:val="40"/>
+              </w:rPr>
+              <w:t xml:space="preserve">þrÉÉiÉç | </w:t>
             </w:r>
           </w:p>
           <w:p>
             <w:pPr>
+              <w:widowControl w:val="0"/>
               <w:autoSpaceDE w:val="0"/>
               <w:autoSpaceDN w:val="0"/>
               <w:adjustRightInd w:val="0"/>
               <w:spacing w:before="0" w:line="240" w:lineRule="auto"/>
               <w:rPr>
-                <w:rFonts w:ascii="Latha" w:hAnsi="Latha" w:cs="Latha"/>
-                <w:szCs w:val="24"/>
-                <w:lang w:bidi="ta-IN"/>
+                <w:rFonts w:ascii="BRH Devanagari Extra" w:hAnsi="BRH Devanagari Extra" w:cs="BRH Devanagari Extra"/>
+                <w:color w:val="000000"/>
+                <w:sz w:val="32"/>
+                <w:szCs w:val="40"/>
               </w:rPr>
             </w:pPr>
             <w:r>
               <w:rPr>
-                <w:rFonts w:ascii="Latha" w:hAnsi="Latha" w:cs="Latha"/>
-                <w:b/>
-                <w:bCs/>
-                <w:szCs w:val="24"/>
-                <w:cs/>
-                <w:lang w:bidi="ta-IN"/>
+                <w:rFonts w:cs="BRH Devanagari Extra"/>
+                <w:color w:val="000000"/>
+                <w:szCs w:val="40"/>
               </w:rPr>
               <w:t>51</w:t>
             </w:r>
             <w:r>
               <w:rPr>
-                <w:rFonts w:ascii="Latha" w:hAnsi="Latha" w:cs="Latha"/>
-                <w:b/>
-                <w:bCs/>
-                <w:szCs w:val="24"/>
-                <w:lang w:bidi="ta-IN"/>
+                <w:rFonts w:ascii="BRH Devanagari Extra" w:hAnsi="BRH Devanagari Extra" w:cs="BRH Devanagari Extra"/>
+                <w:color w:val="000000"/>
+                <w:sz w:val="32"/>
+                <w:szCs w:val="40"/>
               </w:rPr>
               <w:t>)</w:t>
             </w:r>
             <w:r>
               <w:rPr>
-                <w:rFonts w:ascii="Latha" w:hAnsi="Latha" w:cs="Latha"/>
-                <w:szCs w:val="24"/>
-                <w:lang w:bidi="ta-IN"/>
+                <w:rFonts w:ascii="BRH Devanagari Extra" w:hAnsi="BRH Devanagari Extra" w:cs="BRH Devanagari Extra"/>
+                <w:color w:val="000000"/>
+                <w:sz w:val="32"/>
+                <w:szCs w:val="40"/>
               </w:rPr>
               <w:tab/>
             </w:r>
             <w:r>
               <w:rPr>
-                <w:rFonts w:ascii="Latha" w:hAnsi="Latha" w:cs="Latha"/>
-                <w:b/>
-                <w:bCs/>
-                <w:szCs w:val="24"/>
-                <w:cs/>
-                <w:lang w:bidi="ta-IN"/>
-              </w:rPr>
-              <w:t>2.6</w:t>
-            </w:r>
-            <w:r>
-              <w:rPr>
-                <w:rFonts w:ascii="Latha" w:hAnsi="Latha" w:cs="Latha"/>
-                <w:b/>
-                <w:bCs/>
-                <w:szCs w:val="24"/>
-                <w:lang w:bidi="ta-IN"/>
+                <w:rFonts w:cs="BRH Devanagari Extra"/>
+                <w:color w:val="000000"/>
+                <w:szCs w:val="40"/>
+              </w:rPr>
+              <w:t>2</w:t>
+            </w:r>
+            <w:r>
+              <w:rPr>
+                <w:rFonts w:ascii="BRH Devanagari Extra" w:hAnsi="BRH Devanagari Extra" w:cs="BRH Devanagari Extra"/>
+                <w:color w:val="000000"/>
+                <w:sz w:val="32"/>
+                <w:szCs w:val="40"/>
               </w:rPr>
               <w:t>.</w:t>
             </w:r>
             <w:r>
               <w:rPr>
-                <w:rFonts w:ascii="Latha" w:hAnsi="Latha" w:cs="Latha"/>
-                <w:b/>
-                <w:bCs/>
-                <w:szCs w:val="24"/>
-                <w:cs/>
-                <w:lang w:bidi="ta-IN"/>
+                <w:rFonts w:cs="BRH Devanagari Extra"/>
+                <w:color w:val="000000"/>
+                <w:szCs w:val="40"/>
+              </w:rPr>
+              <w:t>6</w:t>
+            </w:r>
+            <w:r>
+              <w:rPr>
+                <w:rFonts w:ascii="BRH Devanagari Extra" w:hAnsi="BRH Devanagari Extra" w:cs="BRH Devanagari Extra"/>
+                <w:color w:val="000000"/>
+                <w:sz w:val="32"/>
+                <w:szCs w:val="40"/>
+              </w:rPr>
+              <w:t>.</w:t>
+            </w:r>
+            <w:r>
+              <w:rPr>
+                <w:rFonts w:cs="BRH Devanagari Extra"/>
+                <w:color w:val="000000"/>
+                <w:szCs w:val="40"/>
               </w:rPr>
               <w:t>5</w:t>
             </w:r>
             <w:r>
               <w:rPr>
-                <w:rFonts w:ascii="Latha" w:hAnsi="Latha" w:cs="Latha"/>
-                <w:b/>
-                <w:bCs/>
-                <w:szCs w:val="24"/>
-                <w:lang w:bidi="ta-IN"/>
+                <w:rFonts w:ascii="BRH Devanagari Extra" w:hAnsi="BRH Devanagari Extra" w:cs="BRH Devanagari Extra"/>
+                <w:color w:val="000000"/>
+                <w:sz w:val="32"/>
+                <w:szCs w:val="40"/>
               </w:rPr>
               <w:t>.</w:t>
             </w:r>
             <w:r>
               <w:rPr>
-                <w:rFonts w:ascii="Latha" w:hAnsi="Latha" w:cs="Latha"/>
-                <w:b/>
-                <w:bCs/>
-                <w:szCs w:val="24"/>
-                <w:cs/>
-                <w:lang w:bidi="ta-IN"/>
+                <w:rFonts w:cs="BRH Devanagari Extra"/>
+                <w:color w:val="000000"/>
+                <w:szCs w:val="40"/>
               </w:rPr>
               <w:t>6</w:t>
             </w:r>
             <w:r>
               <w:rPr>
-                <w:rFonts w:ascii="Latha" w:hAnsi="Latha" w:cs="Latha"/>
-                <w:b/>
-                <w:bCs/>
-                <w:szCs w:val="24"/>
-                <w:lang w:bidi="ta-IN"/>
-              </w:rPr>
-              <w:t>(4</w:t>
-            </w:r>
-            <w:r>
-              <w:rPr>
-                <w:rFonts w:ascii="Latha" w:hAnsi="Latha" w:cs="Latha"/>
-                <w:b/>
-                <w:bCs/>
-                <w:szCs w:val="24"/>
-                <w:cs/>
-                <w:lang w:bidi="ta-IN"/>
-              </w:rPr>
-              <w:t>7</w:t>
-            </w:r>
-            <w:r>
-              <w:rPr>
-                <w:rFonts w:ascii="Latha" w:hAnsi="Latha" w:cs="Latha"/>
-                <w:b/>
-                <w:bCs/>
-                <w:szCs w:val="24"/>
-                <w:lang w:bidi="ta-IN"/>
+                <w:rFonts w:ascii="BRH Devanagari Extra" w:hAnsi="BRH Devanagari Extra" w:cs="BRH Devanagari Extra"/>
+                <w:color w:val="000000"/>
+                <w:sz w:val="32"/>
+                <w:szCs w:val="40"/>
+              </w:rPr>
+              <w:t>(</w:t>
+            </w:r>
+            <w:r>
+              <w:rPr>
+                <w:rFonts w:cs="BRH Devanagari Extra"/>
+                <w:color w:val="000000"/>
+                <w:szCs w:val="40"/>
+              </w:rPr>
+              <w:t>47</w:t>
+            </w:r>
+            <w:r>
+              <w:rPr>
+                <w:rFonts w:ascii="BRH Devanagari Extra" w:hAnsi="BRH Devanagari Extra" w:cs="BRH Devanagari Extra"/>
+                <w:color w:val="000000"/>
+                <w:sz w:val="32"/>
+                <w:szCs w:val="40"/>
               </w:rPr>
               <w:t>)</w:t>
             </w:r>
-            <w:r>
-              <w:rPr>
-                <w:rFonts w:ascii="Latha" w:hAnsi="Latha" w:cs="Latha"/>
-                <w:szCs w:val="24"/>
-                <w:lang w:bidi="ta-IN"/>
-              </w:rPr>
-              <w:t xml:space="preserve">-  </w:t>
-            </w:r>
-            <w:r>
-              <w:rPr>
-                <w:rFonts w:ascii="Latha" w:hAnsi="Latha" w:cs="Latha"/>
-                <w:szCs w:val="24"/>
-                <w:cs/>
-                <w:lang w:bidi="ta-IN"/>
-              </w:rPr>
-              <w:t>ப்</w:t>
-            </w:r>
-            <w:r>
-              <w:rPr>
-                <w:rFonts w:ascii="Latha" w:hAnsi="Latha" w:cs="Latha"/>
-                <w:b/>
-                <w:bCs/>
-                <w:position w:val="-12"/>
-                <w:szCs w:val="24"/>
-                <w:cs/>
-                <w:lang w:bidi="ta-IN"/>
-              </w:rPr>
-              <w:t>3</w:t>
-            </w:r>
-            <w:r>
-              <w:rPr>
-                <w:rFonts w:ascii="Latha" w:hAnsi="Latha" w:cs="Latha"/>
-                <w:szCs w:val="24"/>
-                <w:cs/>
-                <w:lang w:bidi="ta-IN"/>
-              </w:rPr>
-              <w:t>ரூ</w:t>
-            </w:r>
-            <w:r>
-              <w:rPr>
-                <w:rFonts w:ascii="BRH Tamil Tab Extra" w:hAnsi="BRH Tamil Tab Extra" w:cs="Latha"/>
-                <w:b/>
-                <w:bCs/>
-                <w:szCs w:val="28"/>
+            <w:proofErr w:type="gramStart"/>
+            <w:r>
+              <w:rPr>
+                <w:rFonts w:ascii="BRH Devanagari Extra" w:hAnsi="BRH Devanagari Extra" w:cs="BRH Devanagari Extra"/>
+                <w:color w:val="000000"/>
+                <w:sz w:val="32"/>
+                <w:szCs w:val="40"/>
+              </w:rPr>
+              <w:t>-  oÉëÔ</w:t>
+            </w:r>
+            <w:proofErr w:type="gramEnd"/>
+            <w:r>
+              <w:rPr>
+                <w:rFonts w:ascii="BRH Malayalam Extra" w:hAnsi="BRH Malayalam Extra" w:cs="BRH Devanagari Extra"/>
+                <w:color w:val="000000"/>
+                <w:szCs w:val="40"/>
+              </w:rPr>
+              <w:t>–</w:t>
+            </w:r>
+            <w:r>
+              <w:rPr>
+                <w:rFonts w:ascii="BRH Devanagari Extra" w:hAnsi="BRH Devanagari Extra" w:cs="BRH Devanagari Extra"/>
+                <w:color w:val="000000"/>
+                <w:sz w:val="32"/>
+                <w:szCs w:val="40"/>
                 <w:highlight w:val="yellow"/>
-                <w:lang w:bidi="ta-IN"/>
-              </w:rPr>
-              <w:t>…</w:t>
-            </w:r>
-            <w:r>
-              <w:rPr>
-                <w:rFonts w:ascii="Latha" w:hAnsi="Latha" w:cs="Latha"/>
-                <w:szCs w:val="24"/>
-                <w:highlight w:val="yellow"/>
-                <w:cs/>
-                <w:lang w:bidi="ta-IN"/>
-              </w:rPr>
-              <w:t>யா</w:t>
-            </w:r>
-            <w:r>
-              <w:rPr>
-                <w:rFonts w:ascii="BRH Tamil Tab Extra" w:hAnsi="BRH Tamil Tab Extra" w:cs="Latha"/>
-                <w:b/>
-                <w:bCs/>
-                <w:szCs w:val="28"/>
-                <w:lang w:bidi="ta-IN"/>
-              </w:rPr>
-              <w:t>…</w:t>
-            </w:r>
-            <w:r>
-              <w:rPr>
-                <w:rFonts w:ascii="Latha" w:hAnsi="Latha" w:cs="Latha"/>
-                <w:szCs w:val="24"/>
-                <w:cs/>
-                <w:lang w:bidi="ta-IN"/>
-              </w:rPr>
-              <w:t xml:space="preserve">த் </w:t>
-            </w:r>
-            <w:r>
-              <w:rPr>
-                <w:rFonts w:ascii="Latha" w:hAnsi="Latha" w:cs="Latha"/>
-                <w:szCs w:val="24"/>
-                <w:lang w:bidi="ta-IN"/>
-              </w:rPr>
-              <w:t xml:space="preserve">| </w:t>
-            </w:r>
-            <w:r>
-              <w:rPr>
-                <w:rFonts w:ascii="Latha" w:hAnsi="Latha" w:cs="Latha"/>
-                <w:szCs w:val="24"/>
-                <w:cs/>
-                <w:lang w:bidi="ta-IN"/>
-              </w:rPr>
-              <w:t>அக</w:t>
-            </w:r>
-            <w:r>
-              <w:rPr>
-                <w:rFonts w:ascii="Latha" w:hAnsi="Latha" w:cs="Latha"/>
-                <w:b/>
-                <w:bCs/>
-                <w:position w:val="-12"/>
-                <w:szCs w:val="24"/>
-                <w:cs/>
-                <w:lang w:bidi="ta-IN"/>
-              </w:rPr>
-              <w:t>3</w:t>
-            </w:r>
-            <w:r>
-              <w:rPr>
-                <w:rFonts w:ascii="Latha" w:hAnsi="Latha" w:cs="Latha"/>
-                <w:szCs w:val="24"/>
-                <w:cs/>
-                <w:lang w:bidi="ta-IN"/>
-              </w:rPr>
-              <w:t>ன்ன்</w:t>
-            </w:r>
-            <w:r>
-              <w:rPr>
-                <w:rFonts w:ascii="BRH Tamil Tab Extra" w:hAnsi="BRH Tamil Tab Extra" w:cs="Latha"/>
-                <w:b/>
-                <w:bCs/>
-                <w:szCs w:val="28"/>
-                <w:lang w:bidi="ta-IN"/>
-              </w:rPr>
-              <w:t>†</w:t>
-            </w:r>
-            <w:r>
-              <w:rPr>
-                <w:rFonts w:ascii="Latha" w:hAnsi="Latha" w:cs="Latha"/>
-                <w:szCs w:val="24"/>
-                <w:lang w:bidi="ta-IN"/>
-              </w:rPr>
-              <w:t xml:space="preserve"> |</w:t>
+              </w:rPr>
+              <w:t>rÉÉ</w:t>
+            </w:r>
+            <w:r>
+              <w:rPr>
+                <w:rFonts w:ascii="BRH Malayalam Extra" w:hAnsi="BRH Malayalam Extra" w:cs="BRH Devanagari Extra"/>
+                <w:color w:val="000000"/>
+                <w:szCs w:val="40"/>
+              </w:rPr>
+              <w:t>–</w:t>
+            </w:r>
+            <w:r>
+              <w:rPr>
+                <w:rFonts w:ascii="BRH Devanagari Extra" w:hAnsi="BRH Devanagari Extra" w:cs="BRH Devanagari Extra"/>
+                <w:color w:val="000000"/>
+                <w:sz w:val="32"/>
+                <w:szCs w:val="40"/>
+              </w:rPr>
+              <w:t>iÉç | AaÉ³Éçþ |</w:t>
             </w:r>
           </w:p>
           <w:p>
             <w:pPr>
+              <w:widowControl w:val="0"/>
               <w:autoSpaceDE w:val="0"/>
               <w:autoSpaceDN w:val="0"/>
               <w:adjustRightInd w:val="0"/>
               <w:spacing w:before="0" w:line="240" w:lineRule="auto"/>
               <w:rPr>
+                <w:rFonts w:ascii="BRH Devanagari Extra" w:hAnsi="BRH Devanagari Extra" w:cs="BRH Devanagari Extra"/>
+                <w:color w:val="000000"/>
+                <w:sz w:val="32"/>
+                <w:szCs w:val="40"/>
+              </w:rPr>
+            </w:pPr>
+            <w:r>
+              <w:rPr>
+                <w:rFonts w:ascii="BRH Devanagari Extra" w:hAnsi="BRH Devanagari Extra" w:cs="BRH Devanagari Extra"/>
+                <w:color w:val="000000"/>
+                <w:sz w:val="32"/>
+                <w:szCs w:val="40"/>
+              </w:rPr>
+              <w:t>oÉëÔ</w:t>
+            </w:r>
+            <w:r>
+              <w:rPr>
+                <w:rFonts w:ascii="BRH Malayalam Extra" w:hAnsi="BRH Malayalam Extra" w:cs="BRH Devanagari Extra"/>
+                <w:color w:val="000000"/>
+                <w:szCs w:val="40"/>
+                <w:highlight w:val="yellow"/>
+              </w:rPr>
+              <w:t>–</w:t>
+            </w:r>
+            <w:r>
+              <w:rPr>
+                <w:rFonts w:ascii="BRH Devanagari Extra" w:hAnsi="BRH Devanagari Extra" w:cs="BRH Devanagari Extra"/>
+                <w:color w:val="000000"/>
+                <w:sz w:val="32"/>
+                <w:szCs w:val="40"/>
+                <w:highlight w:val="yellow"/>
+              </w:rPr>
+              <w:t>rÉÉ</w:t>
+            </w:r>
+            <w:r>
+              <w:rPr>
+                <w:rFonts w:ascii="BRH Malayalam Extra" w:hAnsi="BRH Malayalam Extra" w:cs="BRH Devanagari Extra"/>
+                <w:color w:val="000000"/>
+                <w:szCs w:val="40"/>
+              </w:rPr>
+              <w:t>–</w:t>
+            </w:r>
+            <w:r>
+              <w:rPr>
+                <w:rFonts w:ascii="BRH Devanagari Extra" w:hAnsi="BRH Devanagari Extra" w:cs="BRH Devanagari Extra"/>
+                <w:color w:val="000000"/>
+                <w:sz w:val="32"/>
+                <w:szCs w:val="40"/>
+              </w:rPr>
+              <w:t xml:space="preserve"> SaÉ</w:t>
+            </w:r>
+            <w:r>
+              <w:rPr>
+                <w:rFonts w:ascii="BRH Malayalam Extra" w:hAnsi="BRH Malayalam Extra" w:cs="BRH Devanagari Extra"/>
+                <w:color w:val="000000"/>
+                <w:szCs w:val="40"/>
+              </w:rPr>
+              <w:t>–</w:t>
+            </w:r>
+            <w:r>
+              <w:rPr>
+                <w:rFonts w:ascii="BRH Devanagari Extra" w:hAnsi="BRH Devanagari Extra" w:cs="BRH Devanagari Extra"/>
+                <w:color w:val="000000"/>
+                <w:sz w:val="32"/>
+                <w:szCs w:val="40"/>
+              </w:rPr>
+              <w:t xml:space="preserve">lÉç lÉaÉþlÉç </w:t>
+            </w:r>
+            <w:r>
+              <w:rPr>
+                <w:rFonts w:ascii="BRH Devanagari Extra" w:hAnsi="BRH Devanagari Extra" w:cs="BRH Devanagari Extra"/>
+                <w:color w:val="000000"/>
+                <w:sz w:val="32"/>
+                <w:szCs w:val="40"/>
+                <w:highlight w:val="yellow"/>
+              </w:rPr>
+              <w:t>oÉ</w:t>
+            </w:r>
+            <w:r>
+              <w:rPr>
+                <w:rFonts w:ascii="BRH Devanagari Extra" w:hAnsi="BRH Devanagari Extra" w:cs="BRH Devanagari Extra"/>
+                <w:color w:val="000000"/>
+                <w:sz w:val="32"/>
+                <w:szCs w:val="40"/>
+              </w:rPr>
+              <w:t xml:space="preserve">ëÔrÉÉSè </w:t>
+            </w:r>
+            <w:r>
+              <w:rPr>
+                <w:rFonts w:ascii="BRH Devanagari Extra" w:hAnsi="BRH Devanagari Extra" w:cs="BRH Devanagari Extra"/>
+                <w:color w:val="000000"/>
+                <w:sz w:val="32"/>
+                <w:szCs w:val="40"/>
+                <w:highlight w:val="yellow"/>
+              </w:rPr>
+              <w:t>oÉëÔrÉ</w:t>
+            </w:r>
+            <w:r>
+              <w:rPr>
+                <w:rFonts w:ascii="BRH Devanagari Extra" w:hAnsi="BRH Devanagari Extra" w:cs="BRH Devanagari Extra"/>
+                <w:color w:val="000000"/>
+                <w:sz w:val="32"/>
+                <w:szCs w:val="40"/>
+              </w:rPr>
+              <w:t>É</w:t>
+            </w:r>
+            <w:r>
+              <w:rPr>
+                <w:rFonts w:ascii="BRH Malayalam Extra" w:hAnsi="BRH Malayalam Extra" w:cs="BRH Devanagari Extra"/>
+                <w:color w:val="000000"/>
+                <w:szCs w:val="40"/>
+              </w:rPr>
+              <w:t>–</w:t>
+            </w:r>
+            <w:r>
+              <w:rPr>
+                <w:rFonts w:ascii="BRH Devanagari Extra" w:hAnsi="BRH Devanagari Extra" w:cs="BRH Devanagari Extra"/>
+                <w:color w:val="000000"/>
+                <w:sz w:val="32"/>
+                <w:szCs w:val="40"/>
+              </w:rPr>
+              <w:t xml:space="preserve"> SaÉ³Éçþ | </w:t>
+            </w:r>
+          </w:p>
+          <w:p>
+            <w:pPr>
+              <w:widowControl w:val="0"/>
+              <w:autoSpaceDE w:val="0"/>
+              <w:autoSpaceDN w:val="0"/>
+              <w:adjustRightInd w:val="0"/>
+              <w:spacing w:before="0" w:line="240" w:lineRule="auto"/>
+              <w:rPr>
                 <w:rFonts w:cs="BRH Malayalam Extra"/>
                 <w:szCs w:val="40"/>
               </w:rPr>
             </w:pPr>
-            <w:r>
-              <w:rPr>
-                <w:rFonts w:ascii="Latha" w:hAnsi="Latha" w:cs="Latha"/>
-                <w:szCs w:val="24"/>
-                <w:cs/>
-                <w:lang w:bidi="ta-IN"/>
-              </w:rPr>
-              <w:t>ப்</w:t>
-            </w:r>
-            <w:r>
-              <w:rPr>
-                <w:rFonts w:ascii="Latha" w:hAnsi="Latha" w:cs="Latha"/>
-                <w:b/>
-                <w:bCs/>
-                <w:position w:val="-12"/>
-                <w:szCs w:val="24"/>
-                <w:cs/>
-                <w:lang w:bidi="ta-IN"/>
-              </w:rPr>
-              <w:t>3</w:t>
-            </w:r>
-            <w:r>
-              <w:rPr>
-                <w:rFonts w:ascii="Latha" w:hAnsi="Latha" w:cs="Latha"/>
-                <w:szCs w:val="24"/>
-                <w:cs/>
-                <w:lang w:bidi="ta-IN"/>
-              </w:rPr>
-              <w:t>ரூ</w:t>
-            </w:r>
-            <w:r>
-              <w:rPr>
-                <w:rFonts w:ascii="BRH Tamil Tab Extra" w:hAnsi="BRH Tamil Tab Extra" w:cs="Latha"/>
-                <w:b/>
-                <w:bCs/>
-                <w:szCs w:val="28"/>
-                <w:lang w:bidi="ta-IN"/>
-              </w:rPr>
-              <w:t>…</w:t>
-            </w:r>
-            <w:r>
-              <w:rPr>
-                <w:rFonts w:ascii="Latha" w:hAnsi="Latha" w:cs="Latha"/>
-                <w:szCs w:val="24"/>
-                <w:highlight w:val="yellow"/>
-                <w:cs/>
-                <w:lang w:bidi="ta-IN"/>
-              </w:rPr>
-              <w:t>யா</w:t>
-            </w:r>
-            <w:r>
-              <w:rPr>
-                <w:rFonts w:ascii="BRH Tamil Tab Extra" w:hAnsi="BRH Tamil Tab Extra" w:cs="Latha"/>
-                <w:b/>
-                <w:bCs/>
-                <w:szCs w:val="28"/>
-                <w:lang w:bidi="ta-IN"/>
-              </w:rPr>
-              <w:t>…</w:t>
-            </w:r>
-            <w:r>
-              <w:rPr>
-                <w:rFonts w:ascii="Latha" w:hAnsi="Latha" w:cs="Latha"/>
-                <w:szCs w:val="24"/>
-                <w:lang w:bidi="ta-IN"/>
-              </w:rPr>
-              <w:t xml:space="preserve"> </w:t>
-            </w:r>
-            <w:r>
-              <w:rPr>
-                <w:rFonts w:ascii="Latha" w:hAnsi="Latha" w:cs="Latha"/>
-                <w:szCs w:val="24"/>
-                <w:cs/>
-                <w:lang w:bidi="ta-IN"/>
-              </w:rPr>
-              <w:t>த</w:t>
-            </w:r>
-            <w:r>
-              <w:rPr>
-                <w:rFonts w:ascii="Latha" w:hAnsi="Latha" w:cs="Latha"/>
-                <w:b/>
-                <w:bCs/>
-                <w:position w:val="-12"/>
-                <w:szCs w:val="24"/>
-                <w:cs/>
-                <w:lang w:bidi="ta-IN"/>
-              </w:rPr>
-              <w:t>3</w:t>
-            </w:r>
-            <w:r>
-              <w:rPr>
-                <w:rFonts w:ascii="Latha" w:hAnsi="Latha" w:cs="Latha"/>
-                <w:szCs w:val="24"/>
-                <w:cs/>
-                <w:lang w:bidi="ta-IN"/>
-              </w:rPr>
-              <w:t>க</w:t>
-            </w:r>
-            <w:r>
-              <w:rPr>
-                <w:rFonts w:ascii="BRH Tamil Tab Extra" w:hAnsi="BRH Tamil Tab Extra" w:cs="Latha"/>
-                <w:b/>
-                <w:bCs/>
-                <w:szCs w:val="28"/>
-                <w:lang w:bidi="ta-IN"/>
-              </w:rPr>
-              <w:t>…</w:t>
-            </w:r>
-            <w:r>
-              <w:rPr>
-                <w:rFonts w:ascii="Latha" w:hAnsi="Latha" w:cs="Latha"/>
-                <w:b/>
-                <w:bCs/>
-                <w:position w:val="-12"/>
-                <w:szCs w:val="24"/>
-                <w:cs/>
-                <w:lang w:bidi="ta-IN"/>
-              </w:rPr>
-              <w:t>3</w:t>
-            </w:r>
-            <w:r>
-              <w:rPr>
-                <w:rFonts w:ascii="Latha" w:hAnsi="Latha" w:cs="Latha"/>
-                <w:szCs w:val="24"/>
-                <w:cs/>
-                <w:lang w:bidi="ta-IN"/>
-              </w:rPr>
-              <w:t>ன் நக</w:t>
-            </w:r>
-            <w:r>
-              <w:rPr>
-                <w:rFonts w:ascii="BRH Tamil Tab Extra" w:hAnsi="BRH Tamil Tab Extra" w:cs="Latha"/>
-                <w:b/>
-                <w:bCs/>
-                <w:szCs w:val="28"/>
-                <w:lang w:bidi="ta-IN"/>
-              </w:rPr>
-              <w:t>†</w:t>
-            </w:r>
-            <w:r>
-              <w:rPr>
-                <w:rFonts w:ascii="Latha" w:hAnsi="Latha" w:cs="Latha"/>
-                <w:b/>
-                <w:bCs/>
-                <w:position w:val="-12"/>
-                <w:szCs w:val="24"/>
-                <w:cs/>
-                <w:lang w:bidi="ta-IN"/>
-              </w:rPr>
-              <w:t>3</w:t>
-            </w:r>
-            <w:r>
-              <w:rPr>
-                <w:rFonts w:ascii="Latha" w:hAnsi="Latha" w:cs="Latha"/>
-                <w:szCs w:val="24"/>
-                <w:cs/>
-                <w:lang w:bidi="ta-IN"/>
-              </w:rPr>
-              <w:t xml:space="preserve">ன் </w:t>
-            </w:r>
-            <w:r>
-              <w:rPr>
-                <w:rFonts w:ascii="Latha" w:hAnsi="Latha" w:cs="Latha"/>
-                <w:szCs w:val="24"/>
-                <w:highlight w:val="yellow"/>
-                <w:cs/>
-                <w:lang w:bidi="ta-IN"/>
-              </w:rPr>
-              <w:t>ப்</w:t>
-            </w:r>
-            <w:r>
-              <w:rPr>
-                <w:rFonts w:ascii="Latha" w:hAnsi="Latha" w:cs="Latha"/>
-                <w:b/>
-                <w:bCs/>
-                <w:position w:val="-12"/>
-                <w:szCs w:val="24"/>
-                <w:highlight w:val="yellow"/>
-                <w:cs/>
-                <w:lang w:bidi="ta-IN"/>
-              </w:rPr>
-              <w:t>3</w:t>
-            </w:r>
-            <w:r>
-              <w:rPr>
-                <w:rFonts w:ascii="Latha" w:hAnsi="Latha" w:cs="Latha"/>
-                <w:szCs w:val="24"/>
-                <w:highlight w:val="yellow"/>
-                <w:cs/>
-                <w:lang w:bidi="ta-IN"/>
-              </w:rPr>
-              <w:t>ரூ</w:t>
-            </w:r>
-            <w:r>
-              <w:rPr>
-                <w:rFonts w:ascii="Latha" w:hAnsi="Latha" w:cs="Latha"/>
-                <w:szCs w:val="24"/>
-                <w:cs/>
-                <w:lang w:bidi="ta-IN"/>
-              </w:rPr>
-              <w:t>யாத்</w:t>
-            </w:r>
-            <w:r>
-              <w:rPr>
-                <w:rFonts w:ascii="Latha" w:hAnsi="Latha" w:cs="Latha"/>
-                <w:b/>
-                <w:bCs/>
-                <w:position w:val="-12"/>
-                <w:szCs w:val="24"/>
-                <w:cs/>
-                <w:lang w:bidi="ta-IN"/>
-              </w:rPr>
-              <w:t>3</w:t>
-            </w:r>
-            <w:r>
-              <w:rPr>
-                <w:rFonts w:ascii="Latha" w:hAnsi="Latha" w:cs="Latha"/>
-                <w:szCs w:val="24"/>
-                <w:cs/>
-                <w:lang w:bidi="ta-IN"/>
-              </w:rPr>
-              <w:t xml:space="preserve"> </w:t>
-            </w:r>
-            <w:r>
-              <w:rPr>
-                <w:rFonts w:ascii="Latha" w:hAnsi="Latha" w:cs="Latha"/>
-                <w:szCs w:val="24"/>
-                <w:highlight w:val="yellow"/>
-                <w:cs/>
-                <w:lang w:bidi="ta-IN"/>
-              </w:rPr>
-              <w:t>ப்</w:t>
-            </w:r>
-            <w:r>
-              <w:rPr>
-                <w:rFonts w:ascii="Latha" w:hAnsi="Latha" w:cs="Latha"/>
-                <w:b/>
-                <w:bCs/>
-                <w:position w:val="-12"/>
-                <w:szCs w:val="24"/>
-                <w:highlight w:val="yellow"/>
-                <w:cs/>
-                <w:lang w:bidi="ta-IN"/>
-              </w:rPr>
-              <w:t>3</w:t>
-            </w:r>
-            <w:r>
-              <w:rPr>
-                <w:rFonts w:ascii="Latha" w:hAnsi="Latha" w:cs="Latha"/>
-                <w:szCs w:val="24"/>
-                <w:highlight w:val="yellow"/>
-                <w:cs/>
-                <w:lang w:bidi="ta-IN"/>
-              </w:rPr>
-              <w:t>ரூயா</w:t>
-            </w:r>
-            <w:r>
-              <w:rPr>
-                <w:rFonts w:ascii="BRH Tamil Tab Extra" w:hAnsi="BRH Tamil Tab Extra" w:cs="Latha"/>
-                <w:b/>
-                <w:bCs/>
-                <w:szCs w:val="28"/>
-                <w:lang w:bidi="ta-IN"/>
-              </w:rPr>
-              <w:t>…</w:t>
-            </w:r>
-            <w:r>
-              <w:rPr>
-                <w:rFonts w:ascii="Latha" w:hAnsi="Latha" w:cs="Latha"/>
-                <w:szCs w:val="24"/>
-                <w:lang w:bidi="ta-IN"/>
-              </w:rPr>
-              <w:t xml:space="preserve"> </w:t>
-            </w:r>
-            <w:r>
-              <w:rPr>
-                <w:rFonts w:ascii="Latha" w:hAnsi="Latha" w:cs="Latha"/>
-                <w:szCs w:val="24"/>
-                <w:cs/>
-                <w:lang w:bidi="ta-IN"/>
-              </w:rPr>
-              <w:t>த</w:t>
-            </w:r>
-            <w:r>
-              <w:rPr>
-                <w:rFonts w:ascii="Latha" w:hAnsi="Latha" w:cs="Latha"/>
-                <w:b/>
-                <w:bCs/>
-                <w:position w:val="-12"/>
-                <w:szCs w:val="24"/>
-                <w:cs/>
-                <w:lang w:bidi="ta-IN"/>
-              </w:rPr>
-              <w:t>3</w:t>
-            </w:r>
-            <w:r>
-              <w:rPr>
-                <w:rFonts w:ascii="Latha" w:hAnsi="Latha" w:cs="Latha"/>
-                <w:szCs w:val="24"/>
-                <w:cs/>
-                <w:lang w:bidi="ta-IN"/>
-              </w:rPr>
-              <w:t>க</w:t>
-            </w:r>
-            <w:r>
-              <w:rPr>
-                <w:rFonts w:ascii="Latha" w:hAnsi="Latha" w:cs="Latha"/>
-                <w:b/>
-                <w:bCs/>
-                <w:position w:val="-12"/>
-                <w:szCs w:val="24"/>
-                <w:cs/>
-                <w:lang w:bidi="ta-IN"/>
-              </w:rPr>
-              <w:t>3</w:t>
-            </w:r>
-            <w:r>
-              <w:rPr>
-                <w:rFonts w:ascii="Latha" w:hAnsi="Latha" w:cs="Latha"/>
-                <w:szCs w:val="24"/>
-                <w:cs/>
-                <w:lang w:bidi="ta-IN"/>
-              </w:rPr>
-              <w:t>ன்ன்</w:t>
-            </w:r>
-            <w:r>
-              <w:rPr>
-                <w:rFonts w:ascii="BRH Tamil Tab Extra" w:hAnsi="BRH Tamil Tab Extra" w:cs="Latha"/>
-                <w:b/>
-                <w:bCs/>
-                <w:szCs w:val="28"/>
-                <w:lang w:bidi="ta-IN"/>
-              </w:rPr>
-              <w:t>†</w:t>
-            </w:r>
-            <w:r>
-              <w:rPr>
-                <w:rFonts w:ascii="Latha" w:hAnsi="Latha" w:cs="Latha"/>
-                <w:szCs w:val="24"/>
-                <w:lang w:bidi="ta-IN"/>
-              </w:rPr>
-              <w:t xml:space="preserve"> | </w:t>
-            </w:r>
           </w:p>
         </w:tc>
         <w:tc>
@@ -1382,1073 +854,622 @@
           </w:tcPr>
           <w:p>
             <w:pPr>
+              <w:widowControl w:val="0"/>
               <w:autoSpaceDE w:val="0"/>
               <w:autoSpaceDN w:val="0"/>
               <w:adjustRightInd w:val="0"/>
               <w:spacing w:before="0" w:line="240" w:lineRule="auto"/>
               <w:rPr>
-                <w:rFonts w:ascii="Latha" w:hAnsi="Latha" w:cs="Latha"/>
-                <w:szCs w:val="24"/>
-                <w:lang w:bidi="ta-IN"/>
+                <w:rFonts w:ascii="BRH Devanagari Extra" w:hAnsi="BRH Devanagari Extra" w:cs="BRH Devanagari Extra"/>
+                <w:color w:val="000000"/>
+                <w:sz w:val="32"/>
+                <w:szCs w:val="40"/>
               </w:rPr>
             </w:pPr>
             <w:r>
               <w:rPr>
-                <w:rFonts w:ascii="Latha" w:hAnsi="Latha" w:cs="Latha"/>
-                <w:b/>
-                <w:bCs/>
-                <w:szCs w:val="24"/>
-                <w:cs/>
-                <w:lang w:bidi="ta-IN"/>
+                <w:rFonts w:cs="BRH Devanagari Extra"/>
+                <w:color w:val="000000"/>
+                <w:szCs w:val="40"/>
+              </w:rPr>
+              <w:t>50</w:t>
+            </w:r>
+            <w:r>
+              <w:rPr>
+                <w:rFonts w:ascii="BRH Devanagari Extra" w:hAnsi="BRH Devanagari Extra" w:cs="BRH Devanagari Extra"/>
+                <w:color w:val="000000"/>
+                <w:sz w:val="32"/>
+                <w:szCs w:val="40"/>
+              </w:rPr>
+              <w:t>)</w:t>
+            </w:r>
+            <w:r>
+              <w:rPr>
+                <w:rFonts w:ascii="BRH Devanagari Extra" w:hAnsi="BRH Devanagari Extra" w:cs="BRH Devanagari Extra"/>
+                <w:color w:val="000000"/>
+                <w:sz w:val="32"/>
+                <w:szCs w:val="40"/>
+              </w:rPr>
+              <w:tab/>
+            </w:r>
+            <w:r>
+              <w:rPr>
+                <w:rFonts w:cs="BRH Devanagari Extra"/>
+                <w:color w:val="000000"/>
+                <w:szCs w:val="40"/>
+              </w:rPr>
+              <w:t>2</w:t>
+            </w:r>
+            <w:r>
+              <w:rPr>
+                <w:rFonts w:ascii="BRH Devanagari Extra" w:hAnsi="BRH Devanagari Extra" w:cs="BRH Devanagari Extra"/>
+                <w:color w:val="000000"/>
+                <w:sz w:val="32"/>
+                <w:szCs w:val="40"/>
+              </w:rPr>
+              <w:t>.</w:t>
+            </w:r>
+            <w:r>
+              <w:rPr>
+                <w:rFonts w:cs="BRH Devanagari Extra"/>
+                <w:color w:val="000000"/>
+                <w:szCs w:val="40"/>
+              </w:rPr>
+              <w:t>6</w:t>
+            </w:r>
+            <w:r>
+              <w:rPr>
+                <w:rFonts w:ascii="BRH Devanagari Extra" w:hAnsi="BRH Devanagari Extra" w:cs="BRH Devanagari Extra"/>
+                <w:color w:val="000000"/>
+                <w:sz w:val="32"/>
+                <w:szCs w:val="40"/>
+              </w:rPr>
+              <w:t>.</w:t>
+            </w:r>
+            <w:r>
+              <w:rPr>
+                <w:rFonts w:cs="BRH Devanagari Extra"/>
+                <w:color w:val="000000"/>
+                <w:szCs w:val="40"/>
               </w:rPr>
               <w:t>5</w:t>
             </w:r>
             <w:r>
               <w:rPr>
-                <w:rFonts w:ascii="Latha" w:hAnsi="Latha" w:cs="Latha"/>
-                <w:b/>
-                <w:bCs/>
-                <w:szCs w:val="24"/>
-                <w:lang w:bidi="ta-IN"/>
-              </w:rPr>
-              <w:t>0</w:t>
-            </w:r>
-            <w:r>
-              <w:rPr>
-                <w:rFonts w:ascii="Latha" w:hAnsi="Latha" w:cs="Latha"/>
-                <w:b/>
-                <w:bCs/>
-                <w:szCs w:val="24"/>
-                <w:lang w:bidi="ta-IN"/>
+                <w:rFonts w:ascii="BRH Devanagari Extra" w:hAnsi="BRH Devanagari Extra" w:cs="BRH Devanagari Extra"/>
+                <w:color w:val="000000"/>
+                <w:sz w:val="32"/>
+                <w:szCs w:val="40"/>
+              </w:rPr>
+              <w:t>.</w:t>
+            </w:r>
+            <w:r>
+              <w:rPr>
+                <w:rFonts w:cs="BRH Devanagari Extra"/>
+                <w:color w:val="000000"/>
+                <w:szCs w:val="40"/>
+              </w:rPr>
+              <w:t>6</w:t>
+            </w:r>
+            <w:r>
+              <w:rPr>
+                <w:rFonts w:ascii="BRH Devanagari Extra" w:hAnsi="BRH Devanagari Extra" w:cs="BRH Devanagari Extra"/>
+                <w:color w:val="000000"/>
+                <w:sz w:val="32"/>
+                <w:szCs w:val="40"/>
+              </w:rPr>
+              <w:t>(</w:t>
+            </w:r>
+            <w:r>
+              <w:rPr>
+                <w:rFonts w:cs="BRH Devanagari Extra"/>
+                <w:color w:val="000000"/>
+                <w:szCs w:val="40"/>
+              </w:rPr>
+              <w:t>46</w:t>
+            </w:r>
+            <w:r>
+              <w:rPr>
+                <w:rFonts w:ascii="BRH Devanagari Extra" w:hAnsi="BRH Devanagari Extra" w:cs="BRH Devanagari Extra"/>
+                <w:color w:val="000000"/>
+                <w:sz w:val="32"/>
+                <w:szCs w:val="40"/>
               </w:rPr>
               <w:t>)</w:t>
             </w:r>
-            <w:r>
-              <w:rPr>
-                <w:rFonts w:ascii="Latha" w:hAnsi="Latha" w:cs="Latha"/>
-                <w:szCs w:val="24"/>
-                <w:lang w:bidi="ta-IN"/>
-              </w:rPr>
-              <w:tab/>
-            </w:r>
-            <w:r>
-              <w:rPr>
-                <w:rFonts w:ascii="Latha" w:hAnsi="Latha" w:cs="Latha"/>
-                <w:b/>
-                <w:bCs/>
-                <w:szCs w:val="24"/>
-                <w:cs/>
-                <w:lang w:bidi="ta-IN"/>
-              </w:rPr>
-              <w:t>2.6</w:t>
-            </w:r>
-            <w:r>
-              <w:rPr>
-                <w:rFonts w:ascii="Latha" w:hAnsi="Latha" w:cs="Latha"/>
-                <w:b/>
-                <w:bCs/>
-                <w:szCs w:val="24"/>
-                <w:lang w:bidi="ta-IN"/>
-              </w:rPr>
-              <w:t>.</w:t>
-            </w:r>
-            <w:r>
-              <w:rPr>
-                <w:rFonts w:ascii="Latha" w:hAnsi="Latha" w:cs="Latha"/>
-                <w:b/>
-                <w:bCs/>
-                <w:szCs w:val="24"/>
-                <w:cs/>
-                <w:lang w:bidi="ta-IN"/>
-              </w:rPr>
-              <w:t>5</w:t>
-            </w:r>
-            <w:r>
-              <w:rPr>
-                <w:rFonts w:ascii="Latha" w:hAnsi="Latha" w:cs="Latha"/>
-                <w:b/>
-                <w:bCs/>
-                <w:szCs w:val="24"/>
-                <w:lang w:bidi="ta-IN"/>
-              </w:rPr>
-              <w:t>.</w:t>
-            </w:r>
-            <w:r>
-              <w:rPr>
-                <w:rFonts w:ascii="Latha" w:hAnsi="Latha" w:cs="Latha"/>
-                <w:b/>
-                <w:bCs/>
-                <w:szCs w:val="24"/>
-                <w:cs/>
-                <w:lang w:bidi="ta-IN"/>
-              </w:rPr>
-              <w:t>6</w:t>
-            </w:r>
-            <w:r>
-              <w:rPr>
-                <w:rFonts w:ascii="Latha" w:hAnsi="Latha" w:cs="Latha"/>
-                <w:b/>
-                <w:bCs/>
-                <w:szCs w:val="24"/>
-                <w:lang w:bidi="ta-IN"/>
-              </w:rPr>
-              <w:t>(4</w:t>
-            </w:r>
-            <w:r>
-              <w:rPr>
-                <w:rFonts w:ascii="Latha" w:hAnsi="Latha" w:cs="Latha"/>
-                <w:b/>
-                <w:bCs/>
-                <w:szCs w:val="24"/>
-                <w:cs/>
-                <w:lang w:bidi="ta-IN"/>
-              </w:rPr>
-              <w:t>6</w:t>
-            </w:r>
-            <w:r>
-              <w:rPr>
-                <w:rFonts w:ascii="Latha" w:hAnsi="Latha" w:cs="Latha"/>
-                <w:b/>
-                <w:bCs/>
-                <w:szCs w:val="24"/>
-                <w:lang w:bidi="ta-IN"/>
-              </w:rPr>
-              <w:t>)</w:t>
-            </w:r>
-            <w:r>
-              <w:rPr>
-                <w:rFonts w:ascii="Latha" w:hAnsi="Latha" w:cs="Latha"/>
-                <w:szCs w:val="24"/>
-                <w:lang w:bidi="ta-IN"/>
-              </w:rPr>
-              <w:t xml:space="preserve">-  </w:t>
-            </w:r>
-            <w:r>
-              <w:rPr>
-                <w:rFonts w:ascii="Latha" w:hAnsi="Latha" w:cs="Latha"/>
-                <w:szCs w:val="24"/>
-                <w:cs/>
-                <w:lang w:bidi="ta-IN"/>
-              </w:rPr>
-              <w:t xml:space="preserve">யத் </w:t>
-            </w:r>
-            <w:r>
-              <w:rPr>
-                <w:rFonts w:ascii="Latha" w:hAnsi="Latha" w:cs="Latha"/>
-                <w:szCs w:val="24"/>
-                <w:lang w:bidi="ta-IN"/>
-              </w:rPr>
-              <w:t xml:space="preserve">| </w:t>
-            </w:r>
-            <w:r>
-              <w:rPr>
-                <w:rFonts w:ascii="Latha" w:hAnsi="Latha" w:cs="Latha"/>
-                <w:szCs w:val="24"/>
-                <w:cs/>
-                <w:lang w:bidi="ta-IN"/>
-              </w:rPr>
-              <w:t>ப்</w:t>
-            </w:r>
-            <w:r>
-              <w:rPr>
-                <w:rFonts w:ascii="Latha" w:hAnsi="Latha" w:cs="Latha"/>
-                <w:b/>
-                <w:bCs/>
-                <w:position w:val="-12"/>
-                <w:szCs w:val="24"/>
-                <w:cs/>
-                <w:lang w:bidi="ta-IN"/>
-              </w:rPr>
-              <w:t>3</w:t>
-            </w:r>
-            <w:r>
-              <w:rPr>
-                <w:rFonts w:ascii="Latha" w:hAnsi="Latha" w:cs="Latha"/>
-                <w:szCs w:val="24"/>
-                <w:cs/>
-                <w:lang w:bidi="ta-IN"/>
-              </w:rPr>
-              <w:t>ரூ</w:t>
-            </w:r>
-            <w:r>
-              <w:rPr>
-                <w:rFonts w:ascii="BRH Tamil Tab Extra" w:hAnsi="BRH Tamil Tab Extra" w:cs="Latha"/>
-                <w:b/>
-                <w:bCs/>
-                <w:szCs w:val="28"/>
-                <w:lang w:bidi="ta-IN"/>
-              </w:rPr>
-              <w:t>…</w:t>
-            </w:r>
-            <w:r>
-              <w:rPr>
-                <w:rFonts w:ascii="Latha" w:hAnsi="Latha" w:cs="Latha"/>
-                <w:szCs w:val="24"/>
+            <w:proofErr w:type="gramStart"/>
+            <w:r>
+              <w:rPr>
+                <w:rFonts w:ascii="BRH Devanagari Extra" w:hAnsi="BRH Devanagari Extra" w:cs="BRH Devanagari Extra"/>
+                <w:color w:val="000000"/>
+                <w:sz w:val="32"/>
+                <w:szCs w:val="40"/>
+              </w:rPr>
+              <w:t>-  rÉiÉç</w:t>
+            </w:r>
+            <w:proofErr w:type="gramEnd"/>
+            <w:r>
+              <w:rPr>
+                <w:rFonts w:ascii="BRH Devanagari Extra" w:hAnsi="BRH Devanagari Extra" w:cs="BRH Devanagari Extra"/>
+                <w:color w:val="000000"/>
+                <w:sz w:val="32"/>
+                <w:szCs w:val="40"/>
+              </w:rPr>
+              <w:t xml:space="preserve"> | oÉëÔ</w:t>
+            </w:r>
+            <w:r>
+              <w:rPr>
+                <w:rFonts w:ascii="BRH Malayalam Extra" w:hAnsi="BRH Malayalam Extra" w:cs="BRH Devanagari Extra"/>
+                <w:color w:val="000000"/>
+                <w:szCs w:val="40"/>
+              </w:rPr>
+              <w:t>–</w:t>
+            </w:r>
+            <w:r>
+              <w:rPr>
+                <w:rFonts w:ascii="BRH Devanagari Extra" w:hAnsi="BRH Devanagari Extra" w:cs="BRH Devanagari Extra"/>
+                <w:color w:val="000000"/>
+                <w:sz w:val="32"/>
+                <w:szCs w:val="40"/>
                 <w:highlight w:val="green"/>
-                <w:cs/>
-                <w:lang w:bidi="ta-IN"/>
-              </w:rPr>
-              <w:t>யா</w:t>
-            </w:r>
-            <w:r>
-              <w:rPr>
-                <w:rFonts w:ascii="Latha" w:hAnsi="Latha" w:cs="Latha"/>
-                <w:szCs w:val="24"/>
-                <w:cs/>
-                <w:lang w:bidi="ta-IN"/>
-              </w:rPr>
-              <w:t xml:space="preserve">த் </w:t>
-            </w:r>
-            <w:r>
-              <w:rPr>
-                <w:rFonts w:ascii="Latha" w:hAnsi="Latha" w:cs="Latha"/>
-                <w:szCs w:val="24"/>
-                <w:lang w:bidi="ta-IN"/>
-              </w:rPr>
-              <w:t>|</w:t>
+              </w:rPr>
+              <w:t>rÉÉ</w:t>
+            </w:r>
+            <w:r>
+              <w:rPr>
+                <w:rFonts w:ascii="BRH Devanagari Extra" w:hAnsi="BRH Devanagari Extra" w:cs="BRH Devanagari Extra"/>
+                <w:color w:val="000000"/>
+                <w:sz w:val="32"/>
+                <w:szCs w:val="40"/>
+              </w:rPr>
+              <w:t>iÉç |</w:t>
             </w:r>
           </w:p>
           <w:p>
             <w:pPr>
+              <w:widowControl w:val="0"/>
               <w:autoSpaceDE w:val="0"/>
               <w:autoSpaceDN w:val="0"/>
               <w:adjustRightInd w:val="0"/>
               <w:spacing w:before="0" w:line="240" w:lineRule="auto"/>
               <w:rPr>
-                <w:rFonts w:ascii="Latha" w:hAnsi="Latha" w:cs="Latha"/>
-                <w:szCs w:val="24"/>
-                <w:lang w:bidi="ta-IN"/>
+                <w:rFonts w:ascii="BRH Devanagari Extra" w:hAnsi="BRH Devanagari Extra" w:cs="BRH Devanagari Extra"/>
+                <w:color w:val="000000"/>
+                <w:sz w:val="32"/>
+                <w:szCs w:val="40"/>
               </w:rPr>
             </w:pPr>
             <w:r>
               <w:rPr>
-                <w:rFonts w:ascii="Latha" w:hAnsi="Latha" w:cs="Latha"/>
-                <w:szCs w:val="24"/>
-                <w:cs/>
-                <w:lang w:bidi="ta-IN"/>
-              </w:rPr>
-              <w:t>யத்</w:t>
-            </w:r>
-            <w:r>
-              <w:rPr>
-                <w:rFonts w:ascii="Latha" w:hAnsi="Latha" w:cs="Latha"/>
-                <w:b/>
-                <w:bCs/>
-                <w:position w:val="-12"/>
-                <w:szCs w:val="24"/>
-                <w:cs/>
-                <w:lang w:bidi="ta-IN"/>
-              </w:rPr>
-              <w:t>3</w:t>
-            </w:r>
-            <w:r>
-              <w:rPr>
-                <w:rFonts w:ascii="Latha" w:hAnsi="Latha" w:cs="Latha"/>
-                <w:szCs w:val="24"/>
-                <w:cs/>
-                <w:lang w:bidi="ta-IN"/>
-              </w:rPr>
-              <w:t xml:space="preserve"> ப்</w:t>
-            </w:r>
-            <w:r>
-              <w:rPr>
-                <w:rFonts w:ascii="Latha" w:hAnsi="Latha" w:cs="Latha"/>
-                <w:b/>
-                <w:bCs/>
-                <w:position w:val="-12"/>
-                <w:szCs w:val="24"/>
-                <w:cs/>
-                <w:lang w:bidi="ta-IN"/>
-              </w:rPr>
-              <w:t>3</w:t>
-            </w:r>
-            <w:r>
-              <w:rPr>
-                <w:rFonts w:ascii="Latha" w:hAnsi="Latha" w:cs="Latha"/>
-                <w:szCs w:val="24"/>
+                <w:rFonts w:ascii="BRH Devanagari Extra" w:hAnsi="BRH Devanagari Extra" w:cs="BRH Devanagari Extra"/>
+                <w:color w:val="000000"/>
+                <w:sz w:val="32"/>
+                <w:szCs w:val="40"/>
+              </w:rPr>
+              <w:t xml:space="preserve">rÉSè </w:t>
+            </w:r>
+            <w:r>
+              <w:rPr>
+                <w:rFonts w:ascii="BRH Devanagari Extra" w:hAnsi="BRH Devanagari Extra" w:cs="BRH Devanagari Extra"/>
+                <w:color w:val="000000"/>
+                <w:sz w:val="32"/>
+                <w:szCs w:val="40"/>
                 <w:highlight w:val="green"/>
-                <w:cs/>
-                <w:lang w:bidi="ta-IN"/>
-              </w:rPr>
-              <w:t>ரூ</w:t>
-            </w:r>
-            <w:r>
-              <w:rPr>
-                <w:rFonts w:ascii="BRH Tamil Tab Extra" w:hAnsi="BRH Tamil Tab Extra" w:cs="Latha"/>
-                <w:b/>
-                <w:bCs/>
-                <w:szCs w:val="28"/>
-                <w:lang w:bidi="ta-IN"/>
-              </w:rPr>
-              <w:t>…</w:t>
-            </w:r>
-            <w:r>
-              <w:rPr>
-                <w:rFonts w:ascii="Latha" w:hAnsi="Latha" w:cs="Latha"/>
-                <w:szCs w:val="24"/>
-                <w:cs/>
-                <w:lang w:bidi="ta-IN"/>
-              </w:rPr>
-              <w:t>யாத்</w:t>
-            </w:r>
-            <w:r>
-              <w:rPr>
-                <w:rFonts w:ascii="Latha" w:hAnsi="Latha" w:cs="Latha"/>
-                <w:b/>
-                <w:bCs/>
-                <w:position w:val="-12"/>
-                <w:szCs w:val="24"/>
-                <w:cs/>
-                <w:lang w:bidi="ta-IN"/>
-              </w:rPr>
-              <w:t>3</w:t>
-            </w:r>
-            <w:r>
-              <w:rPr>
-                <w:rFonts w:ascii="Latha" w:hAnsi="Latha" w:cs="Latha"/>
-                <w:szCs w:val="24"/>
-                <w:cs/>
-                <w:lang w:bidi="ta-IN"/>
-              </w:rPr>
-              <w:t xml:space="preserve"> </w:t>
-            </w:r>
-            <w:r>
-              <w:rPr>
-                <w:rFonts w:ascii="Latha" w:hAnsi="Latha" w:cs="Latha"/>
-                <w:szCs w:val="24"/>
+              </w:rPr>
+              <w:t>oÉë</w:t>
+            </w:r>
+            <w:r>
+              <w:rPr>
+                <w:rFonts w:ascii="BRH Devanagari Extra" w:hAnsi="BRH Devanagari Extra" w:cs="BRH Devanagari Extra"/>
+                <w:color w:val="000000"/>
+                <w:sz w:val="32"/>
+                <w:szCs w:val="40"/>
+              </w:rPr>
+              <w:t>Ô</w:t>
+            </w:r>
+            <w:r>
+              <w:rPr>
+                <w:rFonts w:ascii="BRH Malayalam Extra" w:hAnsi="BRH Malayalam Extra" w:cs="BRH Devanagari Extra"/>
+                <w:color w:val="000000"/>
+                <w:szCs w:val="40"/>
+              </w:rPr>
+              <w:t>–</w:t>
+            </w:r>
+            <w:r>
+              <w:rPr>
+                <w:rFonts w:ascii="BRH Devanagari Extra" w:hAnsi="BRH Devanagari Extra" w:cs="BRH Devanagari Extra"/>
+                <w:color w:val="000000"/>
+                <w:sz w:val="32"/>
+                <w:szCs w:val="40"/>
+              </w:rPr>
+              <w:t xml:space="preserve">rÉÉSè </w:t>
+            </w:r>
+            <w:r>
+              <w:rPr>
+                <w:rFonts w:ascii="BRH Devanagari Extra" w:hAnsi="BRH Devanagari Extra" w:cs="BRH Devanagari Extra"/>
+                <w:color w:val="000000"/>
+                <w:sz w:val="32"/>
+                <w:szCs w:val="40"/>
                 <w:highlight w:val="green"/>
-                <w:cs/>
-                <w:lang w:bidi="ta-IN"/>
-              </w:rPr>
-              <w:t>ப்</w:t>
-            </w:r>
-            <w:r>
-              <w:rPr>
-                <w:rFonts w:ascii="Latha" w:hAnsi="Latha" w:cs="Latha"/>
-                <w:b/>
-                <w:bCs/>
-                <w:position w:val="-12"/>
-                <w:szCs w:val="24"/>
+              </w:rPr>
+              <w:t>oÉëÔ</w:t>
+            </w:r>
+            <w:r>
+              <w:rPr>
+                <w:rFonts w:ascii="BRH Malayalam Extra" w:hAnsi="BRH Malayalam Extra" w:cs="BRH Devanagari Extra"/>
+                <w:color w:val="000000"/>
+                <w:szCs w:val="40"/>
                 <w:highlight w:val="green"/>
-                <w:cs/>
-                <w:lang w:bidi="ta-IN"/>
-              </w:rPr>
-              <w:t>3</w:t>
-            </w:r>
-            <w:r>
-              <w:rPr>
-                <w:rFonts w:ascii="Latha" w:hAnsi="Latha" w:cs="Latha"/>
-                <w:szCs w:val="24"/>
+              </w:rPr>
+              <w:t>–</w:t>
+            </w:r>
+            <w:r>
+              <w:rPr>
+                <w:rFonts w:ascii="BRH Devanagari Extra" w:hAnsi="BRH Devanagari Extra" w:cs="BRH Devanagari Extra"/>
+                <w:color w:val="000000"/>
+                <w:sz w:val="32"/>
+                <w:szCs w:val="40"/>
                 <w:highlight w:val="green"/>
-                <w:cs/>
-                <w:lang w:bidi="ta-IN"/>
-              </w:rPr>
-              <w:t>ரூ</w:t>
-            </w:r>
-            <w:r>
-              <w:rPr>
-                <w:rFonts w:ascii="BRH Tamil Tab Extra" w:hAnsi="BRH Tamil Tab Extra" w:cs="Latha"/>
-                <w:b/>
-                <w:bCs/>
-                <w:szCs w:val="28"/>
+              </w:rPr>
+              <w:t>rÉÉ</w:t>
+            </w:r>
+            <w:r>
+              <w:rPr>
+                <w:rFonts w:ascii="BRH Devanagari Extra" w:hAnsi="BRH Devanagari Extra" w:cs="BRH Devanagari Extra"/>
+                <w:color w:val="000000"/>
+                <w:sz w:val="32"/>
+                <w:szCs w:val="40"/>
+              </w:rPr>
+              <w:t xml:space="preserve">Sè rÉSè rÉSè </w:t>
+            </w:r>
+            <w:r>
+              <w:rPr>
+                <w:rFonts w:ascii="BRH Devanagari Extra" w:hAnsi="BRH Devanagari Extra" w:cs="BRH Devanagari Extra"/>
+                <w:color w:val="000000"/>
+                <w:sz w:val="32"/>
+                <w:szCs w:val="40"/>
                 <w:highlight w:val="green"/>
-                <w:lang w:bidi="ta-IN"/>
-              </w:rPr>
-              <w:t>…</w:t>
-            </w:r>
-            <w:r>
-              <w:rPr>
-                <w:rFonts w:ascii="Latha" w:hAnsi="Latha" w:cs="Latha"/>
-                <w:szCs w:val="24"/>
-                <w:highlight w:val="green"/>
-                <w:cs/>
-                <w:lang w:bidi="ta-IN"/>
-              </w:rPr>
-              <w:t>யா</w:t>
-            </w:r>
-            <w:r>
-              <w:rPr>
-                <w:rFonts w:ascii="Latha" w:hAnsi="Latha" w:cs="Latha"/>
-                <w:szCs w:val="24"/>
-                <w:cs/>
-                <w:lang w:bidi="ta-IN"/>
-              </w:rPr>
-              <w:t>த்</w:t>
-            </w:r>
-            <w:r>
-              <w:rPr>
-                <w:rFonts w:ascii="Latha" w:hAnsi="Latha" w:cs="Latha"/>
-                <w:b/>
-                <w:bCs/>
-                <w:position w:val="-12"/>
-                <w:szCs w:val="24"/>
-                <w:cs/>
-                <w:lang w:bidi="ta-IN"/>
-              </w:rPr>
-              <w:t>3</w:t>
-            </w:r>
-            <w:r>
-              <w:rPr>
-                <w:rFonts w:ascii="Latha" w:hAnsi="Latha" w:cs="Latha"/>
-                <w:szCs w:val="24"/>
-                <w:cs/>
-                <w:lang w:bidi="ta-IN"/>
-              </w:rPr>
-              <w:t xml:space="preserve"> யத்</w:t>
-            </w:r>
-            <w:r>
-              <w:rPr>
-                <w:rFonts w:ascii="Latha" w:hAnsi="Latha" w:cs="Latha"/>
-                <w:b/>
-                <w:bCs/>
-                <w:position w:val="-12"/>
-                <w:szCs w:val="24"/>
-                <w:cs/>
-                <w:lang w:bidi="ta-IN"/>
-              </w:rPr>
-              <w:t>3</w:t>
-            </w:r>
-            <w:r>
-              <w:rPr>
-                <w:rFonts w:ascii="Latha" w:hAnsi="Latha" w:cs="Latha"/>
-                <w:szCs w:val="24"/>
-                <w:cs/>
-                <w:lang w:bidi="ta-IN"/>
-              </w:rPr>
-              <w:t xml:space="preserve"> யத்</w:t>
-            </w:r>
-            <w:r>
-              <w:rPr>
-                <w:rFonts w:ascii="Latha" w:hAnsi="Latha" w:cs="Latha"/>
-                <w:b/>
-                <w:bCs/>
-                <w:position w:val="-12"/>
-                <w:szCs w:val="24"/>
-                <w:cs/>
-                <w:lang w:bidi="ta-IN"/>
-              </w:rPr>
-              <w:t>3</w:t>
-            </w:r>
-            <w:r>
-              <w:rPr>
-                <w:rFonts w:ascii="Latha" w:hAnsi="Latha" w:cs="Latha"/>
-                <w:szCs w:val="24"/>
-                <w:cs/>
-                <w:lang w:bidi="ta-IN"/>
-              </w:rPr>
-              <w:t xml:space="preserve"> </w:t>
-            </w:r>
-            <w:r>
-              <w:rPr>
-                <w:rFonts w:ascii="Latha" w:hAnsi="Latha" w:cs="Latha"/>
-                <w:szCs w:val="24"/>
-                <w:highlight w:val="green"/>
-                <w:cs/>
-                <w:lang w:bidi="ta-IN"/>
-              </w:rPr>
-              <w:t>ப்</w:t>
-            </w:r>
-            <w:r>
-              <w:rPr>
-                <w:rFonts w:ascii="Latha" w:hAnsi="Latha" w:cs="Latha"/>
-                <w:b/>
-                <w:bCs/>
-                <w:position w:val="-12"/>
-                <w:szCs w:val="24"/>
-                <w:highlight w:val="green"/>
-                <w:cs/>
-                <w:lang w:bidi="ta-IN"/>
-              </w:rPr>
-              <w:t>3</w:t>
-            </w:r>
-            <w:r>
-              <w:rPr>
-                <w:rFonts w:ascii="Latha" w:hAnsi="Latha" w:cs="Latha"/>
-                <w:szCs w:val="24"/>
-                <w:highlight w:val="green"/>
-                <w:cs/>
-                <w:lang w:bidi="ta-IN"/>
-              </w:rPr>
-              <w:t>ரூ</w:t>
-            </w:r>
-            <w:r>
-              <w:rPr>
-                <w:rFonts w:ascii="BRH Tamil Tab Extra" w:hAnsi="BRH Tamil Tab Extra" w:cs="Latha"/>
-                <w:b/>
-                <w:bCs/>
-                <w:szCs w:val="28"/>
-                <w:lang w:bidi="ta-IN"/>
-              </w:rPr>
-              <w:t>…</w:t>
-            </w:r>
-            <w:r>
-              <w:rPr>
-                <w:rFonts w:ascii="Latha" w:hAnsi="Latha" w:cs="Latha"/>
-                <w:szCs w:val="24"/>
-                <w:cs/>
-                <w:lang w:bidi="ta-IN"/>
-              </w:rPr>
-              <w:t xml:space="preserve">யாத் </w:t>
-            </w:r>
-            <w:r>
-              <w:rPr>
-                <w:rFonts w:ascii="Latha" w:hAnsi="Latha" w:cs="Latha"/>
-                <w:szCs w:val="24"/>
-                <w:lang w:bidi="ta-IN"/>
-              </w:rPr>
-              <w:t xml:space="preserve">| </w:t>
+              </w:rPr>
+              <w:t>oÉë</w:t>
+            </w:r>
+            <w:r>
+              <w:rPr>
+                <w:rFonts w:ascii="BRH Devanagari Extra" w:hAnsi="BRH Devanagari Extra" w:cs="BRH Devanagari Extra"/>
+                <w:color w:val="000000"/>
+                <w:sz w:val="32"/>
+                <w:szCs w:val="40"/>
+                <w:highlight w:val="yellow"/>
+              </w:rPr>
+              <w:t>Ô</w:t>
+            </w:r>
+            <w:r>
+              <w:rPr>
+                <w:rFonts w:ascii="BRH Malayalam Extra" w:hAnsi="BRH Malayalam Extra" w:cs="BRH Devanagari Extra"/>
+                <w:color w:val="000000"/>
+                <w:szCs w:val="40"/>
+              </w:rPr>
+              <w:t>–</w:t>
+            </w:r>
+            <w:r>
+              <w:rPr>
+                <w:rFonts w:ascii="BRH Devanagari Extra" w:hAnsi="BRH Devanagari Extra" w:cs="BRH Devanagari Extra"/>
+                <w:color w:val="000000"/>
+                <w:sz w:val="32"/>
+                <w:szCs w:val="40"/>
+              </w:rPr>
+              <w:t xml:space="preserve">rÉÉiÉç | </w:t>
             </w:r>
           </w:p>
           <w:p>
             <w:pPr>
+              <w:widowControl w:val="0"/>
               <w:autoSpaceDE w:val="0"/>
               <w:autoSpaceDN w:val="0"/>
               <w:adjustRightInd w:val="0"/>
               <w:spacing w:before="0" w:line="240" w:lineRule="auto"/>
               <w:rPr>
-                <w:rFonts w:ascii="Latha" w:hAnsi="Latha" w:cs="Latha"/>
-                <w:szCs w:val="24"/>
-                <w:lang w:bidi="ta-IN"/>
+                <w:rFonts w:ascii="BRH Devanagari Extra" w:hAnsi="BRH Devanagari Extra" w:cs="BRH Devanagari Extra"/>
+                <w:color w:val="000000"/>
+                <w:sz w:val="32"/>
+                <w:szCs w:val="40"/>
               </w:rPr>
             </w:pPr>
             <w:r>
               <w:rPr>
-                <w:rFonts w:ascii="Latha" w:hAnsi="Latha" w:cs="Latha"/>
-                <w:b/>
-                <w:bCs/>
-                <w:szCs w:val="24"/>
-                <w:cs/>
-                <w:lang w:bidi="ta-IN"/>
+                <w:rFonts w:cs="BRH Devanagari Extra"/>
+                <w:color w:val="000000"/>
+                <w:szCs w:val="40"/>
               </w:rPr>
               <w:t>51</w:t>
             </w:r>
             <w:r>
               <w:rPr>
-                <w:rFonts w:ascii="Latha" w:hAnsi="Latha" w:cs="Latha"/>
-                <w:b/>
-                <w:bCs/>
-                <w:szCs w:val="24"/>
-                <w:lang w:bidi="ta-IN"/>
+                <w:rFonts w:ascii="BRH Devanagari Extra" w:hAnsi="BRH Devanagari Extra" w:cs="BRH Devanagari Extra"/>
+                <w:color w:val="000000"/>
+                <w:sz w:val="32"/>
+                <w:szCs w:val="40"/>
               </w:rPr>
               <w:t>)</w:t>
             </w:r>
             <w:r>
               <w:rPr>
-                <w:rFonts w:ascii="Latha" w:hAnsi="Latha" w:cs="Latha"/>
-                <w:szCs w:val="24"/>
-                <w:lang w:bidi="ta-IN"/>
+                <w:rFonts w:ascii="BRH Devanagari Extra" w:hAnsi="BRH Devanagari Extra" w:cs="BRH Devanagari Extra"/>
+                <w:color w:val="000000"/>
+                <w:sz w:val="32"/>
+                <w:szCs w:val="40"/>
               </w:rPr>
               <w:tab/>
             </w:r>
             <w:r>
               <w:rPr>
-                <w:rFonts w:ascii="Latha" w:hAnsi="Latha" w:cs="Latha"/>
-                <w:b/>
-                <w:bCs/>
-                <w:szCs w:val="24"/>
-                <w:cs/>
-                <w:lang w:bidi="ta-IN"/>
-              </w:rPr>
-              <w:t>2.6</w:t>
-            </w:r>
-            <w:r>
-              <w:rPr>
-                <w:rFonts w:ascii="Latha" w:hAnsi="Latha" w:cs="Latha"/>
-                <w:b/>
-                <w:bCs/>
-                <w:szCs w:val="24"/>
-                <w:lang w:bidi="ta-IN"/>
+                <w:rFonts w:cs="BRH Devanagari Extra"/>
+                <w:color w:val="000000"/>
+                <w:szCs w:val="40"/>
+              </w:rPr>
+              <w:t>2</w:t>
+            </w:r>
+            <w:r>
+              <w:rPr>
+                <w:rFonts w:ascii="BRH Devanagari Extra" w:hAnsi="BRH Devanagari Extra" w:cs="BRH Devanagari Extra"/>
+                <w:color w:val="000000"/>
+                <w:sz w:val="32"/>
+                <w:szCs w:val="40"/>
               </w:rPr>
               <w:t>.</w:t>
             </w:r>
             <w:r>
               <w:rPr>
-                <w:rFonts w:ascii="Latha" w:hAnsi="Latha" w:cs="Latha"/>
-                <w:b/>
-                <w:bCs/>
-                <w:szCs w:val="24"/>
-                <w:cs/>
-                <w:lang w:bidi="ta-IN"/>
+                <w:rFonts w:cs="BRH Devanagari Extra"/>
+                <w:color w:val="000000"/>
+                <w:szCs w:val="40"/>
+              </w:rPr>
+              <w:t>6</w:t>
+            </w:r>
+            <w:r>
+              <w:rPr>
+                <w:rFonts w:ascii="BRH Devanagari Extra" w:hAnsi="BRH Devanagari Extra" w:cs="BRH Devanagari Extra"/>
+                <w:color w:val="000000"/>
+                <w:sz w:val="32"/>
+                <w:szCs w:val="40"/>
+              </w:rPr>
+              <w:t>.</w:t>
+            </w:r>
+            <w:r>
+              <w:rPr>
+                <w:rFonts w:cs="BRH Devanagari Extra"/>
+                <w:color w:val="000000"/>
+                <w:szCs w:val="40"/>
               </w:rPr>
               <w:t>5</w:t>
             </w:r>
             <w:r>
               <w:rPr>
-                <w:rFonts w:ascii="Latha" w:hAnsi="Latha" w:cs="Latha"/>
-                <w:b/>
-                <w:bCs/>
-                <w:szCs w:val="24"/>
-                <w:lang w:bidi="ta-IN"/>
+                <w:rFonts w:ascii="BRH Devanagari Extra" w:hAnsi="BRH Devanagari Extra" w:cs="BRH Devanagari Extra"/>
+                <w:color w:val="000000"/>
+                <w:sz w:val="32"/>
+                <w:szCs w:val="40"/>
               </w:rPr>
               <w:t>.</w:t>
             </w:r>
             <w:r>
               <w:rPr>
-                <w:rFonts w:ascii="Latha" w:hAnsi="Latha" w:cs="Latha"/>
-                <w:b/>
-                <w:bCs/>
-                <w:szCs w:val="24"/>
-                <w:cs/>
-                <w:lang w:bidi="ta-IN"/>
+                <w:rFonts w:cs="BRH Devanagari Extra"/>
+                <w:color w:val="000000"/>
+                <w:szCs w:val="40"/>
               </w:rPr>
               <w:t>6</w:t>
             </w:r>
             <w:r>
               <w:rPr>
-                <w:rFonts w:ascii="Latha" w:hAnsi="Latha" w:cs="Latha"/>
-                <w:b/>
-                <w:bCs/>
-                <w:szCs w:val="24"/>
-                <w:lang w:bidi="ta-IN"/>
-              </w:rPr>
-              <w:t>(4</w:t>
-            </w:r>
-            <w:r>
-              <w:rPr>
-                <w:rFonts w:ascii="Latha" w:hAnsi="Latha" w:cs="Latha"/>
-                <w:b/>
-                <w:bCs/>
-                <w:szCs w:val="24"/>
-                <w:cs/>
-                <w:lang w:bidi="ta-IN"/>
-              </w:rPr>
-              <w:t>7</w:t>
-            </w:r>
-            <w:r>
-              <w:rPr>
-                <w:rFonts w:ascii="Latha" w:hAnsi="Latha" w:cs="Latha"/>
-                <w:b/>
-                <w:bCs/>
-                <w:szCs w:val="24"/>
-                <w:lang w:bidi="ta-IN"/>
+                <w:rFonts w:ascii="BRH Devanagari Extra" w:hAnsi="BRH Devanagari Extra" w:cs="BRH Devanagari Extra"/>
+                <w:color w:val="000000"/>
+                <w:sz w:val="32"/>
+                <w:szCs w:val="40"/>
+              </w:rPr>
+              <w:t>(</w:t>
+            </w:r>
+            <w:r>
+              <w:rPr>
+                <w:rFonts w:cs="BRH Devanagari Extra"/>
+                <w:color w:val="000000"/>
+                <w:szCs w:val="40"/>
+              </w:rPr>
+              <w:t>47</w:t>
+            </w:r>
+            <w:r>
+              <w:rPr>
+                <w:rFonts w:ascii="BRH Devanagari Extra" w:hAnsi="BRH Devanagari Extra" w:cs="BRH Devanagari Extra"/>
+                <w:color w:val="000000"/>
+                <w:sz w:val="32"/>
+                <w:szCs w:val="40"/>
               </w:rPr>
               <w:t>)</w:t>
             </w:r>
-            <w:r>
-              <w:rPr>
-                <w:rFonts w:ascii="Latha" w:hAnsi="Latha" w:cs="Latha"/>
-                <w:szCs w:val="24"/>
-                <w:lang w:bidi="ta-IN"/>
-              </w:rPr>
-              <w:t xml:space="preserve">-  </w:t>
-            </w:r>
-            <w:r>
-              <w:rPr>
-                <w:rFonts w:ascii="Latha" w:hAnsi="Latha" w:cs="Latha"/>
-                <w:szCs w:val="24"/>
-                <w:cs/>
-                <w:lang w:bidi="ta-IN"/>
-              </w:rPr>
-              <w:t>ப்</w:t>
-            </w:r>
-            <w:r>
-              <w:rPr>
-                <w:rFonts w:ascii="Latha" w:hAnsi="Latha" w:cs="Latha"/>
-                <w:b/>
-                <w:bCs/>
-                <w:position w:val="-12"/>
-                <w:szCs w:val="24"/>
-                <w:cs/>
-                <w:lang w:bidi="ta-IN"/>
-              </w:rPr>
-              <w:t>3</w:t>
-            </w:r>
-            <w:r>
-              <w:rPr>
-                <w:rFonts w:ascii="Latha" w:hAnsi="Latha" w:cs="Latha"/>
-                <w:szCs w:val="24"/>
-                <w:cs/>
-                <w:lang w:bidi="ta-IN"/>
-              </w:rPr>
-              <w:t>ரூ</w:t>
-            </w:r>
-            <w:r>
-              <w:rPr>
-                <w:rFonts w:ascii="BRH Tamil Tab Extra" w:hAnsi="BRH Tamil Tab Extra" w:cs="Latha"/>
-                <w:b/>
-                <w:bCs/>
-                <w:szCs w:val="28"/>
-                <w:highlight w:val="yellow"/>
-                <w:lang w:bidi="ta-IN"/>
-              </w:rPr>
-              <w:t>…</w:t>
-            </w:r>
-            <w:r>
-              <w:rPr>
-                <w:rFonts w:ascii="Latha" w:hAnsi="Latha" w:cs="Latha"/>
-                <w:szCs w:val="24"/>
+            <w:proofErr w:type="gramStart"/>
+            <w:r>
+              <w:rPr>
+                <w:rFonts w:ascii="BRH Devanagari Extra" w:hAnsi="BRH Devanagari Extra" w:cs="BRH Devanagari Extra"/>
+                <w:color w:val="000000"/>
+                <w:sz w:val="32"/>
+                <w:szCs w:val="40"/>
+              </w:rPr>
+              <w:t>-  oÉëÔ</w:t>
+            </w:r>
+            <w:proofErr w:type="gramEnd"/>
+            <w:r>
+              <w:rPr>
+                <w:rFonts w:ascii="BRH Malayalam Extra" w:hAnsi="BRH Malayalam Extra" w:cs="BRH Devanagari Extra"/>
+                <w:color w:val="000000"/>
+                <w:szCs w:val="40"/>
+              </w:rPr>
+              <w:t>–</w:t>
+            </w:r>
+            <w:r>
+              <w:rPr>
+                <w:rFonts w:ascii="BRH Devanagari Extra" w:hAnsi="BRH Devanagari Extra" w:cs="BRH Devanagari Extra"/>
+                <w:color w:val="000000"/>
+                <w:sz w:val="32"/>
+                <w:szCs w:val="40"/>
                 <w:highlight w:val="green"/>
-                <w:cs/>
-                <w:lang w:bidi="ta-IN"/>
-              </w:rPr>
-              <w:t>யா</w:t>
-            </w:r>
-            <w:r>
-              <w:rPr>
-                <w:rFonts w:ascii="Latha" w:hAnsi="Latha" w:cs="Latha"/>
-                <w:szCs w:val="24"/>
-                <w:cs/>
-                <w:lang w:bidi="ta-IN"/>
-              </w:rPr>
-              <w:t xml:space="preserve">த் </w:t>
-            </w:r>
-            <w:r>
-              <w:rPr>
-                <w:rFonts w:ascii="Latha" w:hAnsi="Latha" w:cs="Latha"/>
-                <w:szCs w:val="24"/>
-                <w:lang w:bidi="ta-IN"/>
-              </w:rPr>
-              <w:t xml:space="preserve">| </w:t>
-            </w:r>
-            <w:r>
-              <w:rPr>
-                <w:rFonts w:ascii="Latha" w:hAnsi="Latha" w:cs="Latha"/>
-                <w:szCs w:val="24"/>
-                <w:cs/>
-                <w:lang w:bidi="ta-IN"/>
-              </w:rPr>
-              <w:t>அக</w:t>
-            </w:r>
-            <w:r>
-              <w:rPr>
-                <w:rFonts w:ascii="Latha" w:hAnsi="Latha" w:cs="Latha"/>
-                <w:b/>
-                <w:bCs/>
-                <w:position w:val="-12"/>
-                <w:szCs w:val="24"/>
-                <w:cs/>
-                <w:lang w:bidi="ta-IN"/>
-              </w:rPr>
-              <w:t>3</w:t>
-            </w:r>
-            <w:r>
-              <w:rPr>
-                <w:rFonts w:ascii="Latha" w:hAnsi="Latha" w:cs="Latha"/>
-                <w:szCs w:val="24"/>
-                <w:cs/>
-                <w:lang w:bidi="ta-IN"/>
-              </w:rPr>
-              <w:t>ன்ன்</w:t>
-            </w:r>
-            <w:r>
-              <w:rPr>
-                <w:rFonts w:ascii="BRH Tamil Tab Extra" w:hAnsi="BRH Tamil Tab Extra" w:cs="Latha"/>
-                <w:b/>
-                <w:bCs/>
-                <w:szCs w:val="28"/>
-                <w:lang w:bidi="ta-IN"/>
-              </w:rPr>
-              <w:t>†</w:t>
-            </w:r>
-            <w:r>
-              <w:rPr>
-                <w:rFonts w:ascii="Latha" w:hAnsi="Latha" w:cs="Latha"/>
-                <w:szCs w:val="24"/>
-                <w:lang w:bidi="ta-IN"/>
-              </w:rPr>
-              <w:t xml:space="preserve"> |</w:t>
+              </w:rPr>
+              <w:t>rÉÉ</w:t>
+            </w:r>
+            <w:r>
+              <w:rPr>
+                <w:rFonts w:ascii="BRH Devanagari Extra" w:hAnsi="BRH Devanagari Extra" w:cs="BRH Devanagari Extra"/>
+                <w:color w:val="000000"/>
+                <w:sz w:val="32"/>
+                <w:szCs w:val="40"/>
+              </w:rPr>
+              <w:t>iÉç | AaÉ³Éçþ |</w:t>
             </w:r>
           </w:p>
           <w:p>
             <w:pPr>
+              <w:widowControl w:val="0"/>
               <w:autoSpaceDE w:val="0"/>
               <w:autoSpaceDN w:val="0"/>
               <w:adjustRightInd w:val="0"/>
               <w:spacing w:before="0" w:line="240" w:lineRule="auto"/>
               <w:rPr>
-                <w:rFonts w:ascii="Latha" w:hAnsi="Latha" w:cs="Latha"/>
-                <w:szCs w:val="24"/>
-                <w:lang w:bidi="ta-IN"/>
+                <w:rFonts w:ascii="BRH Devanagari Extra" w:hAnsi="BRH Devanagari Extra" w:cs="BRH Devanagari Extra"/>
+                <w:color w:val="000000"/>
+                <w:sz w:val="32"/>
+                <w:szCs w:val="40"/>
               </w:rPr>
             </w:pPr>
             <w:r>
               <w:rPr>
-                <w:rFonts w:ascii="Latha" w:hAnsi="Latha" w:cs="Latha"/>
-                <w:szCs w:val="24"/>
-                <w:cs/>
-                <w:lang w:bidi="ta-IN"/>
-              </w:rPr>
-              <w:t>ப்</w:t>
-            </w:r>
-            <w:r>
-              <w:rPr>
-                <w:rFonts w:ascii="Latha" w:hAnsi="Latha" w:cs="Latha"/>
-                <w:b/>
-                <w:bCs/>
-                <w:position w:val="-12"/>
-                <w:szCs w:val="24"/>
-                <w:cs/>
-                <w:lang w:bidi="ta-IN"/>
-              </w:rPr>
-              <w:t>3</w:t>
-            </w:r>
-            <w:r>
-              <w:rPr>
-                <w:rFonts w:ascii="Latha" w:hAnsi="Latha" w:cs="Latha"/>
-                <w:szCs w:val="24"/>
-                <w:cs/>
-                <w:lang w:bidi="ta-IN"/>
-              </w:rPr>
-              <w:t>ரூ</w:t>
-            </w:r>
-            <w:r>
-              <w:rPr>
-                <w:rFonts w:ascii="BRH Tamil Tab Extra" w:hAnsi="BRH Tamil Tab Extra" w:cs="Latha"/>
-                <w:b/>
-                <w:bCs/>
-                <w:szCs w:val="28"/>
-                <w:lang w:bidi="ta-IN"/>
-              </w:rPr>
-              <w:t>…</w:t>
-            </w:r>
-            <w:r>
-              <w:rPr>
-                <w:rFonts w:ascii="Latha" w:hAnsi="Latha" w:cs="Latha"/>
-                <w:szCs w:val="24"/>
+                <w:rFonts w:ascii="BRH Devanagari Extra" w:hAnsi="BRH Devanagari Extra" w:cs="BRH Devanagari Extra"/>
+                <w:color w:val="000000"/>
+                <w:sz w:val="32"/>
+                <w:szCs w:val="40"/>
+              </w:rPr>
+              <w:t>oÉëÔ</w:t>
+            </w:r>
+            <w:r>
+              <w:rPr>
+                <w:rFonts w:ascii="BRH Malayalam Extra" w:hAnsi="BRH Malayalam Extra" w:cs="BRH Devanagari Extra"/>
+                <w:color w:val="000000"/>
+                <w:szCs w:val="40"/>
+                <w:highlight w:val="yellow"/>
+              </w:rPr>
+              <w:t>–</w:t>
+            </w:r>
+            <w:r>
+              <w:rPr>
+                <w:rFonts w:ascii="BRH Devanagari Extra" w:hAnsi="BRH Devanagari Extra" w:cs="BRH Devanagari Extra"/>
+                <w:color w:val="000000"/>
+                <w:sz w:val="32"/>
+                <w:szCs w:val="40"/>
                 <w:highlight w:val="green"/>
-                <w:cs/>
-                <w:lang w:bidi="ta-IN"/>
-              </w:rPr>
-              <w:t>யா</w:t>
-            </w:r>
-            <w:r>
-              <w:rPr>
-                <w:rFonts w:ascii="Latha" w:hAnsi="Latha" w:cs="Latha"/>
-                <w:szCs w:val="24"/>
-                <w:lang w:bidi="ta-IN"/>
-              </w:rPr>
-              <w:t xml:space="preserve"> </w:t>
-            </w:r>
-            <w:r>
-              <w:rPr>
-                <w:rFonts w:ascii="Latha" w:hAnsi="Latha" w:cs="Latha"/>
-                <w:szCs w:val="24"/>
-                <w:cs/>
-                <w:lang w:bidi="ta-IN"/>
-              </w:rPr>
-              <w:t>த</w:t>
-            </w:r>
-            <w:r>
-              <w:rPr>
-                <w:rFonts w:ascii="Latha" w:hAnsi="Latha" w:cs="Latha"/>
-                <w:b/>
-                <w:bCs/>
-                <w:position w:val="-12"/>
-                <w:szCs w:val="24"/>
-                <w:cs/>
-                <w:lang w:bidi="ta-IN"/>
-              </w:rPr>
-              <w:t>3</w:t>
-            </w:r>
-            <w:r>
-              <w:rPr>
-                <w:rFonts w:ascii="Latha" w:hAnsi="Latha" w:cs="Latha"/>
-                <w:szCs w:val="24"/>
-                <w:cs/>
-                <w:lang w:bidi="ta-IN"/>
-              </w:rPr>
-              <w:t>க</w:t>
-            </w:r>
-            <w:r>
-              <w:rPr>
-                <w:rFonts w:ascii="BRH Tamil Tab Extra" w:hAnsi="BRH Tamil Tab Extra" w:cs="Latha"/>
-                <w:b/>
-                <w:bCs/>
-                <w:szCs w:val="28"/>
-                <w:lang w:bidi="ta-IN"/>
-              </w:rPr>
-              <w:t>…</w:t>
-            </w:r>
-            <w:r>
-              <w:rPr>
-                <w:rFonts w:ascii="Latha" w:hAnsi="Latha" w:cs="Latha"/>
-                <w:b/>
-                <w:bCs/>
-                <w:position w:val="-12"/>
-                <w:szCs w:val="24"/>
-                <w:cs/>
-                <w:lang w:bidi="ta-IN"/>
-              </w:rPr>
-              <w:t>3</w:t>
-            </w:r>
-            <w:r>
-              <w:rPr>
-                <w:rFonts w:ascii="Latha" w:hAnsi="Latha" w:cs="Latha"/>
-                <w:szCs w:val="24"/>
-                <w:cs/>
-                <w:lang w:bidi="ta-IN"/>
-              </w:rPr>
-              <w:t>ன் நக</w:t>
-            </w:r>
-            <w:r>
-              <w:rPr>
-                <w:rFonts w:ascii="BRH Tamil Tab Extra" w:hAnsi="BRH Tamil Tab Extra" w:cs="Latha"/>
-                <w:b/>
-                <w:bCs/>
-                <w:szCs w:val="28"/>
-                <w:lang w:bidi="ta-IN"/>
-              </w:rPr>
-              <w:t>†</w:t>
-            </w:r>
-            <w:r>
-              <w:rPr>
-                <w:rFonts w:ascii="Latha" w:hAnsi="Latha" w:cs="Latha"/>
-                <w:b/>
-                <w:bCs/>
-                <w:position w:val="-12"/>
-                <w:szCs w:val="24"/>
-                <w:cs/>
-                <w:lang w:bidi="ta-IN"/>
-              </w:rPr>
-              <w:t>3</w:t>
-            </w:r>
-            <w:r>
-              <w:rPr>
-                <w:rFonts w:ascii="Latha" w:hAnsi="Latha" w:cs="Latha"/>
-                <w:szCs w:val="24"/>
-                <w:cs/>
-                <w:lang w:bidi="ta-IN"/>
-              </w:rPr>
-              <w:t xml:space="preserve">ன் </w:t>
-            </w:r>
-            <w:r>
-              <w:rPr>
-                <w:rFonts w:ascii="Latha" w:hAnsi="Latha" w:cs="Latha"/>
-                <w:szCs w:val="24"/>
+              </w:rPr>
+              <w:t>rÉÉ</w:t>
+            </w:r>
+            <w:r>
+              <w:rPr>
+                <w:rFonts w:ascii="BRH Devanagari Extra" w:hAnsi="BRH Devanagari Extra" w:cs="BRH Devanagari Extra"/>
+                <w:color w:val="000000"/>
+                <w:sz w:val="32"/>
+                <w:szCs w:val="40"/>
+              </w:rPr>
+              <w:t xml:space="preserve"> SaÉ</w:t>
+            </w:r>
+            <w:r>
+              <w:rPr>
+                <w:rFonts w:ascii="BRH Malayalam Extra" w:hAnsi="BRH Malayalam Extra" w:cs="BRH Devanagari Extra"/>
+                <w:color w:val="000000"/>
+                <w:szCs w:val="40"/>
+              </w:rPr>
+              <w:t>–</w:t>
+            </w:r>
+            <w:r>
+              <w:rPr>
+                <w:rFonts w:ascii="BRH Devanagari Extra" w:hAnsi="BRH Devanagari Extra" w:cs="BRH Devanagari Extra"/>
+                <w:color w:val="000000"/>
+                <w:sz w:val="32"/>
+                <w:szCs w:val="40"/>
+              </w:rPr>
+              <w:t xml:space="preserve">lÉç lÉaÉþlÉç </w:t>
+            </w:r>
+            <w:r>
+              <w:rPr>
+                <w:rFonts w:ascii="BRH Devanagari Extra" w:hAnsi="BRH Devanagari Extra" w:cs="BRH Devanagari Extra"/>
+                <w:color w:val="000000"/>
+                <w:sz w:val="32"/>
+                <w:szCs w:val="40"/>
                 <w:highlight w:val="green"/>
-                <w:cs/>
-                <w:lang w:bidi="ta-IN"/>
-              </w:rPr>
-              <w:t>ப்</w:t>
-            </w:r>
-            <w:r>
-              <w:rPr>
-                <w:rFonts w:ascii="Latha" w:hAnsi="Latha" w:cs="Latha"/>
-                <w:b/>
-                <w:bCs/>
-                <w:position w:val="-12"/>
-                <w:szCs w:val="24"/>
+              </w:rPr>
+              <w:t>oÉ</w:t>
+            </w:r>
+            <w:r>
+              <w:rPr>
+                <w:rFonts w:ascii="BRH Devanagari Extra" w:hAnsi="BRH Devanagari Extra" w:cs="BRH Devanagari Extra"/>
+                <w:color w:val="000000"/>
+                <w:sz w:val="32"/>
+                <w:szCs w:val="40"/>
+              </w:rPr>
+              <w:t>ëÔ</w:t>
+            </w:r>
+            <w:r>
+              <w:rPr>
+                <w:rFonts w:ascii="BRH Malayalam Extra" w:hAnsi="BRH Malayalam Extra" w:cs="BRH Devanagari Extra"/>
+                <w:color w:val="000000"/>
+                <w:szCs w:val="40"/>
+              </w:rPr>
+              <w:t>–</w:t>
+            </w:r>
+            <w:r>
+              <w:rPr>
+                <w:rFonts w:ascii="BRH Devanagari Extra" w:hAnsi="BRH Devanagari Extra" w:cs="BRH Devanagari Extra"/>
+                <w:color w:val="000000"/>
+                <w:sz w:val="32"/>
+                <w:szCs w:val="40"/>
+              </w:rPr>
+              <w:t xml:space="preserve">rÉÉSè </w:t>
+            </w:r>
+            <w:r>
+              <w:rPr>
+                <w:rFonts w:ascii="BRH Devanagari Extra" w:hAnsi="BRH Devanagari Extra" w:cs="BRH Devanagari Extra"/>
+                <w:color w:val="000000"/>
+                <w:sz w:val="32"/>
+                <w:szCs w:val="40"/>
                 <w:highlight w:val="green"/>
-                <w:cs/>
-                <w:lang w:bidi="ta-IN"/>
-              </w:rPr>
-              <w:t>3</w:t>
-            </w:r>
-            <w:r>
-              <w:rPr>
-                <w:rFonts w:ascii="Latha" w:hAnsi="Latha" w:cs="Latha"/>
-                <w:szCs w:val="24"/>
+              </w:rPr>
+              <w:t>oÉëÔ</w:t>
+            </w:r>
+            <w:r>
+              <w:rPr>
+                <w:rFonts w:ascii="BRH Malayalam Extra" w:hAnsi="BRH Malayalam Extra" w:cs="BRH Devanagari Extra"/>
+                <w:color w:val="000000"/>
+                <w:szCs w:val="40"/>
                 <w:highlight w:val="green"/>
-                <w:cs/>
-                <w:lang w:bidi="ta-IN"/>
-              </w:rPr>
-              <w:t>ரூ</w:t>
-            </w:r>
-            <w:r>
-              <w:rPr>
-                <w:rFonts w:ascii="BRH Tamil Tab Extra" w:hAnsi="BRH Tamil Tab Extra" w:cs="Latha"/>
-                <w:b/>
-                <w:bCs/>
-                <w:szCs w:val="28"/>
-                <w:lang w:bidi="ta-IN"/>
-              </w:rPr>
-              <w:t>…</w:t>
-            </w:r>
-            <w:r>
-              <w:rPr>
-                <w:rFonts w:ascii="Latha" w:hAnsi="Latha" w:cs="Latha"/>
-                <w:szCs w:val="24"/>
-                <w:cs/>
-                <w:lang w:bidi="ta-IN"/>
-              </w:rPr>
-              <w:t>யாத்</w:t>
-            </w:r>
-            <w:r>
-              <w:rPr>
-                <w:rFonts w:ascii="Latha" w:hAnsi="Latha" w:cs="Latha"/>
-                <w:b/>
-                <w:bCs/>
-                <w:position w:val="-12"/>
-                <w:szCs w:val="24"/>
-                <w:cs/>
-                <w:lang w:bidi="ta-IN"/>
-              </w:rPr>
-              <w:t>3</w:t>
-            </w:r>
-            <w:r>
-              <w:rPr>
-                <w:rFonts w:ascii="Latha" w:hAnsi="Latha" w:cs="Latha"/>
-                <w:szCs w:val="24"/>
-                <w:cs/>
-                <w:lang w:bidi="ta-IN"/>
-              </w:rPr>
-              <w:t xml:space="preserve"> </w:t>
-            </w:r>
-            <w:r>
-              <w:rPr>
-                <w:rFonts w:ascii="Latha" w:hAnsi="Latha" w:cs="Latha"/>
-                <w:szCs w:val="24"/>
+              </w:rPr>
+              <w:t>–</w:t>
+            </w:r>
+            <w:r>
+              <w:rPr>
+                <w:rFonts w:ascii="BRH Devanagari Extra" w:hAnsi="BRH Devanagari Extra" w:cs="BRH Devanagari Extra"/>
+                <w:color w:val="000000"/>
+                <w:sz w:val="32"/>
+                <w:szCs w:val="40"/>
                 <w:highlight w:val="green"/>
-                <w:cs/>
-                <w:lang w:bidi="ta-IN"/>
-              </w:rPr>
-              <w:t>ப்</w:t>
-            </w:r>
-            <w:r>
-              <w:rPr>
-                <w:rFonts w:ascii="Latha" w:hAnsi="Latha" w:cs="Latha"/>
-                <w:b/>
-                <w:bCs/>
-                <w:position w:val="-12"/>
-                <w:szCs w:val="24"/>
-                <w:highlight w:val="green"/>
-                <w:cs/>
-                <w:lang w:bidi="ta-IN"/>
-              </w:rPr>
-              <w:t>3</w:t>
-            </w:r>
-            <w:r>
-              <w:rPr>
-                <w:rFonts w:ascii="Latha" w:hAnsi="Latha" w:cs="Latha"/>
-                <w:szCs w:val="24"/>
-                <w:highlight w:val="green"/>
-                <w:cs/>
-                <w:lang w:bidi="ta-IN"/>
-              </w:rPr>
-              <w:t>ரூ</w:t>
-            </w:r>
-            <w:r>
-              <w:rPr>
-                <w:rFonts w:ascii="BRH Tamil Tab Extra" w:hAnsi="BRH Tamil Tab Extra" w:cs="Latha"/>
-                <w:b/>
-                <w:bCs/>
-                <w:szCs w:val="28"/>
-                <w:highlight w:val="green"/>
-                <w:lang w:bidi="ta-IN"/>
-              </w:rPr>
-              <w:t>…</w:t>
-            </w:r>
-            <w:r>
-              <w:rPr>
-                <w:rFonts w:ascii="Latha" w:hAnsi="Latha" w:cs="Latha"/>
-                <w:szCs w:val="24"/>
-                <w:highlight w:val="green"/>
-                <w:cs/>
-                <w:lang w:bidi="ta-IN"/>
-              </w:rPr>
-              <w:t>யா</w:t>
-            </w:r>
-            <w:r>
-              <w:rPr>
-                <w:rFonts w:ascii="Latha" w:hAnsi="Latha" w:cs="Latha"/>
-                <w:szCs w:val="24"/>
-                <w:lang w:bidi="ta-IN"/>
-              </w:rPr>
-              <w:t xml:space="preserve"> </w:t>
+              </w:rPr>
+              <w:t>rÉÉ</w:t>
+            </w:r>
+            <w:r>
+              <w:rPr>
+                <w:rFonts w:ascii="BRH Devanagari Extra" w:hAnsi="BRH Devanagari Extra" w:cs="BRH Devanagari Extra"/>
+                <w:color w:val="000000"/>
+                <w:sz w:val="32"/>
+                <w:szCs w:val="40"/>
+              </w:rPr>
+              <w:t xml:space="preserve"> SaÉ³Éçþ | </w:t>
             </w:r>
           </w:p>
           <w:p>
             <w:pPr>
+              <w:widowControl w:val="0"/>
               <w:autoSpaceDE w:val="0"/>
               <w:autoSpaceDN w:val="0"/>
               <w:adjustRightInd w:val="0"/>
@@ -2458,74 +1479,799 @@
                 <w:szCs w:val="40"/>
               </w:rPr>
             </w:pPr>
-            <w:r>
-              <w:rPr>
-                <w:rFonts w:ascii="Latha" w:hAnsi="Latha" w:cs="Latha"/>
-                <w:szCs w:val="24"/>
-                <w:cs/>
-                <w:lang w:bidi="ta-IN"/>
-              </w:rPr>
-              <w:t>த</w:t>
-            </w:r>
-            <w:r>
-              <w:rPr>
-                <w:rFonts w:ascii="Latha" w:hAnsi="Latha" w:cs="Latha"/>
-                <w:b/>
-                <w:bCs/>
-                <w:position w:val="-12"/>
-                <w:szCs w:val="24"/>
-                <w:cs/>
-                <w:lang w:bidi="ta-IN"/>
+          </w:p>
+        </w:tc>
+      </w:tr>
+      <w:tr>
+        <w:trPr>
+          <w:trHeight w:val="2228"/>
+        </w:trPr>
+        <w:tc>
+          <w:tcPr>
+            <w:tcW w:w="7166" w:type="dxa"/>
+          </w:tcPr>
+          <w:p>
+            <w:pPr>
+              <w:widowControl w:val="0"/>
+              <w:autoSpaceDE w:val="0"/>
+              <w:autoSpaceDN w:val="0"/>
+              <w:adjustRightInd w:val="0"/>
+              <w:spacing w:line="240" w:lineRule="auto"/>
+              <w:rPr>
+                <w:rFonts w:ascii="BRH Devanagari Extra" w:hAnsi="BRH Devanagari Extra" w:cs="BRH Devanagari Extra"/>
+                <w:color w:val="000000"/>
+                <w:sz w:val="32"/>
+                <w:szCs w:val="40"/>
+              </w:rPr>
+            </w:pPr>
+            <w:r>
+              <w:rPr>
+                <w:rFonts w:cs="BRH Devanagari Extra"/>
+                <w:color w:val="000000"/>
+                <w:szCs w:val="40"/>
+              </w:rPr>
+              <w:t>17</w:t>
+            </w:r>
+            <w:r>
+              <w:rPr>
+                <w:rFonts w:ascii="BRH Devanagari Extra" w:hAnsi="BRH Devanagari Extra" w:cs="BRH Devanagari Extra"/>
+                <w:color w:val="000000"/>
+                <w:sz w:val="32"/>
+                <w:szCs w:val="40"/>
+              </w:rPr>
+              <w:t>)</w:t>
+            </w:r>
+            <w:r>
+              <w:rPr>
+                <w:rFonts w:ascii="BRH Devanagari Extra" w:hAnsi="BRH Devanagari Extra" w:cs="BRH Devanagari Extra"/>
+                <w:color w:val="000000"/>
+                <w:sz w:val="32"/>
+                <w:szCs w:val="40"/>
+              </w:rPr>
+              <w:tab/>
+            </w:r>
+            <w:r>
+              <w:rPr>
+                <w:rFonts w:cs="BRH Devanagari Extra"/>
+                <w:color w:val="000000"/>
+                <w:szCs w:val="40"/>
+              </w:rPr>
+              <w:t>2</w:t>
+            </w:r>
+            <w:r>
+              <w:rPr>
+                <w:rFonts w:ascii="BRH Devanagari Extra" w:hAnsi="BRH Devanagari Extra" w:cs="BRH Devanagari Extra"/>
+                <w:color w:val="000000"/>
+                <w:sz w:val="32"/>
+                <w:szCs w:val="40"/>
+              </w:rPr>
+              <w:t>.</w:t>
+            </w:r>
+            <w:r>
+              <w:rPr>
+                <w:rFonts w:cs="BRH Devanagari Extra"/>
+                <w:color w:val="000000"/>
+                <w:szCs w:val="40"/>
+              </w:rPr>
+              <w:t>6</w:t>
+            </w:r>
+            <w:r>
+              <w:rPr>
+                <w:rFonts w:ascii="BRH Devanagari Extra" w:hAnsi="BRH Devanagari Extra" w:cs="BRH Devanagari Extra"/>
+                <w:color w:val="000000"/>
+                <w:sz w:val="32"/>
+                <w:szCs w:val="40"/>
+              </w:rPr>
+              <w:t>.</w:t>
+            </w:r>
+            <w:r>
+              <w:rPr>
+                <w:rFonts w:cs="BRH Devanagari Extra"/>
+                <w:color w:val="000000"/>
+                <w:szCs w:val="40"/>
+              </w:rPr>
+              <w:t>12</w:t>
+            </w:r>
+            <w:r>
+              <w:rPr>
+                <w:rFonts w:ascii="BRH Devanagari Extra" w:hAnsi="BRH Devanagari Extra" w:cs="BRH Devanagari Extra"/>
+                <w:color w:val="000000"/>
+                <w:sz w:val="32"/>
+                <w:szCs w:val="40"/>
+              </w:rPr>
+              <w:t>.</w:t>
+            </w:r>
+            <w:r>
+              <w:rPr>
+                <w:rFonts w:cs="BRH Devanagari Extra"/>
+                <w:color w:val="000000"/>
+                <w:szCs w:val="40"/>
               </w:rPr>
               <w:t>3</w:t>
             </w:r>
             <w:r>
               <w:rPr>
-                <w:rFonts w:ascii="Latha" w:hAnsi="Latha" w:cs="Latha"/>
-                <w:szCs w:val="24"/>
-                <w:cs/>
-                <w:lang w:bidi="ta-IN"/>
-              </w:rPr>
-              <w:t>க</w:t>
-            </w:r>
-            <w:r>
-              <w:rPr>
-                <w:rFonts w:ascii="Latha" w:hAnsi="Latha" w:cs="Latha"/>
-                <w:b/>
-                <w:bCs/>
-                <w:position w:val="-12"/>
-                <w:szCs w:val="24"/>
-                <w:cs/>
-                <w:lang w:bidi="ta-IN"/>
+                <w:rFonts w:ascii="BRH Devanagari Extra" w:hAnsi="BRH Devanagari Extra" w:cs="BRH Devanagari Extra"/>
+                <w:color w:val="000000"/>
+                <w:sz w:val="32"/>
+                <w:szCs w:val="40"/>
+              </w:rPr>
+              <w:t>(</w:t>
+            </w:r>
+            <w:r>
+              <w:rPr>
+                <w:rFonts w:cs="BRH Devanagari Extra"/>
+                <w:color w:val="000000"/>
+                <w:szCs w:val="40"/>
+              </w:rPr>
+              <w:t>15</w:t>
+            </w:r>
+            <w:r>
+              <w:rPr>
+                <w:rFonts w:ascii="BRH Devanagari Extra" w:hAnsi="BRH Devanagari Extra" w:cs="BRH Devanagari Extra"/>
+                <w:color w:val="000000"/>
+                <w:sz w:val="32"/>
+                <w:szCs w:val="40"/>
+              </w:rPr>
+              <w:t>)</w:t>
+            </w:r>
+            <w:proofErr w:type="gramStart"/>
+            <w:r>
+              <w:rPr>
+                <w:rFonts w:ascii="BRH Devanagari Extra" w:hAnsi="BRH Devanagari Extra" w:cs="BRH Devanagari Extra"/>
+                <w:color w:val="000000"/>
+                <w:sz w:val="32"/>
+                <w:szCs w:val="40"/>
+              </w:rPr>
+              <w:t>-  oÉ</w:t>
+            </w:r>
+            <w:proofErr w:type="gramEnd"/>
+            <w:r>
+              <w:rPr>
+                <w:rFonts w:ascii="BRH Malayalam Extra" w:hAnsi="BRH Malayalam Extra" w:cs="BRH Devanagari Extra"/>
+                <w:color w:val="000000"/>
+                <w:szCs w:val="40"/>
+              </w:rPr>
+              <w:t>–</w:t>
+            </w:r>
+            <w:r>
+              <w:rPr>
+                <w:rFonts w:ascii="BRH Devanagari Extra" w:hAnsi="BRH Devanagari Extra" w:cs="BRH Devanagari Extra"/>
+                <w:color w:val="000000"/>
+                <w:sz w:val="32"/>
+                <w:szCs w:val="40"/>
+              </w:rPr>
+              <w:t>Uç</w:t>
+            </w:r>
+            <w:proofErr w:type="gramStart"/>
+            <w:r>
+              <w:rPr>
+                <w:rFonts w:ascii="BRH Malayalam Extra" w:hAnsi="BRH Malayalam Extra" w:cs="BRH Devanagari Extra"/>
+                <w:color w:val="000000"/>
+                <w:szCs w:val="40"/>
+              </w:rPr>
+              <w:t>–</w:t>
+            </w:r>
+            <w:r>
+              <w:rPr>
+                <w:rFonts w:ascii="BRH Devanagari Extra" w:hAnsi="BRH Devanagari Extra" w:cs="BRH Devanagari Extra"/>
+                <w:color w:val="000000"/>
+                <w:sz w:val="32"/>
+                <w:szCs w:val="40"/>
+              </w:rPr>
+              <w:t>.ÌWû</w:t>
+            </w:r>
+            <w:proofErr w:type="gramEnd"/>
+            <w:r>
+              <w:rPr>
+                <w:rFonts w:ascii="BRH Malayalam Extra" w:hAnsi="BRH Malayalam Extra" w:cs="BRH Devanagari Extra"/>
+                <w:color w:val="000000"/>
+                <w:szCs w:val="40"/>
+              </w:rPr>
+              <w:t>–</w:t>
+            </w:r>
+            <w:r>
+              <w:rPr>
+                <w:rFonts w:ascii="BRH Devanagari Extra" w:hAnsi="BRH Devanagari Extra" w:cs="BRH Devanagari Extra"/>
+                <w:color w:val="000000"/>
+                <w:sz w:val="32"/>
+                <w:szCs w:val="40"/>
+              </w:rPr>
+              <w:t xml:space="preserve">wÉSþÈ | rÉå | </w:t>
+            </w:r>
+          </w:p>
+          <w:p>
+            <w:pPr>
+              <w:widowControl w:val="0"/>
+              <w:autoSpaceDE w:val="0"/>
+              <w:autoSpaceDN w:val="0"/>
+              <w:adjustRightInd w:val="0"/>
+              <w:spacing w:line="240" w:lineRule="auto"/>
+              <w:rPr>
+                <w:rFonts w:ascii="BRH Devanagari Extra" w:hAnsi="BRH Devanagari Extra" w:cs="BRH Devanagari Extra"/>
+                <w:color w:val="000000"/>
+                <w:sz w:val="32"/>
+                <w:szCs w:val="40"/>
+              </w:rPr>
+            </w:pPr>
+            <w:r>
+              <w:rPr>
+                <w:rFonts w:ascii="BRH Devanagari Extra" w:hAnsi="BRH Devanagari Extra" w:cs="BRH Devanagari Extra"/>
+                <w:color w:val="000000"/>
+                <w:sz w:val="32"/>
+                <w:szCs w:val="40"/>
+              </w:rPr>
+              <w:t>oÉ</w:t>
+            </w:r>
+            <w:r>
+              <w:rPr>
+                <w:rFonts w:ascii="BRH Malayalam Extra" w:hAnsi="BRH Malayalam Extra" w:cs="BRH Devanagari Extra"/>
+                <w:color w:val="000000"/>
+                <w:szCs w:val="40"/>
+              </w:rPr>
+              <w:t>–</w:t>
+            </w:r>
+            <w:r>
+              <w:rPr>
+                <w:rFonts w:ascii="BRH Devanagari Extra" w:hAnsi="BRH Devanagari Extra" w:cs="BRH Devanagari Extra"/>
+                <w:color w:val="000000"/>
+                <w:sz w:val="32"/>
+                <w:szCs w:val="40"/>
+              </w:rPr>
+              <w:t>Uç</w:t>
+            </w:r>
+            <w:proofErr w:type="gramStart"/>
+            <w:r>
+              <w:rPr>
+                <w:rFonts w:ascii="BRH Malayalam Extra" w:hAnsi="BRH Malayalam Extra" w:cs="BRH Devanagari Extra"/>
+                <w:color w:val="000000"/>
+                <w:szCs w:val="40"/>
+              </w:rPr>
+              <w:t>–</w:t>
+            </w:r>
+            <w:r>
+              <w:rPr>
+                <w:rFonts w:ascii="BRH Devanagari Extra" w:hAnsi="BRH Devanagari Extra" w:cs="BRH Devanagari Extra"/>
+                <w:color w:val="000000"/>
+                <w:sz w:val="32"/>
+                <w:szCs w:val="40"/>
+              </w:rPr>
+              <w:t>.ÌWû</w:t>
+            </w:r>
+            <w:proofErr w:type="gramEnd"/>
+            <w:r>
+              <w:rPr>
+                <w:rFonts w:ascii="BRH Malayalam Extra" w:hAnsi="BRH Malayalam Extra" w:cs="BRH Devanagari Extra"/>
+                <w:color w:val="000000"/>
+                <w:szCs w:val="40"/>
+              </w:rPr>
+              <w:t>–</w:t>
+            </w:r>
+            <w:r>
+              <w:rPr>
+                <w:rFonts w:ascii="BRH Devanagari Extra" w:hAnsi="BRH Devanagari Extra" w:cs="BRH Devanagari Extra"/>
+                <w:color w:val="000000"/>
+                <w:sz w:val="32"/>
+                <w:szCs w:val="40"/>
+              </w:rPr>
+              <w:t>wÉSÉå</w:t>
+            </w:r>
+            <w:r>
+              <w:rPr>
+                <w:rFonts w:ascii="BRH Malayalam Extra" w:hAnsi="BRH Malayalam Extra" w:cs="BRH Devanagari Extra"/>
+                <w:color w:val="000000"/>
+                <w:szCs w:val="40"/>
+              </w:rPr>
+              <w:t>–</w:t>
+            </w:r>
+            <w:r>
+              <w:rPr>
+                <w:rFonts w:ascii="BRH Devanagari Extra" w:hAnsi="BRH Devanagari Extra" w:cs="BRH Devanagari Extra"/>
+                <w:color w:val="000000"/>
+                <w:sz w:val="32"/>
+                <w:szCs w:val="40"/>
+              </w:rPr>
+              <w:t xml:space="preserve"> rÉå rÉå oÉ</w:t>
+            </w:r>
+            <w:r>
+              <w:rPr>
+                <w:rFonts w:ascii="BRH Devanagari Extra" w:hAnsi="BRH Devanagari Extra" w:cs="BRH Devanagari Extra"/>
+                <w:color w:val="000000"/>
+                <w:sz w:val="32"/>
+                <w:szCs w:val="40"/>
+                <w:highlight w:val="yellow"/>
+              </w:rPr>
+              <w:t>þUç.</w:t>
+            </w:r>
+            <w:r>
+              <w:rPr>
+                <w:rFonts w:ascii="BRH Devanagari Extra" w:hAnsi="BRH Devanagari Extra" w:cs="BRH Devanagari Extra"/>
+                <w:color w:val="000000"/>
+                <w:sz w:val="32"/>
+                <w:szCs w:val="40"/>
+              </w:rPr>
+              <w:t>ÌWû</w:t>
+            </w:r>
+            <w:r>
+              <w:rPr>
+                <w:rFonts w:ascii="BRH Malayalam Extra" w:hAnsi="BRH Malayalam Extra" w:cs="BRH Devanagari Extra"/>
+                <w:color w:val="000000"/>
+                <w:szCs w:val="40"/>
+              </w:rPr>
+              <w:t>–</w:t>
+            </w:r>
+            <w:r>
+              <w:rPr>
+                <w:rFonts w:ascii="BRH Devanagari Extra" w:hAnsi="BRH Devanagari Extra" w:cs="BRH Devanagari Extra"/>
+                <w:color w:val="000000"/>
+                <w:sz w:val="32"/>
+                <w:szCs w:val="40"/>
+              </w:rPr>
+              <w:t>wÉSÉåþ oÉUç.ÌWû</w:t>
+            </w:r>
+            <w:r>
+              <w:rPr>
+                <w:rFonts w:ascii="BRH Malayalam Extra" w:hAnsi="BRH Malayalam Extra" w:cs="BRH Devanagari Extra"/>
+                <w:color w:val="000000"/>
+                <w:szCs w:val="40"/>
+              </w:rPr>
+              <w:t>–</w:t>
+            </w:r>
+            <w:r>
+              <w:rPr>
+                <w:rFonts w:ascii="BRH Devanagari Extra" w:hAnsi="BRH Devanagari Extra" w:cs="BRH Devanagari Extra"/>
+                <w:color w:val="000000"/>
+                <w:sz w:val="32"/>
+                <w:szCs w:val="40"/>
+              </w:rPr>
+              <w:t>wÉSÉå</w:t>
+            </w:r>
+            <w:r>
+              <w:rPr>
+                <w:rFonts w:ascii="BRH Malayalam Extra" w:hAnsi="BRH Malayalam Extra" w:cs="BRH Devanagari Extra"/>
+                <w:color w:val="000000"/>
+                <w:szCs w:val="40"/>
+              </w:rPr>
+              <w:t>–</w:t>
+            </w:r>
+            <w:r>
+              <w:rPr>
+                <w:rFonts w:ascii="BRH Devanagari Extra" w:hAnsi="BRH Devanagari Extra" w:cs="BRH Devanagari Extra"/>
+                <w:color w:val="000000"/>
+                <w:sz w:val="32"/>
+                <w:szCs w:val="40"/>
+              </w:rPr>
+              <w:t xml:space="preserve"> rÉå | </w:t>
+            </w:r>
+          </w:p>
+          <w:p>
+            <w:pPr>
+              <w:widowControl w:val="0"/>
+              <w:autoSpaceDE w:val="0"/>
+              <w:autoSpaceDN w:val="0"/>
+              <w:adjustRightInd w:val="0"/>
+              <w:spacing w:before="0" w:line="240" w:lineRule="auto"/>
+              <w:rPr>
+                <w:rFonts w:cs="BRH Malayalam Extra"/>
+                <w:szCs w:val="40"/>
+              </w:rPr>
+            </w:pPr>
+          </w:p>
+        </w:tc>
+        <w:tc>
+          <w:tcPr>
+            <w:tcW w:w="7371" w:type="dxa"/>
+          </w:tcPr>
+          <w:p>
+            <w:pPr>
+              <w:widowControl w:val="0"/>
+              <w:autoSpaceDE w:val="0"/>
+              <w:autoSpaceDN w:val="0"/>
+              <w:adjustRightInd w:val="0"/>
+              <w:spacing w:line="240" w:lineRule="auto"/>
+              <w:rPr>
+                <w:rFonts w:ascii="BRH Devanagari Extra" w:hAnsi="BRH Devanagari Extra" w:cs="BRH Devanagari Extra"/>
+                <w:color w:val="000000"/>
+                <w:sz w:val="32"/>
+                <w:szCs w:val="40"/>
+              </w:rPr>
+            </w:pPr>
+            <w:r>
+              <w:rPr>
+                <w:rFonts w:cs="BRH Devanagari Extra"/>
+                <w:color w:val="000000"/>
+                <w:szCs w:val="40"/>
+              </w:rPr>
+              <w:t>17</w:t>
+            </w:r>
+            <w:r>
+              <w:rPr>
+                <w:rFonts w:ascii="BRH Devanagari Extra" w:hAnsi="BRH Devanagari Extra" w:cs="BRH Devanagari Extra"/>
+                <w:color w:val="000000"/>
+                <w:sz w:val="32"/>
+                <w:szCs w:val="40"/>
+              </w:rPr>
+              <w:t>)</w:t>
+            </w:r>
+            <w:r>
+              <w:rPr>
+                <w:rFonts w:ascii="BRH Devanagari Extra" w:hAnsi="BRH Devanagari Extra" w:cs="BRH Devanagari Extra"/>
+                <w:color w:val="000000"/>
+                <w:sz w:val="32"/>
+                <w:szCs w:val="40"/>
+              </w:rPr>
+              <w:tab/>
+            </w:r>
+            <w:r>
+              <w:rPr>
+                <w:rFonts w:cs="BRH Devanagari Extra"/>
+                <w:color w:val="000000"/>
+                <w:szCs w:val="40"/>
+              </w:rPr>
+              <w:t>2</w:t>
+            </w:r>
+            <w:r>
+              <w:rPr>
+                <w:rFonts w:ascii="BRH Devanagari Extra" w:hAnsi="BRH Devanagari Extra" w:cs="BRH Devanagari Extra"/>
+                <w:color w:val="000000"/>
+                <w:sz w:val="32"/>
+                <w:szCs w:val="40"/>
+              </w:rPr>
+              <w:t>.</w:t>
+            </w:r>
+            <w:r>
+              <w:rPr>
+                <w:rFonts w:cs="BRH Devanagari Extra"/>
+                <w:color w:val="000000"/>
+                <w:szCs w:val="40"/>
+              </w:rPr>
+              <w:t>6</w:t>
+            </w:r>
+            <w:r>
+              <w:rPr>
+                <w:rFonts w:ascii="BRH Devanagari Extra" w:hAnsi="BRH Devanagari Extra" w:cs="BRH Devanagari Extra"/>
+                <w:color w:val="000000"/>
+                <w:sz w:val="32"/>
+                <w:szCs w:val="40"/>
+              </w:rPr>
+              <w:t>.</w:t>
+            </w:r>
+            <w:r>
+              <w:rPr>
+                <w:rFonts w:cs="BRH Devanagari Extra"/>
+                <w:color w:val="000000"/>
+                <w:szCs w:val="40"/>
+              </w:rPr>
+              <w:t>12</w:t>
+            </w:r>
+            <w:r>
+              <w:rPr>
+                <w:rFonts w:ascii="BRH Devanagari Extra" w:hAnsi="BRH Devanagari Extra" w:cs="BRH Devanagari Extra"/>
+                <w:color w:val="000000"/>
+                <w:sz w:val="32"/>
+                <w:szCs w:val="40"/>
+              </w:rPr>
+              <w:t>.</w:t>
+            </w:r>
+            <w:r>
+              <w:rPr>
+                <w:rFonts w:cs="BRH Devanagari Extra"/>
+                <w:color w:val="000000"/>
+                <w:szCs w:val="40"/>
               </w:rPr>
               <w:t>3</w:t>
             </w:r>
             <w:r>
               <w:rPr>
-                <w:rFonts w:ascii="Latha" w:hAnsi="Latha" w:cs="Latha"/>
-                <w:szCs w:val="24"/>
-                <w:cs/>
-                <w:lang w:bidi="ta-IN"/>
-              </w:rPr>
-              <w:t>ன்ன்</w:t>
-            </w:r>
-            <w:r>
-              <w:rPr>
-                <w:rFonts w:ascii="BRH Tamil Tab Extra" w:hAnsi="BRH Tamil Tab Extra" w:cs="Latha"/>
-                <w:b/>
-                <w:bCs/>
-                <w:szCs w:val="28"/>
-                <w:lang w:bidi="ta-IN"/>
-              </w:rPr>
-              <w:t>†</w:t>
-            </w:r>
-            <w:r>
-              <w:rPr>
-                <w:rFonts w:ascii="Latha" w:hAnsi="Latha" w:cs="Latha"/>
-                <w:szCs w:val="24"/>
-                <w:lang w:bidi="ta-IN"/>
-              </w:rPr>
-              <w:t xml:space="preserve"> | </w:t>
+                <w:rFonts w:ascii="BRH Devanagari Extra" w:hAnsi="BRH Devanagari Extra" w:cs="BRH Devanagari Extra"/>
+                <w:color w:val="000000"/>
+                <w:sz w:val="32"/>
+                <w:szCs w:val="40"/>
+              </w:rPr>
+              <w:t>(</w:t>
+            </w:r>
+            <w:r>
+              <w:rPr>
+                <w:rFonts w:cs="BRH Devanagari Extra"/>
+                <w:color w:val="000000"/>
+                <w:szCs w:val="40"/>
+              </w:rPr>
+              <w:t>15</w:t>
+            </w:r>
+            <w:r>
+              <w:rPr>
+                <w:rFonts w:ascii="BRH Devanagari Extra" w:hAnsi="BRH Devanagari Extra" w:cs="BRH Devanagari Extra"/>
+                <w:color w:val="000000"/>
+                <w:sz w:val="32"/>
+                <w:szCs w:val="40"/>
+              </w:rPr>
+              <w:t>)</w:t>
+            </w:r>
+            <w:proofErr w:type="gramStart"/>
+            <w:r>
+              <w:rPr>
+                <w:rFonts w:ascii="BRH Devanagari Extra" w:hAnsi="BRH Devanagari Extra" w:cs="BRH Devanagari Extra"/>
+                <w:color w:val="000000"/>
+                <w:sz w:val="32"/>
+                <w:szCs w:val="40"/>
+              </w:rPr>
+              <w:t>-  oÉ</w:t>
+            </w:r>
+            <w:proofErr w:type="gramEnd"/>
+            <w:r>
+              <w:rPr>
+                <w:rFonts w:ascii="BRH Malayalam Extra" w:hAnsi="BRH Malayalam Extra" w:cs="BRH Devanagari Extra"/>
+                <w:color w:val="000000"/>
+                <w:szCs w:val="40"/>
+              </w:rPr>
+              <w:t>–</w:t>
+            </w:r>
+            <w:r>
+              <w:rPr>
+                <w:rFonts w:ascii="BRH Devanagari Extra" w:hAnsi="BRH Devanagari Extra" w:cs="BRH Devanagari Extra"/>
+                <w:color w:val="000000"/>
+                <w:sz w:val="32"/>
+                <w:szCs w:val="40"/>
+              </w:rPr>
+              <w:t>Uç</w:t>
+            </w:r>
+            <w:proofErr w:type="gramStart"/>
+            <w:r>
+              <w:rPr>
+                <w:rFonts w:ascii="BRH Malayalam Extra" w:hAnsi="BRH Malayalam Extra" w:cs="BRH Devanagari Extra"/>
+                <w:color w:val="000000"/>
+                <w:szCs w:val="40"/>
+              </w:rPr>
+              <w:t>–</w:t>
+            </w:r>
+            <w:r>
+              <w:rPr>
+                <w:rFonts w:ascii="BRH Devanagari Extra" w:hAnsi="BRH Devanagari Extra" w:cs="BRH Devanagari Extra"/>
+                <w:color w:val="000000"/>
+                <w:sz w:val="32"/>
+                <w:szCs w:val="40"/>
+              </w:rPr>
+              <w:t>.ÌWû</w:t>
+            </w:r>
+            <w:proofErr w:type="gramEnd"/>
+            <w:r>
+              <w:rPr>
+                <w:rFonts w:ascii="BRH Malayalam Extra" w:hAnsi="BRH Malayalam Extra" w:cs="BRH Devanagari Extra"/>
+                <w:color w:val="000000"/>
+                <w:szCs w:val="40"/>
+              </w:rPr>
+              <w:t>–</w:t>
+            </w:r>
+            <w:r>
+              <w:rPr>
+                <w:rFonts w:ascii="BRH Devanagari Extra" w:hAnsi="BRH Devanagari Extra" w:cs="BRH Devanagari Extra"/>
+                <w:color w:val="000000"/>
+                <w:sz w:val="32"/>
+                <w:szCs w:val="40"/>
+              </w:rPr>
+              <w:t xml:space="preserve">wÉSþÈ | rÉå | </w:t>
+            </w:r>
+          </w:p>
+          <w:p>
+            <w:pPr>
+              <w:widowControl w:val="0"/>
+              <w:autoSpaceDE w:val="0"/>
+              <w:autoSpaceDN w:val="0"/>
+              <w:adjustRightInd w:val="0"/>
+              <w:spacing w:line="240" w:lineRule="auto"/>
+              <w:rPr>
+                <w:rFonts w:ascii="BRH Devanagari Extra" w:hAnsi="BRH Devanagari Extra" w:cs="BRH Devanagari Extra"/>
+                <w:color w:val="000000"/>
+                <w:sz w:val="32"/>
+                <w:szCs w:val="40"/>
+              </w:rPr>
+            </w:pPr>
+            <w:r>
+              <w:rPr>
+                <w:rFonts w:ascii="BRH Devanagari Extra" w:hAnsi="BRH Devanagari Extra" w:cs="BRH Devanagari Extra"/>
+                <w:color w:val="000000"/>
+                <w:sz w:val="32"/>
+                <w:szCs w:val="40"/>
+              </w:rPr>
+              <w:t>oÉ</w:t>
+            </w:r>
+            <w:r>
+              <w:rPr>
+                <w:rFonts w:ascii="BRH Malayalam Extra" w:hAnsi="BRH Malayalam Extra" w:cs="BRH Devanagari Extra"/>
+                <w:color w:val="000000"/>
+                <w:szCs w:val="40"/>
+              </w:rPr>
+              <w:t>–</w:t>
+            </w:r>
+            <w:r>
+              <w:rPr>
+                <w:rFonts w:ascii="BRH Devanagari Extra" w:hAnsi="BRH Devanagari Extra" w:cs="BRH Devanagari Extra"/>
+                <w:color w:val="000000"/>
+                <w:sz w:val="32"/>
+                <w:szCs w:val="40"/>
+              </w:rPr>
+              <w:t>Uç</w:t>
+            </w:r>
+            <w:proofErr w:type="gramStart"/>
+            <w:r>
+              <w:rPr>
+                <w:rFonts w:ascii="BRH Malayalam Extra" w:hAnsi="BRH Malayalam Extra" w:cs="BRH Devanagari Extra"/>
+                <w:color w:val="000000"/>
+                <w:szCs w:val="40"/>
+              </w:rPr>
+              <w:t>–</w:t>
+            </w:r>
+            <w:r>
+              <w:rPr>
+                <w:rFonts w:ascii="BRH Devanagari Extra" w:hAnsi="BRH Devanagari Extra" w:cs="BRH Devanagari Extra"/>
+                <w:color w:val="000000"/>
+                <w:sz w:val="32"/>
+                <w:szCs w:val="40"/>
+              </w:rPr>
+              <w:t>.ÌWû</w:t>
+            </w:r>
+            <w:proofErr w:type="gramEnd"/>
+            <w:r>
+              <w:rPr>
+                <w:rFonts w:ascii="BRH Malayalam Extra" w:hAnsi="BRH Malayalam Extra" w:cs="BRH Devanagari Extra"/>
+                <w:color w:val="000000"/>
+                <w:szCs w:val="40"/>
+              </w:rPr>
+              <w:t>–</w:t>
+            </w:r>
+            <w:r>
+              <w:rPr>
+                <w:rFonts w:ascii="BRH Devanagari Extra" w:hAnsi="BRH Devanagari Extra" w:cs="BRH Devanagari Extra"/>
+                <w:color w:val="000000"/>
+                <w:sz w:val="32"/>
+                <w:szCs w:val="40"/>
+              </w:rPr>
+              <w:t>wÉSÉå</w:t>
+            </w:r>
+            <w:r>
+              <w:rPr>
+                <w:rFonts w:ascii="BRH Malayalam Extra" w:hAnsi="BRH Malayalam Extra" w:cs="BRH Devanagari Extra"/>
+                <w:color w:val="000000"/>
+                <w:szCs w:val="40"/>
+              </w:rPr>
+              <w:t>–</w:t>
+            </w:r>
+            <w:r>
+              <w:rPr>
+                <w:rFonts w:ascii="BRH Devanagari Extra" w:hAnsi="BRH Devanagari Extra" w:cs="BRH Devanagari Extra"/>
+                <w:color w:val="000000"/>
+                <w:sz w:val="32"/>
+                <w:szCs w:val="40"/>
+              </w:rPr>
+              <w:t xml:space="preserve"> rÉå rÉå oÉ</w:t>
+            </w:r>
+            <w:r>
+              <w:rPr>
+                <w:rFonts w:ascii="BRH Devanagari Extra" w:hAnsi="BRH Devanagari Extra" w:cs="BRH Devanagari Extra"/>
+                <w:color w:val="000000"/>
+                <w:sz w:val="32"/>
+                <w:szCs w:val="40"/>
+                <w:highlight w:val="yellow"/>
+              </w:rPr>
+              <w:t>þ</w:t>
+            </w:r>
+            <w:r>
+              <w:rPr>
+                <w:rFonts w:ascii="BRH Devanagari Extra" w:hAnsi="BRH Devanagari Extra" w:cs="BRH Devanagari Extra"/>
+                <w:color w:val="000000"/>
+                <w:sz w:val="32"/>
+                <w:szCs w:val="40"/>
+                <w:highlight w:val="green"/>
+              </w:rPr>
+              <w:t>ÌW</w:t>
+            </w:r>
+            <w:r>
+              <w:rPr>
+                <w:rFonts w:ascii="BRH Devanagari Extra" w:hAnsi="BRH Devanagari Extra" w:cs="BRH Devanagari Extra"/>
+                <w:sz w:val="32"/>
+                <w:szCs w:val="32"/>
+              </w:rPr>
+              <w:t>ï</w:t>
+            </w:r>
+            <w:r>
+              <w:rPr>
+                <w:rFonts w:ascii="BRH Devanagari Extra" w:hAnsi="BRH Devanagari Extra" w:cs="BRH Devanagari Extra"/>
+                <w:color w:val="000000"/>
+                <w:sz w:val="32"/>
+                <w:szCs w:val="40"/>
+              </w:rPr>
+              <w:t>û</w:t>
+            </w:r>
+            <w:r>
+              <w:rPr>
+                <w:rFonts w:ascii="BRH Malayalam Extra" w:hAnsi="BRH Malayalam Extra" w:cs="BRH Devanagari Extra"/>
+                <w:color w:val="000000"/>
+                <w:szCs w:val="40"/>
+              </w:rPr>
+              <w:t>–</w:t>
+            </w:r>
+            <w:r>
+              <w:rPr>
+                <w:rFonts w:ascii="BRH Devanagari Extra" w:hAnsi="BRH Devanagari Extra" w:cs="BRH Devanagari Extra"/>
+                <w:color w:val="000000"/>
+                <w:sz w:val="32"/>
+                <w:szCs w:val="40"/>
+              </w:rPr>
+              <w:t>wÉSÉåþ oÉUç.ÌWû</w:t>
+            </w:r>
+            <w:r>
+              <w:rPr>
+                <w:rFonts w:ascii="BRH Malayalam Extra" w:hAnsi="BRH Malayalam Extra" w:cs="BRH Devanagari Extra"/>
+                <w:color w:val="000000"/>
+                <w:szCs w:val="40"/>
+              </w:rPr>
+              <w:t>–</w:t>
+            </w:r>
+            <w:r>
+              <w:rPr>
+                <w:rFonts w:ascii="BRH Devanagari Extra" w:hAnsi="BRH Devanagari Extra" w:cs="BRH Devanagari Extra"/>
+                <w:color w:val="000000"/>
+                <w:sz w:val="32"/>
+                <w:szCs w:val="40"/>
+              </w:rPr>
+              <w:t>wÉSÉå</w:t>
+            </w:r>
+            <w:r>
+              <w:rPr>
+                <w:rFonts w:ascii="BRH Malayalam Extra" w:hAnsi="BRH Malayalam Extra" w:cs="BRH Devanagari Extra"/>
+                <w:color w:val="000000"/>
+                <w:szCs w:val="40"/>
+              </w:rPr>
+              <w:t>–</w:t>
+            </w:r>
+            <w:r>
+              <w:rPr>
+                <w:rFonts w:ascii="BRH Devanagari Extra" w:hAnsi="BRH Devanagari Extra" w:cs="BRH Devanagari Extra"/>
+                <w:color w:val="000000"/>
+                <w:sz w:val="32"/>
+                <w:szCs w:val="40"/>
+              </w:rPr>
+              <w:t xml:space="preserve"> rÉå | </w:t>
+            </w:r>
+          </w:p>
+          <w:p>
+            <w:pPr>
+              <w:widowControl w:val="0"/>
+              <w:autoSpaceDE w:val="0"/>
+              <w:autoSpaceDN w:val="0"/>
+              <w:adjustRightInd w:val="0"/>
+              <w:spacing w:line="240" w:lineRule="auto"/>
+              <w:rPr>
+                <w:rFonts w:cs="BRH Malayalam Extra"/>
+                <w:szCs w:val="40"/>
+              </w:rPr>
+            </w:pPr>
+            <w:r>
+              <w:rPr>
+                <w:rFonts w:ascii="BRH Malayalam Extra" w:hAnsi="BRH Malayalam Extra" w:cs="BRH Malayalam Extra"/>
+                <w:color w:val="000000"/>
+                <w:sz w:val="32"/>
+                <w:szCs w:val="40"/>
+              </w:rPr>
+              <w:t>(</w:t>
+            </w:r>
+            <w:r>
+              <w:rPr>
+                <w:rFonts w:ascii="Cambria" w:hAnsi="Cambria" w:cs="BRH Malayalam Extra"/>
+                <w:color w:val="000000"/>
+                <w:sz w:val="32"/>
+                <w:szCs w:val="40"/>
+              </w:rPr>
+              <w:t>s</w:t>
+            </w:r>
+            <w:r>
+              <w:rPr>
+                <w:rFonts w:ascii="Cambria" w:hAnsi="Cambria" w:cs="BRH Malayalam Extra"/>
+                <w:color w:val="000000"/>
+                <w:sz w:val="32"/>
+                <w:szCs w:val="40"/>
+              </w:rPr>
+              <w:t>warabhakti disappears)</w:t>
             </w:r>
           </w:p>
         </w:tc>
@@ -2572,6 +2318,19 @@
         </w:tc>
       </w:tr>
     </w:tbl>
+    <w:p>
+      <w:pPr>
+        <w:spacing w:before="0" w:line="240" w:lineRule="auto"/>
+        <w:jc w:val="center"/>
+        <w:rPr>
+          <w:b/>
+          <w:bCs/>
+          <w:sz w:val="32"/>
+          <w:szCs w:val="32"/>
+          <w:u w:val="single"/>
+        </w:rPr>
+      </w:pPr>
+    </w:p>
     <w:p>
       <w:pPr>
         <w:spacing w:before="0" w:line="240" w:lineRule="auto"/>
@@ -2878,6 +2637,7 @@
                 <w:cs/>
                 <w:lang w:bidi="ta-IN"/>
               </w:rPr>
+              <w:lastRenderedPageBreak/>
               <w:t>17</w:t>
             </w:r>
             <w:r>
@@ -4139,7 +3899,6 @@
                 <w:cs/>
                 <w:lang w:bidi="ta-IN"/>
               </w:rPr>
-              <w:lastRenderedPageBreak/>
               <w:t>37</w:t>
             </w:r>
             <w:r>
@@ -5238,7 +4997,6 @@
                 <w:cs/>
                 <w:lang w:bidi="ta-IN"/>
               </w:rPr>
-              <w:lastRenderedPageBreak/>
               <w:t>35</w:t>
             </w:r>
             <w:r>
@@ -5762,7 +5520,6 @@
                 <w:cs/>
                 <w:lang w:bidi="ta-IN"/>
               </w:rPr>
-              <w:lastRenderedPageBreak/>
               <w:t>37</w:t>
             </w:r>
             <w:r>
@@ -12912,7 +12669,6 @@
                 <w:cs/>
                 <w:lang w:bidi="ta-IN"/>
               </w:rPr>
-              <w:lastRenderedPageBreak/>
               <w:t>5</w:t>
             </w:r>
             <w:r>
@@ -19254,7 +19010,6 @@
                 <w:cs/>
                 <w:lang w:bidi="ta-IN"/>
               </w:rPr>
-              <w:lastRenderedPageBreak/>
               <w:t>31</w:t>
             </w:r>
             <w:r>
@@ -25535,7 +25290,6 @@
                 <w:cs/>
                 <w:lang w:bidi="ta-IN"/>
               </w:rPr>
-              <w:lastRenderedPageBreak/>
               <w:t>25</w:t>
             </w:r>
             <w:r>

--- a/TS Jatai Ghanam Project/TS 2.6/TS 2.6 Jatai Tamil Corrections.docx
+++ b/TS Jatai Ghanam Project/TS 2.6/TS 2.6 Jatai Tamil Corrections.docx
@@ -1,6 +1,6 @@
 
 <file path=word/document.xml><?xml version="1.0" encoding="utf-8"?>
-<w:document xmlns:wpc="http://schemas.microsoft.com/office/word/2010/wordprocessingCanvas" xmlns:cx="http://schemas.microsoft.com/office/drawing/2014/chartex" xmlns:cx1="http://schemas.microsoft.com/office/drawing/2015/9/8/chartex" xmlns:cx2="http://schemas.microsoft.com/office/drawing/2015/10/21/chartex" xmlns:cx3="http://schemas.microsoft.com/office/drawing/2016/5/9/chartex" xmlns:cx4="http://schemas.microsoft.com/office/drawing/2016/5/10/chartex" xmlns:cx5="http://schemas.microsoft.com/office/drawing/2016/5/11/chartex" xmlns:cx6="http://schemas.microsoft.com/office/drawing/2016/5/12/chartex" xmlns:cx7="http://schemas.microsoft.com/office/drawing/2016/5/13/chartex" xmlns:cx8="http://schemas.microsoft.com/office/drawing/2016/5/14/chartex" xmlns:mc="http://schemas.openxmlformats.org/markup-compatibility/2006" xmlns:aink="http://schemas.microsoft.com/office/drawing/2016/ink" xmlns:am3d="http://schemas.microsoft.com/office/drawing/2017/model3d" xmlns:o="urn:schemas-microsoft-com:office:office" xmlns:oel="http://schemas.microsoft.com/office/2019/extlst" xmlns:r="http://schemas.openxmlformats.org/officeDocument/2006/relationships" xmlns:m="http://schemas.openxmlformats.org/officeDocument/2006/math" xmlns:v="urn:schemas-microsoft-com:vml" xmlns:wp14="http://schemas.microsoft.com/office/word/2010/wordprocessingDrawing" xmlns:wp="http://schemas.openxmlformats.org/drawingml/2006/wordprocessingDrawing" xmlns:w10="urn:schemas-microsoft-com:office:word" xmlns:w="http://schemas.openxmlformats.org/wordprocessingml/2006/main" xmlns:w14="http://schemas.microsoft.com/office/word/2010/wordml" xmlns:w15="http://schemas.microsoft.com/office/word/2012/wordml" xmlns:w16cex="http://schemas.microsoft.com/office/word/2018/wordml/cex" xmlns:w16cid="http://schemas.microsoft.com/office/word/2016/wordml/cid" xmlns:w16="http://schemas.microsoft.com/office/word/2018/wordml" xmlns:w16du="http://schemas.microsoft.com/office/word/2023/wordml/word16du" xmlns:w16sdtdh="http://schemas.microsoft.com/office/word/2020/wordml/sdtdatahash" xmlns:w16sdtfl="http://schemas.microsoft.com/office/word/2024/wordml/sdtformatlock" xmlns:w16se="http://schemas.microsoft.com/office/word/2015/wordml/symex" xmlns:wpg="http://schemas.microsoft.com/office/word/2010/wordprocessingGroup" xmlns:wpi="http://schemas.microsoft.com/office/word/2010/wordprocessingInk" xmlns:wne="http://schemas.microsoft.com/office/word/2006/wordml" xmlns:wps="http://schemas.microsoft.com/office/word/2010/wordprocessingShape" mc:Ignorable="w14 w15 w16se w16cid w16 w16cex w16sdtdh w16sdtfl w16du wp14">
+<w:document xmlns:wpc="http://schemas.microsoft.com/office/word/2010/wordprocessingCanvas" xmlns:cx="http://schemas.microsoft.com/office/drawing/2014/chartex" xmlns:cx1="http://schemas.microsoft.com/office/drawing/2015/9/8/chartex" xmlns:cx2="http://schemas.microsoft.com/office/drawing/2015/10/21/chartex" xmlns:cx3="http://schemas.microsoft.com/office/drawing/2016/5/9/chartex" xmlns:cx4="http://schemas.microsoft.com/office/drawing/2016/5/10/chartex" xmlns:cx5="http://schemas.microsoft.com/office/drawing/2016/5/11/chartex" xmlns:cx6="http://schemas.microsoft.com/office/drawing/2016/5/12/chartex" xmlns:cx7="http://schemas.microsoft.com/office/drawing/2016/5/13/chartex" xmlns:cx8="http://schemas.microsoft.com/office/drawing/2016/5/14/chartex" xmlns:mc="http://schemas.openxmlformats.org/markup-compatibility/2006" xmlns:aink="http://schemas.microsoft.com/office/drawing/2016/ink" xmlns:am3d="http://schemas.microsoft.com/office/drawing/2017/model3d" xmlns:o="urn:schemas-microsoft-com:office:office" xmlns:oel="http://schemas.microsoft.com/office/2019/extlst" xmlns:r="http://schemas.openxmlformats.org/officeDocument/2006/relationships" xmlns:m="http://schemas.openxmlformats.org/officeDocument/2006/math" xmlns:v="urn:schemas-microsoft-com:vml" xmlns:wp14="http://schemas.microsoft.com/office/word/2010/wordprocessingDrawing" xmlns:wp="http://schemas.openxmlformats.org/drawingml/2006/wordprocessingDrawing" xmlns:w10="urn:schemas-microsoft-com:office:word" xmlns:w="http://schemas.openxmlformats.org/wordprocessingml/2006/main" xmlns:w14="http://schemas.microsoft.com/office/word/2010/wordml" xmlns:w15="http://schemas.microsoft.com/office/word/2012/wordml" xmlns:w16cei="http://schemas.microsoft.com/office/word/2026/wordml/cei" xmlns:w16cex="http://schemas.microsoft.com/office/word/2018/wordml/cex" xmlns:w16cid="http://schemas.microsoft.com/office/word/2016/wordml/cid" xmlns:w16="http://schemas.microsoft.com/office/word/2018/wordml" xmlns:w16du="http://schemas.microsoft.com/office/word/2023/wordml/word16du" xmlns:w16sdtdh="http://schemas.microsoft.com/office/word/2020/wordml/sdtdatahash" xmlns:w16sdtfl="http://schemas.microsoft.com/office/word/2024/wordml/sdtformatlock" xmlns:w16se="http://schemas.microsoft.com/office/word/2015/wordml/symex" xmlns:wpg="http://schemas.microsoft.com/office/word/2010/wordprocessingGroup" xmlns:wpi="http://schemas.microsoft.com/office/word/2010/wordprocessingInk" xmlns:wne="http://schemas.microsoft.com/office/word/2006/wordml" xmlns:wps="http://schemas.microsoft.com/office/word/2010/wordprocessingShape" mc:Ignorable="w14 w15 w16se w16cid w16 w16cex w16sdtdh w16sdtfl w16du wp14">
   <w:body>
     <w:p>
       <w:pPr>
@@ -82,17 +82,7 @@
           <w:szCs w:val="32"/>
           <w:u w:val="single"/>
         </w:rPr>
-        <w:t>Tami</w:t>
-      </w:r>
-      <w:r>
-        <w:rPr>
-          <w:b/>
-          <w:bCs/>
-          <w:sz w:val="32"/>
-          <w:szCs w:val="32"/>
-          <w:u w:val="single"/>
-        </w:rPr>
-        <w:t xml:space="preserve">l </w:t>
+        <w:t xml:space="preserve">Tamil </w:t>
       </w:r>
       <w:r>
         <w:rPr>
@@ -130,10 +120,30 @@
           <w:bCs/>
           <w:sz w:val="32"/>
           <w:szCs w:val="32"/>
-          <w:highlight w:val="red"/>
           <w:u w:val="single"/>
         </w:rPr>
-        <w:t>?????</w:t>
+        <w:t>31</w:t>
+      </w:r>
+      <w:r>
+        <w:rPr>
+          <w:b/>
+          <w:bCs/>
+          <w:sz w:val="32"/>
+          <w:szCs w:val="32"/>
+          <w:u w:val="single"/>
+          <w:vertAlign w:val="superscript"/>
+        </w:rPr>
+        <w:t>st</w:t>
+      </w:r>
+      <w:r>
+        <w:rPr>
+          <w:b/>
+          <w:bCs/>
+          <w:sz w:val="32"/>
+          <w:szCs w:val="32"/>
+          <w:u w:val="single"/>
+        </w:rPr>
+        <w:t xml:space="preserve"> July 2026</w:t>
       </w:r>
     </w:p>
     <w:p>
@@ -143,16 +153,14 @@
         <w:rPr>
           <w:b/>
           <w:bCs/>
-          <w:sz w:val="28"/>
-          <w:szCs w:val="32"/>
+          <w:szCs w:val="24"/>
         </w:rPr>
       </w:pPr>
       <w:r>
         <w:rPr>
           <w:b/>
           <w:bCs/>
-          <w:sz w:val="28"/>
-          <w:szCs w:val="32"/>
+          <w:szCs w:val="24"/>
         </w:rPr>
         <w:t>(ignore those which are already incorporated in your book’s version and date)</w:t>
       </w:r>
@@ -244,192 +252,249 @@
           </w:tcPr>
           <w:p>
             <w:pPr>
-              <w:widowControl w:val="0"/>
               <w:autoSpaceDE w:val="0"/>
               <w:autoSpaceDN w:val="0"/>
               <w:adjustRightInd w:val="0"/>
-              <w:spacing w:before="0" w:line="240" w:lineRule="auto"/>
-              <w:rPr>
-                <w:rFonts w:ascii="BRH Devanagari Extra" w:hAnsi="BRH Devanagari Extra" w:cs="BRH Devanagari Extra"/>
-                <w:color w:val="000000"/>
-                <w:sz w:val="32"/>
-                <w:szCs w:val="40"/>
+              <w:rPr>
+                <w:rFonts w:ascii="Latha" w:hAnsi="Latha" w:cs="Latha"/>
+                <w:szCs w:val="24"/>
+                <w:lang w:bidi="ta-IN"/>
               </w:rPr>
             </w:pPr>
             <w:r>
               <w:rPr>
-                <w:rFonts w:cs="BRH Devanagari Extra"/>
-                <w:color w:val="000000"/>
-                <w:szCs w:val="40"/>
-              </w:rPr>
-              <w:t>50</w:t>
-            </w:r>
-            <w:r>
-              <w:rPr>
-                <w:rFonts w:ascii="BRH Devanagari Extra" w:hAnsi="BRH Devanagari Extra" w:cs="BRH Devanagari Extra"/>
-                <w:color w:val="000000"/>
-                <w:sz w:val="32"/>
-                <w:szCs w:val="40"/>
+                <w:rFonts w:ascii="Latha" w:hAnsi="Latha" w:cs="Latha"/>
+                <w:b/>
+                <w:bCs/>
+                <w:szCs w:val="24"/>
+                <w:cs/>
+                <w:lang w:bidi="ta-IN"/>
+              </w:rPr>
+              <w:t>5</w:t>
+            </w:r>
+            <w:r>
+              <w:rPr>
+                <w:rFonts w:ascii="Latha" w:hAnsi="Latha" w:cs="Latha"/>
+                <w:b/>
+                <w:bCs/>
+                <w:szCs w:val="24"/>
+                <w:lang w:bidi="ta-IN"/>
+              </w:rPr>
+              <w:t>0</w:t>
+            </w:r>
+            <w:r>
+              <w:rPr>
+                <w:rFonts w:ascii="Latha" w:hAnsi="Latha" w:cs="Latha"/>
+                <w:b/>
+                <w:bCs/>
+                <w:szCs w:val="24"/>
+                <w:lang w:bidi="ta-IN"/>
               </w:rPr>
               <w:t>)</w:t>
             </w:r>
             <w:r>
               <w:rPr>
-                <w:rFonts w:ascii="BRH Devanagari Extra" w:hAnsi="BRH Devanagari Extra" w:cs="BRH Devanagari Extra"/>
-                <w:color w:val="000000"/>
-                <w:sz w:val="32"/>
-                <w:szCs w:val="40"/>
+                <w:rFonts w:ascii="Latha" w:hAnsi="Latha" w:cs="Latha"/>
+                <w:szCs w:val="24"/>
+                <w:lang w:bidi="ta-IN"/>
               </w:rPr>
               <w:tab/>
             </w:r>
             <w:r>
               <w:rPr>
-                <w:rFonts w:cs="BRH Devanagari Extra"/>
-                <w:color w:val="000000"/>
-                <w:szCs w:val="40"/>
-              </w:rPr>
-              <w:t>2</w:t>
-            </w:r>
-            <w:r>
-              <w:rPr>
-                <w:rFonts w:ascii="BRH Devanagari Extra" w:hAnsi="BRH Devanagari Extra" w:cs="BRH Devanagari Extra"/>
-                <w:color w:val="000000"/>
-                <w:sz w:val="32"/>
-                <w:szCs w:val="40"/>
+                <w:rFonts w:ascii="Latha" w:hAnsi="Latha" w:cs="Latha"/>
+                <w:b/>
+                <w:bCs/>
+                <w:szCs w:val="24"/>
+                <w:cs/>
+                <w:lang w:bidi="ta-IN"/>
+              </w:rPr>
+              <w:t>2.6</w:t>
+            </w:r>
+            <w:r>
+              <w:rPr>
+                <w:rFonts w:ascii="Latha" w:hAnsi="Latha" w:cs="Latha"/>
+                <w:b/>
+                <w:bCs/>
+                <w:szCs w:val="24"/>
+                <w:lang w:bidi="ta-IN"/>
               </w:rPr>
               <w:t>.</w:t>
             </w:r>
             <w:r>
               <w:rPr>
-                <w:rFonts w:cs="BRH Devanagari Extra"/>
-                <w:color w:val="000000"/>
-                <w:szCs w:val="40"/>
+                <w:rFonts w:ascii="Latha" w:hAnsi="Latha" w:cs="Latha"/>
+                <w:b/>
+                <w:bCs/>
+                <w:szCs w:val="24"/>
+                <w:cs/>
+                <w:lang w:bidi="ta-IN"/>
+              </w:rPr>
+              <w:t>5</w:t>
+            </w:r>
+            <w:r>
+              <w:rPr>
+                <w:rFonts w:ascii="Latha" w:hAnsi="Latha" w:cs="Latha"/>
+                <w:b/>
+                <w:bCs/>
+                <w:szCs w:val="24"/>
+                <w:lang w:bidi="ta-IN"/>
+              </w:rPr>
+              <w:t>.</w:t>
+            </w:r>
+            <w:r>
+              <w:rPr>
+                <w:rFonts w:ascii="Latha" w:hAnsi="Latha" w:cs="Latha"/>
+                <w:b/>
+                <w:bCs/>
+                <w:szCs w:val="24"/>
+                <w:cs/>
+                <w:lang w:bidi="ta-IN"/>
               </w:rPr>
               <w:t>6</w:t>
             </w:r>
             <w:r>
               <w:rPr>
-                <w:rFonts w:ascii="BRH Devanagari Extra" w:hAnsi="BRH Devanagari Extra" w:cs="BRH Devanagari Extra"/>
-                <w:color w:val="000000"/>
-                <w:sz w:val="32"/>
-                <w:szCs w:val="40"/>
-              </w:rPr>
-              <w:t>.</w:t>
-            </w:r>
-            <w:r>
-              <w:rPr>
-                <w:rFonts w:cs="BRH Devanagari Extra"/>
-                <w:color w:val="000000"/>
-                <w:szCs w:val="40"/>
-              </w:rPr>
-              <w:t>5</w:t>
-            </w:r>
-            <w:r>
-              <w:rPr>
-                <w:rFonts w:ascii="BRH Devanagari Extra" w:hAnsi="BRH Devanagari Extra" w:cs="BRH Devanagari Extra"/>
-                <w:color w:val="000000"/>
-                <w:sz w:val="32"/>
-                <w:szCs w:val="40"/>
-              </w:rPr>
-              <w:t>.</w:t>
-            </w:r>
-            <w:r>
-              <w:rPr>
-                <w:rFonts w:cs="BRH Devanagari Extra"/>
-                <w:color w:val="000000"/>
-                <w:szCs w:val="40"/>
+                <w:rFonts w:ascii="Latha" w:hAnsi="Latha" w:cs="Latha"/>
+                <w:b/>
+                <w:bCs/>
+                <w:szCs w:val="24"/>
+                <w:lang w:bidi="ta-IN"/>
+              </w:rPr>
+              <w:t>(4</w:t>
+            </w:r>
+            <w:r>
+              <w:rPr>
+                <w:rFonts w:ascii="Latha" w:hAnsi="Latha" w:cs="Latha"/>
+                <w:b/>
+                <w:bCs/>
+                <w:szCs w:val="24"/>
+                <w:cs/>
+                <w:lang w:bidi="ta-IN"/>
               </w:rPr>
               <w:t>6</w:t>
             </w:r>
             <w:r>
               <w:rPr>
-                <w:rFonts w:ascii="BRH Devanagari Extra" w:hAnsi="BRH Devanagari Extra" w:cs="BRH Devanagari Extra"/>
-                <w:color w:val="000000"/>
-                <w:sz w:val="32"/>
-                <w:szCs w:val="40"/>
-              </w:rPr>
-              <w:t>(</w:t>
-            </w:r>
-            <w:r>
-              <w:rPr>
-                <w:rFonts w:cs="BRH Devanagari Extra"/>
-                <w:color w:val="000000"/>
-                <w:szCs w:val="40"/>
-              </w:rPr>
-              <w:t>46</w:t>
-            </w:r>
-            <w:r>
-              <w:rPr>
-                <w:rFonts w:ascii="BRH Devanagari Extra" w:hAnsi="BRH Devanagari Extra" w:cs="BRH Devanagari Extra"/>
-                <w:color w:val="000000"/>
-                <w:sz w:val="32"/>
-                <w:szCs w:val="40"/>
+                <w:rFonts w:ascii="Latha" w:hAnsi="Latha" w:cs="Latha"/>
+                <w:b/>
+                <w:bCs/>
+                <w:szCs w:val="24"/>
+                <w:lang w:bidi="ta-IN"/>
               </w:rPr>
               <w:t>)</w:t>
             </w:r>
-            <w:proofErr w:type="gramStart"/>
-            <w:r>
-              <w:rPr>
-                <w:rFonts w:ascii="BRH Devanagari Extra" w:hAnsi="BRH Devanagari Extra" w:cs="BRH Devanagari Extra"/>
-                <w:color w:val="000000"/>
-                <w:sz w:val="32"/>
-                <w:szCs w:val="40"/>
-              </w:rPr>
-              <w:t>-  rÉiÉç</w:t>
-            </w:r>
-            <w:proofErr w:type="gramEnd"/>
-            <w:r>
-              <w:rPr>
-                <w:rFonts w:ascii="BRH Devanagari Extra" w:hAnsi="BRH Devanagari Extra" w:cs="BRH Devanagari Extra"/>
-                <w:color w:val="000000"/>
-                <w:sz w:val="32"/>
-                <w:szCs w:val="40"/>
-              </w:rPr>
-              <w:t xml:space="preserve"> | oÉëÔ</w:t>
-            </w:r>
-            <w:r>
-              <w:rPr>
-                <w:rFonts w:ascii="BRH Malayalam Extra" w:hAnsi="BRH Malayalam Extra" w:cs="BRH Devanagari Extra"/>
-                <w:color w:val="000000"/>
-                <w:szCs w:val="40"/>
-              </w:rPr>
-              <w:t>–</w:t>
-            </w:r>
-            <w:r>
-              <w:rPr>
-                <w:rFonts w:ascii="BRH Devanagari Extra" w:hAnsi="BRH Devanagari Extra" w:cs="BRH Devanagari Extra"/>
-                <w:color w:val="000000"/>
-                <w:sz w:val="32"/>
-                <w:szCs w:val="40"/>
+            <w:r>
+              <w:rPr>
+                <w:rFonts w:ascii="Latha" w:hAnsi="Latha" w:cs="Latha"/>
+                <w:szCs w:val="24"/>
+                <w:lang w:bidi="ta-IN"/>
+              </w:rPr>
+              <w:t xml:space="preserve">-  </w:t>
+            </w:r>
+            <w:r>
+              <w:rPr>
+                <w:rFonts w:ascii="Latha" w:hAnsi="Latha" w:cs="Latha"/>
+                <w:szCs w:val="24"/>
+                <w:cs/>
+                <w:lang w:bidi="ta-IN"/>
+              </w:rPr>
+              <w:t xml:space="preserve">யத் </w:t>
+            </w:r>
+            <w:r>
+              <w:rPr>
+                <w:rFonts w:ascii="Latha" w:hAnsi="Latha" w:cs="Latha"/>
+                <w:szCs w:val="24"/>
+                <w:lang w:bidi="ta-IN"/>
+              </w:rPr>
+              <w:t xml:space="preserve">| </w:t>
+            </w:r>
+            <w:r>
+              <w:rPr>
+                <w:rFonts w:ascii="Latha" w:hAnsi="Latha" w:cs="Latha"/>
+                <w:szCs w:val="24"/>
+                <w:cs/>
+                <w:lang w:bidi="ta-IN"/>
+              </w:rPr>
+              <w:t>ப்</w:t>
+            </w:r>
+            <w:r>
+              <w:rPr>
+                <w:rFonts w:ascii="Latha" w:hAnsi="Latha" w:cs="Latha"/>
+                <w:b/>
+                <w:bCs/>
+                <w:position w:val="-12"/>
+                <w:szCs w:val="24"/>
+                <w:cs/>
+                <w:lang w:bidi="ta-IN"/>
+              </w:rPr>
+              <w:t>3</w:t>
+            </w:r>
+            <w:r>
+              <w:rPr>
+                <w:rFonts w:ascii="Latha" w:hAnsi="Latha" w:cs="Latha"/>
+                <w:szCs w:val="24"/>
+                <w:cs/>
+                <w:lang w:bidi="ta-IN"/>
+              </w:rPr>
+              <w:t>ரூ</w:t>
+            </w:r>
+            <w:r>
+              <w:rPr>
+                <w:rFonts w:ascii="BRH Tamil Tab Extra" w:hAnsi="BRH Tamil Tab Extra" w:cs="Latha"/>
+                <w:b/>
+                <w:bCs/>
+                <w:szCs w:val="28"/>
+                <w:lang w:bidi="ta-IN"/>
+              </w:rPr>
+              <w:t>…</w:t>
+            </w:r>
+            <w:r>
+              <w:rPr>
+                <w:rFonts w:ascii="Latha" w:hAnsi="Latha" w:cs="Latha"/>
+                <w:szCs w:val="24"/>
                 <w:highlight w:val="yellow"/>
-              </w:rPr>
-              <w:t>rÉ</w:t>
-            </w:r>
-            <w:r>
-              <w:rPr>
-                <w:rFonts w:ascii="BRH Devanagari Extra" w:hAnsi="BRH Devanagari Extra" w:cs="BRH Devanagari Extra"/>
-                <w:color w:val="000000"/>
-                <w:sz w:val="32"/>
-                <w:szCs w:val="40"/>
-              </w:rPr>
-              <w:t>É</w:t>
-            </w:r>
-            <w:r>
-              <w:rPr>
-                <w:rFonts w:ascii="BRH Malayalam Extra" w:hAnsi="BRH Malayalam Extra" w:cs="BRH Devanagari Extra"/>
-                <w:color w:val="000000"/>
-                <w:szCs w:val="40"/>
-              </w:rPr>
-              <w:t>–</w:t>
-            </w:r>
-            <w:r>
-              <w:rPr>
-                <w:rFonts w:ascii="BRH Devanagari Extra" w:hAnsi="BRH Devanagari Extra" w:cs="BRH Devanagari Extra"/>
-                <w:color w:val="000000"/>
-                <w:sz w:val="32"/>
-                <w:szCs w:val="40"/>
-              </w:rPr>
-              <w:t>iÉç |</w:t>
+                <w:cs/>
+                <w:lang w:bidi="ta-IN"/>
+              </w:rPr>
+              <w:t>யா</w:t>
+            </w:r>
+            <w:r>
+              <w:rPr>
+                <w:rFonts w:ascii="BRH Tamil Tab Extra" w:hAnsi="BRH Tamil Tab Extra" w:cs="Latha"/>
+                <w:b/>
+                <w:bCs/>
+                <w:szCs w:val="28"/>
+                <w:lang w:bidi="ta-IN"/>
+              </w:rPr>
+              <w:t>…</w:t>
+            </w:r>
+            <w:r>
+              <w:rPr>
+                <w:rFonts w:ascii="Latha" w:hAnsi="Latha" w:cs="Latha"/>
+                <w:szCs w:val="24"/>
+                <w:highlight w:val="yellow"/>
+                <w:cs/>
+                <w:lang w:bidi="ta-IN"/>
+              </w:rPr>
+              <w:t>த்</w:t>
+            </w:r>
+            <w:r>
+              <w:rPr>
+                <w:rFonts w:ascii="Latha" w:hAnsi="Latha" w:cs="Latha"/>
+                <w:szCs w:val="24"/>
+                <w:cs/>
+                <w:lang w:bidi="ta-IN"/>
+              </w:rPr>
+              <w:t xml:space="preserve"> </w:t>
+            </w:r>
+            <w:r>
+              <w:rPr>
+                <w:rFonts w:ascii="Latha" w:hAnsi="Latha" w:cs="Latha"/>
+                <w:szCs w:val="24"/>
+                <w:lang w:bidi="ta-IN"/>
+              </w:rPr>
+              <w:t>|</w:t>
             </w:r>
           </w:p>
           <w:p>
@@ -448,86 +513,521 @@
             </w:pPr>
             <w:r>
               <w:rPr>
-                <w:rFonts w:ascii="BRH Devanagari Extra" w:hAnsi="BRH Devanagari Extra" w:cs="BRH Devanagari Extra"/>
-                <w:color w:val="000000"/>
-                <w:sz w:val="32"/>
-                <w:szCs w:val="40"/>
-              </w:rPr>
-              <w:t xml:space="preserve">rÉSè </w:t>
-            </w:r>
-            <w:r>
-              <w:rPr>
-                <w:rFonts w:ascii="BRH Devanagari Extra" w:hAnsi="BRH Devanagari Extra" w:cs="BRH Devanagari Extra"/>
-                <w:color w:val="000000"/>
-                <w:sz w:val="32"/>
-                <w:szCs w:val="40"/>
+                <w:rFonts w:ascii="Latha" w:hAnsi="Latha" w:cs="Latha"/>
+                <w:szCs w:val="24"/>
+                <w:cs/>
+                <w:lang w:bidi="ta-IN"/>
+              </w:rPr>
+              <w:t>யத்</w:t>
+            </w:r>
+            <w:r>
+              <w:rPr>
+                <w:rFonts w:ascii="Latha" w:hAnsi="Latha" w:cs="Latha"/>
+                <w:b/>
+                <w:bCs/>
+                <w:position w:val="-12"/>
+                <w:szCs w:val="24"/>
+                <w:cs/>
+                <w:lang w:bidi="ta-IN"/>
+              </w:rPr>
+              <w:t>3</w:t>
+            </w:r>
+            <w:r>
+              <w:rPr>
+                <w:rFonts w:ascii="Latha" w:hAnsi="Latha" w:cs="Latha"/>
+                <w:szCs w:val="24"/>
+                <w:cs/>
+                <w:lang w:bidi="ta-IN"/>
+              </w:rPr>
+              <w:t xml:space="preserve"> ப்</w:t>
+            </w:r>
+            <w:r>
+              <w:rPr>
+                <w:rFonts w:ascii="Latha" w:hAnsi="Latha" w:cs="Latha"/>
+                <w:b/>
+                <w:bCs/>
+                <w:position w:val="-12"/>
+                <w:szCs w:val="24"/>
                 <w:highlight w:val="yellow"/>
-              </w:rPr>
-              <w:t>o</w:t>
-            </w:r>
-            <w:r>
-              <w:rPr>
-                <w:rFonts w:ascii="BRH Devanagari Extra" w:hAnsi="BRH Devanagari Extra" w:cs="BRH Devanagari Extra"/>
-                <w:color w:val="000000"/>
-                <w:sz w:val="32"/>
-                <w:szCs w:val="40"/>
-              </w:rPr>
-              <w:t xml:space="preserve">ÉëÔþrÉÉSè </w:t>
-            </w:r>
-            <w:r>
-              <w:rPr>
-                <w:rFonts w:ascii="BRH Devanagari Extra" w:hAnsi="BRH Devanagari Extra" w:cs="BRH Devanagari Extra"/>
-                <w:color w:val="000000"/>
-                <w:sz w:val="32"/>
-                <w:szCs w:val="40"/>
+                <w:cs/>
+                <w:lang w:bidi="ta-IN"/>
+              </w:rPr>
+              <w:t>3</w:t>
+            </w:r>
+            <w:r>
+              <w:rPr>
+                <w:rFonts w:ascii="Latha" w:hAnsi="Latha" w:cs="Latha"/>
+                <w:szCs w:val="24"/>
                 <w:highlight w:val="yellow"/>
-              </w:rPr>
-              <w:t>oÉëÔrÉ</w:t>
-            </w:r>
-            <w:r>
-              <w:rPr>
-                <w:rFonts w:ascii="BRH Devanagari Extra" w:hAnsi="BRH Devanagari Extra" w:cs="BRH Devanagari Extra"/>
-                <w:color w:val="000000"/>
-                <w:sz w:val="32"/>
-                <w:szCs w:val="40"/>
-              </w:rPr>
-              <w:t>É</w:t>
-            </w:r>
-            <w:r>
-              <w:rPr>
-                <w:rFonts w:ascii="BRH Malayalam Extra" w:hAnsi="BRH Malayalam Extra" w:cs="BRH Devanagari Extra"/>
-                <w:color w:val="000000"/>
-                <w:szCs w:val="40"/>
-              </w:rPr>
-              <w:t>–</w:t>
-            </w:r>
-            <w:r>
-              <w:rPr>
-                <w:rFonts w:ascii="BRH Devanagari Extra" w:hAnsi="BRH Devanagari Extra" w:cs="BRH Devanagari Extra"/>
-                <w:color w:val="000000"/>
-                <w:sz w:val="32"/>
-                <w:szCs w:val="40"/>
-              </w:rPr>
-              <w:t xml:space="preserve">Sè rÉSè rÉSè </w:t>
-            </w:r>
-            <w:r>
-              <w:rPr>
-                <w:rFonts w:ascii="BRH Devanagari Extra" w:hAnsi="BRH Devanagari Extra" w:cs="BRH Devanagari Extra"/>
-                <w:color w:val="000000"/>
-                <w:sz w:val="32"/>
-                <w:szCs w:val="40"/>
+                <w:cs/>
+                <w:lang w:bidi="ta-IN"/>
+              </w:rPr>
+              <w:t>ரூ</w:t>
+            </w:r>
+            <w:r>
+              <w:rPr>
+                <w:rFonts w:ascii="BRH Tamil Tab Extra" w:hAnsi="BRH Tamil Tab Extra" w:cs="Latha"/>
+                <w:b/>
+                <w:bCs/>
+                <w:szCs w:val="28"/>
+                <w:lang w:bidi="ta-IN"/>
+              </w:rPr>
+              <w:t>†</w:t>
+            </w:r>
+            <w:r>
+              <w:rPr>
+                <w:rFonts w:ascii="Latha" w:hAnsi="Latha" w:cs="Latha"/>
+                <w:szCs w:val="24"/>
+                <w:cs/>
+                <w:lang w:bidi="ta-IN"/>
+              </w:rPr>
+              <w:t>யாத்</w:t>
+            </w:r>
+            <w:r>
+              <w:rPr>
+                <w:rFonts w:ascii="Latha" w:hAnsi="Latha" w:cs="Latha"/>
+                <w:b/>
+                <w:bCs/>
+                <w:position w:val="-12"/>
+                <w:szCs w:val="24"/>
+                <w:cs/>
+                <w:lang w:bidi="ta-IN"/>
+              </w:rPr>
+              <w:t>3</w:t>
+            </w:r>
+            <w:r>
+              <w:rPr>
+                <w:rFonts w:ascii="Latha" w:hAnsi="Latha" w:cs="Latha"/>
+                <w:szCs w:val="24"/>
+                <w:cs/>
+                <w:lang w:bidi="ta-IN"/>
+              </w:rPr>
+              <w:t xml:space="preserve"> </w:t>
+            </w:r>
+            <w:r>
+              <w:rPr>
+                <w:rFonts w:ascii="Latha" w:hAnsi="Latha" w:cs="Latha"/>
+                <w:szCs w:val="24"/>
                 <w:highlight w:val="yellow"/>
-              </w:rPr>
-              <w:t>oÉëÔ</w:t>
-            </w:r>
-            <w:r>
-              <w:rPr>
-                <w:rFonts w:ascii="BRH Devanagari Extra" w:hAnsi="BRH Devanagari Extra" w:cs="BRH Devanagari Extra"/>
-                <w:color w:val="000000"/>
-                <w:sz w:val="32"/>
-                <w:szCs w:val="40"/>
-              </w:rPr>
-              <w:t xml:space="preserve">þrÉÉiÉç | </w:t>
+                <w:cs/>
+                <w:lang w:bidi="ta-IN"/>
+              </w:rPr>
+              <w:t>ப்</w:t>
+            </w:r>
+            <w:r>
+              <w:rPr>
+                <w:rFonts w:ascii="Latha" w:hAnsi="Latha" w:cs="Latha"/>
+                <w:b/>
+                <w:bCs/>
+                <w:position w:val="-12"/>
+                <w:szCs w:val="24"/>
+                <w:highlight w:val="yellow"/>
+                <w:cs/>
+                <w:lang w:bidi="ta-IN"/>
+              </w:rPr>
+              <w:t>3</w:t>
+            </w:r>
+            <w:r>
+              <w:rPr>
+                <w:rFonts w:ascii="Latha" w:hAnsi="Latha" w:cs="Latha"/>
+                <w:szCs w:val="24"/>
+                <w:highlight w:val="yellow"/>
+                <w:cs/>
+                <w:lang w:bidi="ta-IN"/>
+              </w:rPr>
+              <w:t>ரூயா</w:t>
+            </w:r>
+            <w:r>
+              <w:rPr>
+                <w:rFonts w:ascii="BRH Tamil Tab Extra" w:hAnsi="BRH Tamil Tab Extra" w:cs="Latha"/>
+                <w:b/>
+                <w:bCs/>
+                <w:szCs w:val="28"/>
+                <w:highlight w:val="yellow"/>
+                <w:lang w:bidi="ta-IN"/>
+              </w:rPr>
+              <w:t>…</w:t>
+            </w:r>
+            <w:r>
+              <w:rPr>
+                <w:rFonts w:ascii="Latha" w:hAnsi="Latha" w:cs="Latha"/>
+                <w:szCs w:val="24"/>
+                <w:cs/>
+                <w:lang w:bidi="ta-IN"/>
+              </w:rPr>
+              <w:t>த்</w:t>
+            </w:r>
+            <w:r>
+              <w:rPr>
+                <w:rFonts w:ascii="Latha" w:hAnsi="Latha" w:cs="Latha"/>
+                <w:b/>
+                <w:bCs/>
+                <w:position w:val="-12"/>
+                <w:szCs w:val="24"/>
+                <w:cs/>
+                <w:lang w:bidi="ta-IN"/>
+              </w:rPr>
+              <w:t>3</w:t>
+            </w:r>
+            <w:r>
+              <w:rPr>
+                <w:rFonts w:ascii="Latha" w:hAnsi="Latha" w:cs="Latha"/>
+                <w:szCs w:val="24"/>
+                <w:cs/>
+                <w:lang w:bidi="ta-IN"/>
+              </w:rPr>
+              <w:t xml:space="preserve"> யத்</w:t>
+            </w:r>
+            <w:r>
+              <w:rPr>
+                <w:rFonts w:ascii="Latha" w:hAnsi="Latha" w:cs="Latha"/>
+                <w:b/>
+                <w:bCs/>
+                <w:position w:val="-12"/>
+                <w:szCs w:val="24"/>
+                <w:cs/>
+                <w:lang w:bidi="ta-IN"/>
+              </w:rPr>
+              <w:t>3</w:t>
+            </w:r>
+            <w:r>
+              <w:rPr>
+                <w:rFonts w:ascii="Latha" w:hAnsi="Latha" w:cs="Latha"/>
+                <w:szCs w:val="24"/>
+                <w:cs/>
+                <w:lang w:bidi="ta-IN"/>
+              </w:rPr>
+              <w:t xml:space="preserve"> யத்</w:t>
+            </w:r>
+            <w:r>
+              <w:rPr>
+                <w:rFonts w:ascii="Latha" w:hAnsi="Latha" w:cs="Latha"/>
+                <w:b/>
+                <w:bCs/>
+                <w:position w:val="-12"/>
+                <w:szCs w:val="24"/>
+                <w:cs/>
+                <w:lang w:bidi="ta-IN"/>
+              </w:rPr>
+              <w:t>3</w:t>
+            </w:r>
+            <w:r>
+              <w:rPr>
+                <w:rFonts w:ascii="Latha" w:hAnsi="Latha" w:cs="Latha"/>
+                <w:szCs w:val="24"/>
+                <w:cs/>
+                <w:lang w:bidi="ta-IN"/>
+              </w:rPr>
+              <w:t xml:space="preserve"> </w:t>
+            </w:r>
+            <w:r>
+              <w:rPr>
+                <w:rFonts w:ascii="Latha" w:hAnsi="Latha" w:cs="Latha"/>
+                <w:szCs w:val="24"/>
+                <w:highlight w:val="yellow"/>
+                <w:cs/>
+                <w:lang w:bidi="ta-IN"/>
+              </w:rPr>
+              <w:t>ப்</w:t>
+            </w:r>
+            <w:r>
+              <w:rPr>
+                <w:rFonts w:ascii="Latha" w:hAnsi="Latha" w:cs="Latha"/>
+                <w:b/>
+                <w:bCs/>
+                <w:position w:val="-12"/>
+                <w:szCs w:val="24"/>
+                <w:highlight w:val="yellow"/>
+                <w:cs/>
+                <w:lang w:bidi="ta-IN"/>
+              </w:rPr>
+              <w:t>3</w:t>
+            </w:r>
+            <w:r>
+              <w:rPr>
+                <w:rFonts w:ascii="Latha" w:hAnsi="Latha" w:cs="Latha"/>
+                <w:szCs w:val="24"/>
+                <w:highlight w:val="yellow"/>
+                <w:cs/>
+                <w:lang w:bidi="ta-IN"/>
+              </w:rPr>
+              <w:t>ரூ</w:t>
+            </w:r>
+            <w:r>
+              <w:rPr>
+                <w:rFonts w:ascii="BRH Tamil Tab Extra" w:hAnsi="BRH Tamil Tab Extra" w:cs="Latha"/>
+                <w:b/>
+                <w:bCs/>
+                <w:szCs w:val="28"/>
+                <w:lang w:bidi="ta-IN"/>
+              </w:rPr>
+              <w:t>†</w:t>
+            </w:r>
+            <w:r>
+              <w:rPr>
+                <w:rFonts w:ascii="Latha" w:hAnsi="Latha" w:cs="Latha"/>
+                <w:szCs w:val="24"/>
+                <w:cs/>
+                <w:lang w:bidi="ta-IN"/>
+              </w:rPr>
+              <w:t xml:space="preserve">யாத் </w:t>
+            </w:r>
+            <w:r>
+              <w:rPr>
+                <w:rFonts w:ascii="Latha" w:hAnsi="Latha" w:cs="Latha"/>
+                <w:szCs w:val="24"/>
+                <w:lang w:bidi="ta-IN"/>
+              </w:rPr>
+              <w:t>|</w:t>
+            </w:r>
+          </w:p>
+          <w:p>
+            <w:pPr>
+              <w:autoSpaceDE w:val="0"/>
+              <w:autoSpaceDN w:val="0"/>
+              <w:adjustRightInd w:val="0"/>
+              <w:rPr>
+                <w:rFonts w:ascii="Latha" w:hAnsi="Latha" w:cs="Latha"/>
+                <w:szCs w:val="24"/>
+                <w:lang w:bidi="ta-IN"/>
+              </w:rPr>
+            </w:pPr>
+            <w:r>
+              <w:rPr>
+                <w:rFonts w:ascii="Latha" w:hAnsi="Latha" w:cs="Latha"/>
+                <w:b/>
+                <w:bCs/>
+                <w:szCs w:val="24"/>
+                <w:cs/>
+                <w:lang w:bidi="ta-IN"/>
+              </w:rPr>
+              <w:t>51</w:t>
+            </w:r>
+            <w:r>
+              <w:rPr>
+                <w:rFonts w:ascii="Latha" w:hAnsi="Latha" w:cs="Latha"/>
+                <w:b/>
+                <w:bCs/>
+                <w:szCs w:val="24"/>
+                <w:lang w:bidi="ta-IN"/>
+              </w:rPr>
+              <w:t>)</w:t>
+            </w:r>
+            <w:r>
+              <w:rPr>
+                <w:rFonts w:ascii="Latha" w:hAnsi="Latha" w:cs="Latha"/>
+                <w:szCs w:val="24"/>
+                <w:lang w:bidi="ta-IN"/>
+              </w:rPr>
+              <w:tab/>
+            </w:r>
+            <w:r>
+              <w:rPr>
+                <w:rFonts w:ascii="Latha" w:hAnsi="Latha" w:cs="Latha"/>
+                <w:b/>
+                <w:bCs/>
+                <w:szCs w:val="24"/>
+                <w:cs/>
+                <w:lang w:bidi="ta-IN"/>
+              </w:rPr>
+              <w:t>2.6</w:t>
+            </w:r>
+            <w:r>
+              <w:rPr>
+                <w:rFonts w:ascii="Latha" w:hAnsi="Latha" w:cs="Latha"/>
+                <w:b/>
+                <w:bCs/>
+                <w:szCs w:val="24"/>
+                <w:lang w:bidi="ta-IN"/>
+              </w:rPr>
+              <w:t>.</w:t>
+            </w:r>
+            <w:r>
+              <w:rPr>
+                <w:rFonts w:ascii="Latha" w:hAnsi="Latha" w:cs="Latha"/>
+                <w:b/>
+                <w:bCs/>
+                <w:szCs w:val="24"/>
+                <w:cs/>
+                <w:lang w:bidi="ta-IN"/>
+              </w:rPr>
+              <w:t>5</w:t>
+            </w:r>
+            <w:r>
+              <w:rPr>
+                <w:rFonts w:ascii="Latha" w:hAnsi="Latha" w:cs="Latha"/>
+                <w:b/>
+                <w:bCs/>
+                <w:szCs w:val="24"/>
+                <w:lang w:bidi="ta-IN"/>
+              </w:rPr>
+              <w:t>.</w:t>
+            </w:r>
+            <w:r>
+              <w:rPr>
+                <w:rFonts w:ascii="Latha" w:hAnsi="Latha" w:cs="Latha"/>
+                <w:b/>
+                <w:bCs/>
+                <w:szCs w:val="24"/>
+                <w:cs/>
+                <w:lang w:bidi="ta-IN"/>
+              </w:rPr>
+              <w:t>6</w:t>
+            </w:r>
+            <w:r>
+              <w:rPr>
+                <w:rFonts w:ascii="Latha" w:hAnsi="Latha" w:cs="Latha"/>
+                <w:b/>
+                <w:bCs/>
+                <w:szCs w:val="24"/>
+                <w:lang w:bidi="ta-IN"/>
+              </w:rPr>
+              <w:t>(4</w:t>
+            </w:r>
+            <w:r>
+              <w:rPr>
+                <w:rFonts w:ascii="Latha" w:hAnsi="Latha" w:cs="Latha"/>
+                <w:b/>
+                <w:bCs/>
+                <w:szCs w:val="24"/>
+                <w:cs/>
+                <w:lang w:bidi="ta-IN"/>
+              </w:rPr>
+              <w:t>7</w:t>
+            </w:r>
+            <w:r>
+              <w:rPr>
+                <w:rFonts w:ascii="Latha" w:hAnsi="Latha" w:cs="Latha"/>
+                <w:b/>
+                <w:bCs/>
+                <w:szCs w:val="24"/>
+                <w:lang w:bidi="ta-IN"/>
+              </w:rPr>
+              <w:t>)</w:t>
+            </w:r>
+            <w:r>
+              <w:rPr>
+                <w:rFonts w:ascii="Latha" w:hAnsi="Latha" w:cs="Latha"/>
+                <w:szCs w:val="24"/>
+                <w:lang w:bidi="ta-IN"/>
+              </w:rPr>
+              <w:t xml:space="preserve">-  </w:t>
+            </w:r>
+            <w:r>
+              <w:rPr>
+                <w:rFonts w:ascii="Latha" w:hAnsi="Latha" w:cs="Latha"/>
+                <w:szCs w:val="24"/>
+                <w:cs/>
+                <w:lang w:bidi="ta-IN"/>
+              </w:rPr>
+              <w:t>ப்</w:t>
+            </w:r>
+            <w:r>
+              <w:rPr>
+                <w:rFonts w:ascii="Latha" w:hAnsi="Latha" w:cs="Latha"/>
+                <w:b/>
+                <w:bCs/>
+                <w:position w:val="-12"/>
+                <w:szCs w:val="24"/>
+                <w:cs/>
+                <w:lang w:bidi="ta-IN"/>
+              </w:rPr>
+              <w:t>3</w:t>
+            </w:r>
+            <w:r>
+              <w:rPr>
+                <w:rFonts w:ascii="Latha" w:hAnsi="Latha" w:cs="Latha"/>
+                <w:szCs w:val="24"/>
+                <w:cs/>
+                <w:lang w:bidi="ta-IN"/>
+              </w:rPr>
+              <w:t>ரூ</w:t>
+            </w:r>
+            <w:r>
+              <w:rPr>
+                <w:rFonts w:ascii="BRH Tamil Tab Extra" w:hAnsi="BRH Tamil Tab Extra" w:cs="Latha"/>
+                <w:b/>
+                <w:bCs/>
+                <w:szCs w:val="28"/>
+                <w:highlight w:val="yellow"/>
+                <w:lang w:bidi="ta-IN"/>
+              </w:rPr>
+              <w:t>…</w:t>
+            </w:r>
+            <w:r>
+              <w:rPr>
+                <w:rFonts w:ascii="Latha" w:hAnsi="Latha" w:cs="Latha"/>
+                <w:szCs w:val="24"/>
+                <w:highlight w:val="yellow"/>
+                <w:cs/>
+                <w:lang w:bidi="ta-IN"/>
+              </w:rPr>
+              <w:t>யாத்</w:t>
+            </w:r>
+            <w:r>
+              <w:rPr>
+                <w:rFonts w:ascii="Latha" w:hAnsi="Latha" w:cs="Latha"/>
+                <w:szCs w:val="24"/>
+                <w:cs/>
+                <w:lang w:bidi="ta-IN"/>
+              </w:rPr>
+              <w:t xml:space="preserve"> </w:t>
+            </w:r>
+            <w:r>
+              <w:rPr>
+                <w:rFonts w:ascii="Latha" w:hAnsi="Latha" w:cs="Latha"/>
+                <w:szCs w:val="24"/>
+                <w:lang w:bidi="ta-IN"/>
+              </w:rPr>
+              <w:t xml:space="preserve">| </w:t>
+            </w:r>
+            <w:r>
+              <w:rPr>
+                <w:rFonts w:ascii="Latha" w:hAnsi="Latha" w:cs="Latha"/>
+                <w:szCs w:val="24"/>
+                <w:cs/>
+                <w:lang w:bidi="ta-IN"/>
+              </w:rPr>
+              <w:t>அக</w:t>
+            </w:r>
+            <w:r>
+              <w:rPr>
+                <w:rFonts w:ascii="Latha" w:hAnsi="Latha" w:cs="Latha"/>
+                <w:b/>
+                <w:bCs/>
+                <w:position w:val="-12"/>
+                <w:szCs w:val="24"/>
+                <w:cs/>
+                <w:lang w:bidi="ta-IN"/>
+              </w:rPr>
+              <w:t>3</w:t>
+            </w:r>
+            <w:r>
+              <w:rPr>
+                <w:rFonts w:ascii="Latha" w:hAnsi="Latha" w:cs="Latha"/>
+                <w:szCs w:val="24"/>
+                <w:cs/>
+                <w:lang w:bidi="ta-IN"/>
+              </w:rPr>
+              <w:t>ன்ன்</w:t>
+            </w:r>
+            <w:r>
+              <w:rPr>
+                <w:rFonts w:ascii="BRH Tamil Tab Extra" w:hAnsi="BRH Tamil Tab Extra" w:cs="Latha"/>
+                <w:b/>
+                <w:bCs/>
+                <w:szCs w:val="28"/>
+                <w:lang w:bidi="ta-IN"/>
+              </w:rPr>
+              <w:t>†</w:t>
+            </w:r>
+            <w:r>
+              <w:rPr>
+                <w:rFonts w:ascii="Latha" w:hAnsi="Latha" w:cs="Latha"/>
+                <w:szCs w:val="24"/>
+                <w:lang w:bidi="ta-IN"/>
+              </w:rPr>
+              <w:t xml:space="preserve"> |</w:t>
             </w:r>
           </w:p>
           <w:p>
@@ -538,314 +1038,346 @@
               <w:adjustRightInd w:val="0"/>
               <w:spacing w:before="0" w:line="240" w:lineRule="auto"/>
               <w:rPr>
-                <w:rFonts w:ascii="BRH Devanagari Extra" w:hAnsi="BRH Devanagari Extra" w:cs="BRH Devanagari Extra"/>
-                <w:color w:val="000000"/>
-                <w:sz w:val="32"/>
-                <w:szCs w:val="40"/>
-              </w:rPr>
-            </w:pPr>
-            <w:r>
-              <w:rPr>
-                <w:rFonts w:cs="BRH Devanagari Extra"/>
-                <w:color w:val="000000"/>
-                <w:szCs w:val="40"/>
-              </w:rPr>
-              <w:t>51</w:t>
-            </w:r>
-            <w:r>
-              <w:rPr>
-                <w:rFonts w:ascii="BRH Devanagari Extra" w:hAnsi="BRH Devanagari Extra" w:cs="BRH Devanagari Extra"/>
-                <w:color w:val="000000"/>
-                <w:sz w:val="32"/>
-                <w:szCs w:val="40"/>
-              </w:rPr>
-              <w:t>)</w:t>
-            </w:r>
-            <w:r>
-              <w:rPr>
-                <w:rFonts w:ascii="BRH Devanagari Extra" w:hAnsi="BRH Devanagari Extra" w:cs="BRH Devanagari Extra"/>
-                <w:color w:val="000000"/>
-                <w:sz w:val="32"/>
-                <w:szCs w:val="40"/>
-              </w:rPr>
-              <w:tab/>
-            </w:r>
-            <w:r>
-              <w:rPr>
-                <w:rFonts w:cs="BRH Devanagari Extra"/>
-                <w:color w:val="000000"/>
-                <w:szCs w:val="40"/>
-              </w:rPr>
-              <w:t>2</w:t>
-            </w:r>
-            <w:r>
-              <w:rPr>
-                <w:rFonts w:ascii="BRH Devanagari Extra" w:hAnsi="BRH Devanagari Extra" w:cs="BRH Devanagari Extra"/>
-                <w:color w:val="000000"/>
-                <w:sz w:val="32"/>
-                <w:szCs w:val="40"/>
-              </w:rPr>
-              <w:t>.</w:t>
-            </w:r>
-            <w:r>
-              <w:rPr>
-                <w:rFonts w:cs="BRH Devanagari Extra"/>
-                <w:color w:val="000000"/>
-                <w:szCs w:val="40"/>
-              </w:rPr>
-              <w:t>6</w:t>
-            </w:r>
-            <w:r>
-              <w:rPr>
-                <w:rFonts w:ascii="BRH Devanagari Extra" w:hAnsi="BRH Devanagari Extra" w:cs="BRH Devanagari Extra"/>
-                <w:color w:val="000000"/>
-                <w:sz w:val="32"/>
-                <w:szCs w:val="40"/>
-              </w:rPr>
-              <w:t>.</w:t>
-            </w:r>
-            <w:r>
-              <w:rPr>
-                <w:rFonts w:cs="BRH Devanagari Extra"/>
-                <w:color w:val="000000"/>
-                <w:szCs w:val="40"/>
-              </w:rPr>
-              <w:t>5</w:t>
-            </w:r>
-            <w:r>
-              <w:rPr>
-                <w:rFonts w:ascii="BRH Devanagari Extra" w:hAnsi="BRH Devanagari Extra" w:cs="BRH Devanagari Extra"/>
-                <w:color w:val="000000"/>
-                <w:sz w:val="32"/>
-                <w:szCs w:val="40"/>
-              </w:rPr>
-              <w:t>.</w:t>
-            </w:r>
-            <w:r>
-              <w:rPr>
-                <w:rFonts w:cs="BRH Devanagari Extra"/>
-                <w:color w:val="000000"/>
-                <w:szCs w:val="40"/>
-              </w:rPr>
-              <w:t>6</w:t>
-            </w:r>
-            <w:r>
-              <w:rPr>
-                <w:rFonts w:ascii="BRH Devanagari Extra" w:hAnsi="BRH Devanagari Extra" w:cs="BRH Devanagari Extra"/>
-                <w:color w:val="000000"/>
-                <w:sz w:val="32"/>
-                <w:szCs w:val="40"/>
-              </w:rPr>
-              <w:t>(</w:t>
-            </w:r>
-            <w:r>
-              <w:rPr>
-                <w:rFonts w:cs="BRH Devanagari Extra"/>
-                <w:color w:val="000000"/>
-                <w:szCs w:val="40"/>
-              </w:rPr>
-              <w:t>47</w:t>
-            </w:r>
-            <w:r>
-              <w:rPr>
-                <w:rFonts w:ascii="BRH Devanagari Extra" w:hAnsi="BRH Devanagari Extra" w:cs="BRH Devanagari Extra"/>
-                <w:color w:val="000000"/>
-                <w:sz w:val="32"/>
-                <w:szCs w:val="40"/>
-              </w:rPr>
-              <w:t>)</w:t>
-            </w:r>
-            <w:proofErr w:type="gramStart"/>
-            <w:r>
-              <w:rPr>
-                <w:rFonts w:ascii="BRH Devanagari Extra" w:hAnsi="BRH Devanagari Extra" w:cs="BRH Devanagari Extra"/>
-                <w:color w:val="000000"/>
-                <w:sz w:val="32"/>
-                <w:szCs w:val="40"/>
-              </w:rPr>
-              <w:t>-  oÉëÔ</w:t>
-            </w:r>
-            <w:proofErr w:type="gramEnd"/>
-            <w:r>
-              <w:rPr>
-                <w:rFonts w:ascii="BRH Malayalam Extra" w:hAnsi="BRH Malayalam Extra" w:cs="BRH Devanagari Extra"/>
-                <w:color w:val="000000"/>
-                <w:szCs w:val="40"/>
-              </w:rPr>
-              <w:t>–</w:t>
-            </w:r>
-            <w:r>
-              <w:rPr>
-                <w:rFonts w:ascii="BRH Devanagari Extra" w:hAnsi="BRH Devanagari Extra" w:cs="BRH Devanagari Extra"/>
-                <w:color w:val="000000"/>
-                <w:sz w:val="32"/>
-                <w:szCs w:val="40"/>
-                <w:highlight w:val="yellow"/>
-              </w:rPr>
-              <w:t>rÉÉ</w:t>
-            </w:r>
-            <w:r>
-              <w:rPr>
-                <w:rFonts w:ascii="BRH Malayalam Extra" w:hAnsi="BRH Malayalam Extra" w:cs="BRH Devanagari Extra"/>
-                <w:color w:val="000000"/>
-                <w:szCs w:val="40"/>
-              </w:rPr>
-              <w:t>–</w:t>
-            </w:r>
-            <w:r>
-              <w:rPr>
-                <w:rFonts w:ascii="BRH Devanagari Extra" w:hAnsi="BRH Devanagari Extra" w:cs="BRH Devanagari Extra"/>
-                <w:color w:val="000000"/>
-                <w:sz w:val="32"/>
-                <w:szCs w:val="40"/>
-              </w:rPr>
-              <w:t>iÉç | AaÉ³Éçþ |</w:t>
-            </w:r>
-          </w:p>
-          <w:p>
-            <w:pPr>
-              <w:widowControl w:val="0"/>
-              <w:autoSpaceDE w:val="0"/>
-              <w:autoSpaceDN w:val="0"/>
-              <w:adjustRightInd w:val="0"/>
-              <w:spacing w:before="0" w:line="240" w:lineRule="auto"/>
-              <w:rPr>
-                <w:rFonts w:ascii="BRH Devanagari Extra" w:hAnsi="BRH Devanagari Extra" w:cs="BRH Devanagari Extra"/>
-                <w:color w:val="000000"/>
-                <w:sz w:val="32"/>
-                <w:szCs w:val="40"/>
-              </w:rPr>
-            </w:pPr>
-            <w:r>
-              <w:rPr>
-                <w:rFonts w:ascii="BRH Devanagari Extra" w:hAnsi="BRH Devanagari Extra" w:cs="BRH Devanagari Extra"/>
-                <w:color w:val="000000"/>
-                <w:sz w:val="32"/>
-                <w:szCs w:val="40"/>
-              </w:rPr>
-              <w:t>oÉëÔ</w:t>
-            </w:r>
-            <w:r>
-              <w:rPr>
-                <w:rFonts w:ascii="BRH Malayalam Extra" w:hAnsi="BRH Malayalam Extra" w:cs="BRH Devanagari Extra"/>
-                <w:color w:val="000000"/>
-                <w:szCs w:val="40"/>
-                <w:highlight w:val="yellow"/>
-              </w:rPr>
-              <w:t>–</w:t>
-            </w:r>
-            <w:r>
-              <w:rPr>
-                <w:rFonts w:ascii="BRH Devanagari Extra" w:hAnsi="BRH Devanagari Extra" w:cs="BRH Devanagari Extra"/>
-                <w:color w:val="000000"/>
-                <w:sz w:val="32"/>
-                <w:szCs w:val="40"/>
-                <w:highlight w:val="yellow"/>
-              </w:rPr>
-              <w:t>rÉÉ</w:t>
-            </w:r>
-            <w:r>
-              <w:rPr>
-                <w:rFonts w:ascii="BRH Malayalam Extra" w:hAnsi="BRH Malayalam Extra" w:cs="BRH Devanagari Extra"/>
-                <w:color w:val="000000"/>
-                <w:szCs w:val="40"/>
-              </w:rPr>
-              <w:t>–</w:t>
-            </w:r>
-            <w:r>
-              <w:rPr>
-                <w:rFonts w:ascii="BRH Devanagari Extra" w:hAnsi="BRH Devanagari Extra" w:cs="BRH Devanagari Extra"/>
-                <w:color w:val="000000"/>
-                <w:sz w:val="32"/>
-                <w:szCs w:val="40"/>
-              </w:rPr>
-              <w:t xml:space="preserve"> SaÉ</w:t>
-            </w:r>
-            <w:r>
-              <w:rPr>
-                <w:rFonts w:ascii="BRH Malayalam Extra" w:hAnsi="BRH Malayalam Extra" w:cs="BRH Devanagari Extra"/>
-                <w:color w:val="000000"/>
-                <w:szCs w:val="40"/>
-              </w:rPr>
-              <w:t>–</w:t>
-            </w:r>
-            <w:r>
-              <w:rPr>
-                <w:rFonts w:ascii="BRH Devanagari Extra" w:hAnsi="BRH Devanagari Extra" w:cs="BRH Devanagari Extra"/>
-                <w:color w:val="000000"/>
-                <w:sz w:val="32"/>
-                <w:szCs w:val="40"/>
-              </w:rPr>
-              <w:t xml:space="preserve">lÉç lÉaÉþlÉç </w:t>
-            </w:r>
-            <w:r>
-              <w:rPr>
-                <w:rFonts w:ascii="BRH Devanagari Extra" w:hAnsi="BRH Devanagari Extra" w:cs="BRH Devanagari Extra"/>
-                <w:color w:val="000000"/>
-                <w:sz w:val="32"/>
-                <w:szCs w:val="40"/>
-                <w:highlight w:val="yellow"/>
-              </w:rPr>
-              <w:t>oÉ</w:t>
-            </w:r>
-            <w:r>
-              <w:rPr>
-                <w:rFonts w:ascii="BRH Devanagari Extra" w:hAnsi="BRH Devanagari Extra" w:cs="BRH Devanagari Extra"/>
-                <w:color w:val="000000"/>
-                <w:sz w:val="32"/>
-                <w:szCs w:val="40"/>
-              </w:rPr>
-              <w:t xml:space="preserve">ëÔrÉÉSè </w:t>
-            </w:r>
-            <w:r>
-              <w:rPr>
-                <w:rFonts w:ascii="BRH Devanagari Extra" w:hAnsi="BRH Devanagari Extra" w:cs="BRH Devanagari Extra"/>
-                <w:color w:val="000000"/>
-                <w:sz w:val="32"/>
-                <w:szCs w:val="40"/>
-                <w:highlight w:val="yellow"/>
-              </w:rPr>
-              <w:t>oÉëÔrÉ</w:t>
-            </w:r>
-            <w:r>
-              <w:rPr>
-                <w:rFonts w:ascii="BRH Devanagari Extra" w:hAnsi="BRH Devanagari Extra" w:cs="BRH Devanagari Extra"/>
-                <w:color w:val="000000"/>
-                <w:sz w:val="32"/>
-                <w:szCs w:val="40"/>
-              </w:rPr>
-              <w:t>É</w:t>
-            </w:r>
-            <w:r>
-              <w:rPr>
-                <w:rFonts w:ascii="BRH Malayalam Extra" w:hAnsi="BRH Malayalam Extra" w:cs="BRH Devanagari Extra"/>
-                <w:color w:val="000000"/>
-                <w:szCs w:val="40"/>
-              </w:rPr>
-              <w:t>–</w:t>
-            </w:r>
-            <w:r>
-              <w:rPr>
-                <w:rFonts w:ascii="BRH Devanagari Extra" w:hAnsi="BRH Devanagari Extra" w:cs="BRH Devanagari Extra"/>
-                <w:color w:val="000000"/>
-                <w:sz w:val="32"/>
-                <w:szCs w:val="40"/>
-              </w:rPr>
-              <w:t xml:space="preserve"> SaÉ³Éçþ | </w:t>
-            </w:r>
-          </w:p>
-          <w:p>
-            <w:pPr>
-              <w:widowControl w:val="0"/>
-              <w:autoSpaceDE w:val="0"/>
-              <w:autoSpaceDN w:val="0"/>
-              <w:adjustRightInd w:val="0"/>
-              <w:spacing w:before="0" w:line="240" w:lineRule="auto"/>
-              <w:rPr>
                 <w:rFonts w:cs="BRH Malayalam Extra"/>
                 <w:szCs w:val="40"/>
               </w:rPr>
             </w:pPr>
+            <w:r>
+              <w:rPr>
+                <w:rFonts w:ascii="Latha" w:hAnsi="Latha" w:cs="Latha"/>
+                <w:szCs w:val="24"/>
+                <w:cs/>
+                <w:lang w:bidi="ta-IN"/>
+              </w:rPr>
+              <w:t>ப்</w:t>
+            </w:r>
+            <w:r>
+              <w:rPr>
+                <w:rFonts w:ascii="Latha" w:hAnsi="Latha" w:cs="Latha"/>
+                <w:b/>
+                <w:bCs/>
+                <w:position w:val="-12"/>
+                <w:szCs w:val="24"/>
+                <w:cs/>
+                <w:lang w:bidi="ta-IN"/>
+              </w:rPr>
+              <w:t>3</w:t>
+            </w:r>
+            <w:r>
+              <w:rPr>
+                <w:rFonts w:ascii="Latha" w:hAnsi="Latha" w:cs="Latha"/>
+                <w:szCs w:val="24"/>
+                <w:cs/>
+                <w:lang w:bidi="ta-IN"/>
+              </w:rPr>
+              <w:t>ரூ</w:t>
+            </w:r>
+            <w:r>
+              <w:rPr>
+                <w:rFonts w:ascii="BRH Tamil Tab Extra" w:hAnsi="BRH Tamil Tab Extra" w:cs="Latha"/>
+                <w:b/>
+                <w:bCs/>
+                <w:szCs w:val="28"/>
+                <w:lang w:bidi="ta-IN"/>
+              </w:rPr>
+              <w:t>…</w:t>
+            </w:r>
+            <w:r>
+              <w:rPr>
+                <w:rFonts w:ascii="Latha" w:hAnsi="Latha" w:cs="Latha"/>
+                <w:szCs w:val="24"/>
+                <w:highlight w:val="yellow"/>
+                <w:cs/>
+                <w:lang w:bidi="ta-IN"/>
+              </w:rPr>
+              <w:t>யா</w:t>
+            </w:r>
+            <w:r>
+              <w:rPr>
+                <w:rFonts w:ascii="BRH Tamil Tab Extra" w:hAnsi="BRH Tamil Tab Extra" w:cs="Latha"/>
+                <w:b/>
+                <w:bCs/>
+                <w:szCs w:val="28"/>
+                <w:lang w:bidi="ta-IN"/>
+              </w:rPr>
+              <w:t>…</w:t>
+            </w:r>
+            <w:r>
+              <w:rPr>
+                <w:rFonts w:ascii="Latha" w:hAnsi="Latha" w:cs="Latha"/>
+                <w:szCs w:val="24"/>
+                <w:lang w:bidi="ta-IN"/>
+              </w:rPr>
+              <w:t xml:space="preserve"> </w:t>
+            </w:r>
+            <w:r>
+              <w:rPr>
+                <w:rFonts w:ascii="Latha" w:hAnsi="Latha" w:cs="Latha"/>
+                <w:szCs w:val="24"/>
+                <w:cs/>
+                <w:lang w:bidi="ta-IN"/>
+              </w:rPr>
+              <w:t>த</w:t>
+            </w:r>
+            <w:r>
+              <w:rPr>
+                <w:rFonts w:ascii="Latha" w:hAnsi="Latha" w:cs="Latha"/>
+                <w:b/>
+                <w:bCs/>
+                <w:position w:val="-12"/>
+                <w:szCs w:val="24"/>
+                <w:cs/>
+                <w:lang w:bidi="ta-IN"/>
+              </w:rPr>
+              <w:t>3</w:t>
+            </w:r>
+            <w:r>
+              <w:rPr>
+                <w:rFonts w:ascii="Latha" w:hAnsi="Latha" w:cs="Latha"/>
+                <w:szCs w:val="24"/>
+                <w:cs/>
+                <w:lang w:bidi="ta-IN"/>
+              </w:rPr>
+              <w:t>க</w:t>
+            </w:r>
+            <w:r>
+              <w:rPr>
+                <w:rFonts w:ascii="BRH Tamil Tab Extra" w:hAnsi="BRH Tamil Tab Extra" w:cs="Latha"/>
+                <w:b/>
+                <w:bCs/>
+                <w:szCs w:val="28"/>
+                <w:lang w:bidi="ta-IN"/>
+              </w:rPr>
+              <w:t>…</w:t>
+            </w:r>
+            <w:r>
+              <w:rPr>
+                <w:rFonts w:ascii="Latha" w:hAnsi="Latha" w:cs="Latha"/>
+                <w:b/>
+                <w:bCs/>
+                <w:position w:val="-12"/>
+                <w:szCs w:val="24"/>
+                <w:cs/>
+                <w:lang w:bidi="ta-IN"/>
+              </w:rPr>
+              <w:t>3</w:t>
+            </w:r>
+            <w:r>
+              <w:rPr>
+                <w:rFonts w:ascii="Latha" w:hAnsi="Latha" w:cs="Latha"/>
+                <w:szCs w:val="24"/>
+                <w:cs/>
+                <w:lang w:bidi="ta-IN"/>
+              </w:rPr>
+              <w:t>ன் நக</w:t>
+            </w:r>
+            <w:r>
+              <w:rPr>
+                <w:rFonts w:ascii="BRH Tamil Tab Extra" w:hAnsi="BRH Tamil Tab Extra" w:cs="Latha"/>
+                <w:b/>
+                <w:bCs/>
+                <w:szCs w:val="28"/>
+                <w:lang w:bidi="ta-IN"/>
+              </w:rPr>
+              <w:t>†</w:t>
+            </w:r>
+            <w:r>
+              <w:rPr>
+                <w:rFonts w:ascii="Latha" w:hAnsi="Latha" w:cs="Latha"/>
+                <w:b/>
+                <w:bCs/>
+                <w:position w:val="-12"/>
+                <w:szCs w:val="24"/>
+                <w:cs/>
+                <w:lang w:bidi="ta-IN"/>
+              </w:rPr>
+              <w:t>3</w:t>
+            </w:r>
+            <w:r>
+              <w:rPr>
+                <w:rFonts w:ascii="Latha" w:hAnsi="Latha" w:cs="Latha"/>
+                <w:szCs w:val="24"/>
+                <w:cs/>
+                <w:lang w:bidi="ta-IN"/>
+              </w:rPr>
+              <w:t xml:space="preserve">ன் </w:t>
+            </w:r>
+            <w:r>
+              <w:rPr>
+                <w:rFonts w:ascii="Latha" w:hAnsi="Latha" w:cs="Latha"/>
+                <w:szCs w:val="24"/>
+                <w:highlight w:val="yellow"/>
+                <w:cs/>
+                <w:lang w:bidi="ta-IN"/>
+              </w:rPr>
+              <w:t>ப்</w:t>
+            </w:r>
+            <w:r>
+              <w:rPr>
+                <w:rFonts w:ascii="Latha" w:hAnsi="Latha" w:cs="Latha"/>
+                <w:b/>
+                <w:bCs/>
+                <w:position w:val="-12"/>
+                <w:szCs w:val="24"/>
+                <w:highlight w:val="yellow"/>
+                <w:cs/>
+                <w:lang w:bidi="ta-IN"/>
+              </w:rPr>
+              <w:t>3</w:t>
+            </w:r>
+            <w:r>
+              <w:rPr>
+                <w:rFonts w:ascii="Latha" w:hAnsi="Latha" w:cs="Latha"/>
+                <w:szCs w:val="24"/>
+                <w:highlight w:val="yellow"/>
+                <w:cs/>
+                <w:lang w:bidi="ta-IN"/>
+              </w:rPr>
+              <w:t>ரூ</w:t>
+            </w:r>
+            <w:r>
+              <w:rPr>
+                <w:rFonts w:ascii="Latha" w:hAnsi="Latha" w:cs="Latha"/>
+                <w:szCs w:val="24"/>
+                <w:cs/>
+                <w:lang w:bidi="ta-IN"/>
+              </w:rPr>
+              <w:t>யாத்</w:t>
+            </w:r>
+            <w:r>
+              <w:rPr>
+                <w:rFonts w:ascii="Latha" w:hAnsi="Latha" w:cs="Latha"/>
+                <w:b/>
+                <w:bCs/>
+                <w:position w:val="-12"/>
+                <w:szCs w:val="24"/>
+                <w:cs/>
+                <w:lang w:bidi="ta-IN"/>
+              </w:rPr>
+              <w:t>3</w:t>
+            </w:r>
+            <w:r>
+              <w:rPr>
+                <w:rFonts w:ascii="Latha" w:hAnsi="Latha" w:cs="Latha"/>
+                <w:szCs w:val="24"/>
+                <w:cs/>
+                <w:lang w:bidi="ta-IN"/>
+              </w:rPr>
+              <w:t xml:space="preserve"> </w:t>
+            </w:r>
+            <w:r>
+              <w:rPr>
+                <w:rFonts w:ascii="Latha" w:hAnsi="Latha" w:cs="Latha"/>
+                <w:szCs w:val="24"/>
+                <w:highlight w:val="yellow"/>
+                <w:cs/>
+                <w:lang w:bidi="ta-IN"/>
+              </w:rPr>
+              <w:t>ப்</w:t>
+            </w:r>
+            <w:r>
+              <w:rPr>
+                <w:rFonts w:ascii="Latha" w:hAnsi="Latha" w:cs="Latha"/>
+                <w:b/>
+                <w:bCs/>
+                <w:position w:val="-12"/>
+                <w:szCs w:val="24"/>
+                <w:highlight w:val="yellow"/>
+                <w:cs/>
+                <w:lang w:bidi="ta-IN"/>
+              </w:rPr>
+              <w:t>3</w:t>
+            </w:r>
+            <w:r>
+              <w:rPr>
+                <w:rFonts w:ascii="Latha" w:hAnsi="Latha" w:cs="Latha"/>
+                <w:szCs w:val="24"/>
+                <w:highlight w:val="yellow"/>
+                <w:cs/>
+                <w:lang w:bidi="ta-IN"/>
+              </w:rPr>
+              <w:t>ரூயா</w:t>
+            </w:r>
+            <w:r>
+              <w:rPr>
+                <w:rFonts w:ascii="BRH Tamil Tab Extra" w:hAnsi="BRH Tamil Tab Extra" w:cs="Latha"/>
+                <w:b/>
+                <w:bCs/>
+                <w:szCs w:val="28"/>
+                <w:highlight w:val="yellow"/>
+                <w:lang w:bidi="ta-IN"/>
+              </w:rPr>
+              <w:t>…</w:t>
+            </w:r>
+            <w:r>
+              <w:rPr>
+                <w:rFonts w:ascii="Latha" w:hAnsi="Latha" w:cs="Latha"/>
+                <w:szCs w:val="24"/>
+                <w:lang w:bidi="ta-IN"/>
+              </w:rPr>
+              <w:t xml:space="preserve"> </w:t>
+            </w:r>
+            <w:r>
+              <w:rPr>
+                <w:rFonts w:ascii="Latha" w:hAnsi="Latha" w:cs="Latha"/>
+                <w:szCs w:val="24"/>
+                <w:cs/>
+                <w:lang w:bidi="ta-IN"/>
+              </w:rPr>
+              <w:t>த</w:t>
+            </w:r>
+            <w:r>
+              <w:rPr>
+                <w:rFonts w:ascii="Latha" w:hAnsi="Latha" w:cs="Latha"/>
+                <w:b/>
+                <w:bCs/>
+                <w:position w:val="-12"/>
+                <w:szCs w:val="24"/>
+                <w:cs/>
+                <w:lang w:bidi="ta-IN"/>
+              </w:rPr>
+              <w:t>3</w:t>
+            </w:r>
+            <w:r>
+              <w:rPr>
+                <w:rFonts w:ascii="Latha" w:hAnsi="Latha" w:cs="Latha"/>
+                <w:szCs w:val="24"/>
+                <w:cs/>
+                <w:lang w:bidi="ta-IN"/>
+              </w:rPr>
+              <w:t>க</w:t>
+            </w:r>
+            <w:r>
+              <w:rPr>
+                <w:rFonts w:ascii="Latha" w:hAnsi="Latha" w:cs="Latha"/>
+                <w:b/>
+                <w:bCs/>
+                <w:position w:val="-12"/>
+                <w:szCs w:val="24"/>
+                <w:cs/>
+                <w:lang w:bidi="ta-IN"/>
+              </w:rPr>
+              <w:t>3</w:t>
+            </w:r>
+            <w:r>
+              <w:rPr>
+                <w:rFonts w:ascii="Latha" w:hAnsi="Latha" w:cs="Latha"/>
+                <w:szCs w:val="24"/>
+                <w:cs/>
+                <w:lang w:bidi="ta-IN"/>
+              </w:rPr>
+              <w:t>ன்ன்</w:t>
+            </w:r>
+            <w:r>
+              <w:rPr>
+                <w:rFonts w:ascii="BRH Tamil Tab Extra" w:hAnsi="BRH Tamil Tab Extra" w:cs="Latha"/>
+                <w:b/>
+                <w:bCs/>
+                <w:szCs w:val="28"/>
+                <w:lang w:bidi="ta-IN"/>
+              </w:rPr>
+              <w:t>†</w:t>
+            </w:r>
           </w:p>
         </w:tc>
         <w:tc>
@@ -854,11 +1386,775 @@
           </w:tcPr>
           <w:p>
             <w:pPr>
-              <w:widowControl w:val="0"/>
               <w:autoSpaceDE w:val="0"/>
               <w:autoSpaceDN w:val="0"/>
               <w:adjustRightInd w:val="0"/>
-              <w:spacing w:before="0" w:line="240" w:lineRule="auto"/>
+              <w:rPr>
+                <w:rFonts w:ascii="Latha" w:hAnsi="Latha" w:cs="Latha"/>
+                <w:szCs w:val="24"/>
+                <w:lang w:bidi="ta-IN"/>
+              </w:rPr>
+            </w:pPr>
+            <w:r>
+              <w:rPr>
+                <w:rFonts w:ascii="Latha" w:hAnsi="Latha" w:cs="Latha"/>
+                <w:b/>
+                <w:bCs/>
+                <w:szCs w:val="24"/>
+                <w:cs/>
+                <w:lang w:bidi="ta-IN"/>
+              </w:rPr>
+              <w:t>5</w:t>
+            </w:r>
+            <w:r>
+              <w:rPr>
+                <w:rFonts w:ascii="Latha" w:hAnsi="Latha" w:cs="Latha"/>
+                <w:b/>
+                <w:bCs/>
+                <w:szCs w:val="24"/>
+                <w:lang w:bidi="ta-IN"/>
+              </w:rPr>
+              <w:t>0</w:t>
+            </w:r>
+            <w:r>
+              <w:rPr>
+                <w:rFonts w:ascii="Latha" w:hAnsi="Latha" w:cs="Latha"/>
+                <w:b/>
+                <w:bCs/>
+                <w:szCs w:val="24"/>
+                <w:lang w:bidi="ta-IN"/>
+              </w:rPr>
+              <w:t>)</w:t>
+            </w:r>
+            <w:r>
+              <w:rPr>
+                <w:rFonts w:ascii="Latha" w:hAnsi="Latha" w:cs="Latha"/>
+                <w:szCs w:val="24"/>
+                <w:lang w:bidi="ta-IN"/>
+              </w:rPr>
+              <w:tab/>
+            </w:r>
+            <w:r>
+              <w:rPr>
+                <w:rFonts w:ascii="Latha" w:hAnsi="Latha" w:cs="Latha"/>
+                <w:b/>
+                <w:bCs/>
+                <w:szCs w:val="24"/>
+                <w:cs/>
+                <w:lang w:bidi="ta-IN"/>
+              </w:rPr>
+              <w:t>2.6</w:t>
+            </w:r>
+            <w:r>
+              <w:rPr>
+                <w:rFonts w:ascii="Latha" w:hAnsi="Latha" w:cs="Latha"/>
+                <w:b/>
+                <w:bCs/>
+                <w:szCs w:val="24"/>
+                <w:lang w:bidi="ta-IN"/>
+              </w:rPr>
+              <w:t>.</w:t>
+            </w:r>
+            <w:r>
+              <w:rPr>
+                <w:rFonts w:ascii="Latha" w:hAnsi="Latha" w:cs="Latha"/>
+                <w:b/>
+                <w:bCs/>
+                <w:szCs w:val="24"/>
+                <w:cs/>
+                <w:lang w:bidi="ta-IN"/>
+              </w:rPr>
+              <w:t>5</w:t>
+            </w:r>
+            <w:r>
+              <w:rPr>
+                <w:rFonts w:ascii="Latha" w:hAnsi="Latha" w:cs="Latha"/>
+                <w:b/>
+                <w:bCs/>
+                <w:szCs w:val="24"/>
+                <w:lang w:bidi="ta-IN"/>
+              </w:rPr>
+              <w:t>.</w:t>
+            </w:r>
+            <w:r>
+              <w:rPr>
+                <w:rFonts w:ascii="Latha" w:hAnsi="Latha" w:cs="Latha"/>
+                <w:b/>
+                <w:bCs/>
+                <w:szCs w:val="24"/>
+                <w:cs/>
+                <w:lang w:bidi="ta-IN"/>
+              </w:rPr>
+              <w:t>6</w:t>
+            </w:r>
+            <w:r>
+              <w:rPr>
+                <w:rFonts w:ascii="Latha" w:hAnsi="Latha" w:cs="Latha"/>
+                <w:b/>
+                <w:bCs/>
+                <w:szCs w:val="24"/>
+                <w:lang w:bidi="ta-IN"/>
+              </w:rPr>
+              <w:t>(4</w:t>
+            </w:r>
+            <w:r>
+              <w:rPr>
+                <w:rFonts w:ascii="Latha" w:hAnsi="Latha" w:cs="Latha"/>
+                <w:b/>
+                <w:bCs/>
+                <w:szCs w:val="24"/>
+                <w:cs/>
+                <w:lang w:bidi="ta-IN"/>
+              </w:rPr>
+              <w:t>6</w:t>
+            </w:r>
+            <w:r>
+              <w:rPr>
+                <w:rFonts w:ascii="Latha" w:hAnsi="Latha" w:cs="Latha"/>
+                <w:b/>
+                <w:bCs/>
+                <w:szCs w:val="24"/>
+                <w:lang w:bidi="ta-IN"/>
+              </w:rPr>
+              <w:t>)</w:t>
+            </w:r>
+            <w:r>
+              <w:rPr>
+                <w:rFonts w:ascii="Latha" w:hAnsi="Latha" w:cs="Latha"/>
+                <w:szCs w:val="24"/>
+                <w:lang w:bidi="ta-IN"/>
+              </w:rPr>
+              <w:t xml:space="preserve">-  </w:t>
+            </w:r>
+            <w:r>
+              <w:rPr>
+                <w:rFonts w:ascii="Latha" w:hAnsi="Latha" w:cs="Latha"/>
+                <w:szCs w:val="24"/>
+                <w:cs/>
+                <w:lang w:bidi="ta-IN"/>
+              </w:rPr>
+              <w:t xml:space="preserve">யத் </w:t>
+            </w:r>
+            <w:r>
+              <w:rPr>
+                <w:rFonts w:ascii="Latha" w:hAnsi="Latha" w:cs="Latha"/>
+                <w:szCs w:val="24"/>
+                <w:lang w:bidi="ta-IN"/>
+              </w:rPr>
+              <w:t xml:space="preserve">| </w:t>
+            </w:r>
+            <w:r>
+              <w:rPr>
+                <w:rFonts w:ascii="Latha" w:hAnsi="Latha" w:cs="Latha"/>
+                <w:szCs w:val="24"/>
+                <w:cs/>
+                <w:lang w:bidi="ta-IN"/>
+              </w:rPr>
+              <w:t>ப்</w:t>
+            </w:r>
+            <w:r>
+              <w:rPr>
+                <w:rFonts w:ascii="Latha" w:hAnsi="Latha" w:cs="Latha"/>
+                <w:b/>
+                <w:bCs/>
+                <w:position w:val="-12"/>
+                <w:szCs w:val="24"/>
+                <w:cs/>
+                <w:lang w:bidi="ta-IN"/>
+              </w:rPr>
+              <w:t>3</w:t>
+            </w:r>
+            <w:r>
+              <w:rPr>
+                <w:rFonts w:ascii="Latha" w:hAnsi="Latha" w:cs="Latha"/>
+                <w:szCs w:val="24"/>
+                <w:cs/>
+                <w:lang w:bidi="ta-IN"/>
+              </w:rPr>
+              <w:t>ரூ</w:t>
+            </w:r>
+            <w:r>
+              <w:rPr>
+                <w:rFonts w:ascii="BRH Tamil Tab Extra" w:hAnsi="BRH Tamil Tab Extra" w:cs="Latha"/>
+                <w:b/>
+                <w:bCs/>
+                <w:szCs w:val="28"/>
+                <w:lang w:bidi="ta-IN"/>
+              </w:rPr>
+              <w:t>…</w:t>
+            </w:r>
+            <w:r>
+              <w:rPr>
+                <w:rFonts w:ascii="Latha" w:hAnsi="Latha" w:cs="Latha"/>
+                <w:szCs w:val="24"/>
+                <w:highlight w:val="green"/>
+                <w:cs/>
+                <w:lang w:bidi="ta-IN"/>
+              </w:rPr>
+              <w:t>யா</w:t>
+            </w:r>
+            <w:r>
+              <w:rPr>
+                <w:rFonts w:ascii="Latha" w:hAnsi="Latha" w:cs="Latha"/>
+                <w:szCs w:val="24"/>
+                <w:cs/>
+                <w:lang w:bidi="ta-IN"/>
+              </w:rPr>
+              <w:t xml:space="preserve">த் </w:t>
+            </w:r>
+            <w:r>
+              <w:rPr>
+                <w:rFonts w:ascii="Latha" w:hAnsi="Latha" w:cs="Latha"/>
+                <w:szCs w:val="24"/>
+                <w:lang w:bidi="ta-IN"/>
+              </w:rPr>
+              <w:t>|</w:t>
+            </w:r>
+          </w:p>
+          <w:p>
+            <w:pPr>
+              <w:autoSpaceDE w:val="0"/>
+              <w:autoSpaceDN w:val="0"/>
+              <w:adjustRightInd w:val="0"/>
+              <w:rPr>
+                <w:rFonts w:ascii="Latha" w:hAnsi="Latha" w:cs="Latha"/>
+                <w:szCs w:val="24"/>
+                <w:lang w:bidi="ta-IN"/>
+              </w:rPr>
+            </w:pPr>
+            <w:r>
+              <w:rPr>
+                <w:rFonts w:ascii="Latha" w:hAnsi="Latha" w:cs="Latha"/>
+                <w:szCs w:val="24"/>
+                <w:cs/>
+                <w:lang w:bidi="ta-IN"/>
+              </w:rPr>
+              <w:t>யத்</w:t>
+            </w:r>
+            <w:r>
+              <w:rPr>
+                <w:rFonts w:ascii="Latha" w:hAnsi="Latha" w:cs="Latha"/>
+                <w:b/>
+                <w:bCs/>
+                <w:position w:val="-12"/>
+                <w:szCs w:val="24"/>
+                <w:cs/>
+                <w:lang w:bidi="ta-IN"/>
+              </w:rPr>
+              <w:t>3</w:t>
+            </w:r>
+            <w:r>
+              <w:rPr>
+                <w:rFonts w:ascii="Latha" w:hAnsi="Latha" w:cs="Latha"/>
+                <w:szCs w:val="24"/>
+                <w:cs/>
+                <w:lang w:bidi="ta-IN"/>
+              </w:rPr>
+              <w:t xml:space="preserve"> ப்</w:t>
+            </w:r>
+            <w:r>
+              <w:rPr>
+                <w:rFonts w:ascii="Latha" w:hAnsi="Latha" w:cs="Latha"/>
+                <w:b/>
+                <w:bCs/>
+                <w:position w:val="-12"/>
+                <w:szCs w:val="24"/>
+                <w:cs/>
+                <w:lang w:bidi="ta-IN"/>
+              </w:rPr>
+              <w:t>3</w:t>
+            </w:r>
+            <w:r>
+              <w:rPr>
+                <w:rFonts w:ascii="Latha" w:hAnsi="Latha" w:cs="Latha"/>
+                <w:szCs w:val="24"/>
+                <w:highlight w:val="green"/>
+                <w:cs/>
+                <w:lang w:bidi="ta-IN"/>
+              </w:rPr>
+              <w:t>ரூ</w:t>
+            </w:r>
+            <w:r>
+              <w:rPr>
+                <w:rFonts w:ascii="BRH Tamil Tab Extra" w:hAnsi="BRH Tamil Tab Extra" w:cs="Latha"/>
+                <w:b/>
+                <w:bCs/>
+                <w:szCs w:val="28"/>
+                <w:lang w:bidi="ta-IN"/>
+              </w:rPr>
+              <w:t>…</w:t>
+            </w:r>
+            <w:r>
+              <w:rPr>
+                <w:rFonts w:ascii="Latha" w:hAnsi="Latha" w:cs="Latha"/>
+                <w:szCs w:val="24"/>
+                <w:cs/>
+                <w:lang w:bidi="ta-IN"/>
+              </w:rPr>
+              <w:t>யாத்</w:t>
+            </w:r>
+            <w:r>
+              <w:rPr>
+                <w:rFonts w:ascii="Latha" w:hAnsi="Latha" w:cs="Latha"/>
+                <w:b/>
+                <w:bCs/>
+                <w:position w:val="-12"/>
+                <w:szCs w:val="24"/>
+                <w:cs/>
+                <w:lang w:bidi="ta-IN"/>
+              </w:rPr>
+              <w:t>3</w:t>
+            </w:r>
+            <w:r>
+              <w:rPr>
+                <w:rFonts w:ascii="Latha" w:hAnsi="Latha" w:cs="Latha"/>
+                <w:szCs w:val="24"/>
+                <w:cs/>
+                <w:lang w:bidi="ta-IN"/>
+              </w:rPr>
+              <w:t xml:space="preserve"> </w:t>
+            </w:r>
+            <w:r>
+              <w:rPr>
+                <w:rFonts w:ascii="Latha" w:hAnsi="Latha" w:cs="Latha"/>
+                <w:szCs w:val="24"/>
+                <w:highlight w:val="green"/>
+                <w:cs/>
+                <w:lang w:bidi="ta-IN"/>
+              </w:rPr>
+              <w:t>ப்</w:t>
+            </w:r>
+            <w:r>
+              <w:rPr>
+                <w:rFonts w:ascii="Latha" w:hAnsi="Latha" w:cs="Latha"/>
+                <w:b/>
+                <w:bCs/>
+                <w:position w:val="-12"/>
+                <w:szCs w:val="24"/>
+                <w:highlight w:val="green"/>
+                <w:cs/>
+                <w:lang w:bidi="ta-IN"/>
+              </w:rPr>
+              <w:t>3</w:t>
+            </w:r>
+            <w:r>
+              <w:rPr>
+                <w:rFonts w:ascii="Latha" w:hAnsi="Latha" w:cs="Latha"/>
+                <w:szCs w:val="24"/>
+                <w:highlight w:val="green"/>
+                <w:cs/>
+                <w:lang w:bidi="ta-IN"/>
+              </w:rPr>
+              <w:t>ரூ</w:t>
+            </w:r>
+            <w:r>
+              <w:rPr>
+                <w:rFonts w:ascii="BRH Tamil Tab Extra" w:hAnsi="BRH Tamil Tab Extra" w:cs="Latha"/>
+                <w:b/>
+                <w:bCs/>
+                <w:szCs w:val="28"/>
+                <w:highlight w:val="green"/>
+                <w:lang w:bidi="ta-IN"/>
+              </w:rPr>
+              <w:t>…</w:t>
+            </w:r>
+            <w:r>
+              <w:rPr>
+                <w:rFonts w:ascii="Latha" w:hAnsi="Latha" w:cs="Latha"/>
+                <w:szCs w:val="24"/>
+                <w:highlight w:val="green"/>
+                <w:cs/>
+                <w:lang w:bidi="ta-IN"/>
+              </w:rPr>
+              <w:t>யா</w:t>
+            </w:r>
+            <w:r>
+              <w:rPr>
+                <w:rFonts w:ascii="Latha" w:hAnsi="Latha" w:cs="Latha"/>
+                <w:szCs w:val="24"/>
+                <w:cs/>
+                <w:lang w:bidi="ta-IN"/>
+              </w:rPr>
+              <w:t>த்</w:t>
+            </w:r>
+            <w:r>
+              <w:rPr>
+                <w:rFonts w:ascii="Latha" w:hAnsi="Latha" w:cs="Latha"/>
+                <w:b/>
+                <w:bCs/>
+                <w:position w:val="-12"/>
+                <w:szCs w:val="24"/>
+                <w:cs/>
+                <w:lang w:bidi="ta-IN"/>
+              </w:rPr>
+              <w:t>3</w:t>
+            </w:r>
+            <w:r>
+              <w:rPr>
+                <w:rFonts w:ascii="Latha" w:hAnsi="Latha" w:cs="Latha"/>
+                <w:szCs w:val="24"/>
+                <w:cs/>
+                <w:lang w:bidi="ta-IN"/>
+              </w:rPr>
+              <w:t xml:space="preserve"> யத்</w:t>
+            </w:r>
+            <w:r>
+              <w:rPr>
+                <w:rFonts w:ascii="Latha" w:hAnsi="Latha" w:cs="Latha"/>
+                <w:b/>
+                <w:bCs/>
+                <w:position w:val="-12"/>
+                <w:szCs w:val="24"/>
+                <w:cs/>
+                <w:lang w:bidi="ta-IN"/>
+              </w:rPr>
+              <w:t>3</w:t>
+            </w:r>
+            <w:r>
+              <w:rPr>
+                <w:rFonts w:ascii="Latha" w:hAnsi="Latha" w:cs="Latha"/>
+                <w:szCs w:val="24"/>
+                <w:cs/>
+                <w:lang w:bidi="ta-IN"/>
+              </w:rPr>
+              <w:t xml:space="preserve"> யத்</w:t>
+            </w:r>
+            <w:r>
+              <w:rPr>
+                <w:rFonts w:ascii="Latha" w:hAnsi="Latha" w:cs="Latha"/>
+                <w:b/>
+                <w:bCs/>
+                <w:position w:val="-12"/>
+                <w:szCs w:val="24"/>
+                <w:cs/>
+                <w:lang w:bidi="ta-IN"/>
+              </w:rPr>
+              <w:t>3</w:t>
+            </w:r>
+            <w:r>
+              <w:rPr>
+                <w:rFonts w:ascii="Latha" w:hAnsi="Latha" w:cs="Latha"/>
+                <w:szCs w:val="24"/>
+                <w:cs/>
+                <w:lang w:bidi="ta-IN"/>
+              </w:rPr>
+              <w:t xml:space="preserve"> </w:t>
+            </w:r>
+            <w:r>
+              <w:rPr>
+                <w:rFonts w:ascii="Latha" w:hAnsi="Latha" w:cs="Latha"/>
+                <w:szCs w:val="24"/>
+                <w:highlight w:val="green"/>
+                <w:cs/>
+                <w:lang w:bidi="ta-IN"/>
+              </w:rPr>
+              <w:t>ப்</w:t>
+            </w:r>
+            <w:r>
+              <w:rPr>
+                <w:rFonts w:ascii="Latha" w:hAnsi="Latha" w:cs="Latha"/>
+                <w:b/>
+                <w:bCs/>
+                <w:position w:val="-12"/>
+                <w:szCs w:val="24"/>
+                <w:highlight w:val="green"/>
+                <w:cs/>
+                <w:lang w:bidi="ta-IN"/>
+              </w:rPr>
+              <w:t>3</w:t>
+            </w:r>
+            <w:r>
+              <w:rPr>
+                <w:rFonts w:ascii="Latha" w:hAnsi="Latha" w:cs="Latha"/>
+                <w:szCs w:val="24"/>
+                <w:highlight w:val="green"/>
+                <w:cs/>
+                <w:lang w:bidi="ta-IN"/>
+              </w:rPr>
+              <w:t>ரூ</w:t>
+            </w:r>
+            <w:r>
+              <w:rPr>
+                <w:rFonts w:ascii="BRH Tamil Tab Extra" w:hAnsi="BRH Tamil Tab Extra" w:cs="Latha"/>
+                <w:b/>
+                <w:bCs/>
+                <w:szCs w:val="28"/>
+                <w:lang w:bidi="ta-IN"/>
+              </w:rPr>
+              <w:t>…</w:t>
+            </w:r>
+            <w:r>
+              <w:rPr>
+                <w:rFonts w:ascii="Latha" w:hAnsi="Latha" w:cs="Latha"/>
+                <w:szCs w:val="24"/>
+                <w:cs/>
+                <w:lang w:bidi="ta-IN"/>
+              </w:rPr>
+              <w:t xml:space="preserve">யாத் </w:t>
+            </w:r>
+            <w:r>
+              <w:rPr>
+                <w:rFonts w:ascii="Latha" w:hAnsi="Latha" w:cs="Latha"/>
+                <w:szCs w:val="24"/>
+                <w:lang w:bidi="ta-IN"/>
+              </w:rPr>
+              <w:t xml:space="preserve">| </w:t>
+            </w:r>
+          </w:p>
+          <w:p>
+            <w:pPr>
+              <w:autoSpaceDE w:val="0"/>
+              <w:autoSpaceDN w:val="0"/>
+              <w:adjustRightInd w:val="0"/>
+              <w:rPr>
+                <w:rFonts w:ascii="Latha" w:hAnsi="Latha" w:cs="Latha"/>
+                <w:szCs w:val="24"/>
+                <w:lang w:bidi="ta-IN"/>
+              </w:rPr>
+            </w:pPr>
+            <w:r>
+              <w:rPr>
+                <w:rFonts w:ascii="Latha" w:hAnsi="Latha" w:cs="Latha"/>
+                <w:b/>
+                <w:bCs/>
+                <w:szCs w:val="24"/>
+                <w:cs/>
+                <w:lang w:bidi="ta-IN"/>
+              </w:rPr>
+              <w:t>51</w:t>
+            </w:r>
+            <w:r>
+              <w:rPr>
+                <w:rFonts w:ascii="Latha" w:hAnsi="Latha" w:cs="Latha"/>
+                <w:b/>
+                <w:bCs/>
+                <w:szCs w:val="24"/>
+                <w:lang w:bidi="ta-IN"/>
+              </w:rPr>
+              <w:t>)</w:t>
+            </w:r>
+            <w:r>
+              <w:rPr>
+                <w:rFonts w:ascii="Latha" w:hAnsi="Latha" w:cs="Latha"/>
+                <w:szCs w:val="24"/>
+                <w:lang w:bidi="ta-IN"/>
+              </w:rPr>
+              <w:tab/>
+            </w:r>
+            <w:r>
+              <w:rPr>
+                <w:rFonts w:ascii="Latha" w:hAnsi="Latha" w:cs="Latha"/>
+                <w:b/>
+                <w:bCs/>
+                <w:szCs w:val="24"/>
+                <w:cs/>
+                <w:lang w:bidi="ta-IN"/>
+              </w:rPr>
+              <w:t>2.6</w:t>
+            </w:r>
+            <w:r>
+              <w:rPr>
+                <w:rFonts w:ascii="Latha" w:hAnsi="Latha" w:cs="Latha"/>
+                <w:b/>
+                <w:bCs/>
+                <w:szCs w:val="24"/>
+                <w:lang w:bidi="ta-IN"/>
+              </w:rPr>
+              <w:t>.</w:t>
+            </w:r>
+            <w:r>
+              <w:rPr>
+                <w:rFonts w:ascii="Latha" w:hAnsi="Latha" w:cs="Latha"/>
+                <w:b/>
+                <w:bCs/>
+                <w:szCs w:val="24"/>
+                <w:cs/>
+                <w:lang w:bidi="ta-IN"/>
+              </w:rPr>
+              <w:t>5</w:t>
+            </w:r>
+            <w:r>
+              <w:rPr>
+                <w:rFonts w:ascii="Latha" w:hAnsi="Latha" w:cs="Latha"/>
+                <w:b/>
+                <w:bCs/>
+                <w:szCs w:val="24"/>
+                <w:lang w:bidi="ta-IN"/>
+              </w:rPr>
+              <w:t>.</w:t>
+            </w:r>
+            <w:r>
+              <w:rPr>
+                <w:rFonts w:ascii="Latha" w:hAnsi="Latha" w:cs="Latha"/>
+                <w:b/>
+                <w:bCs/>
+                <w:szCs w:val="24"/>
+                <w:cs/>
+                <w:lang w:bidi="ta-IN"/>
+              </w:rPr>
+              <w:t>6</w:t>
+            </w:r>
+            <w:r>
+              <w:rPr>
+                <w:rFonts w:ascii="Latha" w:hAnsi="Latha" w:cs="Latha"/>
+                <w:b/>
+                <w:bCs/>
+                <w:szCs w:val="24"/>
+                <w:lang w:bidi="ta-IN"/>
+              </w:rPr>
+              <w:t>(4</w:t>
+            </w:r>
+            <w:r>
+              <w:rPr>
+                <w:rFonts w:ascii="Latha" w:hAnsi="Latha" w:cs="Latha"/>
+                <w:b/>
+                <w:bCs/>
+                <w:szCs w:val="24"/>
+                <w:cs/>
+                <w:lang w:bidi="ta-IN"/>
+              </w:rPr>
+              <w:t>7</w:t>
+            </w:r>
+            <w:r>
+              <w:rPr>
+                <w:rFonts w:ascii="Latha" w:hAnsi="Latha" w:cs="Latha"/>
+                <w:b/>
+                <w:bCs/>
+                <w:szCs w:val="24"/>
+                <w:lang w:bidi="ta-IN"/>
+              </w:rPr>
+              <w:t>)</w:t>
+            </w:r>
+            <w:r>
+              <w:rPr>
+                <w:rFonts w:ascii="Latha" w:hAnsi="Latha" w:cs="Latha"/>
+                <w:szCs w:val="24"/>
+                <w:lang w:bidi="ta-IN"/>
+              </w:rPr>
+              <w:t xml:space="preserve">-  </w:t>
+            </w:r>
+            <w:r>
+              <w:rPr>
+                <w:rFonts w:ascii="Latha" w:hAnsi="Latha" w:cs="Latha"/>
+                <w:szCs w:val="24"/>
+                <w:cs/>
+                <w:lang w:bidi="ta-IN"/>
+              </w:rPr>
+              <w:t>ப்</w:t>
+            </w:r>
+            <w:r>
+              <w:rPr>
+                <w:rFonts w:ascii="Latha" w:hAnsi="Latha" w:cs="Latha"/>
+                <w:b/>
+                <w:bCs/>
+                <w:position w:val="-12"/>
+                <w:szCs w:val="24"/>
+                <w:cs/>
+                <w:lang w:bidi="ta-IN"/>
+              </w:rPr>
+              <w:t>3</w:t>
+            </w:r>
+            <w:r>
+              <w:rPr>
+                <w:rFonts w:ascii="Latha" w:hAnsi="Latha" w:cs="Latha"/>
+                <w:szCs w:val="24"/>
+                <w:cs/>
+                <w:lang w:bidi="ta-IN"/>
+              </w:rPr>
+              <w:t>ரூ</w:t>
+            </w:r>
+            <w:r>
+              <w:rPr>
+                <w:rFonts w:ascii="BRH Tamil Tab Extra" w:hAnsi="BRH Tamil Tab Extra" w:cs="Latha"/>
+                <w:b/>
+                <w:bCs/>
+                <w:szCs w:val="28"/>
+                <w:highlight w:val="yellow"/>
+                <w:lang w:bidi="ta-IN"/>
+              </w:rPr>
+              <w:t>…</w:t>
+            </w:r>
+            <w:r>
+              <w:rPr>
+                <w:rFonts w:ascii="Latha" w:hAnsi="Latha" w:cs="Latha"/>
+                <w:szCs w:val="24"/>
+                <w:highlight w:val="green"/>
+                <w:cs/>
+                <w:lang w:bidi="ta-IN"/>
+              </w:rPr>
+              <w:t>யா</w:t>
+            </w:r>
+            <w:r>
+              <w:rPr>
+                <w:rFonts w:ascii="Latha" w:hAnsi="Latha" w:cs="Latha"/>
+                <w:szCs w:val="24"/>
+                <w:cs/>
+                <w:lang w:bidi="ta-IN"/>
+              </w:rPr>
+              <w:t xml:space="preserve">த் </w:t>
+            </w:r>
+            <w:r>
+              <w:rPr>
+                <w:rFonts w:ascii="Latha" w:hAnsi="Latha" w:cs="Latha"/>
+                <w:szCs w:val="24"/>
+                <w:lang w:bidi="ta-IN"/>
+              </w:rPr>
+              <w:t xml:space="preserve">| </w:t>
+            </w:r>
+            <w:r>
+              <w:rPr>
+                <w:rFonts w:ascii="Latha" w:hAnsi="Latha" w:cs="Latha"/>
+                <w:szCs w:val="24"/>
+                <w:cs/>
+                <w:lang w:bidi="ta-IN"/>
+              </w:rPr>
+              <w:t>அக</w:t>
+            </w:r>
+            <w:r>
+              <w:rPr>
+                <w:rFonts w:ascii="Latha" w:hAnsi="Latha" w:cs="Latha"/>
+                <w:b/>
+                <w:bCs/>
+                <w:position w:val="-12"/>
+                <w:szCs w:val="24"/>
+                <w:cs/>
+                <w:lang w:bidi="ta-IN"/>
+              </w:rPr>
+              <w:t>3</w:t>
+            </w:r>
+            <w:r>
+              <w:rPr>
+                <w:rFonts w:ascii="Latha" w:hAnsi="Latha" w:cs="Latha"/>
+                <w:szCs w:val="24"/>
+                <w:cs/>
+                <w:lang w:bidi="ta-IN"/>
+              </w:rPr>
+              <w:t>ன்ன்</w:t>
+            </w:r>
+            <w:r>
+              <w:rPr>
+                <w:rFonts w:ascii="BRH Tamil Tab Extra" w:hAnsi="BRH Tamil Tab Extra" w:cs="Latha"/>
+                <w:b/>
+                <w:bCs/>
+                <w:szCs w:val="28"/>
+                <w:lang w:bidi="ta-IN"/>
+              </w:rPr>
+              <w:t>†</w:t>
+            </w:r>
+            <w:r>
+              <w:rPr>
+                <w:rFonts w:ascii="Latha" w:hAnsi="Latha" w:cs="Latha"/>
+                <w:szCs w:val="24"/>
+                <w:lang w:bidi="ta-IN"/>
+              </w:rPr>
+              <w:t xml:space="preserve"> |</w:t>
+            </w:r>
+          </w:p>
+          <w:p>
+            <w:pPr>
+              <w:autoSpaceDE w:val="0"/>
+              <w:autoSpaceDN w:val="0"/>
+              <w:adjustRightInd w:val="0"/>
               <w:rPr>
                 <w:rFonts w:ascii="BRH Devanagari Extra" w:hAnsi="BRH Devanagari Extra" w:cs="BRH Devanagari Extra"/>
                 <w:color w:val="000000"/>
@@ -868,603 +2164,357 @@
             </w:pPr>
             <w:r>
               <w:rPr>
-                <w:rFonts w:cs="BRH Devanagari Extra"/>
-                <w:color w:val="000000"/>
-                <w:szCs w:val="40"/>
-              </w:rPr>
-              <w:t>50</w:t>
-            </w:r>
-            <w:r>
-              <w:rPr>
-                <w:rFonts w:ascii="BRH Devanagari Extra" w:hAnsi="BRH Devanagari Extra" w:cs="BRH Devanagari Extra"/>
-                <w:color w:val="000000"/>
-                <w:sz w:val="32"/>
-                <w:szCs w:val="40"/>
-              </w:rPr>
-              <w:t>)</w:t>
-            </w:r>
-            <w:r>
-              <w:rPr>
-                <w:rFonts w:ascii="BRH Devanagari Extra" w:hAnsi="BRH Devanagari Extra" w:cs="BRH Devanagari Extra"/>
-                <w:color w:val="000000"/>
-                <w:sz w:val="32"/>
-                <w:szCs w:val="40"/>
-              </w:rPr>
-              <w:tab/>
-            </w:r>
-            <w:r>
-              <w:rPr>
-                <w:rFonts w:cs="BRH Devanagari Extra"/>
-                <w:color w:val="000000"/>
-                <w:szCs w:val="40"/>
-              </w:rPr>
-              <w:t>2</w:t>
-            </w:r>
-            <w:r>
-              <w:rPr>
-                <w:rFonts w:ascii="BRH Devanagari Extra" w:hAnsi="BRH Devanagari Extra" w:cs="BRH Devanagari Extra"/>
-                <w:color w:val="000000"/>
-                <w:sz w:val="32"/>
-                <w:szCs w:val="40"/>
-              </w:rPr>
-              <w:t>.</w:t>
-            </w:r>
-            <w:r>
-              <w:rPr>
-                <w:rFonts w:cs="BRH Devanagari Extra"/>
-                <w:color w:val="000000"/>
-                <w:szCs w:val="40"/>
-              </w:rPr>
-              <w:t>6</w:t>
-            </w:r>
-            <w:r>
-              <w:rPr>
-                <w:rFonts w:ascii="BRH Devanagari Extra" w:hAnsi="BRH Devanagari Extra" w:cs="BRH Devanagari Extra"/>
-                <w:color w:val="000000"/>
-                <w:sz w:val="32"/>
-                <w:szCs w:val="40"/>
-              </w:rPr>
-              <w:t>.</w:t>
-            </w:r>
-            <w:r>
-              <w:rPr>
-                <w:rFonts w:cs="BRH Devanagari Extra"/>
-                <w:color w:val="000000"/>
-                <w:szCs w:val="40"/>
-              </w:rPr>
-              <w:t>5</w:t>
-            </w:r>
-            <w:r>
-              <w:rPr>
-                <w:rFonts w:ascii="BRH Devanagari Extra" w:hAnsi="BRH Devanagari Extra" w:cs="BRH Devanagari Extra"/>
-                <w:color w:val="000000"/>
-                <w:sz w:val="32"/>
-                <w:szCs w:val="40"/>
-              </w:rPr>
-              <w:t>.</w:t>
-            </w:r>
-            <w:r>
-              <w:rPr>
-                <w:rFonts w:cs="BRH Devanagari Extra"/>
-                <w:color w:val="000000"/>
-                <w:szCs w:val="40"/>
-              </w:rPr>
-              <w:t>6</w:t>
-            </w:r>
-            <w:r>
-              <w:rPr>
-                <w:rFonts w:ascii="BRH Devanagari Extra" w:hAnsi="BRH Devanagari Extra" w:cs="BRH Devanagari Extra"/>
-                <w:color w:val="000000"/>
-                <w:sz w:val="32"/>
-                <w:szCs w:val="40"/>
-              </w:rPr>
-              <w:t>(</w:t>
-            </w:r>
-            <w:r>
-              <w:rPr>
-                <w:rFonts w:cs="BRH Devanagari Extra"/>
-                <w:color w:val="000000"/>
-                <w:szCs w:val="40"/>
-              </w:rPr>
-              <w:t>46</w:t>
-            </w:r>
-            <w:r>
-              <w:rPr>
-                <w:rFonts w:ascii="BRH Devanagari Extra" w:hAnsi="BRH Devanagari Extra" w:cs="BRH Devanagari Extra"/>
-                <w:color w:val="000000"/>
-                <w:sz w:val="32"/>
-                <w:szCs w:val="40"/>
-              </w:rPr>
-              <w:t>)</w:t>
-            </w:r>
-            <w:proofErr w:type="gramStart"/>
-            <w:r>
-              <w:rPr>
-                <w:rFonts w:ascii="BRH Devanagari Extra" w:hAnsi="BRH Devanagari Extra" w:cs="BRH Devanagari Extra"/>
-                <w:color w:val="000000"/>
-                <w:sz w:val="32"/>
-                <w:szCs w:val="40"/>
-              </w:rPr>
-              <w:t>-  rÉiÉç</w:t>
-            </w:r>
-            <w:proofErr w:type="gramEnd"/>
-            <w:r>
-              <w:rPr>
-                <w:rFonts w:ascii="BRH Devanagari Extra" w:hAnsi="BRH Devanagari Extra" w:cs="BRH Devanagari Extra"/>
-                <w:color w:val="000000"/>
-                <w:sz w:val="32"/>
-                <w:szCs w:val="40"/>
-              </w:rPr>
-              <w:t xml:space="preserve"> | oÉëÔ</w:t>
-            </w:r>
-            <w:r>
-              <w:rPr>
-                <w:rFonts w:ascii="BRH Malayalam Extra" w:hAnsi="BRH Malayalam Extra" w:cs="BRH Devanagari Extra"/>
-                <w:color w:val="000000"/>
-                <w:szCs w:val="40"/>
-              </w:rPr>
-              <w:t>–</w:t>
-            </w:r>
-            <w:r>
-              <w:rPr>
-                <w:rFonts w:ascii="BRH Devanagari Extra" w:hAnsi="BRH Devanagari Extra" w:cs="BRH Devanagari Extra"/>
-                <w:color w:val="000000"/>
-                <w:sz w:val="32"/>
-                <w:szCs w:val="40"/>
+                <w:rFonts w:ascii="Latha" w:hAnsi="Latha" w:cs="Latha"/>
+                <w:szCs w:val="24"/>
+                <w:cs/>
+                <w:lang w:bidi="ta-IN"/>
+              </w:rPr>
+              <w:t>ப்</w:t>
+            </w:r>
+            <w:r>
+              <w:rPr>
+                <w:rFonts w:ascii="Latha" w:hAnsi="Latha" w:cs="Latha"/>
+                <w:b/>
+                <w:bCs/>
+                <w:position w:val="-12"/>
+                <w:szCs w:val="24"/>
+                <w:cs/>
+                <w:lang w:bidi="ta-IN"/>
+              </w:rPr>
+              <w:t>3</w:t>
+            </w:r>
+            <w:r>
+              <w:rPr>
+                <w:rFonts w:ascii="Latha" w:hAnsi="Latha" w:cs="Latha"/>
+                <w:szCs w:val="24"/>
+                <w:cs/>
+                <w:lang w:bidi="ta-IN"/>
+              </w:rPr>
+              <w:t>ரூ</w:t>
+            </w:r>
+            <w:r>
+              <w:rPr>
+                <w:rFonts w:ascii="BRH Tamil Tab Extra" w:hAnsi="BRH Tamil Tab Extra" w:cs="Latha"/>
+                <w:b/>
+                <w:bCs/>
+                <w:szCs w:val="28"/>
+                <w:lang w:bidi="ta-IN"/>
+              </w:rPr>
+              <w:t>…</w:t>
+            </w:r>
+            <w:r>
+              <w:rPr>
+                <w:rFonts w:ascii="Latha" w:hAnsi="Latha" w:cs="Latha"/>
+                <w:szCs w:val="24"/>
                 <w:highlight w:val="green"/>
-              </w:rPr>
-              <w:t>rÉÉ</w:t>
-            </w:r>
-            <w:r>
-              <w:rPr>
-                <w:rFonts w:ascii="BRH Devanagari Extra" w:hAnsi="BRH Devanagari Extra" w:cs="BRH Devanagari Extra"/>
-                <w:color w:val="000000"/>
-                <w:sz w:val="32"/>
-                <w:szCs w:val="40"/>
-              </w:rPr>
-              <w:t>iÉç |</w:t>
-            </w:r>
-          </w:p>
-          <w:p>
-            <w:pPr>
-              <w:widowControl w:val="0"/>
-              <w:autoSpaceDE w:val="0"/>
-              <w:autoSpaceDN w:val="0"/>
-              <w:adjustRightInd w:val="0"/>
-              <w:spacing w:before="0" w:line="240" w:lineRule="auto"/>
-              <w:rPr>
-                <w:rFonts w:ascii="BRH Devanagari Extra" w:hAnsi="BRH Devanagari Extra" w:cs="BRH Devanagari Extra"/>
-                <w:color w:val="000000"/>
-                <w:sz w:val="32"/>
-                <w:szCs w:val="40"/>
-              </w:rPr>
-            </w:pPr>
-            <w:r>
-              <w:rPr>
-                <w:rFonts w:ascii="BRH Devanagari Extra" w:hAnsi="BRH Devanagari Extra" w:cs="BRH Devanagari Extra"/>
-                <w:color w:val="000000"/>
-                <w:sz w:val="32"/>
-                <w:szCs w:val="40"/>
-              </w:rPr>
-              <w:t xml:space="preserve">rÉSè </w:t>
-            </w:r>
-            <w:r>
-              <w:rPr>
-                <w:rFonts w:ascii="BRH Devanagari Extra" w:hAnsi="BRH Devanagari Extra" w:cs="BRH Devanagari Extra"/>
-                <w:color w:val="000000"/>
-                <w:sz w:val="32"/>
-                <w:szCs w:val="40"/>
+                <w:cs/>
+                <w:lang w:bidi="ta-IN"/>
+              </w:rPr>
+              <w:t>யா</w:t>
+            </w:r>
+            <w:r>
+              <w:rPr>
+                <w:rFonts w:ascii="Latha" w:hAnsi="Latha" w:cs="Latha"/>
+                <w:szCs w:val="24"/>
+                <w:lang w:bidi="ta-IN"/>
+              </w:rPr>
+              <w:t xml:space="preserve"> </w:t>
+            </w:r>
+            <w:r>
+              <w:rPr>
+                <w:rFonts w:ascii="Latha" w:hAnsi="Latha" w:cs="Latha"/>
+                <w:szCs w:val="24"/>
+                <w:cs/>
+                <w:lang w:bidi="ta-IN"/>
+              </w:rPr>
+              <w:t>த</w:t>
+            </w:r>
+            <w:r>
+              <w:rPr>
+                <w:rFonts w:ascii="Latha" w:hAnsi="Latha" w:cs="Latha"/>
+                <w:b/>
+                <w:bCs/>
+                <w:position w:val="-12"/>
+                <w:szCs w:val="24"/>
+                <w:cs/>
+                <w:lang w:bidi="ta-IN"/>
+              </w:rPr>
+              <w:t>3</w:t>
+            </w:r>
+            <w:r>
+              <w:rPr>
+                <w:rFonts w:ascii="Latha" w:hAnsi="Latha" w:cs="Latha"/>
+                <w:szCs w:val="24"/>
+                <w:cs/>
+                <w:lang w:bidi="ta-IN"/>
+              </w:rPr>
+              <w:t>க</w:t>
+            </w:r>
+            <w:r>
+              <w:rPr>
+                <w:rFonts w:ascii="BRH Tamil Tab Extra" w:hAnsi="BRH Tamil Tab Extra" w:cs="Latha"/>
+                <w:b/>
+                <w:bCs/>
+                <w:szCs w:val="28"/>
+                <w:lang w:bidi="ta-IN"/>
+              </w:rPr>
+              <w:t>…</w:t>
+            </w:r>
+            <w:r>
+              <w:rPr>
+                <w:rFonts w:ascii="Latha" w:hAnsi="Latha" w:cs="Latha"/>
+                <w:b/>
+                <w:bCs/>
+                <w:position w:val="-12"/>
+                <w:szCs w:val="24"/>
+                <w:cs/>
+                <w:lang w:bidi="ta-IN"/>
+              </w:rPr>
+              <w:t>3</w:t>
+            </w:r>
+            <w:r>
+              <w:rPr>
+                <w:rFonts w:ascii="Latha" w:hAnsi="Latha" w:cs="Latha"/>
+                <w:szCs w:val="24"/>
+                <w:cs/>
+                <w:lang w:bidi="ta-IN"/>
+              </w:rPr>
+              <w:t>ன் நக</w:t>
+            </w:r>
+            <w:r>
+              <w:rPr>
+                <w:rFonts w:ascii="BRH Tamil Tab Extra" w:hAnsi="BRH Tamil Tab Extra" w:cs="Latha"/>
+                <w:b/>
+                <w:bCs/>
+                <w:szCs w:val="28"/>
+                <w:lang w:bidi="ta-IN"/>
+              </w:rPr>
+              <w:t>†</w:t>
+            </w:r>
+            <w:r>
+              <w:rPr>
+                <w:rFonts w:ascii="Latha" w:hAnsi="Latha" w:cs="Latha"/>
+                <w:b/>
+                <w:bCs/>
+                <w:position w:val="-12"/>
+                <w:szCs w:val="24"/>
+                <w:cs/>
+                <w:lang w:bidi="ta-IN"/>
+              </w:rPr>
+              <w:t>3</w:t>
+            </w:r>
+            <w:r>
+              <w:rPr>
+                <w:rFonts w:ascii="Latha" w:hAnsi="Latha" w:cs="Latha"/>
+                <w:szCs w:val="24"/>
+                <w:cs/>
+                <w:lang w:bidi="ta-IN"/>
+              </w:rPr>
+              <w:t xml:space="preserve">ன் </w:t>
+            </w:r>
+            <w:r>
+              <w:rPr>
+                <w:rFonts w:ascii="Latha" w:hAnsi="Latha" w:cs="Latha"/>
+                <w:szCs w:val="24"/>
                 <w:highlight w:val="green"/>
-              </w:rPr>
-              <w:t>oÉë</w:t>
-            </w:r>
-            <w:r>
-              <w:rPr>
-                <w:rFonts w:ascii="BRH Devanagari Extra" w:hAnsi="BRH Devanagari Extra" w:cs="BRH Devanagari Extra"/>
-                <w:color w:val="000000"/>
-                <w:sz w:val="32"/>
-                <w:szCs w:val="40"/>
-              </w:rPr>
-              <w:t>Ô</w:t>
-            </w:r>
-            <w:r>
-              <w:rPr>
-                <w:rFonts w:ascii="BRH Malayalam Extra" w:hAnsi="BRH Malayalam Extra" w:cs="BRH Devanagari Extra"/>
-                <w:color w:val="000000"/>
-                <w:szCs w:val="40"/>
-              </w:rPr>
-              <w:t>–</w:t>
-            </w:r>
-            <w:r>
-              <w:rPr>
-                <w:rFonts w:ascii="BRH Devanagari Extra" w:hAnsi="BRH Devanagari Extra" w:cs="BRH Devanagari Extra"/>
-                <w:color w:val="000000"/>
-                <w:sz w:val="32"/>
-                <w:szCs w:val="40"/>
-              </w:rPr>
-              <w:t xml:space="preserve">rÉÉSè </w:t>
-            </w:r>
-            <w:r>
-              <w:rPr>
-                <w:rFonts w:ascii="BRH Devanagari Extra" w:hAnsi="BRH Devanagari Extra" w:cs="BRH Devanagari Extra"/>
-                <w:color w:val="000000"/>
-                <w:sz w:val="32"/>
-                <w:szCs w:val="40"/>
+                <w:cs/>
+                <w:lang w:bidi="ta-IN"/>
+              </w:rPr>
+              <w:t>ப்</w:t>
+            </w:r>
+            <w:r>
+              <w:rPr>
+                <w:rFonts w:ascii="Latha" w:hAnsi="Latha" w:cs="Latha"/>
+                <w:b/>
+                <w:bCs/>
+                <w:position w:val="-12"/>
+                <w:szCs w:val="24"/>
                 <w:highlight w:val="green"/>
-              </w:rPr>
-              <w:t>oÉëÔ</w:t>
-            </w:r>
-            <w:r>
-              <w:rPr>
-                <w:rFonts w:ascii="BRH Malayalam Extra" w:hAnsi="BRH Malayalam Extra" w:cs="BRH Devanagari Extra"/>
-                <w:color w:val="000000"/>
-                <w:szCs w:val="40"/>
+                <w:cs/>
+                <w:lang w:bidi="ta-IN"/>
+              </w:rPr>
+              <w:t>3</w:t>
+            </w:r>
+            <w:r>
+              <w:rPr>
+                <w:rFonts w:ascii="Latha" w:hAnsi="Latha" w:cs="Latha"/>
+                <w:szCs w:val="24"/>
                 <w:highlight w:val="green"/>
-              </w:rPr>
-              <w:t>–</w:t>
-            </w:r>
-            <w:r>
-              <w:rPr>
-                <w:rFonts w:ascii="BRH Devanagari Extra" w:hAnsi="BRH Devanagari Extra" w:cs="BRH Devanagari Extra"/>
-                <w:color w:val="000000"/>
-                <w:sz w:val="32"/>
-                <w:szCs w:val="40"/>
+                <w:cs/>
+                <w:lang w:bidi="ta-IN"/>
+              </w:rPr>
+              <w:t>ரூ</w:t>
+            </w:r>
+            <w:r>
+              <w:rPr>
+                <w:rFonts w:ascii="BRH Tamil Tab Extra" w:hAnsi="BRH Tamil Tab Extra" w:cs="Latha"/>
+                <w:b/>
+                <w:bCs/>
+                <w:szCs w:val="28"/>
+                <w:lang w:bidi="ta-IN"/>
+              </w:rPr>
+              <w:t>…</w:t>
+            </w:r>
+            <w:r>
+              <w:rPr>
+                <w:rFonts w:ascii="Latha" w:hAnsi="Latha" w:cs="Latha"/>
+                <w:szCs w:val="24"/>
+                <w:cs/>
+                <w:lang w:bidi="ta-IN"/>
+              </w:rPr>
+              <w:t>யாத்</w:t>
+            </w:r>
+            <w:r>
+              <w:rPr>
+                <w:rFonts w:ascii="Latha" w:hAnsi="Latha" w:cs="Latha"/>
+                <w:b/>
+                <w:bCs/>
+                <w:position w:val="-12"/>
+                <w:szCs w:val="24"/>
+                <w:cs/>
+                <w:lang w:bidi="ta-IN"/>
+              </w:rPr>
+              <w:t>3</w:t>
+            </w:r>
+            <w:r>
+              <w:rPr>
+                <w:rFonts w:ascii="Latha" w:hAnsi="Latha" w:cs="Latha"/>
+                <w:szCs w:val="24"/>
+                <w:cs/>
+                <w:lang w:bidi="ta-IN"/>
+              </w:rPr>
+              <w:t xml:space="preserve"> </w:t>
+            </w:r>
+            <w:r>
+              <w:rPr>
+                <w:rFonts w:ascii="Latha" w:hAnsi="Latha" w:cs="Latha"/>
+                <w:szCs w:val="24"/>
                 <w:highlight w:val="green"/>
-              </w:rPr>
-              <w:t>rÉÉ</w:t>
-            </w:r>
-            <w:r>
-              <w:rPr>
-                <w:rFonts w:ascii="BRH Devanagari Extra" w:hAnsi="BRH Devanagari Extra" w:cs="BRH Devanagari Extra"/>
-                <w:color w:val="000000"/>
-                <w:sz w:val="32"/>
-                <w:szCs w:val="40"/>
-              </w:rPr>
-              <w:t xml:space="preserve">Sè rÉSè rÉSè </w:t>
-            </w:r>
-            <w:r>
-              <w:rPr>
-                <w:rFonts w:ascii="BRH Devanagari Extra" w:hAnsi="BRH Devanagari Extra" w:cs="BRH Devanagari Extra"/>
-                <w:color w:val="000000"/>
-                <w:sz w:val="32"/>
-                <w:szCs w:val="40"/>
+                <w:cs/>
+                <w:lang w:bidi="ta-IN"/>
+              </w:rPr>
+              <w:t>ப்</w:t>
+            </w:r>
+            <w:r>
+              <w:rPr>
+                <w:rFonts w:ascii="Latha" w:hAnsi="Latha" w:cs="Latha"/>
+                <w:b/>
+                <w:bCs/>
+                <w:position w:val="-12"/>
+                <w:szCs w:val="24"/>
                 <w:highlight w:val="green"/>
-              </w:rPr>
-              <w:t>oÉë</w:t>
-            </w:r>
-            <w:r>
-              <w:rPr>
-                <w:rFonts w:ascii="BRH Devanagari Extra" w:hAnsi="BRH Devanagari Extra" w:cs="BRH Devanagari Extra"/>
-                <w:color w:val="000000"/>
-                <w:sz w:val="32"/>
-                <w:szCs w:val="40"/>
-                <w:highlight w:val="yellow"/>
-              </w:rPr>
-              <w:t>Ô</w:t>
-            </w:r>
-            <w:r>
-              <w:rPr>
-                <w:rFonts w:ascii="BRH Malayalam Extra" w:hAnsi="BRH Malayalam Extra" w:cs="BRH Devanagari Extra"/>
-                <w:color w:val="000000"/>
-                <w:szCs w:val="40"/>
-              </w:rPr>
-              <w:t>–</w:t>
-            </w:r>
-            <w:r>
-              <w:rPr>
-                <w:rFonts w:ascii="BRH Devanagari Extra" w:hAnsi="BRH Devanagari Extra" w:cs="BRH Devanagari Extra"/>
-                <w:color w:val="000000"/>
-                <w:sz w:val="32"/>
-                <w:szCs w:val="40"/>
-              </w:rPr>
-              <w:t xml:space="preserve">rÉÉiÉç | </w:t>
-            </w:r>
-          </w:p>
-          <w:p>
-            <w:pPr>
-              <w:widowControl w:val="0"/>
-              <w:autoSpaceDE w:val="0"/>
-              <w:autoSpaceDN w:val="0"/>
-              <w:adjustRightInd w:val="0"/>
-              <w:spacing w:before="0" w:line="240" w:lineRule="auto"/>
-              <w:rPr>
-                <w:rFonts w:ascii="BRH Devanagari Extra" w:hAnsi="BRH Devanagari Extra" w:cs="BRH Devanagari Extra"/>
-                <w:color w:val="000000"/>
-                <w:sz w:val="32"/>
-                <w:szCs w:val="40"/>
-              </w:rPr>
-            </w:pPr>
-            <w:r>
-              <w:rPr>
-                <w:rFonts w:cs="BRH Devanagari Extra"/>
-                <w:color w:val="000000"/>
-                <w:szCs w:val="40"/>
-              </w:rPr>
-              <w:t>51</w:t>
-            </w:r>
-            <w:r>
-              <w:rPr>
-                <w:rFonts w:ascii="BRH Devanagari Extra" w:hAnsi="BRH Devanagari Extra" w:cs="BRH Devanagari Extra"/>
-                <w:color w:val="000000"/>
-                <w:sz w:val="32"/>
-                <w:szCs w:val="40"/>
-              </w:rPr>
-              <w:t>)</w:t>
-            </w:r>
-            <w:r>
-              <w:rPr>
-                <w:rFonts w:ascii="BRH Devanagari Extra" w:hAnsi="BRH Devanagari Extra" w:cs="BRH Devanagari Extra"/>
-                <w:color w:val="000000"/>
-                <w:sz w:val="32"/>
-                <w:szCs w:val="40"/>
-              </w:rPr>
-              <w:tab/>
-            </w:r>
-            <w:r>
-              <w:rPr>
-                <w:rFonts w:cs="BRH Devanagari Extra"/>
-                <w:color w:val="000000"/>
-                <w:szCs w:val="40"/>
-              </w:rPr>
-              <w:t>2</w:t>
-            </w:r>
-            <w:r>
-              <w:rPr>
-                <w:rFonts w:ascii="BRH Devanagari Extra" w:hAnsi="BRH Devanagari Extra" w:cs="BRH Devanagari Extra"/>
-                <w:color w:val="000000"/>
-                <w:sz w:val="32"/>
-                <w:szCs w:val="40"/>
-              </w:rPr>
-              <w:t>.</w:t>
-            </w:r>
-            <w:r>
-              <w:rPr>
-                <w:rFonts w:cs="BRH Devanagari Extra"/>
-                <w:color w:val="000000"/>
-                <w:szCs w:val="40"/>
-              </w:rPr>
-              <w:t>6</w:t>
-            </w:r>
-            <w:r>
-              <w:rPr>
-                <w:rFonts w:ascii="BRH Devanagari Extra" w:hAnsi="BRH Devanagari Extra" w:cs="BRH Devanagari Extra"/>
-                <w:color w:val="000000"/>
-                <w:sz w:val="32"/>
-                <w:szCs w:val="40"/>
-              </w:rPr>
-              <w:t>.</w:t>
-            </w:r>
-            <w:r>
-              <w:rPr>
-                <w:rFonts w:cs="BRH Devanagari Extra"/>
-                <w:color w:val="000000"/>
-                <w:szCs w:val="40"/>
-              </w:rPr>
-              <w:t>5</w:t>
-            </w:r>
-            <w:r>
-              <w:rPr>
-                <w:rFonts w:ascii="BRH Devanagari Extra" w:hAnsi="BRH Devanagari Extra" w:cs="BRH Devanagari Extra"/>
-                <w:color w:val="000000"/>
-                <w:sz w:val="32"/>
-                <w:szCs w:val="40"/>
-              </w:rPr>
-              <w:t>.</w:t>
-            </w:r>
-            <w:r>
-              <w:rPr>
-                <w:rFonts w:cs="BRH Devanagari Extra"/>
-                <w:color w:val="000000"/>
-                <w:szCs w:val="40"/>
-              </w:rPr>
-              <w:t>6</w:t>
-            </w:r>
-            <w:r>
-              <w:rPr>
-                <w:rFonts w:ascii="BRH Devanagari Extra" w:hAnsi="BRH Devanagari Extra" w:cs="BRH Devanagari Extra"/>
-                <w:color w:val="000000"/>
-                <w:sz w:val="32"/>
-                <w:szCs w:val="40"/>
-              </w:rPr>
-              <w:t>(</w:t>
-            </w:r>
-            <w:r>
-              <w:rPr>
-                <w:rFonts w:cs="BRH Devanagari Extra"/>
-                <w:color w:val="000000"/>
-                <w:szCs w:val="40"/>
-              </w:rPr>
-              <w:t>47</w:t>
-            </w:r>
-            <w:r>
-              <w:rPr>
-                <w:rFonts w:ascii="BRH Devanagari Extra" w:hAnsi="BRH Devanagari Extra" w:cs="BRH Devanagari Extra"/>
-                <w:color w:val="000000"/>
-                <w:sz w:val="32"/>
-                <w:szCs w:val="40"/>
-              </w:rPr>
-              <w:t>)</w:t>
-            </w:r>
-            <w:proofErr w:type="gramStart"/>
-            <w:r>
-              <w:rPr>
-                <w:rFonts w:ascii="BRH Devanagari Extra" w:hAnsi="BRH Devanagari Extra" w:cs="BRH Devanagari Extra"/>
-                <w:color w:val="000000"/>
-                <w:sz w:val="32"/>
-                <w:szCs w:val="40"/>
-              </w:rPr>
-              <w:t>-  oÉëÔ</w:t>
-            </w:r>
-            <w:proofErr w:type="gramEnd"/>
-            <w:r>
-              <w:rPr>
-                <w:rFonts w:ascii="BRH Malayalam Extra" w:hAnsi="BRH Malayalam Extra" w:cs="BRH Devanagari Extra"/>
-                <w:color w:val="000000"/>
-                <w:szCs w:val="40"/>
-              </w:rPr>
-              <w:t>–</w:t>
-            </w:r>
-            <w:r>
-              <w:rPr>
-                <w:rFonts w:ascii="BRH Devanagari Extra" w:hAnsi="BRH Devanagari Extra" w:cs="BRH Devanagari Extra"/>
-                <w:color w:val="000000"/>
-                <w:sz w:val="32"/>
-                <w:szCs w:val="40"/>
+                <w:cs/>
+                <w:lang w:bidi="ta-IN"/>
+              </w:rPr>
+              <w:t>3</w:t>
+            </w:r>
+            <w:r>
+              <w:rPr>
+                <w:rFonts w:ascii="Latha" w:hAnsi="Latha" w:cs="Latha"/>
+                <w:szCs w:val="24"/>
                 <w:highlight w:val="green"/>
-              </w:rPr>
-              <w:t>rÉÉ</w:t>
-            </w:r>
-            <w:r>
-              <w:rPr>
-                <w:rFonts w:ascii="BRH Devanagari Extra" w:hAnsi="BRH Devanagari Extra" w:cs="BRH Devanagari Extra"/>
-                <w:color w:val="000000"/>
-                <w:sz w:val="32"/>
-                <w:szCs w:val="40"/>
-              </w:rPr>
-              <w:t>iÉç | AaÉ³Éçþ |</w:t>
-            </w:r>
-          </w:p>
-          <w:p>
-            <w:pPr>
-              <w:widowControl w:val="0"/>
-              <w:autoSpaceDE w:val="0"/>
-              <w:autoSpaceDN w:val="0"/>
-              <w:adjustRightInd w:val="0"/>
-              <w:spacing w:before="0" w:line="240" w:lineRule="auto"/>
-              <w:rPr>
-                <w:rFonts w:ascii="BRH Devanagari Extra" w:hAnsi="BRH Devanagari Extra" w:cs="BRH Devanagari Extra"/>
-                <w:color w:val="000000"/>
-                <w:sz w:val="32"/>
-                <w:szCs w:val="40"/>
-              </w:rPr>
-            </w:pPr>
-            <w:r>
-              <w:rPr>
-                <w:rFonts w:ascii="BRH Devanagari Extra" w:hAnsi="BRH Devanagari Extra" w:cs="BRH Devanagari Extra"/>
-                <w:color w:val="000000"/>
-                <w:sz w:val="32"/>
-                <w:szCs w:val="40"/>
-              </w:rPr>
-              <w:t>oÉëÔ</w:t>
-            </w:r>
-            <w:r>
-              <w:rPr>
-                <w:rFonts w:ascii="BRH Malayalam Extra" w:hAnsi="BRH Malayalam Extra" w:cs="BRH Devanagari Extra"/>
-                <w:color w:val="000000"/>
-                <w:szCs w:val="40"/>
-                <w:highlight w:val="yellow"/>
-              </w:rPr>
-              <w:t>–</w:t>
-            </w:r>
-            <w:r>
-              <w:rPr>
-                <w:rFonts w:ascii="BRH Devanagari Extra" w:hAnsi="BRH Devanagari Extra" w:cs="BRH Devanagari Extra"/>
-                <w:color w:val="000000"/>
-                <w:sz w:val="32"/>
-                <w:szCs w:val="40"/>
+                <w:cs/>
+                <w:lang w:bidi="ta-IN"/>
+              </w:rPr>
+              <w:t>ரூ</w:t>
+            </w:r>
+            <w:r>
+              <w:rPr>
+                <w:rFonts w:ascii="BRH Tamil Tab Extra" w:hAnsi="BRH Tamil Tab Extra" w:cs="Latha"/>
+                <w:b/>
+                <w:bCs/>
+                <w:szCs w:val="28"/>
                 <w:highlight w:val="green"/>
-              </w:rPr>
-              <w:t>rÉÉ</w:t>
-            </w:r>
-            <w:r>
-              <w:rPr>
-                <w:rFonts w:ascii="BRH Devanagari Extra" w:hAnsi="BRH Devanagari Extra" w:cs="BRH Devanagari Extra"/>
-                <w:color w:val="000000"/>
-                <w:sz w:val="32"/>
-                <w:szCs w:val="40"/>
-              </w:rPr>
-              <w:t xml:space="preserve"> SaÉ</w:t>
-            </w:r>
-            <w:r>
-              <w:rPr>
-                <w:rFonts w:ascii="BRH Malayalam Extra" w:hAnsi="BRH Malayalam Extra" w:cs="BRH Devanagari Extra"/>
-                <w:color w:val="000000"/>
-                <w:szCs w:val="40"/>
-              </w:rPr>
-              <w:t>–</w:t>
-            </w:r>
-            <w:r>
-              <w:rPr>
-                <w:rFonts w:ascii="BRH Devanagari Extra" w:hAnsi="BRH Devanagari Extra" w:cs="BRH Devanagari Extra"/>
-                <w:color w:val="000000"/>
-                <w:sz w:val="32"/>
-                <w:szCs w:val="40"/>
-              </w:rPr>
-              <w:t xml:space="preserve">lÉç lÉaÉþlÉç </w:t>
-            </w:r>
-            <w:r>
-              <w:rPr>
-                <w:rFonts w:ascii="BRH Devanagari Extra" w:hAnsi="BRH Devanagari Extra" w:cs="BRH Devanagari Extra"/>
-                <w:color w:val="000000"/>
-                <w:sz w:val="32"/>
-                <w:szCs w:val="40"/>
+                <w:lang w:bidi="ta-IN"/>
+              </w:rPr>
+              <w:t>…</w:t>
+            </w:r>
+            <w:r>
+              <w:rPr>
+                <w:rFonts w:ascii="Latha" w:hAnsi="Latha" w:cs="Latha"/>
+                <w:szCs w:val="24"/>
                 <w:highlight w:val="green"/>
-              </w:rPr>
-              <w:t>oÉ</w:t>
-            </w:r>
-            <w:r>
-              <w:rPr>
-                <w:rFonts w:ascii="BRH Devanagari Extra" w:hAnsi="BRH Devanagari Extra" w:cs="BRH Devanagari Extra"/>
-                <w:color w:val="000000"/>
-                <w:sz w:val="32"/>
-                <w:szCs w:val="40"/>
-              </w:rPr>
-              <w:t>ëÔ</w:t>
-            </w:r>
-            <w:r>
-              <w:rPr>
-                <w:rFonts w:ascii="BRH Malayalam Extra" w:hAnsi="BRH Malayalam Extra" w:cs="BRH Devanagari Extra"/>
-                <w:color w:val="000000"/>
-                <w:szCs w:val="40"/>
-              </w:rPr>
-              <w:t>–</w:t>
-            </w:r>
-            <w:r>
-              <w:rPr>
-                <w:rFonts w:ascii="BRH Devanagari Extra" w:hAnsi="BRH Devanagari Extra" w:cs="BRH Devanagari Extra"/>
-                <w:color w:val="000000"/>
-                <w:sz w:val="32"/>
-                <w:szCs w:val="40"/>
-              </w:rPr>
-              <w:t xml:space="preserve">rÉÉSè </w:t>
-            </w:r>
-            <w:r>
-              <w:rPr>
-                <w:rFonts w:ascii="BRH Devanagari Extra" w:hAnsi="BRH Devanagari Extra" w:cs="BRH Devanagari Extra"/>
-                <w:color w:val="000000"/>
-                <w:sz w:val="32"/>
-                <w:szCs w:val="40"/>
-                <w:highlight w:val="green"/>
-              </w:rPr>
-              <w:t>oÉëÔ</w:t>
-            </w:r>
-            <w:r>
-              <w:rPr>
-                <w:rFonts w:ascii="BRH Malayalam Extra" w:hAnsi="BRH Malayalam Extra" w:cs="BRH Devanagari Extra"/>
-                <w:color w:val="000000"/>
-                <w:szCs w:val="40"/>
-                <w:highlight w:val="green"/>
-              </w:rPr>
-              <w:t>–</w:t>
-            </w:r>
-            <w:r>
-              <w:rPr>
-                <w:rFonts w:ascii="BRH Devanagari Extra" w:hAnsi="BRH Devanagari Extra" w:cs="BRH Devanagari Extra"/>
-                <w:color w:val="000000"/>
-                <w:sz w:val="32"/>
-                <w:szCs w:val="40"/>
-                <w:highlight w:val="green"/>
-              </w:rPr>
-              <w:t>rÉÉ</w:t>
-            </w:r>
-            <w:r>
-              <w:rPr>
-                <w:rFonts w:ascii="BRH Devanagari Extra" w:hAnsi="BRH Devanagari Extra" w:cs="BRH Devanagari Extra"/>
-                <w:color w:val="000000"/>
-                <w:sz w:val="32"/>
-                <w:szCs w:val="40"/>
-              </w:rPr>
-              <w:t xml:space="preserve"> SaÉ³Éçþ | </w:t>
+                <w:cs/>
+                <w:lang w:bidi="ta-IN"/>
+              </w:rPr>
+              <w:t>யா</w:t>
+            </w:r>
+            <w:r>
+              <w:rPr>
+                <w:rFonts w:ascii="Latha" w:hAnsi="Latha" w:cs="Latha"/>
+                <w:szCs w:val="24"/>
+                <w:lang w:bidi="ta-IN"/>
+              </w:rPr>
+              <w:t xml:space="preserve"> </w:t>
+            </w:r>
+            <w:r>
+              <w:rPr>
+                <w:rFonts w:ascii="Latha" w:hAnsi="Latha" w:cs="Latha"/>
+                <w:szCs w:val="24"/>
+                <w:cs/>
+                <w:lang w:bidi="ta-IN"/>
+              </w:rPr>
+              <w:t>த</w:t>
+            </w:r>
+            <w:r>
+              <w:rPr>
+                <w:rFonts w:ascii="Latha" w:hAnsi="Latha" w:cs="Latha"/>
+                <w:b/>
+                <w:bCs/>
+                <w:position w:val="-12"/>
+                <w:szCs w:val="24"/>
+                <w:cs/>
+                <w:lang w:bidi="ta-IN"/>
+              </w:rPr>
+              <w:t>3</w:t>
+            </w:r>
+            <w:r>
+              <w:rPr>
+                <w:rFonts w:ascii="Latha" w:hAnsi="Latha" w:cs="Latha"/>
+                <w:szCs w:val="24"/>
+                <w:cs/>
+                <w:lang w:bidi="ta-IN"/>
+              </w:rPr>
+              <w:t>க</w:t>
+            </w:r>
+            <w:r>
+              <w:rPr>
+                <w:rFonts w:ascii="Latha" w:hAnsi="Latha" w:cs="Latha"/>
+                <w:b/>
+                <w:bCs/>
+                <w:position w:val="-12"/>
+                <w:szCs w:val="24"/>
+                <w:cs/>
+                <w:lang w:bidi="ta-IN"/>
+              </w:rPr>
+              <w:t>3</w:t>
+            </w:r>
+            <w:r>
+              <w:rPr>
+                <w:rFonts w:ascii="Latha" w:hAnsi="Latha" w:cs="Latha"/>
+                <w:szCs w:val="24"/>
+                <w:cs/>
+                <w:lang w:bidi="ta-IN"/>
+              </w:rPr>
+              <w:t>ன்ன்</w:t>
+            </w:r>
+            <w:r>
+              <w:rPr>
+                <w:rFonts w:ascii="BRH Tamil Tab Extra" w:hAnsi="BRH Tamil Tab Extra" w:cs="Latha"/>
+                <w:b/>
+                <w:bCs/>
+                <w:szCs w:val="28"/>
+                <w:lang w:bidi="ta-IN"/>
+              </w:rPr>
+              <w:t>†</w:t>
+            </w:r>
+            <w:r>
+              <w:rPr>
+                <w:rFonts w:ascii="Latha" w:hAnsi="Latha" w:cs="Latha"/>
+                <w:szCs w:val="24"/>
+                <w:lang w:bidi="ta-IN"/>
+              </w:rPr>
+              <w:t xml:space="preserve"> </w:t>
             </w:r>
           </w:p>
           <w:p>
@@ -1492,192 +2542,681 @@
           </w:tcPr>
           <w:p>
             <w:pPr>
-              <w:widowControl w:val="0"/>
               <w:autoSpaceDE w:val="0"/>
               <w:autoSpaceDN w:val="0"/>
               <w:adjustRightInd w:val="0"/>
-              <w:spacing w:line="240" w:lineRule="auto"/>
-              <w:rPr>
-                <w:rFonts w:ascii="BRH Devanagari Extra" w:hAnsi="BRH Devanagari Extra" w:cs="BRH Devanagari Extra"/>
-                <w:color w:val="000000"/>
-                <w:sz w:val="32"/>
-                <w:szCs w:val="40"/>
+              <w:rPr>
+                <w:rFonts w:ascii="Latha" w:hAnsi="Latha" w:cs="Latha"/>
+                <w:szCs w:val="24"/>
+                <w:lang w:bidi="ta-IN"/>
               </w:rPr>
             </w:pPr>
             <w:r>
               <w:rPr>
-                <w:rFonts w:cs="BRH Devanagari Extra"/>
-                <w:color w:val="000000"/>
-                <w:szCs w:val="40"/>
+                <w:rFonts w:ascii="Latha" w:hAnsi="Latha" w:cs="Latha"/>
+                <w:b/>
+                <w:bCs/>
+                <w:szCs w:val="24"/>
+                <w:cs/>
+                <w:lang w:bidi="ta-IN"/>
               </w:rPr>
               <w:t>17</w:t>
             </w:r>
             <w:r>
               <w:rPr>
-                <w:rFonts w:ascii="BRH Devanagari Extra" w:hAnsi="BRH Devanagari Extra" w:cs="BRH Devanagari Extra"/>
-                <w:color w:val="000000"/>
-                <w:sz w:val="32"/>
-                <w:szCs w:val="40"/>
+                <w:rFonts w:ascii="Latha" w:hAnsi="Latha" w:cs="Latha"/>
+                <w:b/>
+                <w:bCs/>
+                <w:szCs w:val="24"/>
+                <w:lang w:bidi="ta-IN"/>
               </w:rPr>
               <w:t>)</w:t>
             </w:r>
             <w:r>
               <w:rPr>
-                <w:rFonts w:ascii="BRH Devanagari Extra" w:hAnsi="BRH Devanagari Extra" w:cs="BRH Devanagari Extra"/>
-                <w:color w:val="000000"/>
-                <w:sz w:val="32"/>
-                <w:szCs w:val="40"/>
+                <w:rFonts w:ascii="Latha" w:hAnsi="Latha" w:cs="Latha"/>
+                <w:szCs w:val="24"/>
+                <w:lang w:bidi="ta-IN"/>
               </w:rPr>
               <w:tab/>
             </w:r>
             <w:r>
               <w:rPr>
-                <w:rFonts w:cs="BRH Devanagari Extra"/>
-                <w:color w:val="000000"/>
-                <w:szCs w:val="40"/>
-              </w:rPr>
-              <w:t>2</w:t>
-            </w:r>
-            <w:r>
-              <w:rPr>
-                <w:rFonts w:ascii="BRH Devanagari Extra" w:hAnsi="BRH Devanagari Extra" w:cs="BRH Devanagari Extra"/>
-                <w:color w:val="000000"/>
-                <w:sz w:val="32"/>
-                <w:szCs w:val="40"/>
+                <w:rFonts w:ascii="Latha" w:hAnsi="Latha" w:cs="Latha"/>
+                <w:b/>
+                <w:bCs/>
+                <w:szCs w:val="24"/>
+                <w:cs/>
+                <w:lang w:bidi="ta-IN"/>
+              </w:rPr>
+              <w:t>2.6</w:t>
+            </w:r>
+            <w:r>
+              <w:rPr>
+                <w:rFonts w:ascii="Latha" w:hAnsi="Latha" w:cs="Latha"/>
+                <w:b/>
+                <w:bCs/>
+                <w:szCs w:val="24"/>
+                <w:lang w:bidi="ta-IN"/>
               </w:rPr>
               <w:t>.</w:t>
             </w:r>
             <w:r>
               <w:rPr>
-                <w:rFonts w:cs="BRH Devanagari Extra"/>
-                <w:color w:val="000000"/>
-                <w:szCs w:val="40"/>
-              </w:rPr>
-              <w:t>6</w:t>
-            </w:r>
-            <w:r>
-              <w:rPr>
-                <w:rFonts w:ascii="BRH Devanagari Extra" w:hAnsi="BRH Devanagari Extra" w:cs="BRH Devanagari Extra"/>
-                <w:color w:val="000000"/>
-                <w:sz w:val="32"/>
-                <w:szCs w:val="40"/>
+                <w:rFonts w:ascii="Latha" w:hAnsi="Latha" w:cs="Latha"/>
+                <w:b/>
+                <w:bCs/>
+                <w:szCs w:val="24"/>
+                <w:cs/>
+                <w:lang w:bidi="ta-IN"/>
+              </w:rPr>
+              <w:t>12.3</w:t>
+            </w:r>
+            <w:r>
+              <w:rPr>
+                <w:rFonts w:ascii="Latha" w:hAnsi="Latha" w:cs="Latha"/>
+                <w:b/>
+                <w:bCs/>
+                <w:szCs w:val="24"/>
+                <w:lang w:bidi="ta-IN"/>
+              </w:rPr>
+              <w:t>(</w:t>
+            </w:r>
+            <w:r>
+              <w:rPr>
+                <w:rFonts w:ascii="Latha" w:hAnsi="Latha" w:cs="Latha"/>
+                <w:b/>
+                <w:bCs/>
+                <w:szCs w:val="24"/>
+                <w:cs/>
+                <w:lang w:bidi="ta-IN"/>
+              </w:rPr>
+              <w:t>15</w:t>
+            </w:r>
+            <w:r>
+              <w:rPr>
+                <w:rFonts w:ascii="Latha" w:hAnsi="Latha" w:cs="Latha"/>
+                <w:b/>
+                <w:bCs/>
+                <w:szCs w:val="24"/>
+                <w:lang w:bidi="ta-IN"/>
+              </w:rPr>
+              <w:t>)</w:t>
+            </w:r>
+            <w:r>
+              <w:rPr>
+                <w:rFonts w:ascii="Latha" w:hAnsi="Latha" w:cs="Latha"/>
+                <w:szCs w:val="24"/>
+                <w:lang w:bidi="ta-IN"/>
+              </w:rPr>
+              <w:t xml:space="preserve">-  </w:t>
+            </w:r>
+            <w:r>
+              <w:rPr>
+                <w:rFonts w:ascii="Latha" w:hAnsi="Latha" w:cs="Latha"/>
+                <w:szCs w:val="24"/>
+                <w:cs/>
+                <w:lang w:bidi="ta-IN"/>
+              </w:rPr>
+              <w:t>ப</w:t>
+            </w:r>
+            <w:r>
+              <w:rPr>
+                <w:rFonts w:ascii="BRH Tamil Tab Extra" w:hAnsi="BRH Tamil Tab Extra" w:cs="Latha"/>
+                <w:b/>
+                <w:bCs/>
+                <w:szCs w:val="28"/>
+                <w:lang w:bidi="ta-IN"/>
+              </w:rPr>
+              <w:t>…</w:t>
+            </w:r>
+            <w:r>
+              <w:rPr>
+                <w:rFonts w:ascii="Latha" w:hAnsi="Latha" w:cs="Latha"/>
+                <w:b/>
+                <w:bCs/>
+                <w:position w:val="-12"/>
+                <w:szCs w:val="24"/>
+                <w:cs/>
+                <w:lang w:bidi="ta-IN"/>
+              </w:rPr>
+              <w:t>3</w:t>
+            </w:r>
+            <w:r>
+              <w:rPr>
+                <w:rFonts w:ascii="Latha" w:hAnsi="Latha" w:cs="Latha"/>
+                <w:szCs w:val="24"/>
+                <w:cs/>
+                <w:lang w:bidi="ta-IN"/>
+              </w:rPr>
+              <w:t>ர்</w:t>
+            </w:r>
+            <w:r>
+              <w:rPr>
+                <w:rFonts w:ascii="BRH Tamil Tab Extra" w:hAnsi="BRH Tamil Tab Extra" w:cs="Latha"/>
+                <w:b/>
+                <w:bCs/>
+                <w:szCs w:val="28"/>
+                <w:lang w:bidi="ta-IN"/>
+              </w:rPr>
+              <w:t>…</w:t>
+            </w:r>
+            <w:r>
+              <w:rPr>
+                <w:rFonts w:ascii="Latha" w:hAnsi="Latha" w:cs="Latha"/>
+                <w:b/>
+                <w:bCs/>
+                <w:szCs w:val="24"/>
+                <w:lang w:bidi="ta-IN"/>
               </w:rPr>
               <w:t>.</w:t>
             </w:r>
             <w:r>
               <w:rPr>
-                <w:rFonts w:cs="BRH Devanagari Extra"/>
-                <w:color w:val="000000"/>
-                <w:szCs w:val="40"/>
-              </w:rPr>
-              <w:t>12</w:t>
-            </w:r>
-            <w:r>
-              <w:rPr>
-                <w:rFonts w:ascii="BRH Devanagari Extra" w:hAnsi="BRH Devanagari Extra" w:cs="BRH Devanagari Extra"/>
-                <w:color w:val="000000"/>
-                <w:sz w:val="32"/>
-                <w:szCs w:val="40"/>
+                <w:rFonts w:ascii="Latha" w:hAnsi="Latha" w:cs="Latha"/>
+                <w:szCs w:val="24"/>
+                <w:cs/>
+                <w:lang w:bidi="ta-IN"/>
+              </w:rPr>
+              <w:t>ஹி</w:t>
+            </w:r>
+            <w:r>
+              <w:rPr>
+                <w:rFonts w:ascii="BRH Tamil Tab Extra" w:hAnsi="BRH Tamil Tab Extra" w:cs="Latha"/>
+                <w:b/>
+                <w:bCs/>
+                <w:szCs w:val="28"/>
+                <w:lang w:bidi="ta-IN"/>
+              </w:rPr>
+              <w:t>…</w:t>
+            </w:r>
+            <w:r>
+              <w:rPr>
+                <w:rFonts w:ascii="Latha" w:hAnsi="Latha" w:cs="Latha"/>
+                <w:szCs w:val="24"/>
+                <w:cs/>
+                <w:lang w:bidi="ta-IN"/>
+              </w:rPr>
+              <w:t>ஷத</w:t>
+            </w:r>
+            <w:r>
+              <w:rPr>
+                <w:rFonts w:ascii="BRH Tamil Tab Extra" w:hAnsi="BRH Tamil Tab Extra" w:cs="Latha"/>
+                <w:b/>
+                <w:bCs/>
+                <w:szCs w:val="28"/>
+                <w:lang w:bidi="ta-IN"/>
+              </w:rPr>
+              <w:t>†</w:t>
+            </w:r>
+            <w:r>
+              <w:rPr>
+                <w:rFonts w:ascii="Latha" w:hAnsi="Latha" w:cs="Latha"/>
+                <w:b/>
+                <w:bCs/>
+                <w:position w:val="-12"/>
+                <w:szCs w:val="24"/>
+                <w:cs/>
+                <w:lang w:bidi="ta-IN"/>
+              </w:rPr>
+              <w:t>3</w:t>
+            </w:r>
+            <w:r>
+              <w:rPr>
+                <w:rFonts w:ascii="BRH Tamil Tab Extra" w:hAnsi="BRH Tamil Tab Extra" w:cs="Latha"/>
+                <w:b/>
+                <w:bCs/>
+                <w:szCs w:val="28"/>
+                <w:cs/>
+                <w:lang w:bidi="ta-IN"/>
+              </w:rPr>
+              <w:t>:</w:t>
+            </w:r>
+            <w:r>
+              <w:rPr>
+                <w:rFonts w:ascii="Latha" w:hAnsi="Latha" w:cs="Latha"/>
+                <w:szCs w:val="24"/>
+                <w:cs/>
+                <w:lang w:bidi="ta-IN"/>
+              </w:rPr>
+              <w:t xml:space="preserve"> </w:t>
+            </w:r>
+            <w:r>
+              <w:rPr>
+                <w:rFonts w:ascii="Latha" w:hAnsi="Latha" w:cs="Latha"/>
+                <w:szCs w:val="24"/>
+                <w:lang w:bidi="ta-IN"/>
+              </w:rPr>
+              <w:t xml:space="preserve">| </w:t>
+            </w:r>
+            <w:r>
+              <w:rPr>
+                <w:rFonts w:ascii="Latha" w:hAnsi="Latha" w:cs="Latha"/>
+                <w:szCs w:val="24"/>
+                <w:cs/>
+                <w:lang w:bidi="ta-IN"/>
+              </w:rPr>
+              <w:t xml:space="preserve">யே </w:t>
+            </w:r>
+            <w:r>
+              <w:rPr>
+                <w:rFonts w:ascii="Latha" w:hAnsi="Latha" w:cs="Latha"/>
+                <w:szCs w:val="24"/>
+                <w:lang w:bidi="ta-IN"/>
+              </w:rPr>
+              <w:t xml:space="preserve">| </w:t>
+            </w:r>
+            <w:r>
+              <w:rPr>
+                <w:rFonts w:ascii="Latha" w:hAnsi="Latha" w:cs="Latha"/>
+                <w:b/>
+                <w:bCs/>
+                <w:szCs w:val="24"/>
+                <w:lang w:bidi="ta-IN"/>
+              </w:rPr>
+              <w:t>(</w:t>
+            </w:r>
+            <w:r>
+              <w:rPr>
+                <w:rFonts w:ascii="Latha" w:hAnsi="Latha" w:cs="Latha"/>
+                <w:b/>
+                <w:bCs/>
+                <w:szCs w:val="24"/>
+                <w:lang w:bidi="ta-IN"/>
+              </w:rPr>
+              <w:t>GS</w:t>
+            </w:r>
+            <w:r>
+              <w:rPr>
+                <w:rFonts w:ascii="Latha" w:hAnsi="Latha" w:cs="Latha"/>
+                <w:szCs w:val="24"/>
+                <w:lang w:bidi="ta-IN"/>
+              </w:rPr>
+              <w:t>-</w:t>
+            </w:r>
+            <w:r>
+              <w:rPr>
+                <w:rFonts w:ascii="Latha" w:hAnsi="Latha" w:cs="Latha"/>
+                <w:b/>
+                <w:bCs/>
+                <w:szCs w:val="24"/>
+                <w:cs/>
+                <w:lang w:bidi="ta-IN"/>
+              </w:rPr>
+              <w:t>2.6</w:t>
+            </w:r>
+            <w:r>
+              <w:rPr>
+                <w:rFonts w:ascii="Latha" w:hAnsi="Latha" w:cs="Latha"/>
+                <w:szCs w:val="24"/>
+                <w:lang w:bidi="ta-IN"/>
+              </w:rPr>
+              <w:t>-</w:t>
+            </w:r>
+            <w:r>
+              <w:rPr>
+                <w:rFonts w:ascii="Latha" w:hAnsi="Latha" w:cs="Latha"/>
+                <w:b/>
+                <w:bCs/>
+                <w:szCs w:val="24"/>
+                <w:cs/>
+                <w:lang w:bidi="ta-IN"/>
+              </w:rPr>
+              <w:t>41</w:t>
+            </w:r>
+            <w:r>
+              <w:rPr>
+                <w:rFonts w:ascii="Latha" w:hAnsi="Latha" w:cs="Latha"/>
+                <w:b/>
+                <w:bCs/>
+                <w:szCs w:val="24"/>
+                <w:lang w:bidi="ta-IN"/>
+              </w:rPr>
+              <w:t>)</w:t>
+            </w:r>
+          </w:p>
+          <w:p>
+            <w:pPr>
+              <w:autoSpaceDE w:val="0"/>
+              <w:autoSpaceDN w:val="0"/>
+              <w:adjustRightInd w:val="0"/>
+              <w:rPr>
+                <w:rFonts w:ascii="Latha" w:hAnsi="Latha" w:cs="Latha"/>
+                <w:szCs w:val="24"/>
+                <w:lang w:bidi="ta-IN"/>
+              </w:rPr>
+            </w:pPr>
+            <w:r>
+              <w:rPr>
+                <w:rFonts w:ascii="Latha" w:hAnsi="Latha" w:cs="Latha"/>
+                <w:szCs w:val="24"/>
+                <w:cs/>
+                <w:lang w:bidi="ta-IN"/>
+              </w:rPr>
+              <w:t>ப</w:t>
+            </w:r>
+            <w:r>
+              <w:rPr>
+                <w:rFonts w:ascii="BRH Tamil Tab Extra" w:hAnsi="BRH Tamil Tab Extra" w:cs="Latha"/>
+                <w:b/>
+                <w:bCs/>
+                <w:szCs w:val="28"/>
+                <w:lang w:bidi="ta-IN"/>
+              </w:rPr>
+              <w:t>…</w:t>
+            </w:r>
+            <w:r>
+              <w:rPr>
+                <w:rFonts w:ascii="Latha" w:hAnsi="Latha" w:cs="Latha"/>
+                <w:b/>
+                <w:bCs/>
+                <w:position w:val="-12"/>
+                <w:szCs w:val="24"/>
+                <w:cs/>
+                <w:lang w:bidi="ta-IN"/>
+              </w:rPr>
+              <w:t>3</w:t>
+            </w:r>
+            <w:r>
+              <w:rPr>
+                <w:rFonts w:ascii="Latha" w:hAnsi="Latha" w:cs="Latha"/>
+                <w:szCs w:val="24"/>
+                <w:cs/>
+                <w:lang w:bidi="ta-IN"/>
+              </w:rPr>
+              <w:t>ர்</w:t>
+            </w:r>
+            <w:r>
+              <w:rPr>
+                <w:rFonts w:ascii="BRH Tamil Tab Extra" w:hAnsi="BRH Tamil Tab Extra" w:cs="Latha"/>
+                <w:b/>
+                <w:bCs/>
+                <w:szCs w:val="28"/>
+                <w:lang w:bidi="ta-IN"/>
+              </w:rPr>
+              <w:t>…</w:t>
+            </w:r>
+            <w:r>
+              <w:rPr>
+                <w:rFonts w:ascii="Latha" w:hAnsi="Latha" w:cs="Latha"/>
+                <w:b/>
+                <w:bCs/>
+                <w:szCs w:val="24"/>
+                <w:lang w:bidi="ta-IN"/>
               </w:rPr>
               <w:t>.</w:t>
             </w:r>
             <w:r>
               <w:rPr>
-                <w:rFonts w:cs="BRH Devanagari Extra"/>
-                <w:color w:val="000000"/>
-                <w:szCs w:val="40"/>
+                <w:rFonts w:ascii="Latha" w:hAnsi="Latha" w:cs="Latha"/>
+                <w:szCs w:val="24"/>
+                <w:cs/>
+                <w:lang w:bidi="ta-IN"/>
+              </w:rPr>
+              <w:t>ஹி</w:t>
+            </w:r>
+            <w:r>
+              <w:rPr>
+                <w:rFonts w:ascii="BRH Tamil Tab Extra" w:hAnsi="BRH Tamil Tab Extra" w:cs="Latha"/>
+                <w:b/>
+                <w:bCs/>
+                <w:szCs w:val="28"/>
+                <w:lang w:bidi="ta-IN"/>
+              </w:rPr>
+              <w:t>…</w:t>
+            </w:r>
+            <w:r>
+              <w:rPr>
+                <w:rFonts w:ascii="Latha" w:hAnsi="Latha" w:cs="Latha"/>
+                <w:szCs w:val="24"/>
+                <w:cs/>
+                <w:lang w:bidi="ta-IN"/>
+              </w:rPr>
+              <w:t>ஷதோ</w:t>
+            </w:r>
+            <w:r>
+              <w:rPr>
+                <w:rFonts w:ascii="BRH Tamil Tab Extra" w:hAnsi="BRH Tamil Tab Extra" w:cs="Latha"/>
+                <w:b/>
+                <w:bCs/>
+                <w:szCs w:val="28"/>
+                <w:lang w:bidi="ta-IN"/>
+              </w:rPr>
+              <w:t>…</w:t>
+            </w:r>
+            <w:r>
+              <w:rPr>
+                <w:rFonts w:ascii="Latha" w:hAnsi="Latha" w:cs="Latha"/>
+                <w:b/>
+                <w:bCs/>
+                <w:position w:val="-12"/>
+                <w:szCs w:val="24"/>
+                <w:cs/>
+                <w:lang w:bidi="ta-IN"/>
               </w:rPr>
               <w:t>3</w:t>
             </w:r>
             <w:r>
               <w:rPr>
-                <w:rFonts w:ascii="BRH Devanagari Extra" w:hAnsi="BRH Devanagari Extra" w:cs="BRH Devanagari Extra"/>
-                <w:color w:val="000000"/>
-                <w:sz w:val="32"/>
-                <w:szCs w:val="40"/>
-              </w:rPr>
-              <w:t>(</w:t>
-            </w:r>
-            <w:r>
-              <w:rPr>
-                <w:rFonts w:cs="BRH Devanagari Extra"/>
-                <w:color w:val="000000"/>
-                <w:szCs w:val="40"/>
-              </w:rPr>
-              <w:t>15</w:t>
-            </w:r>
-            <w:r>
-              <w:rPr>
-                <w:rFonts w:ascii="BRH Devanagari Extra" w:hAnsi="BRH Devanagari Extra" w:cs="BRH Devanagari Extra"/>
-                <w:color w:val="000000"/>
-                <w:sz w:val="32"/>
-                <w:szCs w:val="40"/>
-              </w:rPr>
-              <w:t>)</w:t>
-            </w:r>
-            <w:proofErr w:type="gramStart"/>
-            <w:r>
-              <w:rPr>
-                <w:rFonts w:ascii="BRH Devanagari Extra" w:hAnsi="BRH Devanagari Extra" w:cs="BRH Devanagari Extra"/>
-                <w:color w:val="000000"/>
-                <w:sz w:val="32"/>
-                <w:szCs w:val="40"/>
-              </w:rPr>
-              <w:t>-  oÉ</w:t>
-            </w:r>
-            <w:proofErr w:type="gramEnd"/>
-            <w:r>
-              <w:rPr>
-                <w:rFonts w:ascii="BRH Malayalam Extra" w:hAnsi="BRH Malayalam Extra" w:cs="BRH Devanagari Extra"/>
-                <w:color w:val="000000"/>
-                <w:szCs w:val="40"/>
-              </w:rPr>
-              <w:t>–</w:t>
-            </w:r>
-            <w:r>
-              <w:rPr>
-                <w:rFonts w:ascii="BRH Devanagari Extra" w:hAnsi="BRH Devanagari Extra" w:cs="BRH Devanagari Extra"/>
-                <w:color w:val="000000"/>
-                <w:sz w:val="32"/>
-                <w:szCs w:val="40"/>
-              </w:rPr>
-              <w:t>Uç</w:t>
-            </w:r>
-            <w:proofErr w:type="gramStart"/>
-            <w:r>
-              <w:rPr>
-                <w:rFonts w:ascii="BRH Malayalam Extra" w:hAnsi="BRH Malayalam Extra" w:cs="BRH Devanagari Extra"/>
-                <w:color w:val="000000"/>
-                <w:szCs w:val="40"/>
-              </w:rPr>
-              <w:t>–</w:t>
-            </w:r>
-            <w:r>
-              <w:rPr>
-                <w:rFonts w:ascii="BRH Devanagari Extra" w:hAnsi="BRH Devanagari Extra" w:cs="BRH Devanagari Extra"/>
-                <w:color w:val="000000"/>
-                <w:sz w:val="32"/>
-                <w:szCs w:val="40"/>
-              </w:rPr>
-              <w:t>.ÌWû</w:t>
-            </w:r>
-            <w:proofErr w:type="gramEnd"/>
-            <w:r>
-              <w:rPr>
-                <w:rFonts w:ascii="BRH Malayalam Extra" w:hAnsi="BRH Malayalam Extra" w:cs="BRH Devanagari Extra"/>
-                <w:color w:val="000000"/>
-                <w:szCs w:val="40"/>
-              </w:rPr>
-              <w:t>–</w:t>
-            </w:r>
-            <w:r>
-              <w:rPr>
-                <w:rFonts w:ascii="BRH Devanagari Extra" w:hAnsi="BRH Devanagari Extra" w:cs="BRH Devanagari Extra"/>
-                <w:color w:val="000000"/>
-                <w:sz w:val="32"/>
-                <w:szCs w:val="40"/>
-              </w:rPr>
-              <w:t xml:space="preserve">wÉSþÈ | rÉå | </w:t>
+                <w:rFonts w:ascii="Latha" w:hAnsi="Latha" w:cs="Latha"/>
+                <w:szCs w:val="24"/>
+                <w:cs/>
+                <w:lang w:bidi="ta-IN"/>
+              </w:rPr>
+              <w:t xml:space="preserve"> யே யே </w:t>
+            </w:r>
+            <w:r>
+              <w:rPr>
+                <w:rFonts w:ascii="Latha" w:hAnsi="Latha" w:cs="Latha"/>
+                <w:szCs w:val="24"/>
+                <w:highlight w:val="yellow"/>
+                <w:cs/>
+                <w:lang w:bidi="ta-IN"/>
+              </w:rPr>
+              <w:t>ப</w:t>
+            </w:r>
+            <w:r>
+              <w:rPr>
+                <w:rFonts w:ascii="BRH Tamil Tab Extra" w:hAnsi="BRH Tamil Tab Extra" w:cs="Latha"/>
+                <w:b/>
+                <w:bCs/>
+                <w:szCs w:val="28"/>
+                <w:highlight w:val="yellow"/>
+                <w:lang w:bidi="ta-IN"/>
+              </w:rPr>
+              <w:t>†</w:t>
+            </w:r>
+            <w:r>
+              <w:rPr>
+                <w:rFonts w:ascii="Latha" w:hAnsi="Latha" w:cs="Latha"/>
+                <w:b/>
+                <w:bCs/>
+                <w:position w:val="-12"/>
+                <w:szCs w:val="24"/>
+                <w:highlight w:val="yellow"/>
+                <w:cs/>
+                <w:lang w:bidi="ta-IN"/>
+              </w:rPr>
+              <w:t>3</w:t>
+            </w:r>
+            <w:r>
+              <w:rPr>
+                <w:rFonts w:ascii="Latha" w:hAnsi="Latha" w:cs="Latha"/>
+                <w:szCs w:val="24"/>
+                <w:highlight w:val="yellow"/>
+                <w:cs/>
+                <w:lang w:bidi="ta-IN"/>
+              </w:rPr>
+              <w:t>ர்</w:t>
+            </w:r>
+            <w:r>
+              <w:rPr>
+                <w:rFonts w:ascii="Latha" w:hAnsi="Latha" w:cs="Latha"/>
+                <w:b/>
+                <w:bCs/>
+                <w:szCs w:val="24"/>
+                <w:highlight w:val="yellow"/>
+                <w:lang w:bidi="ta-IN"/>
+              </w:rPr>
+              <w:t>.</w:t>
+            </w:r>
+            <w:r>
+              <w:rPr>
+                <w:rFonts w:ascii="Latha" w:hAnsi="Latha" w:cs="Latha"/>
+                <w:szCs w:val="24"/>
+                <w:highlight w:val="yellow"/>
+                <w:cs/>
+                <w:lang w:bidi="ta-IN"/>
+              </w:rPr>
+              <w:t>ஹி</w:t>
+            </w:r>
+            <w:r>
+              <w:rPr>
+                <w:rFonts w:ascii="BRH Tamil Tab Extra" w:hAnsi="BRH Tamil Tab Extra" w:cs="Latha"/>
+                <w:b/>
+                <w:bCs/>
+                <w:szCs w:val="28"/>
+                <w:lang w:bidi="ta-IN"/>
+              </w:rPr>
+              <w:t>…</w:t>
+            </w:r>
+            <w:r>
+              <w:rPr>
+                <w:rFonts w:ascii="Latha" w:hAnsi="Latha" w:cs="Latha"/>
+                <w:szCs w:val="24"/>
+                <w:cs/>
+                <w:lang w:bidi="ta-IN"/>
+              </w:rPr>
+              <w:t>ஷதோ</w:t>
+            </w:r>
+            <w:r>
+              <w:rPr>
+                <w:rFonts w:ascii="BRH Tamil Tab Extra" w:hAnsi="BRH Tamil Tab Extra" w:cs="Latha"/>
+                <w:b/>
+                <w:bCs/>
+                <w:szCs w:val="28"/>
+                <w:lang w:bidi="ta-IN"/>
+              </w:rPr>
+              <w:t>†</w:t>
+            </w:r>
+            <w:r>
+              <w:rPr>
+                <w:rFonts w:ascii="Latha" w:hAnsi="Latha" w:cs="Latha"/>
+                <w:b/>
+                <w:bCs/>
+                <w:position w:val="-12"/>
+                <w:szCs w:val="24"/>
+                <w:cs/>
+                <w:lang w:bidi="ta-IN"/>
+              </w:rPr>
+              <w:t>3</w:t>
+            </w:r>
+            <w:r>
+              <w:rPr>
+                <w:rFonts w:ascii="Latha" w:hAnsi="Latha" w:cs="Latha"/>
+                <w:szCs w:val="24"/>
+                <w:cs/>
+                <w:lang w:bidi="ta-IN"/>
+              </w:rPr>
+              <w:t xml:space="preserve"> ப</w:t>
+            </w:r>
+            <w:r>
+              <w:rPr>
+                <w:rFonts w:ascii="Latha" w:hAnsi="Latha" w:cs="Latha"/>
+                <w:b/>
+                <w:bCs/>
+                <w:position w:val="-12"/>
+                <w:szCs w:val="24"/>
+                <w:cs/>
+                <w:lang w:bidi="ta-IN"/>
+              </w:rPr>
+              <w:t>3</w:t>
+            </w:r>
+            <w:r>
+              <w:rPr>
+                <w:rFonts w:ascii="Latha" w:hAnsi="Latha" w:cs="Latha"/>
+                <w:szCs w:val="24"/>
+                <w:cs/>
+                <w:lang w:bidi="ta-IN"/>
+              </w:rPr>
+              <w:t>ர்</w:t>
+            </w:r>
+            <w:r>
+              <w:rPr>
+                <w:rFonts w:ascii="Latha" w:hAnsi="Latha" w:cs="Latha"/>
+                <w:b/>
+                <w:bCs/>
+                <w:szCs w:val="24"/>
+                <w:lang w:bidi="ta-IN"/>
+              </w:rPr>
+              <w:t>.</w:t>
+            </w:r>
+            <w:r>
+              <w:rPr>
+                <w:rFonts w:ascii="Latha" w:hAnsi="Latha" w:cs="Latha"/>
+                <w:szCs w:val="24"/>
+                <w:cs/>
+                <w:lang w:bidi="ta-IN"/>
+              </w:rPr>
+              <w:t>ஹி</w:t>
+            </w:r>
+            <w:r>
+              <w:rPr>
+                <w:rFonts w:ascii="BRH Tamil Tab Extra" w:hAnsi="BRH Tamil Tab Extra" w:cs="Latha"/>
+                <w:b/>
+                <w:bCs/>
+                <w:szCs w:val="28"/>
+                <w:lang w:bidi="ta-IN"/>
+              </w:rPr>
+              <w:t>…</w:t>
+            </w:r>
+            <w:r>
+              <w:rPr>
+                <w:rFonts w:ascii="Latha" w:hAnsi="Latha" w:cs="Latha"/>
+                <w:szCs w:val="24"/>
+                <w:cs/>
+                <w:lang w:bidi="ta-IN"/>
+              </w:rPr>
+              <w:t>ஷதோ</w:t>
+            </w:r>
+            <w:r>
+              <w:rPr>
+                <w:rFonts w:ascii="BRH Tamil Tab Extra" w:hAnsi="BRH Tamil Tab Extra" w:cs="Latha"/>
+                <w:b/>
+                <w:bCs/>
+                <w:szCs w:val="28"/>
+                <w:lang w:bidi="ta-IN"/>
+              </w:rPr>
+              <w:t>…</w:t>
+            </w:r>
+            <w:r>
+              <w:rPr>
+                <w:rFonts w:ascii="Latha" w:hAnsi="Latha" w:cs="Latha"/>
+                <w:b/>
+                <w:bCs/>
+                <w:position w:val="-12"/>
+                <w:szCs w:val="24"/>
+                <w:cs/>
+                <w:lang w:bidi="ta-IN"/>
+              </w:rPr>
+              <w:t>3</w:t>
+            </w:r>
+            <w:r>
+              <w:rPr>
+                <w:rFonts w:ascii="Latha" w:hAnsi="Latha" w:cs="Latha"/>
+                <w:szCs w:val="24"/>
+                <w:cs/>
+                <w:lang w:bidi="ta-IN"/>
+              </w:rPr>
+              <w:t xml:space="preserve"> யே </w:t>
+            </w:r>
+            <w:r>
+              <w:rPr>
+                <w:rFonts w:ascii="Latha" w:hAnsi="Latha" w:cs="Latha"/>
+                <w:szCs w:val="24"/>
+                <w:lang w:bidi="ta-IN"/>
+              </w:rPr>
+              <w:t xml:space="preserve">| </w:t>
             </w:r>
           </w:p>
           <w:p>
@@ -1694,155 +3233,6 @@
                 <w:szCs w:val="40"/>
               </w:rPr>
             </w:pPr>
-            <w:r>
-              <w:rPr>
-                <w:rFonts w:ascii="BRH Devanagari Extra" w:hAnsi="BRH Devanagari Extra" w:cs="BRH Devanagari Extra"/>
-                <w:color w:val="000000"/>
-                <w:sz w:val="32"/>
-                <w:szCs w:val="40"/>
-              </w:rPr>
-              <w:t>oÉ</w:t>
-            </w:r>
-            <w:r>
-              <w:rPr>
-                <w:rFonts w:ascii="BRH Malayalam Extra" w:hAnsi="BRH Malayalam Extra" w:cs="BRH Devanagari Extra"/>
-                <w:color w:val="000000"/>
-                <w:szCs w:val="40"/>
-              </w:rPr>
-              <w:t>–</w:t>
-            </w:r>
-            <w:r>
-              <w:rPr>
-                <w:rFonts w:ascii="BRH Devanagari Extra" w:hAnsi="BRH Devanagari Extra" w:cs="BRH Devanagari Extra"/>
-                <w:color w:val="000000"/>
-                <w:sz w:val="32"/>
-                <w:szCs w:val="40"/>
-              </w:rPr>
-              <w:t>Uç</w:t>
-            </w:r>
-            <w:proofErr w:type="gramStart"/>
-            <w:r>
-              <w:rPr>
-                <w:rFonts w:ascii="BRH Malayalam Extra" w:hAnsi="BRH Malayalam Extra" w:cs="BRH Devanagari Extra"/>
-                <w:color w:val="000000"/>
-                <w:szCs w:val="40"/>
-              </w:rPr>
-              <w:t>–</w:t>
-            </w:r>
-            <w:r>
-              <w:rPr>
-                <w:rFonts w:ascii="BRH Devanagari Extra" w:hAnsi="BRH Devanagari Extra" w:cs="BRH Devanagari Extra"/>
-                <w:color w:val="000000"/>
-                <w:sz w:val="32"/>
-                <w:szCs w:val="40"/>
-              </w:rPr>
-              <w:t>.ÌWû</w:t>
-            </w:r>
-            <w:proofErr w:type="gramEnd"/>
-            <w:r>
-              <w:rPr>
-                <w:rFonts w:ascii="BRH Malayalam Extra" w:hAnsi="BRH Malayalam Extra" w:cs="BRH Devanagari Extra"/>
-                <w:color w:val="000000"/>
-                <w:szCs w:val="40"/>
-              </w:rPr>
-              <w:t>–</w:t>
-            </w:r>
-            <w:r>
-              <w:rPr>
-                <w:rFonts w:ascii="BRH Devanagari Extra" w:hAnsi="BRH Devanagari Extra" w:cs="BRH Devanagari Extra"/>
-                <w:color w:val="000000"/>
-                <w:sz w:val="32"/>
-                <w:szCs w:val="40"/>
-              </w:rPr>
-              <w:t>wÉSÉå</w:t>
-            </w:r>
-            <w:r>
-              <w:rPr>
-                <w:rFonts w:ascii="BRH Malayalam Extra" w:hAnsi="BRH Malayalam Extra" w:cs="BRH Devanagari Extra"/>
-                <w:color w:val="000000"/>
-                <w:szCs w:val="40"/>
-              </w:rPr>
-              <w:t>–</w:t>
-            </w:r>
-            <w:r>
-              <w:rPr>
-                <w:rFonts w:ascii="BRH Devanagari Extra" w:hAnsi="BRH Devanagari Extra" w:cs="BRH Devanagari Extra"/>
-                <w:color w:val="000000"/>
-                <w:sz w:val="32"/>
-                <w:szCs w:val="40"/>
-              </w:rPr>
-              <w:t xml:space="preserve"> rÉå rÉå oÉ</w:t>
-            </w:r>
-            <w:r>
-              <w:rPr>
-                <w:rFonts w:ascii="BRH Devanagari Extra" w:hAnsi="BRH Devanagari Extra" w:cs="BRH Devanagari Extra"/>
-                <w:color w:val="000000"/>
-                <w:sz w:val="32"/>
-                <w:szCs w:val="40"/>
-                <w:highlight w:val="yellow"/>
-              </w:rPr>
-              <w:t>þUç.</w:t>
-            </w:r>
-            <w:r>
-              <w:rPr>
-                <w:rFonts w:ascii="BRH Devanagari Extra" w:hAnsi="BRH Devanagari Extra" w:cs="BRH Devanagari Extra"/>
-                <w:color w:val="000000"/>
-                <w:sz w:val="32"/>
-                <w:szCs w:val="40"/>
-              </w:rPr>
-              <w:t>ÌWû</w:t>
-            </w:r>
-            <w:r>
-              <w:rPr>
-                <w:rFonts w:ascii="BRH Malayalam Extra" w:hAnsi="BRH Malayalam Extra" w:cs="BRH Devanagari Extra"/>
-                <w:color w:val="000000"/>
-                <w:szCs w:val="40"/>
-              </w:rPr>
-              <w:t>–</w:t>
-            </w:r>
-            <w:r>
-              <w:rPr>
-                <w:rFonts w:ascii="BRH Devanagari Extra" w:hAnsi="BRH Devanagari Extra" w:cs="BRH Devanagari Extra"/>
-                <w:color w:val="000000"/>
-                <w:sz w:val="32"/>
-                <w:szCs w:val="40"/>
-              </w:rPr>
-              <w:t>wÉSÉåþ oÉUç.ÌWû</w:t>
-            </w:r>
-            <w:r>
-              <w:rPr>
-                <w:rFonts w:ascii="BRH Malayalam Extra" w:hAnsi="BRH Malayalam Extra" w:cs="BRH Devanagari Extra"/>
-                <w:color w:val="000000"/>
-                <w:szCs w:val="40"/>
-              </w:rPr>
-              <w:t>–</w:t>
-            </w:r>
-            <w:r>
-              <w:rPr>
-                <w:rFonts w:ascii="BRH Devanagari Extra" w:hAnsi="BRH Devanagari Extra" w:cs="BRH Devanagari Extra"/>
-                <w:color w:val="000000"/>
-                <w:sz w:val="32"/>
-                <w:szCs w:val="40"/>
-              </w:rPr>
-              <w:t>wÉSÉå</w:t>
-            </w:r>
-            <w:r>
-              <w:rPr>
-                <w:rFonts w:ascii="BRH Malayalam Extra" w:hAnsi="BRH Malayalam Extra" w:cs="BRH Devanagari Extra"/>
-                <w:color w:val="000000"/>
-                <w:szCs w:val="40"/>
-              </w:rPr>
-              <w:t>–</w:t>
-            </w:r>
-            <w:r>
-              <w:rPr>
-                <w:rFonts w:ascii="BRH Devanagari Extra" w:hAnsi="BRH Devanagari Extra" w:cs="BRH Devanagari Extra"/>
-                <w:color w:val="000000"/>
-                <w:sz w:val="32"/>
-                <w:szCs w:val="40"/>
-              </w:rPr>
-              <w:t xml:space="preserve"> rÉå | </w:t>
-            </w:r>
           </w:p>
           <w:p>
             <w:pPr>
@@ -1864,192 +3254,684 @@
           </w:tcPr>
           <w:p>
             <w:pPr>
-              <w:widowControl w:val="0"/>
               <w:autoSpaceDE w:val="0"/>
               <w:autoSpaceDN w:val="0"/>
               <w:adjustRightInd w:val="0"/>
-              <w:spacing w:line="240" w:lineRule="auto"/>
-              <w:rPr>
-                <w:rFonts w:ascii="BRH Devanagari Extra" w:hAnsi="BRH Devanagari Extra" w:cs="BRH Devanagari Extra"/>
-                <w:color w:val="000000"/>
-                <w:sz w:val="32"/>
-                <w:szCs w:val="40"/>
+              <w:rPr>
+                <w:rFonts w:ascii="Latha" w:hAnsi="Latha" w:cs="Latha"/>
+                <w:szCs w:val="24"/>
+                <w:lang w:bidi="ta-IN"/>
               </w:rPr>
             </w:pPr>
             <w:r>
               <w:rPr>
-                <w:rFonts w:cs="BRH Devanagari Extra"/>
-                <w:color w:val="000000"/>
-                <w:szCs w:val="40"/>
+                <w:rFonts w:ascii="Latha" w:hAnsi="Latha" w:cs="Latha"/>
+                <w:b/>
+                <w:bCs/>
+                <w:szCs w:val="24"/>
+                <w:cs/>
+                <w:lang w:bidi="ta-IN"/>
               </w:rPr>
               <w:t>17</w:t>
             </w:r>
             <w:r>
               <w:rPr>
-                <w:rFonts w:ascii="BRH Devanagari Extra" w:hAnsi="BRH Devanagari Extra" w:cs="BRH Devanagari Extra"/>
-                <w:color w:val="000000"/>
-                <w:sz w:val="32"/>
-                <w:szCs w:val="40"/>
+                <w:rFonts w:ascii="Latha" w:hAnsi="Latha" w:cs="Latha"/>
+                <w:b/>
+                <w:bCs/>
+                <w:szCs w:val="24"/>
+                <w:lang w:bidi="ta-IN"/>
               </w:rPr>
               <w:t>)</w:t>
             </w:r>
             <w:r>
               <w:rPr>
-                <w:rFonts w:ascii="BRH Devanagari Extra" w:hAnsi="BRH Devanagari Extra" w:cs="BRH Devanagari Extra"/>
-                <w:color w:val="000000"/>
-                <w:sz w:val="32"/>
-                <w:szCs w:val="40"/>
+                <w:rFonts w:ascii="Latha" w:hAnsi="Latha" w:cs="Latha"/>
+                <w:szCs w:val="24"/>
+                <w:lang w:bidi="ta-IN"/>
               </w:rPr>
               <w:tab/>
             </w:r>
             <w:r>
               <w:rPr>
-                <w:rFonts w:cs="BRH Devanagari Extra"/>
-                <w:color w:val="000000"/>
-                <w:szCs w:val="40"/>
-              </w:rPr>
-              <w:t>2</w:t>
-            </w:r>
-            <w:r>
-              <w:rPr>
-                <w:rFonts w:ascii="BRH Devanagari Extra" w:hAnsi="BRH Devanagari Extra" w:cs="BRH Devanagari Extra"/>
-                <w:color w:val="000000"/>
-                <w:sz w:val="32"/>
-                <w:szCs w:val="40"/>
+                <w:rFonts w:ascii="Latha" w:hAnsi="Latha" w:cs="Latha"/>
+                <w:b/>
+                <w:bCs/>
+                <w:szCs w:val="24"/>
+                <w:cs/>
+                <w:lang w:bidi="ta-IN"/>
+              </w:rPr>
+              <w:t>2.6</w:t>
+            </w:r>
+            <w:r>
+              <w:rPr>
+                <w:rFonts w:ascii="Latha" w:hAnsi="Latha" w:cs="Latha"/>
+                <w:b/>
+                <w:bCs/>
+                <w:szCs w:val="24"/>
+                <w:lang w:bidi="ta-IN"/>
               </w:rPr>
               <w:t>.</w:t>
             </w:r>
             <w:r>
               <w:rPr>
-                <w:rFonts w:cs="BRH Devanagari Extra"/>
-                <w:color w:val="000000"/>
-                <w:szCs w:val="40"/>
-              </w:rPr>
-              <w:t>6</w:t>
-            </w:r>
-            <w:r>
-              <w:rPr>
-                <w:rFonts w:ascii="BRH Devanagari Extra" w:hAnsi="BRH Devanagari Extra" w:cs="BRH Devanagari Extra"/>
-                <w:color w:val="000000"/>
-                <w:sz w:val="32"/>
-                <w:szCs w:val="40"/>
+                <w:rFonts w:ascii="Latha" w:hAnsi="Latha" w:cs="Latha"/>
+                <w:b/>
+                <w:bCs/>
+                <w:szCs w:val="24"/>
+                <w:cs/>
+                <w:lang w:bidi="ta-IN"/>
+              </w:rPr>
+              <w:t>12.3</w:t>
+            </w:r>
+            <w:r>
+              <w:rPr>
+                <w:rFonts w:ascii="Latha" w:hAnsi="Latha" w:cs="Latha"/>
+                <w:b/>
+                <w:bCs/>
+                <w:szCs w:val="24"/>
+                <w:lang w:bidi="ta-IN"/>
+              </w:rPr>
+              <w:t>(</w:t>
+            </w:r>
+            <w:r>
+              <w:rPr>
+                <w:rFonts w:ascii="Latha" w:hAnsi="Latha" w:cs="Latha"/>
+                <w:b/>
+                <w:bCs/>
+                <w:szCs w:val="24"/>
+                <w:cs/>
+                <w:lang w:bidi="ta-IN"/>
+              </w:rPr>
+              <w:t>15</w:t>
+            </w:r>
+            <w:r>
+              <w:rPr>
+                <w:rFonts w:ascii="Latha" w:hAnsi="Latha" w:cs="Latha"/>
+                <w:b/>
+                <w:bCs/>
+                <w:szCs w:val="24"/>
+                <w:lang w:bidi="ta-IN"/>
+              </w:rPr>
+              <w:t>)</w:t>
+            </w:r>
+            <w:r>
+              <w:rPr>
+                <w:rFonts w:ascii="Latha" w:hAnsi="Latha" w:cs="Latha"/>
+                <w:szCs w:val="24"/>
+                <w:lang w:bidi="ta-IN"/>
+              </w:rPr>
+              <w:t xml:space="preserve">-  </w:t>
+            </w:r>
+            <w:r>
+              <w:rPr>
+                <w:rFonts w:ascii="Latha" w:hAnsi="Latha" w:cs="Latha"/>
+                <w:szCs w:val="24"/>
+                <w:cs/>
+                <w:lang w:bidi="ta-IN"/>
+              </w:rPr>
+              <w:t>ப</w:t>
+            </w:r>
+            <w:r>
+              <w:rPr>
+                <w:rFonts w:ascii="BRH Tamil Tab Extra" w:hAnsi="BRH Tamil Tab Extra" w:cs="Latha"/>
+                <w:b/>
+                <w:bCs/>
+                <w:szCs w:val="28"/>
+                <w:lang w:bidi="ta-IN"/>
+              </w:rPr>
+              <w:t>…</w:t>
+            </w:r>
+            <w:r>
+              <w:rPr>
+                <w:rFonts w:ascii="Latha" w:hAnsi="Latha" w:cs="Latha"/>
+                <w:b/>
+                <w:bCs/>
+                <w:position w:val="-12"/>
+                <w:szCs w:val="24"/>
+                <w:cs/>
+                <w:lang w:bidi="ta-IN"/>
+              </w:rPr>
+              <w:t>3</w:t>
+            </w:r>
+            <w:r>
+              <w:rPr>
+                <w:rFonts w:ascii="Latha" w:hAnsi="Latha" w:cs="Latha"/>
+                <w:szCs w:val="24"/>
+                <w:cs/>
+                <w:lang w:bidi="ta-IN"/>
+              </w:rPr>
+              <w:t>ர்</w:t>
+            </w:r>
+            <w:r>
+              <w:rPr>
+                <w:rFonts w:ascii="BRH Tamil Tab Extra" w:hAnsi="BRH Tamil Tab Extra" w:cs="Latha"/>
+                <w:b/>
+                <w:bCs/>
+                <w:szCs w:val="28"/>
+                <w:lang w:bidi="ta-IN"/>
+              </w:rPr>
+              <w:t>…</w:t>
+            </w:r>
+            <w:r>
+              <w:rPr>
+                <w:rFonts w:ascii="Latha" w:hAnsi="Latha" w:cs="Latha"/>
+                <w:b/>
+                <w:bCs/>
+                <w:szCs w:val="24"/>
+                <w:lang w:bidi="ta-IN"/>
               </w:rPr>
               <w:t>.</w:t>
             </w:r>
             <w:r>
               <w:rPr>
-                <w:rFonts w:cs="BRH Devanagari Extra"/>
-                <w:color w:val="000000"/>
-                <w:szCs w:val="40"/>
-              </w:rPr>
-              <w:t>12</w:t>
-            </w:r>
-            <w:r>
-              <w:rPr>
-                <w:rFonts w:ascii="BRH Devanagari Extra" w:hAnsi="BRH Devanagari Extra" w:cs="BRH Devanagari Extra"/>
-                <w:color w:val="000000"/>
-                <w:sz w:val="32"/>
-                <w:szCs w:val="40"/>
+                <w:rFonts w:ascii="Latha" w:hAnsi="Latha" w:cs="Latha"/>
+                <w:szCs w:val="24"/>
+                <w:cs/>
+                <w:lang w:bidi="ta-IN"/>
+              </w:rPr>
+              <w:t>ஹி</w:t>
+            </w:r>
+            <w:r>
+              <w:rPr>
+                <w:rFonts w:ascii="BRH Tamil Tab Extra" w:hAnsi="BRH Tamil Tab Extra" w:cs="Latha"/>
+                <w:b/>
+                <w:bCs/>
+                <w:szCs w:val="28"/>
+                <w:lang w:bidi="ta-IN"/>
+              </w:rPr>
+              <w:t>…</w:t>
+            </w:r>
+            <w:r>
+              <w:rPr>
+                <w:rFonts w:ascii="Latha" w:hAnsi="Latha" w:cs="Latha"/>
+                <w:szCs w:val="24"/>
+                <w:cs/>
+                <w:lang w:bidi="ta-IN"/>
+              </w:rPr>
+              <w:t>ஷத</w:t>
+            </w:r>
+            <w:r>
+              <w:rPr>
+                <w:rFonts w:ascii="BRH Tamil Tab Extra" w:hAnsi="BRH Tamil Tab Extra" w:cs="Latha"/>
+                <w:b/>
+                <w:bCs/>
+                <w:szCs w:val="28"/>
+                <w:lang w:bidi="ta-IN"/>
+              </w:rPr>
+              <w:t>†</w:t>
+            </w:r>
+            <w:r>
+              <w:rPr>
+                <w:rFonts w:ascii="Latha" w:hAnsi="Latha" w:cs="Latha"/>
+                <w:b/>
+                <w:bCs/>
+                <w:position w:val="-12"/>
+                <w:szCs w:val="24"/>
+                <w:cs/>
+                <w:lang w:bidi="ta-IN"/>
+              </w:rPr>
+              <w:t>3</w:t>
+            </w:r>
+            <w:r>
+              <w:rPr>
+                <w:rFonts w:ascii="BRH Tamil Tab Extra" w:hAnsi="BRH Tamil Tab Extra" w:cs="Latha"/>
+                <w:b/>
+                <w:bCs/>
+                <w:szCs w:val="28"/>
+                <w:cs/>
+                <w:lang w:bidi="ta-IN"/>
+              </w:rPr>
+              <w:t>:</w:t>
+            </w:r>
+            <w:r>
+              <w:rPr>
+                <w:rFonts w:ascii="Latha" w:hAnsi="Latha" w:cs="Latha"/>
+                <w:szCs w:val="24"/>
+                <w:cs/>
+                <w:lang w:bidi="ta-IN"/>
+              </w:rPr>
+              <w:t xml:space="preserve"> </w:t>
+            </w:r>
+            <w:r>
+              <w:rPr>
+                <w:rFonts w:ascii="Latha" w:hAnsi="Latha" w:cs="Latha"/>
+                <w:szCs w:val="24"/>
+                <w:lang w:bidi="ta-IN"/>
+              </w:rPr>
+              <w:t xml:space="preserve">| </w:t>
+            </w:r>
+            <w:r>
+              <w:rPr>
+                <w:rFonts w:ascii="Latha" w:hAnsi="Latha" w:cs="Latha"/>
+                <w:szCs w:val="24"/>
+                <w:cs/>
+                <w:lang w:bidi="ta-IN"/>
+              </w:rPr>
+              <w:t xml:space="preserve">யே </w:t>
+            </w:r>
+            <w:r>
+              <w:rPr>
+                <w:rFonts w:ascii="Latha" w:hAnsi="Latha" w:cs="Latha"/>
+                <w:szCs w:val="24"/>
+                <w:lang w:bidi="ta-IN"/>
+              </w:rPr>
+              <w:t xml:space="preserve">| </w:t>
+            </w:r>
+            <w:r>
+              <w:rPr>
+                <w:rFonts w:ascii="Latha" w:hAnsi="Latha" w:cs="Latha"/>
+                <w:b/>
+                <w:bCs/>
+                <w:szCs w:val="24"/>
+                <w:lang w:bidi="ta-IN"/>
+              </w:rPr>
+              <w:t>(</w:t>
+            </w:r>
+            <w:r>
+              <w:rPr>
+                <w:rFonts w:ascii="Latha" w:hAnsi="Latha" w:cs="Latha"/>
+                <w:b/>
+                <w:bCs/>
+                <w:szCs w:val="24"/>
+                <w:lang w:bidi="ta-IN"/>
+              </w:rPr>
+              <w:t>GS</w:t>
+            </w:r>
+            <w:r>
+              <w:rPr>
+                <w:rFonts w:ascii="Latha" w:hAnsi="Latha" w:cs="Latha"/>
+                <w:szCs w:val="24"/>
+                <w:lang w:bidi="ta-IN"/>
+              </w:rPr>
+              <w:t>-</w:t>
+            </w:r>
+            <w:r>
+              <w:rPr>
+                <w:rFonts w:ascii="Latha" w:hAnsi="Latha" w:cs="Latha"/>
+                <w:b/>
+                <w:bCs/>
+                <w:szCs w:val="24"/>
+                <w:cs/>
+                <w:lang w:bidi="ta-IN"/>
+              </w:rPr>
+              <w:t>2.6</w:t>
+            </w:r>
+            <w:r>
+              <w:rPr>
+                <w:rFonts w:ascii="Latha" w:hAnsi="Latha" w:cs="Latha"/>
+                <w:szCs w:val="24"/>
+                <w:lang w:bidi="ta-IN"/>
+              </w:rPr>
+              <w:t>-</w:t>
+            </w:r>
+            <w:r>
+              <w:rPr>
+                <w:rFonts w:ascii="Latha" w:hAnsi="Latha" w:cs="Latha"/>
+                <w:b/>
+                <w:bCs/>
+                <w:szCs w:val="24"/>
+                <w:cs/>
+                <w:lang w:bidi="ta-IN"/>
+              </w:rPr>
+              <w:t>41</w:t>
+            </w:r>
+            <w:r>
+              <w:rPr>
+                <w:rFonts w:ascii="Latha" w:hAnsi="Latha" w:cs="Latha"/>
+                <w:b/>
+                <w:bCs/>
+                <w:szCs w:val="24"/>
+                <w:lang w:bidi="ta-IN"/>
+              </w:rPr>
+              <w:t>)</w:t>
+            </w:r>
+          </w:p>
+          <w:p>
+            <w:pPr>
+              <w:autoSpaceDE w:val="0"/>
+              <w:autoSpaceDN w:val="0"/>
+              <w:adjustRightInd w:val="0"/>
+              <w:rPr>
+                <w:rFonts w:ascii="Latha" w:hAnsi="Latha" w:cs="Latha"/>
+                <w:szCs w:val="24"/>
+                <w:lang w:bidi="ta-IN"/>
+              </w:rPr>
+            </w:pPr>
+            <w:r>
+              <w:rPr>
+                <w:rFonts w:ascii="Latha" w:hAnsi="Latha" w:cs="Latha"/>
+                <w:szCs w:val="24"/>
+                <w:cs/>
+                <w:lang w:bidi="ta-IN"/>
+              </w:rPr>
+              <w:t>ப</w:t>
+            </w:r>
+            <w:r>
+              <w:rPr>
+                <w:rFonts w:ascii="BRH Tamil Tab Extra" w:hAnsi="BRH Tamil Tab Extra" w:cs="Latha"/>
+                <w:b/>
+                <w:bCs/>
+                <w:szCs w:val="28"/>
+                <w:lang w:bidi="ta-IN"/>
+              </w:rPr>
+              <w:t>…</w:t>
+            </w:r>
+            <w:r>
+              <w:rPr>
+                <w:rFonts w:ascii="Latha" w:hAnsi="Latha" w:cs="Latha"/>
+                <w:b/>
+                <w:bCs/>
+                <w:position w:val="-12"/>
+                <w:szCs w:val="24"/>
+                <w:cs/>
+                <w:lang w:bidi="ta-IN"/>
+              </w:rPr>
+              <w:t>3</w:t>
+            </w:r>
+            <w:r>
+              <w:rPr>
+                <w:rFonts w:ascii="Latha" w:hAnsi="Latha" w:cs="Latha"/>
+                <w:szCs w:val="24"/>
+                <w:cs/>
+                <w:lang w:bidi="ta-IN"/>
+              </w:rPr>
+              <w:t>ர்</w:t>
+            </w:r>
+            <w:r>
+              <w:rPr>
+                <w:rFonts w:ascii="BRH Tamil Tab Extra" w:hAnsi="BRH Tamil Tab Extra" w:cs="Latha"/>
+                <w:b/>
+                <w:bCs/>
+                <w:szCs w:val="28"/>
+                <w:lang w:bidi="ta-IN"/>
+              </w:rPr>
+              <w:t>…</w:t>
+            </w:r>
+            <w:r>
+              <w:rPr>
+                <w:rFonts w:ascii="Latha" w:hAnsi="Latha" w:cs="Latha"/>
+                <w:b/>
+                <w:bCs/>
+                <w:szCs w:val="24"/>
+                <w:lang w:bidi="ta-IN"/>
               </w:rPr>
               <w:t>.</w:t>
             </w:r>
             <w:r>
               <w:rPr>
-                <w:rFonts w:cs="BRH Devanagari Extra"/>
-                <w:color w:val="000000"/>
-                <w:szCs w:val="40"/>
+                <w:rFonts w:ascii="Latha" w:hAnsi="Latha" w:cs="Latha"/>
+                <w:szCs w:val="24"/>
+                <w:cs/>
+                <w:lang w:bidi="ta-IN"/>
+              </w:rPr>
+              <w:t>ஹி</w:t>
+            </w:r>
+            <w:r>
+              <w:rPr>
+                <w:rFonts w:ascii="BRH Tamil Tab Extra" w:hAnsi="BRH Tamil Tab Extra" w:cs="Latha"/>
+                <w:b/>
+                <w:bCs/>
+                <w:szCs w:val="28"/>
+                <w:lang w:bidi="ta-IN"/>
+              </w:rPr>
+              <w:t>…</w:t>
+            </w:r>
+            <w:r>
+              <w:rPr>
+                <w:rFonts w:ascii="Latha" w:hAnsi="Latha" w:cs="Latha"/>
+                <w:szCs w:val="24"/>
+                <w:cs/>
+                <w:lang w:bidi="ta-IN"/>
+              </w:rPr>
+              <w:t>ஷதோ</w:t>
+            </w:r>
+            <w:r>
+              <w:rPr>
+                <w:rFonts w:ascii="BRH Tamil Tab Extra" w:hAnsi="BRH Tamil Tab Extra" w:cs="Latha"/>
+                <w:b/>
+                <w:bCs/>
+                <w:szCs w:val="28"/>
+                <w:lang w:bidi="ta-IN"/>
+              </w:rPr>
+              <w:t>…</w:t>
+            </w:r>
+            <w:r>
+              <w:rPr>
+                <w:rFonts w:ascii="Latha" w:hAnsi="Latha" w:cs="Latha"/>
+                <w:b/>
+                <w:bCs/>
+                <w:position w:val="-12"/>
+                <w:szCs w:val="24"/>
+                <w:cs/>
+                <w:lang w:bidi="ta-IN"/>
               </w:rPr>
               <w:t>3</w:t>
             </w:r>
             <w:r>
               <w:rPr>
-                <w:rFonts w:ascii="BRH Devanagari Extra" w:hAnsi="BRH Devanagari Extra" w:cs="BRH Devanagari Extra"/>
-                <w:color w:val="000000"/>
-                <w:sz w:val="32"/>
-                <w:szCs w:val="40"/>
-              </w:rPr>
-              <w:t>(</w:t>
-            </w:r>
-            <w:r>
-              <w:rPr>
-                <w:rFonts w:cs="BRH Devanagari Extra"/>
-                <w:color w:val="000000"/>
-                <w:szCs w:val="40"/>
-              </w:rPr>
-              <w:t>15</w:t>
-            </w:r>
-            <w:r>
-              <w:rPr>
-                <w:rFonts w:ascii="BRH Devanagari Extra" w:hAnsi="BRH Devanagari Extra" w:cs="BRH Devanagari Extra"/>
-                <w:color w:val="000000"/>
-                <w:sz w:val="32"/>
-                <w:szCs w:val="40"/>
-              </w:rPr>
-              <w:t>)</w:t>
-            </w:r>
-            <w:proofErr w:type="gramStart"/>
-            <w:r>
-              <w:rPr>
-                <w:rFonts w:ascii="BRH Devanagari Extra" w:hAnsi="BRH Devanagari Extra" w:cs="BRH Devanagari Extra"/>
-                <w:color w:val="000000"/>
-                <w:sz w:val="32"/>
-                <w:szCs w:val="40"/>
-              </w:rPr>
-              <w:t>-  oÉ</w:t>
-            </w:r>
-            <w:proofErr w:type="gramEnd"/>
-            <w:r>
-              <w:rPr>
-                <w:rFonts w:ascii="BRH Malayalam Extra" w:hAnsi="BRH Malayalam Extra" w:cs="BRH Devanagari Extra"/>
-                <w:color w:val="000000"/>
-                <w:szCs w:val="40"/>
-              </w:rPr>
-              <w:t>–</w:t>
-            </w:r>
-            <w:r>
-              <w:rPr>
-                <w:rFonts w:ascii="BRH Devanagari Extra" w:hAnsi="BRH Devanagari Extra" w:cs="BRH Devanagari Extra"/>
-                <w:color w:val="000000"/>
-                <w:sz w:val="32"/>
-                <w:szCs w:val="40"/>
-              </w:rPr>
-              <w:t>Uç</w:t>
-            </w:r>
-            <w:proofErr w:type="gramStart"/>
-            <w:r>
-              <w:rPr>
-                <w:rFonts w:ascii="BRH Malayalam Extra" w:hAnsi="BRH Malayalam Extra" w:cs="BRH Devanagari Extra"/>
-                <w:color w:val="000000"/>
-                <w:szCs w:val="40"/>
-              </w:rPr>
-              <w:t>–</w:t>
-            </w:r>
-            <w:r>
-              <w:rPr>
-                <w:rFonts w:ascii="BRH Devanagari Extra" w:hAnsi="BRH Devanagari Extra" w:cs="BRH Devanagari Extra"/>
-                <w:color w:val="000000"/>
-                <w:sz w:val="32"/>
-                <w:szCs w:val="40"/>
-              </w:rPr>
-              <w:t>.ÌWû</w:t>
-            </w:r>
-            <w:proofErr w:type="gramEnd"/>
-            <w:r>
-              <w:rPr>
-                <w:rFonts w:ascii="BRH Malayalam Extra" w:hAnsi="BRH Malayalam Extra" w:cs="BRH Devanagari Extra"/>
-                <w:color w:val="000000"/>
-                <w:szCs w:val="40"/>
-              </w:rPr>
-              <w:t>–</w:t>
-            </w:r>
-            <w:r>
-              <w:rPr>
-                <w:rFonts w:ascii="BRH Devanagari Extra" w:hAnsi="BRH Devanagari Extra" w:cs="BRH Devanagari Extra"/>
-                <w:color w:val="000000"/>
-                <w:sz w:val="32"/>
-                <w:szCs w:val="40"/>
-              </w:rPr>
-              <w:t xml:space="preserve">wÉSþÈ | rÉå | </w:t>
+                <w:rFonts w:ascii="Latha" w:hAnsi="Latha" w:cs="Latha"/>
+                <w:szCs w:val="24"/>
+                <w:cs/>
+                <w:lang w:bidi="ta-IN"/>
+              </w:rPr>
+              <w:t xml:space="preserve"> யே யே </w:t>
+            </w:r>
+            <w:r>
+              <w:rPr>
+                <w:rFonts w:ascii="Latha" w:hAnsi="Latha" w:cs="Latha"/>
+                <w:szCs w:val="24"/>
+                <w:highlight w:val="green"/>
+                <w:cs/>
+                <w:lang w:bidi="ta-IN"/>
+              </w:rPr>
+              <w:t>ப</w:t>
+            </w:r>
+            <w:r>
+              <w:rPr>
+                <w:rFonts w:ascii="BRH Tamil Tab Extra" w:hAnsi="BRH Tamil Tab Extra" w:cs="Latha"/>
+                <w:b/>
+                <w:bCs/>
+                <w:szCs w:val="28"/>
+                <w:highlight w:val="green"/>
+                <w:lang w:bidi="ta-IN"/>
+              </w:rPr>
+              <w:t>†</w:t>
+            </w:r>
+            <w:r>
+              <w:rPr>
+                <w:rFonts w:ascii="Latha" w:hAnsi="Latha" w:cs="Latha"/>
+                <w:b/>
+                <w:bCs/>
+                <w:position w:val="-12"/>
+                <w:szCs w:val="24"/>
+                <w:highlight w:val="green"/>
+                <w:cs/>
+                <w:lang w:bidi="ta-IN"/>
+              </w:rPr>
+              <w:t>3</w:t>
+            </w:r>
+            <w:r>
+              <w:rPr>
+                <w:rFonts w:ascii="Latha" w:hAnsi="Latha" w:cs="Latha"/>
+                <w:szCs w:val="24"/>
+                <w:highlight w:val="green"/>
+                <w:cs/>
+                <w:lang w:bidi="ta-IN"/>
+              </w:rPr>
+              <w:t>ர்ஹி</w:t>
+            </w:r>
+            <w:r>
+              <w:rPr>
+                <w:rFonts w:ascii="BRH Tamil Tab Extra" w:hAnsi="BRH Tamil Tab Extra" w:cs="Latha"/>
+                <w:b/>
+                <w:bCs/>
+                <w:szCs w:val="28"/>
+                <w:lang w:bidi="ta-IN"/>
+              </w:rPr>
+              <w:t>…</w:t>
+            </w:r>
+            <w:r>
+              <w:rPr>
+                <w:rFonts w:ascii="Latha" w:hAnsi="Latha" w:cs="Latha"/>
+                <w:szCs w:val="24"/>
+                <w:cs/>
+                <w:lang w:bidi="ta-IN"/>
+              </w:rPr>
+              <w:t>ஷதோ</w:t>
+            </w:r>
+            <w:r>
+              <w:rPr>
+                <w:rFonts w:ascii="BRH Tamil Tab Extra" w:hAnsi="BRH Tamil Tab Extra" w:cs="Latha"/>
+                <w:b/>
+                <w:bCs/>
+                <w:szCs w:val="28"/>
+                <w:lang w:bidi="ta-IN"/>
+              </w:rPr>
+              <w:t>†</w:t>
+            </w:r>
+            <w:r>
+              <w:rPr>
+                <w:rFonts w:ascii="Latha" w:hAnsi="Latha" w:cs="Latha"/>
+                <w:b/>
+                <w:bCs/>
+                <w:position w:val="-12"/>
+                <w:szCs w:val="24"/>
+                <w:cs/>
+                <w:lang w:bidi="ta-IN"/>
+              </w:rPr>
+              <w:t>3</w:t>
+            </w:r>
+            <w:r>
+              <w:rPr>
+                <w:rFonts w:ascii="Latha" w:hAnsi="Latha" w:cs="Latha"/>
+                <w:szCs w:val="24"/>
+                <w:cs/>
+                <w:lang w:bidi="ta-IN"/>
+              </w:rPr>
+              <w:t xml:space="preserve"> ப</w:t>
+            </w:r>
+            <w:r>
+              <w:rPr>
+                <w:rFonts w:ascii="Latha" w:hAnsi="Latha" w:cs="Latha"/>
+                <w:b/>
+                <w:bCs/>
+                <w:position w:val="-12"/>
+                <w:szCs w:val="24"/>
+                <w:cs/>
+                <w:lang w:bidi="ta-IN"/>
+              </w:rPr>
+              <w:t>3</w:t>
+            </w:r>
+            <w:r>
+              <w:rPr>
+                <w:rFonts w:ascii="Latha" w:hAnsi="Latha" w:cs="Latha"/>
+                <w:szCs w:val="24"/>
+                <w:cs/>
+                <w:lang w:bidi="ta-IN"/>
+              </w:rPr>
+              <w:t>ர்</w:t>
+            </w:r>
+            <w:r>
+              <w:rPr>
+                <w:rFonts w:ascii="Latha" w:hAnsi="Latha" w:cs="Latha"/>
+                <w:b/>
+                <w:bCs/>
+                <w:szCs w:val="24"/>
+                <w:lang w:bidi="ta-IN"/>
+              </w:rPr>
+              <w:t>.</w:t>
+            </w:r>
+            <w:r>
+              <w:rPr>
+                <w:rFonts w:ascii="Latha" w:hAnsi="Latha" w:cs="Latha"/>
+                <w:szCs w:val="24"/>
+                <w:cs/>
+                <w:lang w:bidi="ta-IN"/>
+              </w:rPr>
+              <w:t>ஹி</w:t>
+            </w:r>
+            <w:r>
+              <w:rPr>
+                <w:rFonts w:ascii="BRH Tamil Tab Extra" w:hAnsi="BRH Tamil Tab Extra" w:cs="Latha"/>
+                <w:b/>
+                <w:bCs/>
+                <w:szCs w:val="28"/>
+                <w:lang w:bidi="ta-IN"/>
+              </w:rPr>
+              <w:t>…</w:t>
+            </w:r>
+            <w:r>
+              <w:rPr>
+                <w:rFonts w:ascii="Latha" w:hAnsi="Latha" w:cs="Latha"/>
+                <w:szCs w:val="24"/>
+                <w:cs/>
+                <w:lang w:bidi="ta-IN"/>
+              </w:rPr>
+              <w:t>ஷதோ</w:t>
+            </w:r>
+            <w:r>
+              <w:rPr>
+                <w:rFonts w:ascii="BRH Tamil Tab Extra" w:hAnsi="BRH Tamil Tab Extra" w:cs="Latha"/>
+                <w:b/>
+                <w:bCs/>
+                <w:szCs w:val="28"/>
+                <w:lang w:bidi="ta-IN"/>
+              </w:rPr>
+              <w:t>…</w:t>
+            </w:r>
+            <w:r>
+              <w:rPr>
+                <w:rFonts w:ascii="Latha" w:hAnsi="Latha" w:cs="Latha"/>
+                <w:b/>
+                <w:bCs/>
+                <w:position w:val="-12"/>
+                <w:szCs w:val="24"/>
+                <w:cs/>
+                <w:lang w:bidi="ta-IN"/>
+              </w:rPr>
+              <w:t>3</w:t>
+            </w:r>
+            <w:r>
+              <w:rPr>
+                <w:rFonts w:ascii="Latha" w:hAnsi="Latha" w:cs="Latha"/>
+                <w:szCs w:val="24"/>
+                <w:cs/>
+                <w:lang w:bidi="ta-IN"/>
+              </w:rPr>
+              <w:t xml:space="preserve"> யே </w:t>
+            </w:r>
+            <w:r>
+              <w:rPr>
+                <w:rFonts w:ascii="Latha" w:hAnsi="Latha" w:cs="Latha"/>
+                <w:szCs w:val="24"/>
+                <w:lang w:bidi="ta-IN"/>
+              </w:rPr>
+              <w:t xml:space="preserve">| </w:t>
+            </w:r>
+          </w:p>
+          <w:p>
+            <w:pPr>
+              <w:autoSpaceDE w:val="0"/>
+              <w:autoSpaceDN w:val="0"/>
+              <w:adjustRightInd w:val="0"/>
+              <w:rPr>
+                <w:rFonts w:cs="Arial"/>
+                <w:b/>
+                <w:bCs/>
+                <w:szCs w:val="24"/>
+                <w:lang w:bidi="ta-IN"/>
+              </w:rPr>
+            </w:pPr>
+            <w:r>
+              <w:rPr>
+                <w:rFonts w:cs="Arial"/>
+                <w:b/>
+                <w:bCs/>
+                <w:szCs w:val="24"/>
+                <w:lang w:bidi="ta-IN"/>
+              </w:rPr>
+              <w:t>(not to be treated or read as Swarabhakti)</w:t>
             </w:r>
           </w:p>
           <w:p>
@@ -2060,256 +3942,6 @@
               <w:adjustRightInd w:val="0"/>
               <w:spacing w:line="240" w:lineRule="auto"/>
               <w:rPr>
-                <w:rFonts w:ascii="BRH Devanagari Extra" w:hAnsi="BRH Devanagari Extra" w:cs="BRH Devanagari Extra"/>
-                <w:color w:val="000000"/>
-                <w:sz w:val="32"/>
-                <w:szCs w:val="40"/>
-              </w:rPr>
-            </w:pPr>
-            <w:r>
-              <w:rPr>
-                <w:rFonts w:ascii="BRH Devanagari Extra" w:hAnsi="BRH Devanagari Extra" w:cs="BRH Devanagari Extra"/>
-                <w:color w:val="000000"/>
-                <w:sz w:val="32"/>
-                <w:szCs w:val="40"/>
-              </w:rPr>
-              <w:t>oÉ</w:t>
-            </w:r>
-            <w:r>
-              <w:rPr>
-                <w:rFonts w:ascii="BRH Malayalam Extra" w:hAnsi="BRH Malayalam Extra" w:cs="BRH Devanagari Extra"/>
-                <w:color w:val="000000"/>
-                <w:szCs w:val="40"/>
-              </w:rPr>
-              <w:t>–</w:t>
-            </w:r>
-            <w:r>
-              <w:rPr>
-                <w:rFonts w:ascii="BRH Devanagari Extra" w:hAnsi="BRH Devanagari Extra" w:cs="BRH Devanagari Extra"/>
-                <w:color w:val="000000"/>
-                <w:sz w:val="32"/>
-                <w:szCs w:val="40"/>
-              </w:rPr>
-              <w:t>Uç</w:t>
-            </w:r>
-            <w:proofErr w:type="gramStart"/>
-            <w:r>
-              <w:rPr>
-                <w:rFonts w:ascii="BRH Malayalam Extra" w:hAnsi="BRH Malayalam Extra" w:cs="BRH Devanagari Extra"/>
-                <w:color w:val="000000"/>
-                <w:szCs w:val="40"/>
-              </w:rPr>
-              <w:t>–</w:t>
-            </w:r>
-            <w:r>
-              <w:rPr>
-                <w:rFonts w:ascii="BRH Devanagari Extra" w:hAnsi="BRH Devanagari Extra" w:cs="BRH Devanagari Extra"/>
-                <w:color w:val="000000"/>
-                <w:sz w:val="32"/>
-                <w:szCs w:val="40"/>
-              </w:rPr>
-              <w:t>.ÌWû</w:t>
-            </w:r>
-            <w:proofErr w:type="gramEnd"/>
-            <w:r>
-              <w:rPr>
-                <w:rFonts w:ascii="BRH Malayalam Extra" w:hAnsi="BRH Malayalam Extra" w:cs="BRH Devanagari Extra"/>
-                <w:color w:val="000000"/>
-                <w:szCs w:val="40"/>
-              </w:rPr>
-              <w:t>–</w:t>
-            </w:r>
-            <w:r>
-              <w:rPr>
-                <w:rFonts w:ascii="BRH Devanagari Extra" w:hAnsi="BRH Devanagari Extra" w:cs="BRH Devanagari Extra"/>
-                <w:color w:val="000000"/>
-                <w:sz w:val="32"/>
-                <w:szCs w:val="40"/>
-              </w:rPr>
-              <w:t>wÉSÉå</w:t>
-            </w:r>
-            <w:r>
-              <w:rPr>
-                <w:rFonts w:ascii="BRH Malayalam Extra" w:hAnsi="BRH Malayalam Extra" w:cs="BRH Devanagari Extra"/>
-                <w:color w:val="000000"/>
-                <w:szCs w:val="40"/>
-              </w:rPr>
-              <w:t>–</w:t>
-            </w:r>
-            <w:r>
-              <w:rPr>
-                <w:rFonts w:ascii="BRH Devanagari Extra" w:hAnsi="BRH Devanagari Extra" w:cs="BRH Devanagari Extra"/>
-                <w:color w:val="000000"/>
-                <w:sz w:val="32"/>
-                <w:szCs w:val="40"/>
-              </w:rPr>
-              <w:t xml:space="preserve"> rÉå rÉå oÉ</w:t>
-            </w:r>
-            <w:r>
-              <w:rPr>
-                <w:rFonts w:ascii="BRH Devanagari Extra" w:hAnsi="BRH Devanagari Extra" w:cs="BRH Devanagari Extra"/>
-                <w:color w:val="000000"/>
-                <w:sz w:val="32"/>
-                <w:szCs w:val="40"/>
-                <w:highlight w:val="yellow"/>
-              </w:rPr>
-              <w:t>þ</w:t>
-            </w:r>
-            <w:r>
-              <w:rPr>
-                <w:rFonts w:ascii="BRH Devanagari Extra" w:hAnsi="BRH Devanagari Extra" w:cs="BRH Devanagari Extra"/>
-                <w:color w:val="000000"/>
-                <w:sz w:val="32"/>
-                <w:szCs w:val="40"/>
-                <w:highlight w:val="green"/>
-              </w:rPr>
-              <w:t>ÌW</w:t>
-            </w:r>
-            <w:r>
-              <w:rPr>
-                <w:rFonts w:ascii="BRH Devanagari Extra" w:hAnsi="BRH Devanagari Extra" w:cs="BRH Devanagari Extra"/>
-                <w:sz w:val="32"/>
-                <w:szCs w:val="32"/>
-              </w:rPr>
-              <w:t>ï</w:t>
-            </w:r>
-            <w:r>
-              <w:rPr>
-                <w:rFonts w:ascii="BRH Devanagari Extra" w:hAnsi="BRH Devanagari Extra" w:cs="BRH Devanagari Extra"/>
-                <w:color w:val="000000"/>
-                <w:sz w:val="32"/>
-                <w:szCs w:val="40"/>
-              </w:rPr>
-              <w:t>û</w:t>
-            </w:r>
-            <w:r>
-              <w:rPr>
-                <w:rFonts w:ascii="BRH Malayalam Extra" w:hAnsi="BRH Malayalam Extra" w:cs="BRH Devanagari Extra"/>
-                <w:color w:val="000000"/>
-                <w:szCs w:val="40"/>
-              </w:rPr>
-              <w:t>–</w:t>
-            </w:r>
-            <w:r>
-              <w:rPr>
-                <w:rFonts w:ascii="BRH Devanagari Extra" w:hAnsi="BRH Devanagari Extra" w:cs="BRH Devanagari Extra"/>
-                <w:color w:val="000000"/>
-                <w:sz w:val="32"/>
-                <w:szCs w:val="40"/>
-              </w:rPr>
-              <w:t>wÉSÉåþ oÉUç.ÌWû</w:t>
-            </w:r>
-            <w:r>
-              <w:rPr>
-                <w:rFonts w:ascii="BRH Malayalam Extra" w:hAnsi="BRH Malayalam Extra" w:cs="BRH Devanagari Extra"/>
-                <w:color w:val="000000"/>
-                <w:szCs w:val="40"/>
-              </w:rPr>
-              <w:t>–</w:t>
-            </w:r>
-            <w:r>
-              <w:rPr>
-                <w:rFonts w:ascii="BRH Devanagari Extra" w:hAnsi="BRH Devanagari Extra" w:cs="BRH Devanagari Extra"/>
-                <w:color w:val="000000"/>
-                <w:sz w:val="32"/>
-                <w:szCs w:val="40"/>
-              </w:rPr>
-              <w:t>wÉSÉå</w:t>
-            </w:r>
-            <w:r>
-              <w:rPr>
-                <w:rFonts w:ascii="BRH Malayalam Extra" w:hAnsi="BRH Malayalam Extra" w:cs="BRH Devanagari Extra"/>
-                <w:color w:val="000000"/>
-                <w:szCs w:val="40"/>
-              </w:rPr>
-              <w:t>–</w:t>
-            </w:r>
-            <w:r>
-              <w:rPr>
-                <w:rFonts w:ascii="BRH Devanagari Extra" w:hAnsi="BRH Devanagari Extra" w:cs="BRH Devanagari Extra"/>
-                <w:color w:val="000000"/>
-                <w:sz w:val="32"/>
-                <w:szCs w:val="40"/>
-              </w:rPr>
-              <w:t xml:space="preserve"> rÉå | </w:t>
-            </w:r>
-          </w:p>
-          <w:p>
-            <w:pPr>
-              <w:widowControl w:val="0"/>
-              <w:autoSpaceDE w:val="0"/>
-              <w:autoSpaceDN w:val="0"/>
-              <w:adjustRightInd w:val="0"/>
-              <w:spacing w:line="240" w:lineRule="auto"/>
-              <w:rPr>
-                <w:rFonts w:cs="BRH Malayalam Extra"/>
-                <w:szCs w:val="40"/>
-              </w:rPr>
-            </w:pPr>
-            <w:r>
-              <w:rPr>
-                <w:rFonts w:ascii="BRH Malayalam Extra" w:hAnsi="BRH Malayalam Extra" w:cs="BRH Malayalam Extra"/>
-                <w:color w:val="000000"/>
-                <w:sz w:val="32"/>
-                <w:szCs w:val="40"/>
-              </w:rPr>
-              <w:t>(</w:t>
-            </w:r>
-            <w:r>
-              <w:rPr>
-                <w:rFonts w:ascii="Cambria" w:hAnsi="Cambria" w:cs="BRH Malayalam Extra"/>
-                <w:color w:val="000000"/>
-                <w:sz w:val="32"/>
-                <w:szCs w:val="40"/>
-              </w:rPr>
-              <w:t>s</w:t>
-            </w:r>
-            <w:r>
-              <w:rPr>
-                <w:rFonts w:ascii="Cambria" w:hAnsi="Cambria" w:cs="BRH Malayalam Extra"/>
-                <w:color w:val="000000"/>
-                <w:sz w:val="32"/>
-                <w:szCs w:val="40"/>
-              </w:rPr>
-              <w:t>warabhakti disappears)</w:t>
-            </w:r>
-          </w:p>
-        </w:tc>
-      </w:tr>
-      <w:tr>
-        <w:trPr>
-          <w:trHeight w:val="488"/>
-        </w:trPr>
-        <w:tc>
-          <w:tcPr>
-            <w:tcW w:w="7166" w:type="dxa"/>
-          </w:tcPr>
-          <w:p>
-            <w:pPr>
-              <w:widowControl w:val="0"/>
-              <w:autoSpaceDE w:val="0"/>
-              <w:autoSpaceDN w:val="0"/>
-              <w:adjustRightInd w:val="0"/>
-              <w:spacing w:before="0" w:line="240" w:lineRule="auto"/>
-              <w:rPr>
-                <w:rFonts w:cs="BRH Malayalam Extra"/>
-                <w:szCs w:val="40"/>
-              </w:rPr>
-            </w:pPr>
-          </w:p>
-        </w:tc>
-        <w:tc>
-          <w:tcPr>
-            <w:tcW w:w="7371" w:type="dxa"/>
-          </w:tcPr>
-          <w:p>
-            <w:pPr>
-              <w:widowControl w:val="0"/>
-              <w:autoSpaceDE w:val="0"/>
-              <w:autoSpaceDN w:val="0"/>
-              <w:adjustRightInd w:val="0"/>
-              <w:spacing w:before="0" w:line="240" w:lineRule="auto"/>
-              <w:rPr>
                 <w:rFonts w:cs="BRH Malayalam Extra"/>
                 <w:szCs w:val="40"/>
               </w:rPr>
@@ -2318,6 +3950,35 @@
         </w:tc>
       </w:tr>
     </w:tbl>
+    <w:p>
+      <w:pPr>
+        <w:pBdr>
+          <w:bottom w:val="single" w:sz="6" w:space="1" w:color="auto"/>
+        </w:pBdr>
+        <w:spacing w:before="0" w:line="240" w:lineRule="auto"/>
+        <w:jc w:val="center"/>
+        <w:rPr>
+          <w:b/>
+          <w:bCs/>
+          <w:sz w:val="32"/>
+          <w:szCs w:val="32"/>
+          <w:u w:val="single"/>
+        </w:rPr>
+      </w:pPr>
+    </w:p>
+    <w:p>
+      <w:pPr>
+        <w:spacing w:before="0" w:line="240" w:lineRule="auto"/>
+        <w:jc w:val="center"/>
+        <w:rPr>
+          <w:b/>
+          <w:bCs/>
+          <w:sz w:val="32"/>
+          <w:szCs w:val="32"/>
+          <w:u w:val="single"/>
+        </w:rPr>
+      </w:pPr>
+    </w:p>
     <w:p>
       <w:pPr>
         <w:spacing w:before="0" w:line="240" w:lineRule="auto"/>
@@ -2377,6 +4038,7 @@
           <w:szCs w:val="32"/>
           <w:u w:val="single"/>
         </w:rPr>
+        <w:lastRenderedPageBreak/>
         <w:t xml:space="preserve">TS </w:t>
       </w:r>
       <w:r>
@@ -2637,7 +4299,6 @@
                 <w:cs/>
                 <w:lang w:bidi="ta-IN"/>
               </w:rPr>
-              <w:lastRenderedPageBreak/>
               <w:t>17</w:t>
             </w:r>
             <w:r>
@@ -4737,206 +6398,197 @@
               <w:adjustRightInd w:val="0"/>
               <w:spacing w:before="0" w:line="240" w:lineRule="auto"/>
               <w:rPr>
-                <w:rFonts w:ascii="Latha" w:hAnsi="Latha" w:cs="Latha"/>
-                <w:szCs w:val="24"/>
-                <w:lang w:bidi="ta-IN"/>
-              </w:rPr>
-            </w:pPr>
-            <w:r>
-              <w:rPr>
-                <w:rFonts w:ascii="Latha" w:hAnsi="Latha" w:cs="Latha"/>
-                <w:szCs w:val="24"/>
-                <w:cs/>
-                <w:lang w:bidi="ta-IN"/>
-              </w:rPr>
-              <w:t>ஆஜ்ய</w:t>
-            </w:r>
-            <w:r>
-              <w:rPr>
-                <w:rFonts w:ascii="BRH Tamil Tab Extra" w:hAnsi="BRH Tamil Tab Extra" w:cs="Latha"/>
-                <w:b/>
-                <w:bCs/>
-                <w:szCs w:val="28"/>
-                <w:lang w:bidi="ta-IN"/>
-              </w:rPr>
-              <w:t>†</w:t>
-            </w:r>
-            <w:r>
-              <w:rPr>
-                <w:rFonts w:ascii="Latha" w:hAnsi="Latha" w:cs="Latha"/>
-                <w:szCs w:val="24"/>
-                <w:cs/>
-                <w:lang w:bidi="ta-IN"/>
-              </w:rPr>
-              <w:t>பா</w:t>
-            </w:r>
-            <w:r>
-              <w:rPr>
-                <w:rFonts w:ascii="Latha" w:hAnsi="Latha" w:cs="Latha"/>
-                <w:b/>
-                <w:bCs/>
-                <w:position w:val="-12"/>
-                <w:szCs w:val="24"/>
-                <w:cs/>
-                <w:lang w:bidi="ta-IN"/>
-              </w:rPr>
-              <w:t>4</w:t>
-            </w:r>
-            <w:r>
-              <w:rPr>
-                <w:rFonts w:ascii="Latha" w:hAnsi="Latha" w:cs="Latha"/>
-                <w:szCs w:val="24"/>
-                <w:cs/>
-                <w:lang w:bidi="ta-IN"/>
-              </w:rPr>
-              <w:t>க</w:t>
-            </w:r>
-            <w:r>
-              <w:rPr>
-                <w:rFonts w:ascii="BRH Tamil Tab Extra" w:hAnsi="BRH Tamil Tab Extra" w:cs="Latha"/>
-                <w:b/>
-                <w:bCs/>
-                <w:szCs w:val="28"/>
-                <w:lang w:bidi="ta-IN"/>
-              </w:rPr>
-              <w:t>…</w:t>
-            </w:r>
-            <w:r>
-              <w:rPr>
-                <w:rFonts w:ascii="Latha" w:hAnsi="Latha" w:cs="Latha"/>
-                <w:b/>
-                <w:bCs/>
-                <w:position w:val="-12"/>
-                <w:szCs w:val="24"/>
-                <w:cs/>
-                <w:lang w:bidi="ta-IN"/>
-              </w:rPr>
-              <w:t>3</w:t>
-            </w:r>
-            <w:r>
-              <w:rPr>
-                <w:rFonts w:ascii="Latha" w:hAnsi="Latha" w:cs="Latha"/>
-                <w:szCs w:val="24"/>
-                <w:cs/>
-                <w:lang w:bidi="ta-IN"/>
-              </w:rPr>
-              <w:t>ஸ்யேத்யாஜ்ய</w:t>
-            </w:r>
-            <w:r>
-              <w:rPr>
-                <w:rFonts w:ascii="BRH Tamil Tab Extra" w:hAnsi="BRH Tamil Tab Extra" w:cs="Latha"/>
-                <w:b/>
-                <w:bCs/>
-                <w:szCs w:val="28"/>
-                <w:lang w:bidi="ta-IN"/>
-              </w:rPr>
-              <w:t>†</w:t>
-            </w:r>
-            <w:r>
-              <w:rPr>
-                <w:rFonts w:ascii="Latha" w:hAnsi="Latha" w:cs="Latha"/>
-                <w:szCs w:val="24"/>
-                <w:lang w:bidi="ta-IN"/>
-              </w:rPr>
-              <w:t xml:space="preserve"> - </w:t>
-            </w:r>
-            <w:r>
-              <w:rPr>
-                <w:rFonts w:ascii="Latha" w:hAnsi="Latha" w:cs="Latha"/>
-                <w:szCs w:val="24"/>
-                <w:cs/>
-                <w:lang w:bidi="ta-IN"/>
-              </w:rPr>
-              <w:t>பா</w:t>
-            </w:r>
-            <w:r>
-              <w:rPr>
-                <w:rFonts w:ascii="BRH Tamil Tab Extra" w:hAnsi="BRH Tamil Tab Extra" w:cs="Latha"/>
-                <w:b/>
-                <w:bCs/>
-                <w:szCs w:val="28"/>
-                <w:lang w:bidi="ta-IN"/>
-              </w:rPr>
-              <w:t>…</w:t>
-            </w:r>
-            <w:r>
-              <w:rPr>
-                <w:rFonts w:ascii="Latha" w:hAnsi="Latha" w:cs="Latha"/>
-                <w:b/>
-                <w:bCs/>
-                <w:position w:val="-12"/>
-                <w:szCs w:val="24"/>
-                <w:cs/>
-                <w:lang w:bidi="ta-IN"/>
-              </w:rPr>
-              <w:t>4</w:t>
-            </w:r>
-            <w:r>
-              <w:rPr>
-                <w:rFonts w:ascii="Latha" w:hAnsi="Latha" w:cs="Latha"/>
-                <w:szCs w:val="24"/>
-                <w:cs/>
-                <w:lang w:bidi="ta-IN"/>
-              </w:rPr>
-              <w:t>க</w:t>
-            </w:r>
-            <w:r>
-              <w:rPr>
-                <w:rFonts w:ascii="BRH Tamil Tab Extra" w:hAnsi="BRH Tamil Tab Extra" w:cs="Latha"/>
-                <w:b/>
-                <w:bCs/>
-                <w:szCs w:val="28"/>
-                <w:lang w:bidi="ta-IN"/>
-              </w:rPr>
-              <w:t>…</w:t>
-            </w:r>
-            <w:r>
-              <w:rPr>
-                <w:rFonts w:ascii="Latha" w:hAnsi="Latha" w:cs="Latha"/>
-                <w:b/>
-                <w:bCs/>
-                <w:position w:val="-12"/>
-                <w:szCs w:val="24"/>
-                <w:cs/>
-                <w:lang w:bidi="ta-IN"/>
-              </w:rPr>
-              <w:t>3</w:t>
-            </w:r>
-            <w:r>
-              <w:rPr>
-                <w:rFonts w:ascii="Latha" w:hAnsi="Latha" w:cs="Latha"/>
-                <w:szCs w:val="24"/>
-                <w:cs/>
-                <w:lang w:bidi="ta-IN"/>
-              </w:rPr>
-              <w:t>ஸ்ய</w:t>
-            </w:r>
-            <w:r>
-              <w:rPr>
-                <w:rFonts w:ascii="BRH Tamil Tab Extra" w:hAnsi="BRH Tamil Tab Extra" w:cs="Latha"/>
-                <w:b/>
-                <w:bCs/>
-                <w:szCs w:val="28"/>
-                <w:lang w:bidi="ta-IN"/>
-              </w:rPr>
-              <w:t>…</w:t>
-            </w:r>
-            <w:r>
-              <w:rPr>
-                <w:rFonts w:ascii="Latha" w:hAnsi="Latha" w:cs="Latha"/>
-                <w:szCs w:val="24"/>
-                <w:lang w:bidi="ta-IN"/>
-              </w:rPr>
-              <w:t xml:space="preserve"> |</w:t>
-            </w:r>
-          </w:p>
-          <w:p>
-            <w:pPr>
-              <w:rPr>
                 <w:rFonts w:cs="BRH Malayalam Extra"/>
                 <w:szCs w:val="40"/>
               </w:rPr>
             </w:pPr>
+            <w:r>
+              <w:rPr>
+                <w:rFonts w:ascii="Latha" w:hAnsi="Latha" w:cs="Latha"/>
+                <w:szCs w:val="24"/>
+                <w:cs/>
+                <w:lang w:bidi="ta-IN"/>
+              </w:rPr>
+              <w:t>ஆஜ்ய</w:t>
+            </w:r>
+            <w:r>
+              <w:rPr>
+                <w:rFonts w:ascii="BRH Tamil Tab Extra" w:hAnsi="BRH Tamil Tab Extra" w:cs="Latha"/>
+                <w:b/>
+                <w:bCs/>
+                <w:szCs w:val="28"/>
+                <w:lang w:bidi="ta-IN"/>
+              </w:rPr>
+              <w:t>†</w:t>
+            </w:r>
+            <w:r>
+              <w:rPr>
+                <w:rFonts w:ascii="Latha" w:hAnsi="Latha" w:cs="Latha"/>
+                <w:szCs w:val="24"/>
+                <w:cs/>
+                <w:lang w:bidi="ta-IN"/>
+              </w:rPr>
+              <w:t>பா</w:t>
+            </w:r>
+            <w:r>
+              <w:rPr>
+                <w:rFonts w:ascii="Latha" w:hAnsi="Latha" w:cs="Latha"/>
+                <w:b/>
+                <w:bCs/>
+                <w:position w:val="-12"/>
+                <w:szCs w:val="24"/>
+                <w:cs/>
+                <w:lang w:bidi="ta-IN"/>
+              </w:rPr>
+              <w:t>4</w:t>
+            </w:r>
+            <w:r>
+              <w:rPr>
+                <w:rFonts w:ascii="Latha" w:hAnsi="Latha" w:cs="Latha"/>
+                <w:szCs w:val="24"/>
+                <w:cs/>
+                <w:lang w:bidi="ta-IN"/>
+              </w:rPr>
+              <w:t>க</w:t>
+            </w:r>
+            <w:r>
+              <w:rPr>
+                <w:rFonts w:ascii="BRH Tamil Tab Extra" w:hAnsi="BRH Tamil Tab Extra" w:cs="Latha"/>
+                <w:b/>
+                <w:bCs/>
+                <w:szCs w:val="28"/>
+                <w:lang w:bidi="ta-IN"/>
+              </w:rPr>
+              <w:t>…</w:t>
+            </w:r>
+            <w:r>
+              <w:rPr>
+                <w:rFonts w:ascii="Latha" w:hAnsi="Latha" w:cs="Latha"/>
+                <w:b/>
+                <w:bCs/>
+                <w:position w:val="-12"/>
+                <w:szCs w:val="24"/>
+                <w:cs/>
+                <w:lang w:bidi="ta-IN"/>
+              </w:rPr>
+              <w:t>3</w:t>
+            </w:r>
+            <w:r>
+              <w:rPr>
+                <w:rFonts w:ascii="Latha" w:hAnsi="Latha" w:cs="Latha"/>
+                <w:szCs w:val="24"/>
+                <w:cs/>
+                <w:lang w:bidi="ta-IN"/>
+              </w:rPr>
+              <w:t>ஸ்யேத்யாஜ்ய</w:t>
+            </w:r>
+            <w:r>
+              <w:rPr>
+                <w:rFonts w:ascii="BRH Tamil Tab Extra" w:hAnsi="BRH Tamil Tab Extra" w:cs="Latha"/>
+                <w:b/>
+                <w:bCs/>
+                <w:szCs w:val="28"/>
+                <w:lang w:bidi="ta-IN"/>
+              </w:rPr>
+              <w:t>†</w:t>
+            </w:r>
+            <w:r>
+              <w:rPr>
+                <w:rFonts w:ascii="Latha" w:hAnsi="Latha" w:cs="Latha"/>
+                <w:szCs w:val="24"/>
+                <w:lang w:bidi="ta-IN"/>
+              </w:rPr>
+              <w:t xml:space="preserve"> - </w:t>
+            </w:r>
+            <w:r>
+              <w:rPr>
+                <w:rFonts w:ascii="Latha" w:hAnsi="Latha" w:cs="Latha"/>
+                <w:szCs w:val="24"/>
+                <w:cs/>
+                <w:lang w:bidi="ta-IN"/>
+              </w:rPr>
+              <w:t>பா</w:t>
+            </w:r>
+            <w:r>
+              <w:rPr>
+                <w:rFonts w:ascii="BRH Tamil Tab Extra" w:hAnsi="BRH Tamil Tab Extra" w:cs="Latha"/>
+                <w:b/>
+                <w:bCs/>
+                <w:szCs w:val="28"/>
+                <w:lang w:bidi="ta-IN"/>
+              </w:rPr>
+              <w:t>…</w:t>
+            </w:r>
+            <w:r>
+              <w:rPr>
+                <w:rFonts w:ascii="Latha" w:hAnsi="Latha" w:cs="Latha"/>
+                <w:b/>
+                <w:bCs/>
+                <w:position w:val="-12"/>
+                <w:szCs w:val="24"/>
+                <w:cs/>
+                <w:lang w:bidi="ta-IN"/>
+              </w:rPr>
+              <w:t>4</w:t>
+            </w:r>
+            <w:r>
+              <w:rPr>
+                <w:rFonts w:ascii="Latha" w:hAnsi="Latha" w:cs="Latha"/>
+                <w:szCs w:val="24"/>
+                <w:cs/>
+                <w:lang w:bidi="ta-IN"/>
+              </w:rPr>
+              <w:t>க</w:t>
+            </w:r>
+            <w:r>
+              <w:rPr>
+                <w:rFonts w:ascii="BRH Tamil Tab Extra" w:hAnsi="BRH Tamil Tab Extra" w:cs="Latha"/>
+                <w:b/>
+                <w:bCs/>
+                <w:szCs w:val="28"/>
+                <w:lang w:bidi="ta-IN"/>
+              </w:rPr>
+              <w:t>…</w:t>
+            </w:r>
+            <w:r>
+              <w:rPr>
+                <w:rFonts w:ascii="Latha" w:hAnsi="Latha" w:cs="Latha"/>
+                <w:b/>
+                <w:bCs/>
+                <w:position w:val="-12"/>
+                <w:szCs w:val="24"/>
+                <w:cs/>
+                <w:lang w:bidi="ta-IN"/>
+              </w:rPr>
+              <w:t>3</w:t>
+            </w:r>
+            <w:r>
+              <w:rPr>
+                <w:rFonts w:ascii="Latha" w:hAnsi="Latha" w:cs="Latha"/>
+                <w:szCs w:val="24"/>
+                <w:cs/>
+                <w:lang w:bidi="ta-IN"/>
+              </w:rPr>
+              <w:t>ஸ்ய</w:t>
+            </w:r>
+            <w:r>
+              <w:rPr>
+                <w:rFonts w:ascii="BRH Tamil Tab Extra" w:hAnsi="BRH Tamil Tab Extra" w:cs="Latha"/>
+                <w:b/>
+                <w:bCs/>
+                <w:szCs w:val="28"/>
+                <w:lang w:bidi="ta-IN"/>
+              </w:rPr>
+              <w:t>…</w:t>
+            </w:r>
+            <w:r>
+              <w:rPr>
+                <w:rFonts w:ascii="Latha" w:hAnsi="Latha" w:cs="Latha"/>
+                <w:szCs w:val="24"/>
+                <w:lang w:bidi="ta-IN"/>
+              </w:rPr>
+              <w:t xml:space="preserve"> |</w:t>
+            </w:r>
           </w:p>
           <w:p>
             <w:pPr>
@@ -10741,6 +12393,7 @@
                 <w:cs/>
                 <w:lang w:bidi="ta-IN"/>
               </w:rPr>
+              <w:lastRenderedPageBreak/>
               <w:t>59</w:t>
             </w:r>
             <w:r>
@@ -10937,7 +12590,6 @@
                 <w:cs/>
                 <w:lang w:bidi="ta-IN"/>
               </w:rPr>
-              <w:lastRenderedPageBreak/>
               <w:t>உ</w:t>
             </w:r>
             <w:r>
@@ -12277,6 +13929,7 @@
                 <w:cs/>
                 <w:lang w:bidi="ta-IN"/>
               </w:rPr>
+              <w:lastRenderedPageBreak/>
               <w:t>59</w:t>
             </w:r>
             <w:r>
@@ -12463,7 +14116,6 @@
                 <w:cs/>
                 <w:lang w:bidi="ta-IN"/>
               </w:rPr>
-              <w:lastRenderedPageBreak/>
               <w:t>உ</w:t>
             </w:r>
             <w:r>
@@ -16640,6 +18292,7 @@
                 <w:cs/>
                 <w:lang w:bidi="ta-IN"/>
               </w:rPr>
+              <w:lastRenderedPageBreak/>
               <w:t>16</w:t>
             </w:r>
             <w:r>
@@ -16859,7 +18512,6 @@
                 <w:cs/>
                 <w:lang w:bidi="ta-IN"/>
               </w:rPr>
-              <w:lastRenderedPageBreak/>
               <w:t>உ</w:t>
             </w:r>
             <w:r>
@@ -18129,6 +19781,7 @@
                 <w:cs/>
                 <w:lang w:bidi="ta-IN"/>
               </w:rPr>
+              <w:lastRenderedPageBreak/>
               <w:t>16</w:t>
             </w:r>
             <w:r>
@@ -18341,7 +19994,6 @@
                 <w:cs/>
                 <w:lang w:bidi="ta-IN"/>
               </w:rPr>
-              <w:lastRenderedPageBreak/>
               <w:t>உ</w:t>
             </w:r>
             <w:r>
@@ -19010,6 +20662,7 @@
                 <w:cs/>
                 <w:lang w:bidi="ta-IN"/>
               </w:rPr>
+              <w:lastRenderedPageBreak/>
               <w:t>31</w:t>
             </w:r>
             <w:r>
@@ -22504,6 +24157,7 @@
                 <w:cs/>
                 <w:lang w:bidi="ta-IN"/>
               </w:rPr>
+              <w:lastRenderedPageBreak/>
               <w:t>பு</w:t>
             </w:r>
             <w:r>
@@ -22859,7 +24513,6 @@
                 <w:cs/>
                 <w:lang w:bidi="ta-IN"/>
               </w:rPr>
-              <w:lastRenderedPageBreak/>
               <w:t>42</w:t>
             </w:r>
             <w:r>
@@ -24049,6 +25702,7 @@
                 <w:cs/>
                 <w:lang w:bidi="ta-IN"/>
               </w:rPr>
+              <w:lastRenderedPageBreak/>
               <w:t>பு</w:t>
             </w:r>
             <w:r>
@@ -24373,7 +26027,6 @@
                 <w:cs/>
                 <w:lang w:bidi="ta-IN"/>
               </w:rPr>
-              <w:lastRenderedPageBreak/>
               <w:t>42</w:t>
             </w:r>
             <w:r>
@@ -25290,6 +26943,7 @@
                 <w:cs/>
                 <w:lang w:bidi="ta-IN"/>
               </w:rPr>
+              <w:lastRenderedPageBreak/>
               <w:t>25</w:t>
             </w:r>
             <w:r>
@@ -26345,6 +27999,7 @@
                 <w:cs/>
                 <w:lang w:bidi="ta-IN"/>
               </w:rPr>
+              <w:lastRenderedPageBreak/>
               <w:t>25</w:t>
             </w:r>
             <w:r>
@@ -27789,7 +29444,6 @@
                 <w:cs/>
                 <w:lang w:bidi="ta-IN"/>
               </w:rPr>
-              <w:lastRenderedPageBreak/>
               <w:t>27</w:t>
             </w:r>
             <w:r>
@@ -28255,7 +29909,6 @@
                 <w:cs/>
                 <w:lang w:bidi="ta-IN"/>
               </w:rPr>
-              <w:lastRenderedPageBreak/>
               <w:t>25</w:t>
             </w:r>
             <w:r>
@@ -29629,7 +31282,6 @@
                 <w:cs/>
                 <w:lang w:bidi="ta-IN"/>
               </w:rPr>
-              <w:lastRenderedPageBreak/>
               <w:t>27</w:t>
             </w:r>
             <w:r>
@@ -30089,7 +31741,6 @@
                 <w:cs/>
                 <w:lang w:bidi="ta-IN"/>
               </w:rPr>
-              <w:lastRenderedPageBreak/>
               <w:t>56</w:t>
             </w:r>
             <w:r>
@@ -38049,6 +39700,7 @@
                 <w:cs/>
                 <w:lang w:bidi="ta-IN"/>
               </w:rPr>
+              <w:lastRenderedPageBreak/>
               <w:t>28</w:t>
             </w:r>
             <w:r>
@@ -38247,7 +39899,6 @@
                 <w:cs/>
                 <w:lang w:bidi="ta-IN"/>
               </w:rPr>
-              <w:lastRenderedPageBreak/>
               <w:t>ப்ர</w:t>
             </w:r>
             <w:r>
@@ -38418,7 +40069,6 @@
                 <w:cs/>
                 <w:lang w:bidi="ta-IN"/>
               </w:rPr>
-              <w:lastRenderedPageBreak/>
               <w:t>28</w:t>
             </w:r>
             <w:r>
@@ -38618,7 +40268,6 @@
                 <w:cs/>
                 <w:lang w:bidi="ta-IN"/>
               </w:rPr>
-              <w:lastRenderedPageBreak/>
               <w:t>ப்ர</w:t>
             </w:r>
             <w:r>
@@ -38807,7 +40456,6 @@
                 <w:cs/>
                 <w:lang w:bidi="ta-IN"/>
               </w:rPr>
-              <w:lastRenderedPageBreak/>
               <w:t>30</w:t>
             </w:r>
             <w:r>
@@ -40630,7 +42278,7 @@
 </file>
 
 <file path=word/endnotes.xml><?xml version="1.0" encoding="utf-8"?>
-<w:endnotes xmlns:wpc="http://schemas.microsoft.com/office/word/2010/wordprocessingCanvas" xmlns:cx="http://schemas.microsoft.com/office/drawing/2014/chartex" xmlns:cx1="http://schemas.microsoft.com/office/drawing/2015/9/8/chartex" xmlns:cx2="http://schemas.microsoft.com/office/drawing/2015/10/21/chartex" xmlns:cx3="http://schemas.microsoft.com/office/drawing/2016/5/9/chartex" xmlns:cx4="http://schemas.microsoft.com/office/drawing/2016/5/10/chartex" xmlns:cx5="http://schemas.microsoft.com/office/drawing/2016/5/11/chartex" xmlns:cx6="http://schemas.microsoft.com/office/drawing/2016/5/12/chartex" xmlns:cx7="http://schemas.microsoft.com/office/drawing/2016/5/13/chartex" xmlns:cx8="http://schemas.microsoft.com/office/drawing/2016/5/14/chartex" xmlns:mc="http://schemas.openxmlformats.org/markup-compatibility/2006" xmlns:aink="http://schemas.microsoft.com/office/drawing/2016/ink" xmlns:am3d="http://schemas.microsoft.com/office/drawing/2017/model3d" xmlns:o="urn:schemas-microsoft-com:office:office" xmlns:oel="http://schemas.microsoft.com/office/2019/extlst" xmlns:r="http://schemas.openxmlformats.org/officeDocument/2006/relationships" xmlns:m="http://schemas.openxmlformats.org/officeDocument/2006/math" xmlns:v="urn:schemas-microsoft-com:vml" xmlns:wp14="http://schemas.microsoft.com/office/word/2010/wordprocessingDrawing" xmlns:wp="http://schemas.openxmlformats.org/drawingml/2006/wordprocessingDrawing" xmlns:w10="urn:schemas-microsoft-com:office:word" xmlns:w="http://schemas.openxmlformats.org/wordprocessingml/2006/main" xmlns:w14="http://schemas.microsoft.com/office/word/2010/wordml" xmlns:w15="http://schemas.microsoft.com/office/word/2012/wordml" xmlns:w16cex="http://schemas.microsoft.com/office/word/2018/wordml/cex" xmlns:w16cid="http://schemas.microsoft.com/office/word/2016/wordml/cid" xmlns:w16="http://schemas.microsoft.com/office/word/2018/wordml" xmlns:w16du="http://schemas.microsoft.com/office/word/2023/wordml/word16du" xmlns:w16sdtdh="http://schemas.microsoft.com/office/word/2020/wordml/sdtdatahash" xmlns:w16sdtfl="http://schemas.microsoft.com/office/word/2024/wordml/sdtformatlock" xmlns:w16se="http://schemas.microsoft.com/office/word/2015/wordml/symex" xmlns:wpg="http://schemas.microsoft.com/office/word/2010/wordprocessingGroup" xmlns:wpi="http://schemas.microsoft.com/office/word/2010/wordprocessingInk" xmlns:wne="http://schemas.microsoft.com/office/word/2006/wordml" xmlns:wps="http://schemas.microsoft.com/office/word/2010/wordprocessingShape" mc:Ignorable="w14 w15 w16se w16cid w16 w16cex w16sdtdh w16sdtfl w16du wp14">
+<w:endnotes xmlns:wpc="http://schemas.microsoft.com/office/word/2010/wordprocessingCanvas" xmlns:cx="http://schemas.microsoft.com/office/drawing/2014/chartex" xmlns:cx1="http://schemas.microsoft.com/office/drawing/2015/9/8/chartex" xmlns:cx2="http://schemas.microsoft.com/office/drawing/2015/10/21/chartex" xmlns:cx3="http://schemas.microsoft.com/office/drawing/2016/5/9/chartex" xmlns:cx4="http://schemas.microsoft.com/office/drawing/2016/5/10/chartex" xmlns:cx5="http://schemas.microsoft.com/office/drawing/2016/5/11/chartex" xmlns:cx6="http://schemas.microsoft.com/office/drawing/2016/5/12/chartex" xmlns:cx7="http://schemas.microsoft.com/office/drawing/2016/5/13/chartex" xmlns:cx8="http://schemas.microsoft.com/office/drawing/2016/5/14/chartex" xmlns:mc="http://schemas.openxmlformats.org/markup-compatibility/2006" xmlns:aink="http://schemas.microsoft.com/office/drawing/2016/ink" xmlns:am3d="http://schemas.microsoft.com/office/drawing/2017/model3d" xmlns:o="urn:schemas-microsoft-com:office:office" xmlns:oel="http://schemas.microsoft.com/office/2019/extlst" xmlns:r="http://schemas.openxmlformats.org/officeDocument/2006/relationships" xmlns:m="http://schemas.openxmlformats.org/officeDocument/2006/math" xmlns:v="urn:schemas-microsoft-com:vml" xmlns:wp14="http://schemas.microsoft.com/office/word/2010/wordprocessingDrawing" xmlns:wp="http://schemas.openxmlformats.org/drawingml/2006/wordprocessingDrawing" xmlns:w10="urn:schemas-microsoft-com:office:word" xmlns:w="http://schemas.openxmlformats.org/wordprocessingml/2006/main" xmlns:w14="http://schemas.microsoft.com/office/word/2010/wordml" xmlns:w15="http://schemas.microsoft.com/office/word/2012/wordml" xmlns:w16cei="http://schemas.microsoft.com/office/word/2026/wordml/cei" xmlns:w16cex="http://schemas.microsoft.com/office/word/2018/wordml/cex" xmlns:w16cid="http://schemas.microsoft.com/office/word/2016/wordml/cid" xmlns:w16="http://schemas.microsoft.com/office/word/2018/wordml" xmlns:w16du="http://schemas.microsoft.com/office/word/2023/wordml/word16du" xmlns:w16sdtdh="http://schemas.microsoft.com/office/word/2020/wordml/sdtdatahash" xmlns:w16sdtfl="http://schemas.microsoft.com/office/word/2024/wordml/sdtformatlock" xmlns:w16se="http://schemas.microsoft.com/office/word/2015/wordml/symex" xmlns:wpg="http://schemas.microsoft.com/office/word/2010/wordprocessingGroup" xmlns:wpi="http://schemas.microsoft.com/office/word/2010/wordprocessingInk" xmlns:wne="http://schemas.microsoft.com/office/word/2006/wordml" xmlns:wps="http://schemas.microsoft.com/office/word/2010/wordprocessingShape" mc:Ignorable="w14 w15 w16se w16cid w16 w16cex w16sdtdh w16sdtfl w16du wp14">
   <w:endnote w:type="separator" w:id="-1">
     <w:p>
       <w:pPr>
@@ -40655,7 +42303,7 @@
 </file>
 
 <file path=word/footer1.xml><?xml version="1.0" encoding="utf-8"?>
-<w:ftr xmlns:wpc="http://schemas.microsoft.com/office/word/2010/wordprocessingCanvas" xmlns:cx="http://schemas.microsoft.com/office/drawing/2014/chartex" xmlns:cx1="http://schemas.microsoft.com/office/drawing/2015/9/8/chartex" xmlns:cx2="http://schemas.microsoft.com/office/drawing/2015/10/21/chartex" xmlns:cx3="http://schemas.microsoft.com/office/drawing/2016/5/9/chartex" xmlns:cx4="http://schemas.microsoft.com/office/drawing/2016/5/10/chartex" xmlns:cx5="http://schemas.microsoft.com/office/drawing/2016/5/11/chartex" xmlns:cx6="http://schemas.microsoft.com/office/drawing/2016/5/12/chartex" xmlns:cx7="http://schemas.microsoft.com/office/drawing/2016/5/13/chartex" xmlns:cx8="http://schemas.microsoft.com/office/drawing/2016/5/14/chartex" xmlns:mc="http://schemas.openxmlformats.org/markup-compatibility/2006" xmlns:aink="http://schemas.microsoft.com/office/drawing/2016/ink" xmlns:am3d="http://schemas.microsoft.com/office/drawing/2017/model3d" xmlns:o="urn:schemas-microsoft-com:office:office" xmlns:oel="http://schemas.microsoft.com/office/2019/extlst" xmlns:r="http://schemas.openxmlformats.org/officeDocument/2006/relationships" xmlns:m="http://schemas.openxmlformats.org/officeDocument/2006/math" xmlns:v="urn:schemas-microsoft-com:vml" xmlns:wp14="http://schemas.microsoft.com/office/word/2010/wordprocessingDrawing" xmlns:wp="http://schemas.openxmlformats.org/drawingml/2006/wordprocessingDrawing" xmlns:w10="urn:schemas-microsoft-com:office:word" xmlns:w="http://schemas.openxmlformats.org/wordprocessingml/2006/main" xmlns:w14="http://schemas.microsoft.com/office/word/2010/wordml" xmlns:w15="http://schemas.microsoft.com/office/word/2012/wordml" xmlns:w16cex="http://schemas.microsoft.com/office/word/2018/wordml/cex" xmlns:w16cid="http://schemas.microsoft.com/office/word/2016/wordml/cid" xmlns:w16="http://schemas.microsoft.com/office/word/2018/wordml" xmlns:w16du="http://schemas.microsoft.com/office/word/2023/wordml/word16du" xmlns:w16sdtdh="http://schemas.microsoft.com/office/word/2020/wordml/sdtdatahash" xmlns:w16sdtfl="http://schemas.microsoft.com/office/word/2024/wordml/sdtformatlock" xmlns:w16se="http://schemas.microsoft.com/office/word/2015/wordml/symex" xmlns:wpg="http://schemas.microsoft.com/office/word/2010/wordprocessingGroup" xmlns:wpi="http://schemas.microsoft.com/office/word/2010/wordprocessingInk" xmlns:wne="http://schemas.microsoft.com/office/word/2006/wordml" xmlns:wps="http://schemas.microsoft.com/office/word/2010/wordprocessingShape" mc:Ignorable="w14 w15 w16se w16cid w16 w16cex w16sdtdh w16sdtfl w16du wp14">
+<w:ftr xmlns:wpc="http://schemas.microsoft.com/office/word/2010/wordprocessingCanvas" xmlns:cx="http://schemas.microsoft.com/office/drawing/2014/chartex" xmlns:cx1="http://schemas.microsoft.com/office/drawing/2015/9/8/chartex" xmlns:cx2="http://schemas.microsoft.com/office/drawing/2015/10/21/chartex" xmlns:cx3="http://schemas.microsoft.com/office/drawing/2016/5/9/chartex" xmlns:cx4="http://schemas.microsoft.com/office/drawing/2016/5/10/chartex" xmlns:cx5="http://schemas.microsoft.com/office/drawing/2016/5/11/chartex" xmlns:cx6="http://schemas.microsoft.com/office/drawing/2016/5/12/chartex" xmlns:cx7="http://schemas.microsoft.com/office/drawing/2016/5/13/chartex" xmlns:cx8="http://schemas.microsoft.com/office/drawing/2016/5/14/chartex" xmlns:mc="http://schemas.openxmlformats.org/markup-compatibility/2006" xmlns:aink="http://schemas.microsoft.com/office/drawing/2016/ink" xmlns:am3d="http://schemas.microsoft.com/office/drawing/2017/model3d" xmlns:o="urn:schemas-microsoft-com:office:office" xmlns:oel="http://schemas.microsoft.com/office/2019/extlst" xmlns:r="http://schemas.openxmlformats.org/officeDocument/2006/relationships" xmlns:m="http://schemas.openxmlformats.org/officeDocument/2006/math" xmlns:v="urn:schemas-microsoft-com:vml" xmlns:wp14="http://schemas.microsoft.com/office/word/2010/wordprocessingDrawing" xmlns:wp="http://schemas.openxmlformats.org/drawingml/2006/wordprocessingDrawing" xmlns:w10="urn:schemas-microsoft-com:office:word" xmlns:w="http://schemas.openxmlformats.org/wordprocessingml/2006/main" xmlns:w14="http://schemas.microsoft.com/office/word/2010/wordml" xmlns:w15="http://schemas.microsoft.com/office/word/2012/wordml" xmlns:w16cei="http://schemas.microsoft.com/office/word/2026/wordml/cei" xmlns:w16cex="http://schemas.microsoft.com/office/word/2018/wordml/cex" xmlns:w16cid="http://schemas.microsoft.com/office/word/2016/wordml/cid" xmlns:w16="http://schemas.microsoft.com/office/word/2018/wordml" xmlns:w16du="http://schemas.microsoft.com/office/word/2023/wordml/word16du" xmlns:w16sdtdh="http://schemas.microsoft.com/office/word/2020/wordml/sdtdatahash" xmlns:w16sdtfl="http://schemas.microsoft.com/office/word/2024/wordml/sdtformatlock" xmlns:w16se="http://schemas.microsoft.com/office/word/2015/wordml/symex" xmlns:wpg="http://schemas.microsoft.com/office/word/2010/wordprocessingGroup" xmlns:wpi="http://schemas.microsoft.com/office/word/2010/wordprocessingInk" xmlns:wne="http://schemas.microsoft.com/office/word/2006/wordml" xmlns:wps="http://schemas.microsoft.com/office/word/2010/wordprocessingShape" mc:Ignorable="w14 w15 w16se w16cid w16 w16cex w16sdtdh w16sdtfl w16du wp14">
   <w:p>
     <w:pPr>
       <w:pBdr>
@@ -40837,7 +42485,7 @@
 </file>
 
 <file path=word/footer2.xml><?xml version="1.0" encoding="utf-8"?>
-<w:ftr xmlns:wpc="http://schemas.microsoft.com/office/word/2010/wordprocessingCanvas" xmlns:cx="http://schemas.microsoft.com/office/drawing/2014/chartex" xmlns:cx1="http://schemas.microsoft.com/office/drawing/2015/9/8/chartex" xmlns:cx2="http://schemas.microsoft.com/office/drawing/2015/10/21/chartex" xmlns:cx3="http://schemas.microsoft.com/office/drawing/2016/5/9/chartex" xmlns:cx4="http://schemas.microsoft.com/office/drawing/2016/5/10/chartex" xmlns:cx5="http://schemas.microsoft.com/office/drawing/2016/5/11/chartex" xmlns:cx6="http://schemas.microsoft.com/office/drawing/2016/5/12/chartex" xmlns:cx7="http://schemas.microsoft.com/office/drawing/2016/5/13/chartex" xmlns:cx8="http://schemas.microsoft.com/office/drawing/2016/5/14/chartex" xmlns:mc="http://schemas.openxmlformats.org/markup-compatibility/2006" xmlns:aink="http://schemas.microsoft.com/office/drawing/2016/ink" xmlns:am3d="http://schemas.microsoft.com/office/drawing/2017/model3d" xmlns:o="urn:schemas-microsoft-com:office:office" xmlns:oel="http://schemas.microsoft.com/office/2019/extlst" xmlns:r="http://schemas.openxmlformats.org/officeDocument/2006/relationships" xmlns:m="http://schemas.openxmlformats.org/officeDocument/2006/math" xmlns:v="urn:schemas-microsoft-com:vml" xmlns:wp14="http://schemas.microsoft.com/office/word/2010/wordprocessingDrawing" xmlns:wp="http://schemas.openxmlformats.org/drawingml/2006/wordprocessingDrawing" xmlns:w10="urn:schemas-microsoft-com:office:word" xmlns:w="http://schemas.openxmlformats.org/wordprocessingml/2006/main" xmlns:w14="http://schemas.microsoft.com/office/word/2010/wordml" xmlns:w15="http://schemas.microsoft.com/office/word/2012/wordml" xmlns:w16cex="http://schemas.microsoft.com/office/word/2018/wordml/cex" xmlns:w16cid="http://schemas.microsoft.com/office/word/2016/wordml/cid" xmlns:w16="http://schemas.microsoft.com/office/word/2018/wordml" xmlns:w16du="http://schemas.microsoft.com/office/word/2023/wordml/word16du" xmlns:w16sdtdh="http://schemas.microsoft.com/office/word/2020/wordml/sdtdatahash" xmlns:w16sdtfl="http://schemas.microsoft.com/office/word/2024/wordml/sdtformatlock" xmlns:w16se="http://schemas.microsoft.com/office/word/2015/wordml/symex" xmlns:wpg="http://schemas.microsoft.com/office/word/2010/wordprocessingGroup" xmlns:wpi="http://schemas.microsoft.com/office/word/2010/wordprocessingInk" xmlns:wne="http://schemas.microsoft.com/office/word/2006/wordml" xmlns:wps="http://schemas.microsoft.com/office/word/2010/wordprocessingShape" mc:Ignorable="w14 w15 w16se w16cid w16 w16cex w16sdtdh w16sdtfl w16du wp14">
+<w:ftr xmlns:wpc="http://schemas.microsoft.com/office/word/2010/wordprocessingCanvas" xmlns:cx="http://schemas.microsoft.com/office/drawing/2014/chartex" xmlns:cx1="http://schemas.microsoft.com/office/drawing/2015/9/8/chartex" xmlns:cx2="http://schemas.microsoft.com/office/drawing/2015/10/21/chartex" xmlns:cx3="http://schemas.microsoft.com/office/drawing/2016/5/9/chartex" xmlns:cx4="http://schemas.microsoft.com/office/drawing/2016/5/10/chartex" xmlns:cx5="http://schemas.microsoft.com/office/drawing/2016/5/11/chartex" xmlns:cx6="http://schemas.microsoft.com/office/drawing/2016/5/12/chartex" xmlns:cx7="http://schemas.microsoft.com/office/drawing/2016/5/13/chartex" xmlns:cx8="http://schemas.microsoft.com/office/drawing/2016/5/14/chartex" xmlns:mc="http://schemas.openxmlformats.org/markup-compatibility/2006" xmlns:aink="http://schemas.microsoft.com/office/drawing/2016/ink" xmlns:am3d="http://schemas.microsoft.com/office/drawing/2017/model3d" xmlns:o="urn:schemas-microsoft-com:office:office" xmlns:oel="http://schemas.microsoft.com/office/2019/extlst" xmlns:r="http://schemas.openxmlformats.org/officeDocument/2006/relationships" xmlns:m="http://schemas.openxmlformats.org/officeDocument/2006/math" xmlns:v="urn:schemas-microsoft-com:vml" xmlns:wp14="http://schemas.microsoft.com/office/word/2010/wordprocessingDrawing" xmlns:wp="http://schemas.openxmlformats.org/drawingml/2006/wordprocessingDrawing" xmlns:w10="urn:schemas-microsoft-com:office:word" xmlns:w="http://schemas.openxmlformats.org/wordprocessingml/2006/main" xmlns:w14="http://schemas.microsoft.com/office/word/2010/wordml" xmlns:w15="http://schemas.microsoft.com/office/word/2012/wordml" xmlns:w16cei="http://schemas.microsoft.com/office/word/2026/wordml/cei" xmlns:w16cex="http://schemas.microsoft.com/office/word/2018/wordml/cex" xmlns:w16cid="http://schemas.microsoft.com/office/word/2016/wordml/cid" xmlns:w16="http://schemas.microsoft.com/office/word/2018/wordml" xmlns:w16du="http://schemas.microsoft.com/office/word/2023/wordml/word16du" xmlns:w16sdtdh="http://schemas.microsoft.com/office/word/2020/wordml/sdtdatahash" xmlns:w16sdtfl="http://schemas.microsoft.com/office/word/2024/wordml/sdtformatlock" xmlns:w16se="http://schemas.microsoft.com/office/word/2015/wordml/symex" xmlns:wpg="http://schemas.microsoft.com/office/word/2010/wordprocessingGroup" xmlns:wpi="http://schemas.microsoft.com/office/word/2010/wordprocessingInk" xmlns:wne="http://schemas.microsoft.com/office/word/2006/wordml" xmlns:wps="http://schemas.microsoft.com/office/word/2010/wordprocessingShape" mc:Ignorable="w14 w15 w16se w16cid w16 w16cex w16sdtdh w16sdtfl w16du wp14">
   <w:p>
     <w:pPr>
       <w:pBdr>
@@ -41044,7 +42692,7 @@
 </file>
 
 <file path=word/footnotes.xml><?xml version="1.0" encoding="utf-8"?>
-<w:footnotes xmlns:wpc="http://schemas.microsoft.com/office/word/2010/wordprocessingCanvas" xmlns:cx="http://schemas.microsoft.com/office/drawing/2014/chartex" xmlns:cx1="http://schemas.microsoft.com/office/drawing/2015/9/8/chartex" xmlns:cx2="http://schemas.microsoft.com/office/drawing/2015/10/21/chartex" xmlns:cx3="http://schemas.microsoft.com/office/drawing/2016/5/9/chartex" xmlns:cx4="http://schemas.microsoft.com/office/drawing/2016/5/10/chartex" xmlns:cx5="http://schemas.microsoft.com/office/drawing/2016/5/11/chartex" xmlns:cx6="http://schemas.microsoft.com/office/drawing/2016/5/12/chartex" xmlns:cx7="http://schemas.microsoft.com/office/drawing/2016/5/13/chartex" xmlns:cx8="http://schemas.microsoft.com/office/drawing/2016/5/14/chartex" xmlns:mc="http://schemas.openxmlformats.org/markup-compatibility/2006" xmlns:aink="http://schemas.microsoft.com/office/drawing/2016/ink" xmlns:am3d="http://schemas.microsoft.com/office/drawing/2017/model3d" xmlns:o="urn:schemas-microsoft-com:office:office" xmlns:oel="http://schemas.microsoft.com/office/2019/extlst" xmlns:r="http://schemas.openxmlformats.org/officeDocument/2006/relationships" xmlns:m="http://schemas.openxmlformats.org/officeDocument/2006/math" xmlns:v="urn:schemas-microsoft-com:vml" xmlns:wp14="http://schemas.microsoft.com/office/word/2010/wordprocessingDrawing" xmlns:wp="http://schemas.openxmlformats.org/drawingml/2006/wordprocessingDrawing" xmlns:w10="urn:schemas-microsoft-com:office:word" xmlns:w="http://schemas.openxmlformats.org/wordprocessingml/2006/main" xmlns:w14="http://schemas.microsoft.com/office/word/2010/wordml" xmlns:w15="http://schemas.microsoft.com/office/word/2012/wordml" xmlns:w16cex="http://schemas.microsoft.com/office/word/2018/wordml/cex" xmlns:w16cid="http://schemas.microsoft.com/office/word/2016/wordml/cid" xmlns:w16="http://schemas.microsoft.com/office/word/2018/wordml" xmlns:w16du="http://schemas.microsoft.com/office/word/2023/wordml/word16du" xmlns:w16sdtdh="http://schemas.microsoft.com/office/word/2020/wordml/sdtdatahash" xmlns:w16sdtfl="http://schemas.microsoft.com/office/word/2024/wordml/sdtformatlock" xmlns:w16se="http://schemas.microsoft.com/office/word/2015/wordml/symex" xmlns:wpg="http://schemas.microsoft.com/office/word/2010/wordprocessingGroup" xmlns:wpi="http://schemas.microsoft.com/office/word/2010/wordprocessingInk" xmlns:wne="http://schemas.microsoft.com/office/word/2006/wordml" xmlns:wps="http://schemas.microsoft.com/office/word/2010/wordprocessingShape" mc:Ignorable="w14 w15 w16se w16cid w16 w16cex w16sdtdh w16sdtfl w16du wp14">
+<w:footnotes xmlns:wpc="http://schemas.microsoft.com/office/word/2010/wordprocessingCanvas" xmlns:cx="http://schemas.microsoft.com/office/drawing/2014/chartex" xmlns:cx1="http://schemas.microsoft.com/office/drawing/2015/9/8/chartex" xmlns:cx2="http://schemas.microsoft.com/office/drawing/2015/10/21/chartex" xmlns:cx3="http://schemas.microsoft.com/office/drawing/2016/5/9/chartex" xmlns:cx4="http://schemas.microsoft.com/office/drawing/2016/5/10/chartex" xmlns:cx5="http://schemas.microsoft.com/office/drawing/2016/5/11/chartex" xmlns:cx6="http://schemas.microsoft.com/office/drawing/2016/5/12/chartex" xmlns:cx7="http://schemas.microsoft.com/office/drawing/2016/5/13/chartex" xmlns:cx8="http://schemas.microsoft.com/office/drawing/2016/5/14/chartex" xmlns:mc="http://schemas.openxmlformats.org/markup-compatibility/2006" xmlns:aink="http://schemas.microsoft.com/office/drawing/2016/ink" xmlns:am3d="http://schemas.microsoft.com/office/drawing/2017/model3d" xmlns:o="urn:schemas-microsoft-com:office:office" xmlns:oel="http://schemas.microsoft.com/office/2019/extlst" xmlns:r="http://schemas.openxmlformats.org/officeDocument/2006/relationships" xmlns:m="http://schemas.openxmlformats.org/officeDocument/2006/math" xmlns:v="urn:schemas-microsoft-com:vml" xmlns:wp14="http://schemas.microsoft.com/office/word/2010/wordprocessingDrawing" xmlns:wp="http://schemas.openxmlformats.org/drawingml/2006/wordprocessingDrawing" xmlns:w10="urn:schemas-microsoft-com:office:word" xmlns:w="http://schemas.openxmlformats.org/wordprocessingml/2006/main" xmlns:w14="http://schemas.microsoft.com/office/word/2010/wordml" xmlns:w15="http://schemas.microsoft.com/office/word/2012/wordml" xmlns:w16cei="http://schemas.microsoft.com/office/word/2026/wordml/cei" xmlns:w16cex="http://schemas.microsoft.com/office/word/2018/wordml/cex" xmlns:w16cid="http://schemas.microsoft.com/office/word/2016/wordml/cid" xmlns:w16="http://schemas.microsoft.com/office/word/2018/wordml" xmlns:w16du="http://schemas.microsoft.com/office/word/2023/wordml/word16du" xmlns:w16sdtdh="http://schemas.microsoft.com/office/word/2020/wordml/sdtdatahash" xmlns:w16sdtfl="http://schemas.microsoft.com/office/word/2024/wordml/sdtformatlock" xmlns:w16se="http://schemas.microsoft.com/office/word/2015/wordml/symex" xmlns:wpg="http://schemas.microsoft.com/office/word/2010/wordprocessingGroup" xmlns:wpi="http://schemas.microsoft.com/office/word/2010/wordprocessingInk" xmlns:wne="http://schemas.microsoft.com/office/word/2006/wordml" xmlns:wps="http://schemas.microsoft.com/office/word/2010/wordprocessingShape" mc:Ignorable="w14 w15 w16se w16cid w16 w16cex w16sdtdh w16sdtfl w16du wp14">
   <w:footnote w:type="separator" w:id="-1">
     <w:p>
       <w:pPr>
@@ -41069,7 +42717,7 @@
 </file>
 
 <file path=word/header1.xml><?xml version="1.0" encoding="utf-8"?>
-<w:hdr xmlns:wpc="http://schemas.microsoft.com/office/word/2010/wordprocessingCanvas" xmlns:cx="http://schemas.microsoft.com/office/drawing/2014/chartex" xmlns:cx1="http://schemas.microsoft.com/office/drawing/2015/9/8/chartex" xmlns:cx2="http://schemas.microsoft.com/office/drawing/2015/10/21/chartex" xmlns:cx3="http://schemas.microsoft.com/office/drawing/2016/5/9/chartex" xmlns:cx4="http://schemas.microsoft.com/office/drawing/2016/5/10/chartex" xmlns:cx5="http://schemas.microsoft.com/office/drawing/2016/5/11/chartex" xmlns:cx6="http://schemas.microsoft.com/office/drawing/2016/5/12/chartex" xmlns:cx7="http://schemas.microsoft.com/office/drawing/2016/5/13/chartex" xmlns:cx8="http://schemas.microsoft.com/office/drawing/2016/5/14/chartex" xmlns:mc="http://schemas.openxmlformats.org/markup-compatibility/2006" xmlns:aink="http://schemas.microsoft.com/office/drawing/2016/ink" xmlns:am3d="http://schemas.microsoft.com/office/drawing/2017/model3d" xmlns:o="urn:schemas-microsoft-com:office:office" xmlns:oel="http://schemas.microsoft.com/office/2019/extlst" xmlns:r="http://schemas.openxmlformats.org/officeDocument/2006/relationships" xmlns:m="http://schemas.openxmlformats.org/officeDocument/2006/math" xmlns:v="urn:schemas-microsoft-com:vml" xmlns:wp14="http://schemas.microsoft.com/office/word/2010/wordprocessingDrawing" xmlns:wp="http://schemas.openxmlformats.org/drawingml/2006/wordprocessingDrawing" xmlns:w10="urn:schemas-microsoft-com:office:word" xmlns:w="http://schemas.openxmlformats.org/wordprocessingml/2006/main" xmlns:w14="http://schemas.microsoft.com/office/word/2010/wordml" xmlns:w15="http://schemas.microsoft.com/office/word/2012/wordml" xmlns:w16cex="http://schemas.microsoft.com/office/word/2018/wordml/cex" xmlns:w16cid="http://schemas.microsoft.com/office/word/2016/wordml/cid" xmlns:w16="http://schemas.microsoft.com/office/word/2018/wordml" xmlns:w16du="http://schemas.microsoft.com/office/word/2023/wordml/word16du" xmlns:w16sdtdh="http://schemas.microsoft.com/office/word/2020/wordml/sdtdatahash" xmlns:w16sdtfl="http://schemas.microsoft.com/office/word/2024/wordml/sdtformatlock" xmlns:w16se="http://schemas.microsoft.com/office/word/2015/wordml/symex" xmlns:wpg="http://schemas.microsoft.com/office/word/2010/wordprocessingGroup" xmlns:wpi="http://schemas.microsoft.com/office/word/2010/wordprocessingInk" xmlns:wne="http://schemas.microsoft.com/office/word/2006/wordml" xmlns:wps="http://schemas.microsoft.com/office/word/2010/wordprocessingShape" mc:Ignorable="w14 w15 w16se w16cid w16 w16cex w16sdtdh w16sdtfl w16du wp14">
+<w:hdr xmlns:wpc="http://schemas.microsoft.com/office/word/2010/wordprocessingCanvas" xmlns:cx="http://schemas.microsoft.com/office/drawing/2014/chartex" xmlns:cx1="http://schemas.microsoft.com/office/drawing/2015/9/8/chartex" xmlns:cx2="http://schemas.microsoft.com/office/drawing/2015/10/21/chartex" xmlns:cx3="http://schemas.microsoft.com/office/drawing/2016/5/9/chartex" xmlns:cx4="http://schemas.microsoft.com/office/drawing/2016/5/10/chartex" xmlns:cx5="http://schemas.microsoft.com/office/drawing/2016/5/11/chartex" xmlns:cx6="http://schemas.microsoft.com/office/drawing/2016/5/12/chartex" xmlns:cx7="http://schemas.microsoft.com/office/drawing/2016/5/13/chartex" xmlns:cx8="http://schemas.microsoft.com/office/drawing/2016/5/14/chartex" xmlns:mc="http://schemas.openxmlformats.org/markup-compatibility/2006" xmlns:aink="http://schemas.microsoft.com/office/drawing/2016/ink" xmlns:am3d="http://schemas.microsoft.com/office/drawing/2017/model3d" xmlns:o="urn:schemas-microsoft-com:office:office" xmlns:oel="http://schemas.microsoft.com/office/2019/extlst" xmlns:r="http://schemas.openxmlformats.org/officeDocument/2006/relationships" xmlns:m="http://schemas.openxmlformats.org/officeDocument/2006/math" xmlns:v="urn:schemas-microsoft-com:vml" xmlns:wp14="http://schemas.microsoft.com/office/word/2010/wordprocessingDrawing" xmlns:wp="http://schemas.openxmlformats.org/drawingml/2006/wordprocessingDrawing" xmlns:w10="urn:schemas-microsoft-com:office:word" xmlns:w="http://schemas.openxmlformats.org/wordprocessingml/2006/main" xmlns:w14="http://schemas.microsoft.com/office/word/2010/wordml" xmlns:w15="http://schemas.microsoft.com/office/word/2012/wordml" xmlns:w16cei="http://schemas.microsoft.com/office/word/2026/wordml/cei" xmlns:w16cex="http://schemas.microsoft.com/office/word/2018/wordml/cex" xmlns:w16cid="http://schemas.microsoft.com/office/word/2016/wordml/cid" xmlns:w16="http://schemas.microsoft.com/office/word/2018/wordml" xmlns:w16du="http://schemas.microsoft.com/office/word/2023/wordml/word16du" xmlns:w16sdtdh="http://schemas.microsoft.com/office/word/2020/wordml/sdtdatahash" xmlns:w16sdtfl="http://schemas.microsoft.com/office/word/2024/wordml/sdtformatlock" xmlns:w16se="http://schemas.microsoft.com/office/word/2015/wordml/symex" xmlns:wpg="http://schemas.microsoft.com/office/word/2010/wordprocessingGroup" xmlns:wpi="http://schemas.microsoft.com/office/word/2010/wordprocessingInk" xmlns:wne="http://schemas.microsoft.com/office/word/2006/wordml" xmlns:wps="http://schemas.microsoft.com/office/word/2010/wordprocessingShape" mc:Ignorable="w14 w15 w16se w16cid w16 w16cex w16sdtdh w16sdtfl w16du wp14">
   <w:p>
     <w:pPr>
       <w:pStyle w:val="Header"/>
@@ -41090,7 +42738,7 @@
 </file>
 
 <file path=word/header2.xml><?xml version="1.0" encoding="utf-8"?>
-<w:hdr xmlns:wpc="http://schemas.microsoft.com/office/word/2010/wordprocessingCanvas" xmlns:cx="http://schemas.microsoft.com/office/drawing/2014/chartex" xmlns:cx1="http://schemas.microsoft.com/office/drawing/2015/9/8/chartex" xmlns:cx2="http://schemas.microsoft.com/office/drawing/2015/10/21/chartex" xmlns:cx3="http://schemas.microsoft.com/office/drawing/2016/5/9/chartex" xmlns:cx4="http://schemas.microsoft.com/office/drawing/2016/5/10/chartex" xmlns:cx5="http://schemas.microsoft.com/office/drawing/2016/5/11/chartex" xmlns:cx6="http://schemas.microsoft.com/office/drawing/2016/5/12/chartex" xmlns:cx7="http://schemas.microsoft.com/office/drawing/2016/5/13/chartex" xmlns:cx8="http://schemas.microsoft.com/office/drawing/2016/5/14/chartex" xmlns:mc="http://schemas.openxmlformats.org/markup-compatibility/2006" xmlns:aink="http://schemas.microsoft.com/office/drawing/2016/ink" xmlns:am3d="http://schemas.microsoft.com/office/drawing/2017/model3d" xmlns:o="urn:schemas-microsoft-com:office:office" xmlns:oel="http://schemas.microsoft.com/office/2019/extlst" xmlns:r="http://schemas.openxmlformats.org/officeDocument/2006/relationships" xmlns:m="http://schemas.openxmlformats.org/officeDocument/2006/math" xmlns:v="urn:schemas-microsoft-com:vml" xmlns:wp14="http://schemas.microsoft.com/office/word/2010/wordprocessingDrawing" xmlns:wp="http://schemas.openxmlformats.org/drawingml/2006/wordprocessingDrawing" xmlns:w10="urn:schemas-microsoft-com:office:word" xmlns:w="http://schemas.openxmlformats.org/wordprocessingml/2006/main" xmlns:w14="http://schemas.microsoft.com/office/word/2010/wordml" xmlns:w15="http://schemas.microsoft.com/office/word/2012/wordml" xmlns:w16cex="http://schemas.microsoft.com/office/word/2018/wordml/cex" xmlns:w16cid="http://schemas.microsoft.com/office/word/2016/wordml/cid" xmlns:w16="http://schemas.microsoft.com/office/word/2018/wordml" xmlns:w16du="http://schemas.microsoft.com/office/word/2023/wordml/word16du" xmlns:w16sdtdh="http://schemas.microsoft.com/office/word/2020/wordml/sdtdatahash" xmlns:w16sdtfl="http://schemas.microsoft.com/office/word/2024/wordml/sdtformatlock" xmlns:w16se="http://schemas.microsoft.com/office/word/2015/wordml/symex" xmlns:wpg="http://schemas.microsoft.com/office/word/2010/wordprocessingGroup" xmlns:wpi="http://schemas.microsoft.com/office/word/2010/wordprocessingInk" xmlns:wne="http://schemas.microsoft.com/office/word/2006/wordml" xmlns:wps="http://schemas.microsoft.com/office/word/2010/wordprocessingShape" mc:Ignorable="w14 w15 w16se w16cid w16 w16cex w16sdtdh w16sdtfl w16du wp14">
+<w:hdr xmlns:wpc="http://schemas.microsoft.com/office/word/2010/wordprocessingCanvas" xmlns:cx="http://schemas.microsoft.com/office/drawing/2014/chartex" xmlns:cx1="http://schemas.microsoft.com/office/drawing/2015/9/8/chartex" xmlns:cx2="http://schemas.microsoft.com/office/drawing/2015/10/21/chartex" xmlns:cx3="http://schemas.microsoft.com/office/drawing/2016/5/9/chartex" xmlns:cx4="http://schemas.microsoft.com/office/drawing/2016/5/10/chartex" xmlns:cx5="http://schemas.microsoft.com/office/drawing/2016/5/11/chartex" xmlns:cx6="http://schemas.microsoft.com/office/drawing/2016/5/12/chartex" xmlns:cx7="http://schemas.microsoft.com/office/drawing/2016/5/13/chartex" xmlns:cx8="http://schemas.microsoft.com/office/drawing/2016/5/14/chartex" xmlns:mc="http://schemas.openxmlformats.org/markup-compatibility/2006" xmlns:aink="http://schemas.microsoft.com/office/drawing/2016/ink" xmlns:am3d="http://schemas.microsoft.com/office/drawing/2017/model3d" xmlns:o="urn:schemas-microsoft-com:office:office" xmlns:oel="http://schemas.microsoft.com/office/2019/extlst" xmlns:r="http://schemas.openxmlformats.org/officeDocument/2006/relationships" xmlns:m="http://schemas.openxmlformats.org/officeDocument/2006/math" xmlns:v="urn:schemas-microsoft-com:vml" xmlns:wp14="http://schemas.microsoft.com/office/word/2010/wordprocessingDrawing" xmlns:wp="http://schemas.openxmlformats.org/drawingml/2006/wordprocessingDrawing" xmlns:w10="urn:schemas-microsoft-com:office:word" xmlns:w="http://schemas.openxmlformats.org/wordprocessingml/2006/main" xmlns:w14="http://schemas.microsoft.com/office/word/2010/wordml" xmlns:w15="http://schemas.microsoft.com/office/word/2012/wordml" xmlns:w16cei="http://schemas.microsoft.com/office/word/2026/wordml/cei" xmlns:w16cex="http://schemas.microsoft.com/office/word/2018/wordml/cex" xmlns:w16cid="http://schemas.microsoft.com/office/word/2016/wordml/cid" xmlns:w16="http://schemas.microsoft.com/office/word/2018/wordml" xmlns:w16du="http://schemas.microsoft.com/office/word/2023/wordml/word16du" xmlns:w16sdtdh="http://schemas.microsoft.com/office/word/2020/wordml/sdtdatahash" xmlns:w16sdtfl="http://schemas.microsoft.com/office/word/2024/wordml/sdtformatlock" xmlns:w16se="http://schemas.microsoft.com/office/word/2015/wordml/symex" xmlns:wpg="http://schemas.microsoft.com/office/word/2010/wordprocessingGroup" xmlns:wpi="http://schemas.microsoft.com/office/word/2010/wordprocessingInk" xmlns:wne="http://schemas.microsoft.com/office/word/2006/wordml" xmlns:wps="http://schemas.microsoft.com/office/word/2010/wordprocessingShape" mc:Ignorable="w14 w15 w16se w16cid w16 w16cex w16sdtdh w16sdtfl w16du wp14">
   <w:p>
     <w:pPr>
       <w:pStyle w:val="Header"/>
@@ -41494,7 +43142,7 @@
   <w:style w:type="paragraph" w:default="1" w:styleId="Normal">
     <w:name w:val="Normal"/>
     <w:qFormat/>
-    <w:rsid w:val="00076C05"/>
+    <w:rsid w:val="00886EE1"/>
     <w:pPr>
       <w:spacing w:before="120" w:line="276" w:lineRule="auto"/>
     </w:pPr>
